--- a/doc_tables/best_cats_PhNH2_BnOH.docx
+++ b/doc_tables/best_cats_PhNH2_BnOH.docx
@@ -1540,7 +1540,7 @@
           </w:tcPr>
           <w:p>
             <w:r>
-              <w:t>Sm</w:t>
+              <w:t>Bi</w:t>
             </w:r>
           </w:p>
         </w:tc>
@@ -1560,37 +1560,37 @@
           </w:tcPr>
           <w:p>
             <w:r>
-              <w:t>(30/140.0°C/tBuOK/SmI2/inert/10.1021/acs.joc.9b00717/2019/MW)</w:t>
-            </w:r>
-          </w:p>
-        </w:tc>
-        <w:tc>
-          <w:tcPr>
-            <w:tcW w:type="dxa" w:w="1080"/>
-          </w:tcPr>
-          <w:p>
-            <w:r>
-              <w:t>(30/140.0°C/tBuOK/SmI2/inert/10.1021/acs.joc.9b00717/2019/MW)</w:t>
-            </w:r>
-          </w:p>
-        </w:tc>
-        <w:tc>
-          <w:tcPr>
-            <w:tcW w:type="dxa" w:w="1080"/>
-          </w:tcPr>
-          <w:p>
-            <w:r>
-              <w:t>(30/140.0°C/tBuOK/SmI2/inert/10.1021/acs.joc.9b00717/2019/MW)</w:t>
-            </w:r>
-          </w:p>
-        </w:tc>
-        <w:tc>
-          <w:tcPr>
-            <w:tcW w:type="dxa" w:w="1080"/>
-          </w:tcPr>
-          <w:p>
-            <w:r>
-              <w:t>(12/160.0°C/no base/Sm(NTf2)3/oxygen/10.1002/ejoc.202000229/2020/microwave)</w:t>
+              <w:t>(1162/25.0°C/tBuOK/Bi-S3/s-Vs/inert/10.1039/d2ta06142b/2022/100W blue LED)</w:t>
+            </w:r>
+          </w:p>
+        </w:tc>
+        <w:tc>
+          <w:tcPr>
+            <w:tcW w:type="dxa" w:w="1080"/>
+          </w:tcPr>
+          <w:p>
+            <w:r>
+              <w:t>(1162/25.0°C/tBuOK/Bi-S3/s-Vs/inert/10.1039/d2ta06142b/2022/100W blue LED)</w:t>
+            </w:r>
+          </w:p>
+        </w:tc>
+        <w:tc>
+          <w:tcPr>
+            <w:tcW w:type="dxa" w:w="1080"/>
+          </w:tcPr>
+          <w:p>
+            <w:r>
+              <w:t>(1162/25.0°C/tBuOK/Bi-S3/s-Vs/inert/10.1039/d2ta06142b/2022/100W blue LED)</w:t>
+            </w:r>
+          </w:p>
+        </w:tc>
+        <w:tc>
+          <w:tcPr>
+            <w:tcW w:type="dxa" w:w="1080"/>
+          </w:tcPr>
+          <w:p>
+            <w:r>
+              <w:t>(10/160.0°C/no base/Bi(NTf2)3/oxygen/10.1002/ejoc.202000229/2020/microwave)</w:t>
             </w:r>
           </w:p>
         </w:tc>
@@ -1622,7 +1622,7 @@
           </w:tcPr>
           <w:p>
             <w:r>
-              <w:t>Cd</w:t>
+              <w:t>Re</w:t>
             </w:r>
           </w:p>
         </w:tc>
@@ -1642,57 +1642,57 @@
           </w:tcPr>
           <w:p>
             <w:r>
-              <w:t>(0/160.0°C/no base/Cd(NTf2)2/oxygen/10.1002/ejoc.202000229/2020/microwave)</w:t>
-            </w:r>
-          </w:p>
-        </w:tc>
-        <w:tc>
-          <w:tcPr>
-            <w:tcW w:type="dxa" w:w="1080"/>
-          </w:tcPr>
-          <w:p>
-            <w:r>
-              <w:t>no data</w:t>
-            </w:r>
-          </w:p>
-        </w:tc>
-        <w:tc>
-          <w:tcPr>
-            <w:tcW w:type="dxa" w:w="1080"/>
-          </w:tcPr>
-          <w:p>
-            <w:r>
-              <w:t>no data</w:t>
-            </w:r>
-          </w:p>
-        </w:tc>
-        <w:tc>
-          <w:tcPr>
-            <w:tcW w:type="dxa" w:w="1080"/>
-          </w:tcPr>
-          <w:p>
-            <w:r>
-              <w:t>(0/160.0°C/no base/Cd(NTf2)2/oxygen/10.1002/ejoc.202000229/2020/microwave)</w:t>
-            </w:r>
-          </w:p>
-        </w:tc>
-        <w:tc>
-          <w:tcPr>
-            <w:tcW w:type="dxa" w:w="1080"/>
-          </w:tcPr>
-          <w:p>
-            <w:r>
-              <w:t>no data</w:t>
-            </w:r>
-          </w:p>
-        </w:tc>
-        <w:tc>
-          <w:tcPr>
-            <w:tcW w:type="dxa" w:w="1080"/>
-          </w:tcPr>
-          <w:p>
-            <w:r>
-              <w:t>[]</w:t>
+              <w:t>(66/100.0°C/tBuOK/Re(NHC1)2(CO)3Br/inert/10.1021/acs.organomet.3c00046/2023/0)</w:t>
+            </w:r>
+          </w:p>
+        </w:tc>
+        <w:tc>
+          <w:tcPr>
+            <w:tcW w:type="dxa" w:w="1080"/>
+          </w:tcPr>
+          <w:p>
+            <w:r>
+              <w:t>(66/100.0°C/tBuOK/Re(NHC1)2(CO)3Br/inert/10.1021/acs.organomet.3c00046/2023/0)</w:t>
+            </w:r>
+          </w:p>
+        </w:tc>
+        <w:tc>
+          <w:tcPr>
+            <w:tcW w:type="dxa" w:w="1080"/>
+          </w:tcPr>
+          <w:p>
+            <w:r>
+              <w:t>(54/100.0°C/tBuOK/Re(NHC1)2(CO)3Cl/inert/10.1021/acs.organomet.3c00046/2023/0)</w:t>
+            </w:r>
+          </w:p>
+        </w:tc>
+        <w:tc>
+          <w:tcPr>
+            <w:tcW w:type="dxa" w:w="1080"/>
+          </w:tcPr>
+          <w:p>
+            <w:r>
+              <w:t>(8/150.0°C/no base/ReH7(Pcy3)2/inert/10.1016/j.tetlet.2014.05.068/2014/0)</w:t>
+            </w:r>
+          </w:p>
+        </w:tc>
+        <w:tc>
+          <w:tcPr>
+            <w:tcW w:type="dxa" w:w="1080"/>
+          </w:tcPr>
+          <w:p>
+            <w:r>
+              <w:t>(8/150.0°C/no base/ReH7(Pcy3)2/inert/10.1016/j.tetlet.2014.05.068/2014/0)</w:t>
+            </w:r>
+          </w:p>
+        </w:tc>
+        <w:tc>
+          <w:tcPr>
+            <w:tcW w:type="dxa" w:w="1080"/>
+          </w:tcPr>
+          <w:p>
+            <w:r>
+              <w:t>['tBuOK', 'no base']</w:t>
             </w:r>
           </w:p>
         </w:tc>
@@ -1704,7 +1704,7 @@
           </w:tcPr>
           <w:p>
             <w:r>
-              <w:t>Re</w:t>
+              <w:t>W</w:t>
             </w:r>
           </w:p>
         </w:tc>
@@ -1724,57 +1724,57 @@
           </w:tcPr>
           <w:p>
             <w:r>
-              <w:t>(66/100.0°C/tBuOK/Re(NHC1)2(CO)3Br/inert/10.1021/acs.organomet.3c00046/2023/0)</w:t>
-            </w:r>
-          </w:p>
-        </w:tc>
-        <w:tc>
-          <w:tcPr>
-            <w:tcW w:type="dxa" w:w="1080"/>
-          </w:tcPr>
-          <w:p>
-            <w:r>
-              <w:t>(66/100.0°C/tBuOK/Re(NHC1)2(CO)3Br/inert/10.1021/acs.organomet.3c00046/2023/0)</w:t>
-            </w:r>
-          </w:p>
-        </w:tc>
-        <w:tc>
-          <w:tcPr>
-            <w:tcW w:type="dxa" w:w="1080"/>
-          </w:tcPr>
-          <w:p>
-            <w:r>
-              <w:t>(54/100.0°C/tBuOK/Re(NHC1)2(CO)3Cl/inert/10.1021/acs.organomet.3c00046/2023/0)</w:t>
-            </w:r>
-          </w:p>
-        </w:tc>
-        <w:tc>
-          <w:tcPr>
-            <w:tcW w:type="dxa" w:w="1080"/>
-          </w:tcPr>
-          <w:p>
-            <w:r>
-              <w:t>(8/150.0°C/no base/ReH7(Pcy3)2/inert/10.1016/j.tetlet.2014.05.068/2014/0)</w:t>
-            </w:r>
-          </w:p>
-        </w:tc>
-        <w:tc>
-          <w:tcPr>
-            <w:tcW w:type="dxa" w:w="1080"/>
-          </w:tcPr>
-          <w:p>
-            <w:r>
-              <w:t>(8/150.0°C/no base/ReH7(Pcy3)2/inert/10.1016/j.tetlet.2014.05.068/2014/0)</w:t>
-            </w:r>
-          </w:p>
-        </w:tc>
-        <w:tc>
-          <w:tcPr>
-            <w:tcW w:type="dxa" w:w="1080"/>
-          </w:tcPr>
-          <w:p>
-            <w:r>
-              <w:t>['tBuOK', 'no base']</w:t>
+              <w:t>(142/130.0°C/tBuOK/W(CO)6/inert/10.1002/cssc.202002830/2020/0)</w:t>
+            </w:r>
+          </w:p>
+        </w:tc>
+        <w:tc>
+          <w:tcPr>
+            <w:tcW w:type="dxa" w:w="1080"/>
+          </w:tcPr>
+          <w:p>
+            <w:r>
+              <w:t>(142/130.0°C/tBuOK/W(CO)6/inert/10.1002/cssc.202002830/2020/0)</w:t>
+            </w:r>
+          </w:p>
+        </w:tc>
+        <w:tc>
+          <w:tcPr>
+            <w:tcW w:type="dxa" w:w="1080"/>
+          </w:tcPr>
+          <w:p>
+            <w:r>
+              <w:t>(74/130.0°C/tBuOK/W(CO)6/inert/10.1002/cssc.202002830/2020/0)</w:t>
+            </w:r>
+          </w:p>
+        </w:tc>
+        <w:tc>
+          <w:tcPr>
+            <w:tcW w:type="dxa" w:w="1080"/>
+          </w:tcPr>
+          <w:p>
+            <w:r>
+              <w:t>(14/140.0°C/no base/10WO3/ZrO2/oxygen/10.1039/d2ra00198e/2022/0)</w:t>
+            </w:r>
+          </w:p>
+        </w:tc>
+        <w:tc>
+          <w:tcPr>
+            <w:tcW w:type="dxa" w:w="1080"/>
+          </w:tcPr>
+          <w:p>
+            <w:r>
+              <w:t>no data</w:t>
+            </w:r>
+          </w:p>
+        </w:tc>
+        <w:tc>
+          <w:tcPr>
+            <w:tcW w:type="dxa" w:w="1080"/>
+          </w:tcPr>
+          <w:p>
+            <w:r>
+              <w:t>['tBuOK']</w:t>
             </w:r>
           </w:p>
         </w:tc>
@@ -1786,7 +1786,7 @@
           </w:tcPr>
           <w:p>
             <w:r>
-              <w:t>W</w:t>
+              <w:t>Cd</w:t>
             </w:r>
           </w:p>
         </w:tc>
@@ -1806,37 +1806,7 @@
           </w:tcPr>
           <w:p>
             <w:r>
-              <w:t>(142/130.0°C/tBuOK/W(CO)6/inert/10.1002/cssc.202002830/2020/0)</w:t>
-            </w:r>
-          </w:p>
-        </w:tc>
-        <w:tc>
-          <w:tcPr>
-            <w:tcW w:type="dxa" w:w="1080"/>
-          </w:tcPr>
-          <w:p>
-            <w:r>
-              <w:t>(142/130.0°C/tBuOK/W(CO)6/inert/10.1002/cssc.202002830/2020/0)</w:t>
-            </w:r>
-          </w:p>
-        </w:tc>
-        <w:tc>
-          <w:tcPr>
-            <w:tcW w:type="dxa" w:w="1080"/>
-          </w:tcPr>
-          <w:p>
-            <w:r>
-              <w:t>(74/130.0°C/tBuOK/W(CO)6/inert/10.1002/cssc.202002830/2020/0)</w:t>
-            </w:r>
-          </w:p>
-        </w:tc>
-        <w:tc>
-          <w:tcPr>
-            <w:tcW w:type="dxa" w:w="1080"/>
-          </w:tcPr>
-          <w:p>
-            <w:r>
-              <w:t>(14/140.0°C/no base/10WO3/ZrO2/oxygen/10.1039/d2ra00198e/2022/0)</w:t>
+              <w:t>(0/160.0°C/no base/Cd(NTf2)2/oxygen/10.1002/ejoc.202000229/2020/microwave)</w:t>
             </w:r>
           </w:p>
         </w:tc>
@@ -1856,7 +1826,37 @@
           </w:tcPr>
           <w:p>
             <w:r>
-              <w:t>['tBuOK']</w:t>
+              <w:t>no data</w:t>
+            </w:r>
+          </w:p>
+        </w:tc>
+        <w:tc>
+          <w:tcPr>
+            <w:tcW w:type="dxa" w:w="1080"/>
+          </w:tcPr>
+          <w:p>
+            <w:r>
+              <w:t>(0/160.0°C/no base/Cd(NTf2)2/oxygen/10.1002/ejoc.202000229/2020/microwave)</w:t>
+            </w:r>
+          </w:p>
+        </w:tc>
+        <w:tc>
+          <w:tcPr>
+            <w:tcW w:type="dxa" w:w="1080"/>
+          </w:tcPr>
+          <w:p>
+            <w:r>
+              <w:t>no data</w:t>
+            </w:r>
+          </w:p>
+        </w:tc>
+        <w:tc>
+          <w:tcPr>
+            <w:tcW w:type="dxa" w:w="1080"/>
+          </w:tcPr>
+          <w:p>
+            <w:r>
+              <w:t>[]</w:t>
             </w:r>
           </w:p>
         </w:tc>
@@ -1868,7 +1868,7 @@
           </w:tcPr>
           <w:p>
             <w:r>
-              <w:t>Bi</w:t>
+              <w:t>Sm</w:t>
             </w:r>
           </w:p>
         </w:tc>
@@ -1888,37 +1888,37 @@
           </w:tcPr>
           <w:p>
             <w:r>
-              <w:t>(1162/25.0°C/tBuOK/Bi-S3/s-Vs/inert/10.1039/d2ta06142b/2022/100W blue LED)</w:t>
-            </w:r>
-          </w:p>
-        </w:tc>
-        <w:tc>
-          <w:tcPr>
-            <w:tcW w:type="dxa" w:w="1080"/>
-          </w:tcPr>
-          <w:p>
-            <w:r>
-              <w:t>(1162/25.0°C/tBuOK/Bi-S3/s-Vs/inert/10.1039/d2ta06142b/2022/100W blue LED)</w:t>
-            </w:r>
-          </w:p>
-        </w:tc>
-        <w:tc>
-          <w:tcPr>
-            <w:tcW w:type="dxa" w:w="1080"/>
-          </w:tcPr>
-          <w:p>
-            <w:r>
-              <w:t>(1162/25.0°C/tBuOK/Bi-S3/s-Vs/inert/10.1039/d2ta06142b/2022/100W blue LED)</w:t>
-            </w:r>
-          </w:p>
-        </w:tc>
-        <w:tc>
-          <w:tcPr>
-            <w:tcW w:type="dxa" w:w="1080"/>
-          </w:tcPr>
-          <w:p>
-            <w:r>
-              <w:t>(10/160.0°C/no base/Bi(NTf2)3/oxygen/10.1002/ejoc.202000229/2020/microwave)</w:t>
+              <w:t>(30/140.0°C/tBuOK/SmI2/inert/10.1021/acs.joc.9b00717/2019/MW)</w:t>
+            </w:r>
+          </w:p>
+        </w:tc>
+        <w:tc>
+          <w:tcPr>
+            <w:tcW w:type="dxa" w:w="1080"/>
+          </w:tcPr>
+          <w:p>
+            <w:r>
+              <w:t>(30/140.0°C/tBuOK/SmI2/inert/10.1021/acs.joc.9b00717/2019/MW)</w:t>
+            </w:r>
+          </w:p>
+        </w:tc>
+        <w:tc>
+          <w:tcPr>
+            <w:tcW w:type="dxa" w:w="1080"/>
+          </w:tcPr>
+          <w:p>
+            <w:r>
+              <w:t>(30/140.0°C/tBuOK/SmI2/inert/10.1021/acs.joc.9b00717/2019/MW)</w:t>
+            </w:r>
+          </w:p>
+        </w:tc>
+        <w:tc>
+          <w:tcPr>
+            <w:tcW w:type="dxa" w:w="1080"/>
+          </w:tcPr>
+          <w:p>
+            <w:r>
+              <w:t>(12/160.0°C/no base/Sm(NTf2)3/oxygen/10.1002/ejoc.202000229/2020/microwave)</w:t>
             </w:r>
           </w:p>
         </w:tc>
@@ -1950,7 +1950,7 @@
           </w:tcPr>
           <w:p>
             <w:r>
-              <w:t>Ba</w:t>
+              <w:t>Yb</w:t>
             </w:r>
           </w:p>
         </w:tc>
@@ -1970,57 +1970,57 @@
           </w:tcPr>
           <w:p>
             <w:r>
-              <w:t>(0/160.0°C/no base/Ba(NTf2)2/oxygen/10.1002/ejoc.202000229/2020/microwave)</w:t>
-            </w:r>
-          </w:p>
-        </w:tc>
-        <w:tc>
-          <w:tcPr>
-            <w:tcW w:type="dxa" w:w="1080"/>
-          </w:tcPr>
-          <w:p>
-            <w:r>
-              <w:t>no data</w:t>
-            </w:r>
-          </w:p>
-        </w:tc>
-        <w:tc>
-          <w:tcPr>
-            <w:tcW w:type="dxa" w:w="1080"/>
-          </w:tcPr>
-          <w:p>
-            <w:r>
-              <w:t>no data</w:t>
-            </w:r>
-          </w:p>
-        </w:tc>
-        <w:tc>
-          <w:tcPr>
-            <w:tcW w:type="dxa" w:w="1080"/>
-          </w:tcPr>
-          <w:p>
-            <w:r>
-              <w:t>(0/160.0°C/no base/Ba(NTf2)2/oxygen/10.1002/ejoc.202000229/2020/microwave)</w:t>
-            </w:r>
-          </w:p>
-        </w:tc>
-        <w:tc>
-          <w:tcPr>
-            <w:tcW w:type="dxa" w:w="1080"/>
-          </w:tcPr>
-          <w:p>
-            <w:r>
-              <w:t>no data</w:t>
-            </w:r>
-          </w:p>
-        </w:tc>
-        <w:tc>
-          <w:tcPr>
-            <w:tcW w:type="dxa" w:w="1080"/>
-          </w:tcPr>
-          <w:p>
-            <w:r>
-              <w:t>[]</w:t>
+              <w:t>(18/160.0°C/no base/Yb(NTf2)2/oxygen/10.1002/ejoc.202000229/2020/microwave)</w:t>
+            </w:r>
+          </w:p>
+        </w:tc>
+        <w:tc>
+          <w:tcPr>
+            <w:tcW w:type="dxa" w:w="1080"/>
+          </w:tcPr>
+          <w:p>
+            <w:r>
+              <w:t>(18/160.0°C/no base/Yb(NTf2)2/oxygen/10.1002/ejoc.202000229/2020/microwave)</w:t>
+            </w:r>
+          </w:p>
+        </w:tc>
+        <w:tc>
+          <w:tcPr>
+            <w:tcW w:type="dxa" w:w="1080"/>
+          </w:tcPr>
+          <w:p>
+            <w:r>
+              <w:t>(18/160.0°C/no base/Yb(NTf2)2/oxygen/10.1002/ejoc.202000229/2020/microwave)</w:t>
+            </w:r>
+          </w:p>
+        </w:tc>
+        <w:tc>
+          <w:tcPr>
+            <w:tcW w:type="dxa" w:w="1080"/>
+          </w:tcPr>
+          <w:p>
+            <w:r>
+              <w:t>(18/160.0°C/no base/Yb(NTf2)2/oxygen/10.1002/ejoc.202000229/2020/microwave)</w:t>
+            </w:r>
+          </w:p>
+        </w:tc>
+        <w:tc>
+          <w:tcPr>
+            <w:tcW w:type="dxa" w:w="1080"/>
+          </w:tcPr>
+          <w:p>
+            <w:r>
+              <w:t>(18/160.0°C/no base/Yb(NTf2)2/oxygen/10.1002/ejoc.202000229/2020/microwave)</w:t>
+            </w:r>
+          </w:p>
+        </w:tc>
+        <w:tc>
+          <w:tcPr>
+            <w:tcW w:type="dxa" w:w="1080"/>
+          </w:tcPr>
+          <w:p>
+            <w:r>
+              <w:t>['no base']</w:t>
             </w:r>
           </w:p>
         </w:tc>
@@ -2032,7 +2032,7 @@
           </w:tcPr>
           <w:p>
             <w:r>
-              <w:t>V</w:t>
+              <w:t>Pd,Pt</w:t>
             </w:r>
           </w:p>
         </w:tc>
@@ -2052,57 +2052,57 @@
           </w:tcPr>
           <w:p>
             <w:r>
-              <w:t>(0/130.0°C/tBuOK/VCl2/inert/10.1016/j.tet.2011.02.075/2011/0)</w:t>
-            </w:r>
-          </w:p>
-        </w:tc>
-        <w:tc>
-          <w:tcPr>
-            <w:tcW w:type="dxa" w:w="1080"/>
-          </w:tcPr>
-          <w:p>
-            <w:r>
-              <w:t>no data</w:t>
-            </w:r>
-          </w:p>
-        </w:tc>
-        <w:tc>
-          <w:tcPr>
-            <w:tcW w:type="dxa" w:w="1080"/>
-          </w:tcPr>
-          <w:p>
-            <w:r>
-              <w:t>no data</w:t>
-            </w:r>
-          </w:p>
-        </w:tc>
-        <w:tc>
-          <w:tcPr>
-            <w:tcW w:type="dxa" w:w="1080"/>
-          </w:tcPr>
-          <w:p>
-            <w:r>
-              <w:t>no data</w:t>
-            </w:r>
-          </w:p>
-        </w:tc>
-        <w:tc>
-          <w:tcPr>
-            <w:tcW w:type="dxa" w:w="1080"/>
-          </w:tcPr>
-          <w:p>
-            <w:r>
-              <w:t>no data</w:t>
-            </w:r>
-          </w:p>
-        </w:tc>
-        <w:tc>
-          <w:tcPr>
-            <w:tcW w:type="dxa" w:w="1080"/>
-          </w:tcPr>
-          <w:p>
-            <w:r>
-              <w:t>[]</w:t>
+              <w:t>(100/180.0°C/no base/PdPt/MgO/inert/10.1002/chem.200901501/2009/0)</w:t>
+            </w:r>
+          </w:p>
+        </w:tc>
+        <w:tc>
+          <w:tcPr>
+            <w:tcW w:type="dxa" w:w="1080"/>
+          </w:tcPr>
+          <w:p>
+            <w:r>
+              <w:t>(100/180.0°C/no base/PdPt/MgO/inert/10.1002/chem.200901501/2009/0)</w:t>
+            </w:r>
+          </w:p>
+        </w:tc>
+        <w:tc>
+          <w:tcPr>
+            <w:tcW w:type="dxa" w:w="1080"/>
+          </w:tcPr>
+          <w:p>
+            <w:r>
+              <w:t>(100/180.0°C/no base/PdPt/MgO/inert/10.1002/chem.200901501/2009/0)</w:t>
+            </w:r>
+          </w:p>
+        </w:tc>
+        <w:tc>
+          <w:tcPr>
+            <w:tcW w:type="dxa" w:w="1080"/>
+          </w:tcPr>
+          <w:p>
+            <w:r>
+              <w:t>(100/180.0°C/no base/PdPt/MgO/inert/10.1002/chem.200901501/2009/0)</w:t>
+            </w:r>
+          </w:p>
+        </w:tc>
+        <w:tc>
+          <w:tcPr>
+            <w:tcW w:type="dxa" w:w="1080"/>
+          </w:tcPr>
+          <w:p>
+            <w:r>
+              <w:t>(100/180.0°C/no base/PdPt/MgO/inert/10.1002/chem.200901501/2009/0)</w:t>
+            </w:r>
+          </w:p>
+        </w:tc>
+        <w:tc>
+          <w:tcPr>
+            <w:tcW w:type="dxa" w:w="1080"/>
+          </w:tcPr>
+          <w:p>
+            <w:r>
+              <w:t>['no base']</w:t>
             </w:r>
           </w:p>
         </w:tc>
@@ -2114,7 +2114,7 @@
           </w:tcPr>
           <w:p>
             <w:r>
-              <w:t>Pd,Pt</w:t>
+              <w:t>In</w:t>
             </w:r>
           </w:p>
         </w:tc>
@@ -2134,57 +2134,57 @@
           </w:tcPr>
           <w:p>
             <w:r>
-              <w:t>(100/180.0°C/no base/PdPt/MgO/inert/10.1002/chem.200901501/2009/0)</w:t>
-            </w:r>
-          </w:p>
-        </w:tc>
-        <w:tc>
-          <w:tcPr>
-            <w:tcW w:type="dxa" w:w="1080"/>
-          </w:tcPr>
-          <w:p>
-            <w:r>
-              <w:t>(100/180.0°C/no base/PdPt/MgO/inert/10.1002/chem.200901501/2009/0)</w:t>
-            </w:r>
-          </w:p>
-        </w:tc>
-        <w:tc>
-          <w:tcPr>
-            <w:tcW w:type="dxa" w:w="1080"/>
-          </w:tcPr>
-          <w:p>
-            <w:r>
-              <w:t>(100/180.0°C/no base/PdPt/MgO/inert/10.1002/chem.200901501/2009/0)</w:t>
-            </w:r>
-          </w:p>
-        </w:tc>
-        <w:tc>
-          <w:tcPr>
-            <w:tcW w:type="dxa" w:w="1080"/>
-          </w:tcPr>
-          <w:p>
-            <w:r>
-              <w:t>(100/180.0°C/no base/PdPt/MgO/inert/10.1002/chem.200901501/2009/0)</w:t>
-            </w:r>
-          </w:p>
-        </w:tc>
-        <w:tc>
-          <w:tcPr>
-            <w:tcW w:type="dxa" w:w="1080"/>
-          </w:tcPr>
-          <w:p>
-            <w:r>
-              <w:t>(100/180.0°C/no base/PdPt/MgO/inert/10.1002/chem.200901501/2009/0)</w:t>
-            </w:r>
-          </w:p>
-        </w:tc>
-        <w:tc>
-          <w:tcPr>
-            <w:tcW w:type="dxa" w:w="1080"/>
-          </w:tcPr>
-          <w:p>
-            <w:r>
-              <w:t>['no base']</w:t>
+              <w:t>(7/160.0°C/no base/In(NTf2)3/oxygen/10.1002/ejoc.202000229/2020/microwave)</w:t>
+            </w:r>
+          </w:p>
+        </w:tc>
+        <w:tc>
+          <w:tcPr>
+            <w:tcW w:type="dxa" w:w="1080"/>
+          </w:tcPr>
+          <w:p>
+            <w:r>
+              <w:t>no data</w:t>
+            </w:r>
+          </w:p>
+        </w:tc>
+        <w:tc>
+          <w:tcPr>
+            <w:tcW w:type="dxa" w:w="1080"/>
+          </w:tcPr>
+          <w:p>
+            <w:r>
+              <w:t>no data</w:t>
+            </w:r>
+          </w:p>
+        </w:tc>
+        <w:tc>
+          <w:tcPr>
+            <w:tcW w:type="dxa" w:w="1080"/>
+          </w:tcPr>
+          <w:p>
+            <w:r>
+              <w:t>(7/160.0°C/no base/In(NTf2)3/oxygen/10.1002/ejoc.202000229/2020/microwave)</w:t>
+            </w:r>
+          </w:p>
+        </w:tc>
+        <w:tc>
+          <w:tcPr>
+            <w:tcW w:type="dxa" w:w="1080"/>
+          </w:tcPr>
+          <w:p>
+            <w:r>
+              <w:t>no data</w:t>
+            </w:r>
+          </w:p>
+        </w:tc>
+        <w:tc>
+          <w:tcPr>
+            <w:tcW w:type="dxa" w:w="1080"/>
+          </w:tcPr>
+          <w:p>
+            <w:r>
+              <w:t>[]</w:t>
             </w:r>
           </w:p>
         </w:tc>
@@ -2196,7 +2196,7 @@
           </w:tcPr>
           <w:p>
             <w:r>
-              <w:t>In</w:t>
+              <w:t>Pr</w:t>
             </w:r>
           </w:p>
         </w:tc>
@@ -2216,57 +2216,57 @@
           </w:tcPr>
           <w:p>
             <w:r>
-              <w:t>(7/160.0°C/no base/In(NTf2)3/oxygen/10.1002/ejoc.202000229/2020/microwave)</w:t>
-            </w:r>
-          </w:p>
-        </w:tc>
-        <w:tc>
-          <w:tcPr>
-            <w:tcW w:type="dxa" w:w="1080"/>
-          </w:tcPr>
-          <w:p>
-            <w:r>
-              <w:t>no data</w:t>
-            </w:r>
-          </w:p>
-        </w:tc>
-        <w:tc>
-          <w:tcPr>
-            <w:tcW w:type="dxa" w:w="1080"/>
-          </w:tcPr>
-          <w:p>
-            <w:r>
-              <w:t>no data</w:t>
-            </w:r>
-          </w:p>
-        </w:tc>
-        <w:tc>
-          <w:tcPr>
-            <w:tcW w:type="dxa" w:w="1080"/>
-          </w:tcPr>
-          <w:p>
-            <w:r>
-              <w:t>(7/160.0°C/no base/In(NTf2)3/oxygen/10.1002/ejoc.202000229/2020/microwave)</w:t>
-            </w:r>
-          </w:p>
-        </w:tc>
-        <w:tc>
-          <w:tcPr>
-            <w:tcW w:type="dxa" w:w="1080"/>
-          </w:tcPr>
-          <w:p>
-            <w:r>
-              <w:t>no data</w:t>
-            </w:r>
-          </w:p>
-        </w:tc>
-        <w:tc>
-          <w:tcPr>
-            <w:tcW w:type="dxa" w:w="1080"/>
-          </w:tcPr>
-          <w:p>
-            <w:r>
-              <w:t>[]</w:t>
+              <w:t>(16/160.0°C/no base/Pr(NTf2)3/oxygen/10.1002/ejoc.202000229/2020/microwave)</w:t>
+            </w:r>
+          </w:p>
+        </w:tc>
+        <w:tc>
+          <w:tcPr>
+            <w:tcW w:type="dxa" w:w="1080"/>
+          </w:tcPr>
+          <w:p>
+            <w:r>
+              <w:t>(16/160.0°C/no base/Pr(NTf2)3/oxygen/10.1002/ejoc.202000229/2020/microwave)</w:t>
+            </w:r>
+          </w:p>
+        </w:tc>
+        <w:tc>
+          <w:tcPr>
+            <w:tcW w:type="dxa" w:w="1080"/>
+          </w:tcPr>
+          <w:p>
+            <w:r>
+              <w:t>(16/160.0°C/no base/Pr(NTf2)3/oxygen/10.1002/ejoc.202000229/2020/microwave)</w:t>
+            </w:r>
+          </w:p>
+        </w:tc>
+        <w:tc>
+          <w:tcPr>
+            <w:tcW w:type="dxa" w:w="1080"/>
+          </w:tcPr>
+          <w:p>
+            <w:r>
+              <w:t>(16/160.0°C/no base/Pr(NTf2)3/oxygen/10.1002/ejoc.202000229/2020/microwave)</w:t>
+            </w:r>
+          </w:p>
+        </w:tc>
+        <w:tc>
+          <w:tcPr>
+            <w:tcW w:type="dxa" w:w="1080"/>
+          </w:tcPr>
+          <w:p>
+            <w:r>
+              <w:t>(16/160.0°C/no base/Pr(NTf2)3/oxygen/10.1002/ejoc.202000229/2020/microwave)</w:t>
+            </w:r>
+          </w:p>
+        </w:tc>
+        <w:tc>
+          <w:tcPr>
+            <w:tcW w:type="dxa" w:w="1080"/>
+          </w:tcPr>
+          <w:p>
+            <w:r>
+              <w:t>['no base']</w:t>
             </w:r>
           </w:p>
         </w:tc>
@@ -2278,7 +2278,7 @@
           </w:tcPr>
           <w:p>
             <w:r>
-              <w:t>Y</w:t>
+              <w:t>Eu</w:t>
             </w:r>
           </w:p>
         </w:tc>
@@ -2298,57 +2298,57 @@
           </w:tcPr>
           <w:p>
             <w:r>
-              <w:t>(7/160.0°C/no base/Y(NTf2)3/oxygen/10.1002/ejoc.202000229/2020/microwave)</w:t>
-            </w:r>
-          </w:p>
-        </w:tc>
-        <w:tc>
-          <w:tcPr>
-            <w:tcW w:type="dxa" w:w="1080"/>
-          </w:tcPr>
-          <w:p>
-            <w:r>
-              <w:t>no data</w:t>
-            </w:r>
-          </w:p>
-        </w:tc>
-        <w:tc>
-          <w:tcPr>
-            <w:tcW w:type="dxa" w:w="1080"/>
-          </w:tcPr>
-          <w:p>
-            <w:r>
-              <w:t>no data</w:t>
-            </w:r>
-          </w:p>
-        </w:tc>
-        <w:tc>
-          <w:tcPr>
-            <w:tcW w:type="dxa" w:w="1080"/>
-          </w:tcPr>
-          <w:p>
-            <w:r>
-              <w:t>(7/160.0°C/no base/Y(NTf2)3/oxygen/10.1002/ejoc.202000229/2020/microwave)</w:t>
-            </w:r>
-          </w:p>
-        </w:tc>
-        <w:tc>
-          <w:tcPr>
-            <w:tcW w:type="dxa" w:w="1080"/>
-          </w:tcPr>
-          <w:p>
-            <w:r>
-              <w:t>no data</w:t>
-            </w:r>
-          </w:p>
-        </w:tc>
-        <w:tc>
-          <w:tcPr>
-            <w:tcW w:type="dxa" w:w="1080"/>
-          </w:tcPr>
-          <w:p>
-            <w:r>
-              <w:t>[]</w:t>
+              <w:t>(17/160.0°C/no base/Eu(NTf2)2/oxygen/10.1002/ejoc.202000229/2020/microwave)</w:t>
+            </w:r>
+          </w:p>
+        </w:tc>
+        <w:tc>
+          <w:tcPr>
+            <w:tcW w:type="dxa" w:w="1080"/>
+          </w:tcPr>
+          <w:p>
+            <w:r>
+              <w:t>(17/160.0°C/no base/Eu(NTf2)2/oxygen/10.1002/ejoc.202000229/2020/microwave)</w:t>
+            </w:r>
+          </w:p>
+        </w:tc>
+        <w:tc>
+          <w:tcPr>
+            <w:tcW w:type="dxa" w:w="1080"/>
+          </w:tcPr>
+          <w:p>
+            <w:r>
+              <w:t>(17/160.0°C/no base/Eu(NTf2)2/oxygen/10.1002/ejoc.202000229/2020/microwave)</w:t>
+            </w:r>
+          </w:p>
+        </w:tc>
+        <w:tc>
+          <w:tcPr>
+            <w:tcW w:type="dxa" w:w="1080"/>
+          </w:tcPr>
+          <w:p>
+            <w:r>
+              <w:t>(17/160.0°C/no base/Eu(NTf2)2/oxygen/10.1002/ejoc.202000229/2020/microwave)</w:t>
+            </w:r>
+          </w:p>
+        </w:tc>
+        <w:tc>
+          <w:tcPr>
+            <w:tcW w:type="dxa" w:w="1080"/>
+          </w:tcPr>
+          <w:p>
+            <w:r>
+              <w:t>(17/160.0°C/no base/Eu(NTf2)2/oxygen/10.1002/ejoc.202000229/2020/microwave)</w:t>
+            </w:r>
+          </w:p>
+        </w:tc>
+        <w:tc>
+          <w:tcPr>
+            <w:tcW w:type="dxa" w:w="1080"/>
+          </w:tcPr>
+          <w:p>
+            <w:r>
+              <w:t>['no base']</w:t>
             </w:r>
           </w:p>
         </w:tc>
@@ -2360,7 +2360,7 @@
           </w:tcPr>
           <w:p>
             <w:r>
-              <w:t>Sc</w:t>
+              <w:t>Au,Pt</w:t>
             </w:r>
           </w:p>
         </w:tc>
@@ -2380,7 +2380,7 @@
           </w:tcPr>
           <w:p>
             <w:r>
-              <w:t>(10/160.0°C/no base/Sc(NTf2)3/oxygen/10.1002/ejoc.202000229/2020/microwave)</w:t>
+              <w:t>(45/180.0°C/no base/AuPt/MgO/inert/10.1002/chem.200901501/2009/0)</w:t>
             </w:r>
           </w:p>
         </w:tc>
@@ -2410,7 +2410,7 @@
           </w:tcPr>
           <w:p>
             <w:r>
-              <w:t>(10/160.0°C/no base/Sc(NTf2)3/oxygen/10.1002/ejoc.202000229/2020/microwave)</w:t>
+              <w:t>(45/180.0°C/no base/AuPt/MgO/inert/10.1002/chem.200901501/2009/0)</w:t>
             </w:r>
           </w:p>
         </w:tc>
@@ -2442,7 +2442,7 @@
           </w:tcPr>
           <w:p>
             <w:r>
-              <w:t>K</w:t>
+              <w:t>Zr</w:t>
             </w:r>
           </w:p>
         </w:tc>
@@ -2462,57 +2462,57 @@
           </w:tcPr>
           <w:p>
             <w:r>
-              <w:t>(0/160.0°C/no base/K(NTf2)/oxygen/10.1002/ejoc.202000229/2020/microwave)</w:t>
-            </w:r>
-          </w:p>
-        </w:tc>
-        <w:tc>
-          <w:tcPr>
-            <w:tcW w:type="dxa" w:w="1080"/>
-          </w:tcPr>
-          <w:p>
-            <w:r>
-              <w:t>no data</w:t>
-            </w:r>
-          </w:p>
-        </w:tc>
-        <w:tc>
-          <w:tcPr>
-            <w:tcW w:type="dxa" w:w="1080"/>
-          </w:tcPr>
-          <w:p>
-            <w:r>
-              <w:t>no data</w:t>
-            </w:r>
-          </w:p>
-        </w:tc>
-        <w:tc>
-          <w:tcPr>
-            <w:tcW w:type="dxa" w:w="1080"/>
-          </w:tcPr>
-          <w:p>
-            <w:r>
-              <w:t>(0/160.0°C/no base/K(NTf2)/oxygen/10.1002/ejoc.202000229/2020/microwave)</w:t>
-            </w:r>
-          </w:p>
-        </w:tc>
-        <w:tc>
-          <w:tcPr>
-            <w:tcW w:type="dxa" w:w="1080"/>
-          </w:tcPr>
-          <w:p>
-            <w:r>
-              <w:t>no data</w:t>
-            </w:r>
-          </w:p>
-        </w:tc>
-        <w:tc>
-          <w:tcPr>
-            <w:tcW w:type="dxa" w:w="1080"/>
-          </w:tcPr>
-          <w:p>
-            <w:r>
-              <w:t>[]</w:t>
+              <w:t>(7/120.0°C/no base/Zr-MOF-808_H2O/oxygen/10.1021/acssuschemeng.1c04903/2021/0)</w:t>
+            </w:r>
+          </w:p>
+        </w:tc>
+        <w:tc>
+          <w:tcPr>
+            <w:tcW w:type="dxa" w:w="1080"/>
+          </w:tcPr>
+          <w:p>
+            <w:r>
+              <w:t>(7/120.0°C/no base/Zr-MOF-808_H2O/oxygen/10.1021/acssuschemeng.1c04903/2021/0)</w:t>
+            </w:r>
+          </w:p>
+        </w:tc>
+        <w:tc>
+          <w:tcPr>
+            <w:tcW w:type="dxa" w:w="1080"/>
+          </w:tcPr>
+          <w:p>
+            <w:r>
+              <w:t>(7/120.0°C/no base/Zr-MOF-808_H2O/oxygen/10.1021/acssuschemeng.1c04903/2021/0)</w:t>
+            </w:r>
+          </w:p>
+        </w:tc>
+        <w:tc>
+          <w:tcPr>
+            <w:tcW w:type="dxa" w:w="1080"/>
+          </w:tcPr>
+          <w:p>
+            <w:r>
+              <w:t>(7/120.0°C/no base/Zr-MOF-808_H2O/oxygen/10.1021/acssuschemeng.1c04903/2021/0)</w:t>
+            </w:r>
+          </w:p>
+        </w:tc>
+        <w:tc>
+          <w:tcPr>
+            <w:tcW w:type="dxa" w:w="1080"/>
+          </w:tcPr>
+          <w:p>
+            <w:r>
+              <w:t>(7/120.0°C/no base/Zr-MOF-808_H2O/oxygen/10.1021/acssuschemeng.1c04903/2021/0)</w:t>
+            </w:r>
+          </w:p>
+        </w:tc>
+        <w:tc>
+          <w:tcPr>
+            <w:tcW w:type="dxa" w:w="1080"/>
+          </w:tcPr>
+          <w:p>
+            <w:r>
+              <w:t>['no base']</w:t>
             </w:r>
           </w:p>
         </w:tc>
@@ -2606,7 +2606,7 @@
           </w:tcPr>
           <w:p>
             <w:r>
-              <w:t>Zr</w:t>
+              <w:t>Ce</w:t>
             </w:r>
           </w:p>
         </w:tc>
@@ -2626,57 +2626,57 @@
           </w:tcPr>
           <w:p>
             <w:r>
-              <w:t>(7/120.0°C/no base/Zr-MOF-808_H2O/oxygen/10.1021/acssuschemeng.1c04903/2021/0)</w:t>
-            </w:r>
-          </w:p>
-        </w:tc>
-        <w:tc>
-          <w:tcPr>
-            <w:tcW w:type="dxa" w:w="1080"/>
-          </w:tcPr>
-          <w:p>
-            <w:r>
-              <w:t>(7/120.0°C/no base/Zr-MOF-808_H2O/oxygen/10.1021/acssuschemeng.1c04903/2021/0)</w:t>
-            </w:r>
-          </w:p>
-        </w:tc>
-        <w:tc>
-          <w:tcPr>
-            <w:tcW w:type="dxa" w:w="1080"/>
-          </w:tcPr>
-          <w:p>
-            <w:r>
-              <w:t>(7/120.0°C/no base/Zr-MOF-808_H2O/oxygen/10.1021/acssuschemeng.1c04903/2021/0)</w:t>
-            </w:r>
-          </w:p>
-        </w:tc>
-        <w:tc>
-          <w:tcPr>
-            <w:tcW w:type="dxa" w:w="1080"/>
-          </w:tcPr>
-          <w:p>
-            <w:r>
-              <w:t>(7/120.0°C/no base/Zr-MOF-808_H2O/oxygen/10.1021/acssuschemeng.1c04903/2021/0)</w:t>
-            </w:r>
-          </w:p>
-        </w:tc>
-        <w:tc>
-          <w:tcPr>
-            <w:tcW w:type="dxa" w:w="1080"/>
-          </w:tcPr>
-          <w:p>
-            <w:r>
-              <w:t>(7/120.0°C/no base/Zr-MOF-808_H2O/oxygen/10.1021/acssuschemeng.1c04903/2021/0)</w:t>
-            </w:r>
-          </w:p>
-        </w:tc>
-        <w:tc>
-          <w:tcPr>
-            <w:tcW w:type="dxa" w:w="1080"/>
-          </w:tcPr>
-          <w:p>
-            <w:r>
-              <w:t>['no base']</w:t>
+              <w:t>(6/160.0°C/no base/Ce(NTf2)s/oxygen/10.1002/ejoc.202000229/2020/microwave)</w:t>
+            </w:r>
+          </w:p>
+        </w:tc>
+        <w:tc>
+          <w:tcPr>
+            <w:tcW w:type="dxa" w:w="1080"/>
+          </w:tcPr>
+          <w:p>
+            <w:r>
+              <w:t>no data</w:t>
+            </w:r>
+          </w:p>
+        </w:tc>
+        <w:tc>
+          <w:tcPr>
+            <w:tcW w:type="dxa" w:w="1080"/>
+          </w:tcPr>
+          <w:p>
+            <w:r>
+              <w:t>no data</w:t>
+            </w:r>
+          </w:p>
+        </w:tc>
+        <w:tc>
+          <w:tcPr>
+            <w:tcW w:type="dxa" w:w="1080"/>
+          </w:tcPr>
+          <w:p>
+            <w:r>
+              <w:t>(6/160.0°C/no base/Ce(NTf2)s/oxygen/10.1002/ejoc.202000229/2020/microwave)</w:t>
+            </w:r>
+          </w:p>
+        </w:tc>
+        <w:tc>
+          <w:tcPr>
+            <w:tcW w:type="dxa" w:w="1080"/>
+          </w:tcPr>
+          <w:p>
+            <w:r>
+              <w:t>no data</w:t>
+            </w:r>
+          </w:p>
+        </w:tc>
+        <w:tc>
+          <w:tcPr>
+            <w:tcW w:type="dxa" w:w="1080"/>
+          </w:tcPr>
+          <w:p>
+            <w:r>
+              <w:t>[]</w:t>
             </w:r>
           </w:p>
         </w:tc>
@@ -2688,7 +2688,7 @@
           </w:tcPr>
           <w:p>
             <w:r>
-              <w:t>Sb</w:t>
+              <w:t>La</w:t>
             </w:r>
           </w:p>
         </w:tc>
@@ -2708,57 +2708,57 @@
           </w:tcPr>
           <w:p>
             <w:r>
-              <w:t>(14/160.0°C/no base/Sb(NTf2)3/oxygen/10.1002/ejoc.202000229/2020/microwave)</w:t>
-            </w:r>
-          </w:p>
-        </w:tc>
-        <w:tc>
-          <w:tcPr>
-            <w:tcW w:type="dxa" w:w="1080"/>
-          </w:tcPr>
-          <w:p>
-            <w:r>
-              <w:t>(14/160.0°C/no base/Sb(NTf2)3/oxygen/10.1002/ejoc.202000229/2020/microwave)</w:t>
-            </w:r>
-          </w:p>
-        </w:tc>
-        <w:tc>
-          <w:tcPr>
-            <w:tcW w:type="dxa" w:w="1080"/>
-          </w:tcPr>
-          <w:p>
-            <w:r>
-              <w:t>(14/160.0°C/no base/Sb(NTf2)3/oxygen/10.1002/ejoc.202000229/2020/microwave)</w:t>
-            </w:r>
-          </w:p>
-        </w:tc>
-        <w:tc>
-          <w:tcPr>
-            <w:tcW w:type="dxa" w:w="1080"/>
-          </w:tcPr>
-          <w:p>
-            <w:r>
-              <w:t>(14/160.0°C/no base/Sb(NTf2)3/oxygen/10.1002/ejoc.202000229/2020/microwave)</w:t>
-            </w:r>
-          </w:p>
-        </w:tc>
-        <w:tc>
-          <w:tcPr>
-            <w:tcW w:type="dxa" w:w="1080"/>
-          </w:tcPr>
-          <w:p>
-            <w:r>
-              <w:t>(14/160.0°C/no base/Sb(NTf2)3/oxygen/10.1002/ejoc.202000229/2020/microwave)</w:t>
-            </w:r>
-          </w:p>
-        </w:tc>
-        <w:tc>
-          <w:tcPr>
-            <w:tcW w:type="dxa" w:w="1080"/>
-          </w:tcPr>
-          <w:p>
-            <w:r>
-              <w:t>['no base']</w:t>
+              <w:t>(9/160.0°C/no base/La(NTf2)3/oxygen/10.1002/ejoc.202000229/2020/microwave)</w:t>
+            </w:r>
+          </w:p>
+        </w:tc>
+        <w:tc>
+          <w:tcPr>
+            <w:tcW w:type="dxa" w:w="1080"/>
+          </w:tcPr>
+          <w:p>
+            <w:r>
+              <w:t>no data</w:t>
+            </w:r>
+          </w:p>
+        </w:tc>
+        <w:tc>
+          <w:tcPr>
+            <w:tcW w:type="dxa" w:w="1080"/>
+          </w:tcPr>
+          <w:p>
+            <w:r>
+              <w:t>no data</w:t>
+            </w:r>
+          </w:p>
+        </w:tc>
+        <w:tc>
+          <w:tcPr>
+            <w:tcW w:type="dxa" w:w="1080"/>
+          </w:tcPr>
+          <w:p>
+            <w:r>
+              <w:t>(9/160.0°C/no base/La(NTf2)3/oxygen/10.1002/ejoc.202000229/2020/microwave)</w:t>
+            </w:r>
+          </w:p>
+        </w:tc>
+        <w:tc>
+          <w:tcPr>
+            <w:tcW w:type="dxa" w:w="1080"/>
+          </w:tcPr>
+          <w:p>
+            <w:r>
+              <w:t>no data</w:t>
+            </w:r>
+          </w:p>
+        </w:tc>
+        <w:tc>
+          <w:tcPr>
+            <w:tcW w:type="dxa" w:w="1080"/>
+          </w:tcPr>
+          <w:p>
+            <w:r>
+              <w:t>[]</w:t>
             </w:r>
           </w:p>
         </w:tc>
@@ -2770,7 +2770,7 @@
           </w:tcPr>
           <w:p>
             <w:r>
-              <w:t>Ca</w:t>
+              <w:t>Au,Pd</w:t>
             </w:r>
           </w:p>
         </w:tc>
@@ -2790,7 +2790,7 @@
           </w:tcPr>
           <w:p>
             <w:r>
-              <w:t>(0/160.0°C/no base/Ca(OTf)2/oxygen/10.1002/ejoc.202000229/2020/microwave)</w:t>
+              <w:t>(74/180.0°C/no base/AuPd/MgO/inert/10.1002/chem.200901501/2009/0)</w:t>
             </w:r>
           </w:p>
         </w:tc>
@@ -2820,7 +2820,7 @@
           </w:tcPr>
           <w:p>
             <w:r>
-              <w:t>(0/160.0°C/no base/Ca(OTf)2/oxygen/10.1002/ejoc.202000229/2020/microwave)</w:t>
+              <w:t>(74/180.0°C/no base/AuPd/MgO/inert/10.1002/chem.200901501/2009/0)</w:t>
             </w:r>
           </w:p>
         </w:tc>
@@ -2852,7 +2852,7 @@
           </w:tcPr>
           <w:p>
             <w:r>
-              <w:t>Ho</w:t>
+              <w:t>Ca</w:t>
             </w:r>
           </w:p>
         </w:tc>
@@ -2872,7 +2872,7 @@
           </w:tcPr>
           <w:p>
             <w:r>
-              <w:t>(12/160.0°C/no base/Ho(NTf2)3/oxygen/10.1002/ejoc.202000229/2020/microwave)</w:t>
+              <w:t>(0/160.0°C/no base/Ca(OTf)2/oxygen/10.1002/ejoc.202000229/2020/microwave)</w:t>
             </w:r>
           </w:p>
         </w:tc>
@@ -2902,7 +2902,7 @@
           </w:tcPr>
           <w:p>
             <w:r>
-              <w:t>(12/160.0°C/no base/Ho(NTf2)3/oxygen/10.1002/ejoc.202000229/2020/microwave)</w:t>
+              <w:t>(0/160.0°C/no base/Ca(OTf)2/oxygen/10.1002/ejoc.202000229/2020/microwave)</w:t>
             </w:r>
           </w:p>
         </w:tc>
@@ -2934,7 +2934,7 @@
           </w:tcPr>
           <w:p>
             <w:r>
-              <w:t>Eu</w:t>
+              <w:t>Y</w:t>
             </w:r>
           </w:p>
         </w:tc>
@@ -2954,57 +2954,57 @@
           </w:tcPr>
           <w:p>
             <w:r>
-              <w:t>(17/160.0°C/no base/Eu(NTf2)2/oxygen/10.1002/ejoc.202000229/2020/microwave)</w:t>
-            </w:r>
-          </w:p>
-        </w:tc>
-        <w:tc>
-          <w:tcPr>
-            <w:tcW w:type="dxa" w:w="1080"/>
-          </w:tcPr>
-          <w:p>
-            <w:r>
-              <w:t>(17/160.0°C/no base/Eu(NTf2)2/oxygen/10.1002/ejoc.202000229/2020/microwave)</w:t>
-            </w:r>
-          </w:p>
-        </w:tc>
-        <w:tc>
-          <w:tcPr>
-            <w:tcW w:type="dxa" w:w="1080"/>
-          </w:tcPr>
-          <w:p>
-            <w:r>
-              <w:t>(17/160.0°C/no base/Eu(NTf2)2/oxygen/10.1002/ejoc.202000229/2020/microwave)</w:t>
-            </w:r>
-          </w:p>
-        </w:tc>
-        <w:tc>
-          <w:tcPr>
-            <w:tcW w:type="dxa" w:w="1080"/>
-          </w:tcPr>
-          <w:p>
-            <w:r>
-              <w:t>(17/160.0°C/no base/Eu(NTf2)2/oxygen/10.1002/ejoc.202000229/2020/microwave)</w:t>
-            </w:r>
-          </w:p>
-        </w:tc>
-        <w:tc>
-          <w:tcPr>
-            <w:tcW w:type="dxa" w:w="1080"/>
-          </w:tcPr>
-          <w:p>
-            <w:r>
-              <w:t>(17/160.0°C/no base/Eu(NTf2)2/oxygen/10.1002/ejoc.202000229/2020/microwave)</w:t>
-            </w:r>
-          </w:p>
-        </w:tc>
-        <w:tc>
-          <w:tcPr>
-            <w:tcW w:type="dxa" w:w="1080"/>
-          </w:tcPr>
-          <w:p>
-            <w:r>
-              <w:t>['no base']</w:t>
+              <w:t>(7/160.0°C/no base/Y(NTf2)3/oxygen/10.1002/ejoc.202000229/2020/microwave)</w:t>
+            </w:r>
+          </w:p>
+        </w:tc>
+        <w:tc>
+          <w:tcPr>
+            <w:tcW w:type="dxa" w:w="1080"/>
+          </w:tcPr>
+          <w:p>
+            <w:r>
+              <w:t>no data</w:t>
+            </w:r>
+          </w:p>
+        </w:tc>
+        <w:tc>
+          <w:tcPr>
+            <w:tcW w:type="dxa" w:w="1080"/>
+          </w:tcPr>
+          <w:p>
+            <w:r>
+              <w:t>no data</w:t>
+            </w:r>
+          </w:p>
+        </w:tc>
+        <w:tc>
+          <w:tcPr>
+            <w:tcW w:type="dxa" w:w="1080"/>
+          </w:tcPr>
+          <w:p>
+            <w:r>
+              <w:t>(7/160.0°C/no base/Y(NTf2)3/oxygen/10.1002/ejoc.202000229/2020/microwave)</w:t>
+            </w:r>
+          </w:p>
+        </w:tc>
+        <w:tc>
+          <w:tcPr>
+            <w:tcW w:type="dxa" w:w="1080"/>
+          </w:tcPr>
+          <w:p>
+            <w:r>
+              <w:t>no data</w:t>
+            </w:r>
+          </w:p>
+        </w:tc>
+        <w:tc>
+          <w:tcPr>
+            <w:tcW w:type="dxa" w:w="1080"/>
+          </w:tcPr>
+          <w:p>
+            <w:r>
+              <w:t>[]</w:t>
             </w:r>
           </w:p>
         </w:tc>
@@ -3016,7 +3016,7 @@
           </w:tcPr>
           <w:p>
             <w:r>
-              <w:t>Au,Pd</w:t>
+              <w:t>Sc</w:t>
             </w:r>
           </w:p>
         </w:tc>
@@ -3036,7 +3036,7 @@
           </w:tcPr>
           <w:p>
             <w:r>
-              <w:t>(74/180.0°C/no base/AuPd/MgO/inert/10.1002/chem.200901501/2009/0)</w:t>
+              <w:t>(10/160.0°C/no base/Sc(NTf2)3/oxygen/10.1002/ejoc.202000229/2020/microwave)</w:t>
             </w:r>
           </w:p>
         </w:tc>
@@ -3066,7 +3066,7 @@
           </w:tcPr>
           <w:p>
             <w:r>
-              <w:t>(74/180.0°C/no base/AuPd/MgO/inert/10.1002/chem.200901501/2009/0)</w:t>
+              <w:t>(10/160.0°C/no base/Sc(NTf2)3/oxygen/10.1002/ejoc.202000229/2020/microwave)</w:t>
             </w:r>
           </w:p>
         </w:tc>
@@ -3098,7 +3098,7 @@
           </w:tcPr>
           <w:p>
             <w:r>
-              <w:t>Cu,Ag</w:t>
+              <w:t>Mg</w:t>
             </w:r>
           </w:p>
         </w:tc>
@@ -3118,57 +3118,57 @@
           </w:tcPr>
           <w:p>
             <w:r>
-              <w:t>(560/155.0°C/no base/Cu0.95Ag0.05/Al2O3/inert/10.1039/c1ra00560j/2011/0.1 mol% Cu+ Ag)</w:t>
-            </w:r>
-          </w:p>
-        </w:tc>
-        <w:tc>
-          <w:tcPr>
-            <w:tcW w:type="dxa" w:w="1080"/>
-          </w:tcPr>
-          <w:p>
-            <w:r>
-              <w:t>(94/155.0°C/no base/Cu0.95Ag0.05/Al2O3/inert/10.1039/c1ra00560j/2011/1 mol% Cu+ Ag)</w:t>
-            </w:r>
-          </w:p>
-        </w:tc>
-        <w:tc>
-          <w:tcPr>
-            <w:tcW w:type="dxa" w:w="1080"/>
-          </w:tcPr>
-          <w:p>
-            <w:r>
-              <w:t>(94/155.0°C/no base/Cu0.95Ag0.05/Al2O3/inert/10.1039/c1ra00560j/2011/1 mol% Cu+ Ag)</w:t>
-            </w:r>
-          </w:p>
-        </w:tc>
-        <w:tc>
-          <w:tcPr>
-            <w:tcW w:type="dxa" w:w="1080"/>
-          </w:tcPr>
-          <w:p>
-            <w:r>
-              <w:t>(560/155.0°C/no base/Cu0.95Ag0.05/Al2O3/inert/10.1039/c1ra00560j/2011/0.1 mol% Cu+ Ag)</w:t>
-            </w:r>
-          </w:p>
-        </w:tc>
-        <w:tc>
-          <w:tcPr>
-            <w:tcW w:type="dxa" w:w="1080"/>
-          </w:tcPr>
-          <w:p>
-            <w:r>
-              <w:t>(94/155.0°C/no base/Cu0.95Ag0.05/Al2O3/inert/10.1039/c1ra00560j/2011/1 mol% Cu+ Ag)</w:t>
-            </w:r>
-          </w:p>
-        </w:tc>
-        <w:tc>
-          <w:tcPr>
-            <w:tcW w:type="dxa" w:w="1080"/>
-          </w:tcPr>
-          <w:p>
-            <w:r>
-              <w:t>['no base']</w:t>
+              <w:t>(1/160.0°C/no base/Mg(NTf2)2/oxygen/10.1002/ejoc.202000229/2020/microwave)</w:t>
+            </w:r>
+          </w:p>
+        </w:tc>
+        <w:tc>
+          <w:tcPr>
+            <w:tcW w:type="dxa" w:w="1080"/>
+          </w:tcPr>
+          <w:p>
+            <w:r>
+              <w:t>no data</w:t>
+            </w:r>
+          </w:p>
+        </w:tc>
+        <w:tc>
+          <w:tcPr>
+            <w:tcW w:type="dxa" w:w="1080"/>
+          </w:tcPr>
+          <w:p>
+            <w:r>
+              <w:t>no data</w:t>
+            </w:r>
+          </w:p>
+        </w:tc>
+        <w:tc>
+          <w:tcPr>
+            <w:tcW w:type="dxa" w:w="1080"/>
+          </w:tcPr>
+          <w:p>
+            <w:r>
+              <w:t>(1/160.0°C/no base/Mg(NTf2)2/oxygen/10.1002/ejoc.202000229/2020/microwave)</w:t>
+            </w:r>
+          </w:p>
+        </w:tc>
+        <w:tc>
+          <w:tcPr>
+            <w:tcW w:type="dxa" w:w="1080"/>
+          </w:tcPr>
+          <w:p>
+            <w:r>
+              <w:t>no data</w:t>
+            </w:r>
+          </w:p>
+        </w:tc>
+        <w:tc>
+          <w:tcPr>
+            <w:tcW w:type="dxa" w:w="1080"/>
+          </w:tcPr>
+          <w:p>
+            <w:r>
+              <w:t>[]</w:t>
             </w:r>
           </w:p>
         </w:tc>
@@ -3180,7 +3180,7 @@
           </w:tcPr>
           <w:p>
             <w:r>
-              <w:t>Ga</w:t>
+              <w:t>Nd</w:t>
             </w:r>
           </w:p>
         </w:tc>
@@ -3200,57 +3200,57 @@
           </w:tcPr>
           <w:p>
             <w:r>
-              <w:t>(10/160.0°C/no base/Ga(NTf2)3/oxygen/10.1002/ejoc.202000229/2020/microwave)</w:t>
-            </w:r>
-          </w:p>
-        </w:tc>
-        <w:tc>
-          <w:tcPr>
-            <w:tcW w:type="dxa" w:w="1080"/>
-          </w:tcPr>
-          <w:p>
-            <w:r>
-              <w:t>no data</w:t>
-            </w:r>
-          </w:p>
-        </w:tc>
-        <w:tc>
-          <w:tcPr>
-            <w:tcW w:type="dxa" w:w="1080"/>
-          </w:tcPr>
-          <w:p>
-            <w:r>
-              <w:t>no data</w:t>
-            </w:r>
-          </w:p>
-        </w:tc>
-        <w:tc>
-          <w:tcPr>
-            <w:tcW w:type="dxa" w:w="1080"/>
-          </w:tcPr>
-          <w:p>
-            <w:r>
-              <w:t>(10/160.0°C/no base/Ga(NTf2)3/oxygen/10.1002/ejoc.202000229/2020/microwave)</w:t>
-            </w:r>
-          </w:p>
-        </w:tc>
-        <w:tc>
-          <w:tcPr>
-            <w:tcW w:type="dxa" w:w="1080"/>
-          </w:tcPr>
-          <w:p>
-            <w:r>
-              <w:t>no data</w:t>
-            </w:r>
-          </w:p>
-        </w:tc>
-        <w:tc>
-          <w:tcPr>
-            <w:tcW w:type="dxa" w:w="1080"/>
-          </w:tcPr>
-          <w:p>
-            <w:r>
-              <w:t>[]</w:t>
+              <w:t>(15/160.0°C/no base/Nd(NTf2)3/oxygen/10.1002/ejoc.202000229/2020/microwave)</w:t>
+            </w:r>
+          </w:p>
+        </w:tc>
+        <w:tc>
+          <w:tcPr>
+            <w:tcW w:type="dxa" w:w="1080"/>
+          </w:tcPr>
+          <w:p>
+            <w:r>
+              <w:t>(15/160.0°C/no base/Nd(NTf2)3/oxygen/10.1002/ejoc.202000229/2020/microwave)</w:t>
+            </w:r>
+          </w:p>
+        </w:tc>
+        <w:tc>
+          <w:tcPr>
+            <w:tcW w:type="dxa" w:w="1080"/>
+          </w:tcPr>
+          <w:p>
+            <w:r>
+              <w:t>(15/160.0°C/no base/Nd(NTf2)3/oxygen/10.1002/ejoc.202000229/2020/microwave)</w:t>
+            </w:r>
+          </w:p>
+        </w:tc>
+        <w:tc>
+          <w:tcPr>
+            <w:tcW w:type="dxa" w:w="1080"/>
+          </w:tcPr>
+          <w:p>
+            <w:r>
+              <w:t>(15/160.0°C/no base/Nd(NTf2)3/oxygen/10.1002/ejoc.202000229/2020/microwave)</w:t>
+            </w:r>
+          </w:p>
+        </w:tc>
+        <w:tc>
+          <w:tcPr>
+            <w:tcW w:type="dxa" w:w="1080"/>
+          </w:tcPr>
+          <w:p>
+            <w:r>
+              <w:t>(15/160.0°C/no base/Nd(NTf2)3/oxygen/10.1002/ejoc.202000229/2020/microwave)</w:t>
+            </w:r>
+          </w:p>
+        </w:tc>
+        <w:tc>
+          <w:tcPr>
+            <w:tcW w:type="dxa" w:w="1080"/>
+          </w:tcPr>
+          <w:p>
+            <w:r>
+              <w:t>['no base']</w:t>
             </w:r>
           </w:p>
         </w:tc>
@@ -3262,7 +3262,7 @@
           </w:tcPr>
           <w:p>
             <w:r>
-              <w:t>Mg</w:t>
+              <w:t>Ho</w:t>
             </w:r>
           </w:p>
         </w:tc>
@@ -3282,7 +3282,7 @@
           </w:tcPr>
           <w:p>
             <w:r>
-              <w:t>(1/160.0°C/no base/Mg(NTf2)2/oxygen/10.1002/ejoc.202000229/2020/microwave)</w:t>
+              <w:t>(12/160.0°C/no base/Ho(NTf2)3/oxygen/10.1002/ejoc.202000229/2020/microwave)</w:t>
             </w:r>
           </w:p>
         </w:tc>
@@ -3312,7 +3312,7 @@
           </w:tcPr>
           <w:p>
             <w:r>
-              <w:t>(1/160.0°C/no base/Mg(NTf2)2/oxygen/10.1002/ejoc.202000229/2020/microwave)</w:t>
+              <w:t>(12/160.0°C/no base/Ho(NTf2)3/oxygen/10.1002/ejoc.202000229/2020/microwave)</w:t>
             </w:r>
           </w:p>
         </w:tc>
@@ -3344,7 +3344,7 @@
           </w:tcPr>
           <w:p>
             <w:r>
-              <w:t>Cs</w:t>
+              <w:t>Ga</w:t>
             </w:r>
           </w:p>
         </w:tc>
@@ -3364,7 +3364,7 @@
           </w:tcPr>
           <w:p>
             <w:r>
-              <w:t>(0/160.0°C/no base/Cs(OTf)2/oxygen/10.1002/ejoc.202000229/2020/microwave)</w:t>
+              <w:t>(10/160.0°C/no base/Ga(NTf2)3/oxygen/10.1002/ejoc.202000229/2020/microwave)</w:t>
             </w:r>
           </w:p>
         </w:tc>
@@ -3394,7 +3394,7 @@
           </w:tcPr>
           <w:p>
             <w:r>
-              <w:t>(0/160.0°C/no base/Cs(OTf)2/oxygen/10.1002/ejoc.202000229/2020/microwave)</w:t>
+              <w:t>(10/160.0°C/no base/Ga(NTf2)3/oxygen/10.1002/ejoc.202000229/2020/microwave)</w:t>
             </w:r>
           </w:p>
         </w:tc>
@@ -3426,7 +3426,7 @@
           </w:tcPr>
           <w:p>
             <w:r>
-              <w:t>Au,Pt</w:t>
+              <w:t>K</w:t>
             </w:r>
           </w:p>
         </w:tc>
@@ -3446,7 +3446,7 @@
           </w:tcPr>
           <w:p>
             <w:r>
-              <w:t>(45/180.0°C/no base/AuPt/MgO/inert/10.1002/chem.200901501/2009/0)</w:t>
+              <w:t>(0/160.0°C/no base/K(NTf2)/oxygen/10.1002/ejoc.202000229/2020/microwave)</w:t>
             </w:r>
           </w:p>
         </w:tc>
@@ -3476,7 +3476,7 @@
           </w:tcPr>
           <w:p>
             <w:r>
-              <w:t>(45/180.0°C/no base/AuPt/MgO/inert/10.1002/chem.200901501/2009/0)</w:t>
+              <w:t>(0/160.0°C/no base/K(NTf2)/oxygen/10.1002/ejoc.202000229/2020/microwave)</w:t>
             </w:r>
           </w:p>
         </w:tc>
@@ -3508,7 +3508,7 @@
           </w:tcPr>
           <w:p>
             <w:r>
-              <w:t>Gd</w:t>
+              <w:t>Se</w:t>
             </w:r>
           </w:p>
         </w:tc>
@@ -3528,57 +3528,57 @@
           </w:tcPr>
           <w:p>
             <w:r>
-              <w:t>(13/160.0°C/no base/Gd(NTf2)3/oxygen/10.1002/ejoc.202000229/2020/microwave)</w:t>
-            </w:r>
-          </w:p>
-        </w:tc>
-        <w:tc>
-          <w:tcPr>
-            <w:tcW w:type="dxa" w:w="1080"/>
-          </w:tcPr>
-          <w:p>
-            <w:r>
-              <w:t>(13/160.0°C/no base/Gd(NTf2)3/oxygen/10.1002/ejoc.202000229/2020/microwave)</w:t>
-            </w:r>
-          </w:p>
-        </w:tc>
-        <w:tc>
-          <w:tcPr>
-            <w:tcW w:type="dxa" w:w="1080"/>
-          </w:tcPr>
-          <w:p>
-            <w:r>
-              <w:t>(13/160.0°C/no base/Gd(NTf2)3/oxygen/10.1002/ejoc.202000229/2020/microwave)</w:t>
-            </w:r>
-          </w:p>
-        </w:tc>
-        <w:tc>
-          <w:tcPr>
-            <w:tcW w:type="dxa" w:w="1080"/>
-          </w:tcPr>
-          <w:p>
-            <w:r>
-              <w:t>(13/160.0°C/no base/Gd(NTf2)3/oxygen/10.1002/ejoc.202000229/2020/microwave)</w:t>
-            </w:r>
-          </w:p>
-        </w:tc>
-        <w:tc>
-          <w:tcPr>
-            <w:tcW w:type="dxa" w:w="1080"/>
-          </w:tcPr>
-          <w:p>
-            <w:r>
-              <w:t>(13/160.0°C/no base/Gd(NTf2)3/oxygen/10.1002/ejoc.202000229/2020/microwave)</w:t>
-            </w:r>
-          </w:p>
-        </w:tc>
-        <w:tc>
-          <w:tcPr>
-            <w:tcW w:type="dxa" w:w="1080"/>
-          </w:tcPr>
-          <w:p>
-            <w:r>
-              <w:t>['no base']</w:t>
+              <w:t>(0/160.0°C/no base/Sr(NTf2)2/oxygen/10.1002/ejoc.202000229/2020/microwave)</w:t>
+            </w:r>
+          </w:p>
+        </w:tc>
+        <w:tc>
+          <w:tcPr>
+            <w:tcW w:type="dxa" w:w="1080"/>
+          </w:tcPr>
+          <w:p>
+            <w:r>
+              <w:t>no data</w:t>
+            </w:r>
+          </w:p>
+        </w:tc>
+        <w:tc>
+          <w:tcPr>
+            <w:tcW w:type="dxa" w:w="1080"/>
+          </w:tcPr>
+          <w:p>
+            <w:r>
+              <w:t>no data</w:t>
+            </w:r>
+          </w:p>
+        </w:tc>
+        <w:tc>
+          <w:tcPr>
+            <w:tcW w:type="dxa" w:w="1080"/>
+          </w:tcPr>
+          <w:p>
+            <w:r>
+              <w:t>(0/160.0°C/no base/Sr(NTf2)2/oxygen/10.1002/ejoc.202000229/2020/microwave)</w:t>
+            </w:r>
+          </w:p>
+        </w:tc>
+        <w:tc>
+          <w:tcPr>
+            <w:tcW w:type="dxa" w:w="1080"/>
+          </w:tcPr>
+          <w:p>
+            <w:r>
+              <w:t>no data</w:t>
+            </w:r>
+          </w:p>
+        </w:tc>
+        <w:tc>
+          <w:tcPr>
+            <w:tcW w:type="dxa" w:w="1080"/>
+          </w:tcPr>
+          <w:p>
+            <w:r>
+              <w:t>[]</w:t>
             </w:r>
           </w:p>
         </w:tc>
@@ -3590,7 +3590,7 @@
           </w:tcPr>
           <w:p>
             <w:r>
-              <w:t>Pr</w:t>
+              <w:t>Cu,Ag</w:t>
             </w:r>
           </w:p>
         </w:tc>
@@ -3610,47 +3610,47 @@
           </w:tcPr>
           <w:p>
             <w:r>
-              <w:t>(16/160.0°C/no base/Pr(NTf2)3/oxygen/10.1002/ejoc.202000229/2020/microwave)</w:t>
-            </w:r>
-          </w:p>
-        </w:tc>
-        <w:tc>
-          <w:tcPr>
-            <w:tcW w:type="dxa" w:w="1080"/>
-          </w:tcPr>
-          <w:p>
-            <w:r>
-              <w:t>(16/160.0°C/no base/Pr(NTf2)3/oxygen/10.1002/ejoc.202000229/2020/microwave)</w:t>
-            </w:r>
-          </w:p>
-        </w:tc>
-        <w:tc>
-          <w:tcPr>
-            <w:tcW w:type="dxa" w:w="1080"/>
-          </w:tcPr>
-          <w:p>
-            <w:r>
-              <w:t>(16/160.0°C/no base/Pr(NTf2)3/oxygen/10.1002/ejoc.202000229/2020/microwave)</w:t>
-            </w:r>
-          </w:p>
-        </w:tc>
-        <w:tc>
-          <w:tcPr>
-            <w:tcW w:type="dxa" w:w="1080"/>
-          </w:tcPr>
-          <w:p>
-            <w:r>
-              <w:t>(16/160.0°C/no base/Pr(NTf2)3/oxygen/10.1002/ejoc.202000229/2020/microwave)</w:t>
-            </w:r>
-          </w:p>
-        </w:tc>
-        <w:tc>
-          <w:tcPr>
-            <w:tcW w:type="dxa" w:w="1080"/>
-          </w:tcPr>
-          <w:p>
-            <w:r>
-              <w:t>(16/160.0°C/no base/Pr(NTf2)3/oxygen/10.1002/ejoc.202000229/2020/microwave)</w:t>
+              <w:t>(560/155.0°C/no base/Cu0.95Ag0.05/Al2O3/inert/10.1039/c1ra00560j/2011/0.1 mol% Cu+ Ag)</w:t>
+            </w:r>
+          </w:p>
+        </w:tc>
+        <w:tc>
+          <w:tcPr>
+            <w:tcW w:type="dxa" w:w="1080"/>
+          </w:tcPr>
+          <w:p>
+            <w:r>
+              <w:t>(94/155.0°C/no base/Cu0.95Ag0.05/Al2O3/inert/10.1039/c1ra00560j/2011/1 mol% Cu+ Ag)</w:t>
+            </w:r>
+          </w:p>
+        </w:tc>
+        <w:tc>
+          <w:tcPr>
+            <w:tcW w:type="dxa" w:w="1080"/>
+          </w:tcPr>
+          <w:p>
+            <w:r>
+              <w:t>(94/155.0°C/no base/Cu0.95Ag0.05/Al2O3/inert/10.1039/c1ra00560j/2011/1 mol% Cu+ Ag)</w:t>
+            </w:r>
+          </w:p>
+        </w:tc>
+        <w:tc>
+          <w:tcPr>
+            <w:tcW w:type="dxa" w:w="1080"/>
+          </w:tcPr>
+          <w:p>
+            <w:r>
+              <w:t>(560/155.0°C/no base/Cu0.95Ag0.05/Al2O3/inert/10.1039/c1ra00560j/2011/0.1 mol% Cu+ Ag)</w:t>
+            </w:r>
+          </w:p>
+        </w:tc>
+        <w:tc>
+          <w:tcPr>
+            <w:tcW w:type="dxa" w:w="1080"/>
+          </w:tcPr>
+          <w:p>
+            <w:r>
+              <w:t>(94/155.0°C/no base/Cu0.95Ag0.05/Al2O3/inert/10.1039/c1ra00560j/2011/1 mol% Cu+ Ag)</w:t>
             </w:r>
           </w:p>
         </w:tc>
@@ -3672,7 +3672,7 @@
           </w:tcPr>
           <w:p>
             <w:r>
-              <w:t>Se</w:t>
+              <w:t>V</w:t>
             </w:r>
           </w:p>
         </w:tc>
@@ -3692,7 +3692,7 @@
           </w:tcPr>
           <w:p>
             <w:r>
-              <w:t>(0/160.0°C/no base/Sr(NTf2)2/oxygen/10.1002/ejoc.202000229/2020/microwave)</w:t>
+              <w:t>(0/130.0°C/tBuOK/VCl2/inert/10.1016/j.tet.2011.02.075/2011/0)</w:t>
             </w:r>
           </w:p>
         </w:tc>
@@ -3722,7 +3722,7 @@
           </w:tcPr>
           <w:p>
             <w:r>
-              <w:t>(0/160.0°C/no base/Sr(NTf2)2/oxygen/10.1002/ejoc.202000229/2020/microwave)</w:t>
+              <w:t>no data</w:t>
             </w:r>
           </w:p>
         </w:tc>
@@ -3754,7 +3754,7 @@
           </w:tcPr>
           <w:p>
             <w:r>
-              <w:t>Ce</w:t>
+              <w:t>Ba</w:t>
             </w:r>
           </w:p>
         </w:tc>
@@ -3774,7 +3774,7 @@
           </w:tcPr>
           <w:p>
             <w:r>
-              <w:t>(6/160.0°C/no base/Ce(NTf2)s/oxygen/10.1002/ejoc.202000229/2020/microwave)</w:t>
+              <w:t>(0/160.0°C/no base/Ba(NTf2)2/oxygen/10.1002/ejoc.202000229/2020/microwave)</w:t>
             </w:r>
           </w:p>
         </w:tc>
@@ -3804,7 +3804,7 @@
           </w:tcPr>
           <w:p>
             <w:r>
-              <w:t>(6/160.0°C/no base/Ce(NTf2)s/oxygen/10.1002/ejoc.202000229/2020/microwave)</w:t>
+              <w:t>(0/160.0°C/no base/Ba(NTf2)2/oxygen/10.1002/ejoc.202000229/2020/microwave)</w:t>
             </w:r>
           </w:p>
         </w:tc>
@@ -3836,7 +3836,7 @@
           </w:tcPr>
           <w:p>
             <w:r>
-              <w:t>Hf</w:t>
+              <w:t>Gd</w:t>
             </w:r>
           </w:p>
         </w:tc>
@@ -3856,47 +3856,47 @@
           </w:tcPr>
           <w:p>
             <w:r>
-              <w:t>(7/120.0°C/no base/Hf-MOF-808_H2O/oxygen/10.1021/acssuschemeng.1c04903/2021/0)</w:t>
-            </w:r>
-          </w:p>
-        </w:tc>
-        <w:tc>
-          <w:tcPr>
-            <w:tcW w:type="dxa" w:w="1080"/>
-          </w:tcPr>
-          <w:p>
-            <w:r>
-              <w:t>(7/120.0°C/no base/Hf-MOF-808_H2O/oxygen/10.1021/acssuschemeng.1c04903/2021/0)</w:t>
-            </w:r>
-          </w:p>
-        </w:tc>
-        <w:tc>
-          <w:tcPr>
-            <w:tcW w:type="dxa" w:w="1080"/>
-          </w:tcPr>
-          <w:p>
-            <w:r>
-              <w:t>(7/120.0°C/no base/Hf-MOF-808_H2O/oxygen/10.1021/acssuschemeng.1c04903/2021/0)</w:t>
-            </w:r>
-          </w:p>
-        </w:tc>
-        <w:tc>
-          <w:tcPr>
-            <w:tcW w:type="dxa" w:w="1080"/>
-          </w:tcPr>
-          <w:p>
-            <w:r>
-              <w:t>(7/120.0°C/no base/Hf-MOF-808_H2O/oxygen/10.1021/acssuschemeng.1c04903/2021/0)</w:t>
-            </w:r>
-          </w:p>
-        </w:tc>
-        <w:tc>
-          <w:tcPr>
-            <w:tcW w:type="dxa" w:w="1080"/>
-          </w:tcPr>
-          <w:p>
-            <w:r>
-              <w:t>(7/120.0°C/no base/Hf-MOF-808_H2O/oxygen/10.1021/acssuschemeng.1c04903/2021/0)</w:t>
+              <w:t>(13/160.0°C/no base/Gd(NTf2)3/oxygen/10.1002/ejoc.202000229/2020/microwave)</w:t>
+            </w:r>
+          </w:p>
+        </w:tc>
+        <w:tc>
+          <w:tcPr>
+            <w:tcW w:type="dxa" w:w="1080"/>
+          </w:tcPr>
+          <w:p>
+            <w:r>
+              <w:t>(13/160.0°C/no base/Gd(NTf2)3/oxygen/10.1002/ejoc.202000229/2020/microwave)</w:t>
+            </w:r>
+          </w:p>
+        </w:tc>
+        <w:tc>
+          <w:tcPr>
+            <w:tcW w:type="dxa" w:w="1080"/>
+          </w:tcPr>
+          <w:p>
+            <w:r>
+              <w:t>(13/160.0°C/no base/Gd(NTf2)3/oxygen/10.1002/ejoc.202000229/2020/microwave)</w:t>
+            </w:r>
+          </w:p>
+        </w:tc>
+        <w:tc>
+          <w:tcPr>
+            <w:tcW w:type="dxa" w:w="1080"/>
+          </w:tcPr>
+          <w:p>
+            <w:r>
+              <w:t>(13/160.0°C/no base/Gd(NTf2)3/oxygen/10.1002/ejoc.202000229/2020/microwave)</w:t>
+            </w:r>
+          </w:p>
+        </w:tc>
+        <w:tc>
+          <w:tcPr>
+            <w:tcW w:type="dxa" w:w="1080"/>
+          </w:tcPr>
+          <w:p>
+            <w:r>
+              <w:t>(13/160.0°C/no base/Gd(NTf2)3/oxygen/10.1002/ejoc.202000229/2020/microwave)</w:t>
             </w:r>
           </w:p>
         </w:tc>
@@ -3918,7 +3918,7 @@
           </w:tcPr>
           <w:p>
             <w:r>
-              <w:t>Yb</w:t>
+              <w:t>Cs</w:t>
             </w:r>
           </w:p>
         </w:tc>
@@ -3938,57 +3938,57 @@
           </w:tcPr>
           <w:p>
             <w:r>
-              <w:t>(18/160.0°C/no base/Yb(NTf2)2/oxygen/10.1002/ejoc.202000229/2020/microwave)</w:t>
-            </w:r>
-          </w:p>
-        </w:tc>
-        <w:tc>
-          <w:tcPr>
-            <w:tcW w:type="dxa" w:w="1080"/>
-          </w:tcPr>
-          <w:p>
-            <w:r>
-              <w:t>(18/160.0°C/no base/Yb(NTf2)2/oxygen/10.1002/ejoc.202000229/2020/microwave)</w:t>
-            </w:r>
-          </w:p>
-        </w:tc>
-        <w:tc>
-          <w:tcPr>
-            <w:tcW w:type="dxa" w:w="1080"/>
-          </w:tcPr>
-          <w:p>
-            <w:r>
-              <w:t>(18/160.0°C/no base/Yb(NTf2)2/oxygen/10.1002/ejoc.202000229/2020/microwave)</w:t>
-            </w:r>
-          </w:p>
-        </w:tc>
-        <w:tc>
-          <w:tcPr>
-            <w:tcW w:type="dxa" w:w="1080"/>
-          </w:tcPr>
-          <w:p>
-            <w:r>
-              <w:t>(18/160.0°C/no base/Yb(NTf2)2/oxygen/10.1002/ejoc.202000229/2020/microwave)</w:t>
-            </w:r>
-          </w:p>
-        </w:tc>
-        <w:tc>
-          <w:tcPr>
-            <w:tcW w:type="dxa" w:w="1080"/>
-          </w:tcPr>
-          <w:p>
-            <w:r>
-              <w:t>(18/160.0°C/no base/Yb(NTf2)2/oxygen/10.1002/ejoc.202000229/2020/microwave)</w:t>
-            </w:r>
-          </w:p>
-        </w:tc>
-        <w:tc>
-          <w:tcPr>
-            <w:tcW w:type="dxa" w:w="1080"/>
-          </w:tcPr>
-          <w:p>
-            <w:r>
-              <w:t>['no base']</w:t>
+              <w:t>(0/160.0°C/no base/Cs(OTf)2/oxygen/10.1002/ejoc.202000229/2020/microwave)</w:t>
+            </w:r>
+          </w:p>
+        </w:tc>
+        <w:tc>
+          <w:tcPr>
+            <w:tcW w:type="dxa" w:w="1080"/>
+          </w:tcPr>
+          <w:p>
+            <w:r>
+              <w:t>no data</w:t>
+            </w:r>
+          </w:p>
+        </w:tc>
+        <w:tc>
+          <w:tcPr>
+            <w:tcW w:type="dxa" w:w="1080"/>
+          </w:tcPr>
+          <w:p>
+            <w:r>
+              <w:t>no data</w:t>
+            </w:r>
+          </w:p>
+        </w:tc>
+        <w:tc>
+          <w:tcPr>
+            <w:tcW w:type="dxa" w:w="1080"/>
+          </w:tcPr>
+          <w:p>
+            <w:r>
+              <w:t>(0/160.0°C/no base/Cs(OTf)2/oxygen/10.1002/ejoc.202000229/2020/microwave)</w:t>
+            </w:r>
+          </w:p>
+        </w:tc>
+        <w:tc>
+          <w:tcPr>
+            <w:tcW w:type="dxa" w:w="1080"/>
+          </w:tcPr>
+          <w:p>
+            <w:r>
+              <w:t>no data</w:t>
+            </w:r>
+          </w:p>
+        </w:tc>
+        <w:tc>
+          <w:tcPr>
+            <w:tcW w:type="dxa" w:w="1080"/>
+          </w:tcPr>
+          <w:p>
+            <w:r>
+              <w:t>[]</w:t>
             </w:r>
           </w:p>
         </w:tc>
@@ -4000,7 +4000,7 @@
           </w:tcPr>
           <w:p>
             <w:r>
-              <w:t>La</w:t>
+              <w:t>Hf</w:t>
             </w:r>
           </w:p>
         </w:tc>
@@ -4020,57 +4020,57 @@
           </w:tcPr>
           <w:p>
             <w:r>
-              <w:t>(9/160.0°C/no base/La(NTf2)3/oxygen/10.1002/ejoc.202000229/2020/microwave)</w:t>
-            </w:r>
-          </w:p>
-        </w:tc>
-        <w:tc>
-          <w:tcPr>
-            <w:tcW w:type="dxa" w:w="1080"/>
-          </w:tcPr>
-          <w:p>
-            <w:r>
-              <w:t>no data</w:t>
-            </w:r>
-          </w:p>
-        </w:tc>
-        <w:tc>
-          <w:tcPr>
-            <w:tcW w:type="dxa" w:w="1080"/>
-          </w:tcPr>
-          <w:p>
-            <w:r>
-              <w:t>no data</w:t>
-            </w:r>
-          </w:p>
-        </w:tc>
-        <w:tc>
-          <w:tcPr>
-            <w:tcW w:type="dxa" w:w="1080"/>
-          </w:tcPr>
-          <w:p>
-            <w:r>
-              <w:t>(9/160.0°C/no base/La(NTf2)3/oxygen/10.1002/ejoc.202000229/2020/microwave)</w:t>
-            </w:r>
-          </w:p>
-        </w:tc>
-        <w:tc>
-          <w:tcPr>
-            <w:tcW w:type="dxa" w:w="1080"/>
-          </w:tcPr>
-          <w:p>
-            <w:r>
-              <w:t>no data</w:t>
-            </w:r>
-          </w:p>
-        </w:tc>
-        <w:tc>
-          <w:tcPr>
-            <w:tcW w:type="dxa" w:w="1080"/>
-          </w:tcPr>
-          <w:p>
-            <w:r>
-              <w:t>[]</w:t>
+              <w:t>(7/120.0°C/no base/Hf-MOF-808_H2O/oxygen/10.1021/acssuschemeng.1c04903/2021/0)</w:t>
+            </w:r>
+          </w:p>
+        </w:tc>
+        <w:tc>
+          <w:tcPr>
+            <w:tcW w:type="dxa" w:w="1080"/>
+          </w:tcPr>
+          <w:p>
+            <w:r>
+              <w:t>(7/120.0°C/no base/Hf-MOF-808_H2O/oxygen/10.1021/acssuschemeng.1c04903/2021/0)</w:t>
+            </w:r>
+          </w:p>
+        </w:tc>
+        <w:tc>
+          <w:tcPr>
+            <w:tcW w:type="dxa" w:w="1080"/>
+          </w:tcPr>
+          <w:p>
+            <w:r>
+              <w:t>(7/120.0°C/no base/Hf-MOF-808_H2O/oxygen/10.1021/acssuschemeng.1c04903/2021/0)</w:t>
+            </w:r>
+          </w:p>
+        </w:tc>
+        <w:tc>
+          <w:tcPr>
+            <w:tcW w:type="dxa" w:w="1080"/>
+          </w:tcPr>
+          <w:p>
+            <w:r>
+              <w:t>(7/120.0°C/no base/Hf-MOF-808_H2O/oxygen/10.1021/acssuschemeng.1c04903/2021/0)</w:t>
+            </w:r>
+          </w:p>
+        </w:tc>
+        <w:tc>
+          <w:tcPr>
+            <w:tcW w:type="dxa" w:w="1080"/>
+          </w:tcPr>
+          <w:p>
+            <w:r>
+              <w:t>(7/120.0°C/no base/Hf-MOF-808_H2O/oxygen/10.1021/acssuschemeng.1c04903/2021/0)</w:t>
+            </w:r>
+          </w:p>
+        </w:tc>
+        <w:tc>
+          <w:tcPr>
+            <w:tcW w:type="dxa" w:w="1080"/>
+          </w:tcPr>
+          <w:p>
+            <w:r>
+              <w:t>['no base']</w:t>
             </w:r>
           </w:p>
         </w:tc>
@@ -4082,7 +4082,7 @@
           </w:tcPr>
           <w:p>
             <w:r>
-              <w:t>Nd</w:t>
+              <w:t>Sb</w:t>
             </w:r>
           </w:p>
         </w:tc>
@@ -4102,47 +4102,47 @@
           </w:tcPr>
           <w:p>
             <w:r>
-              <w:t>(15/160.0°C/no base/Nd(NTf2)3/oxygen/10.1002/ejoc.202000229/2020/microwave)</w:t>
-            </w:r>
-          </w:p>
-        </w:tc>
-        <w:tc>
-          <w:tcPr>
-            <w:tcW w:type="dxa" w:w="1080"/>
-          </w:tcPr>
-          <w:p>
-            <w:r>
-              <w:t>(15/160.0°C/no base/Nd(NTf2)3/oxygen/10.1002/ejoc.202000229/2020/microwave)</w:t>
-            </w:r>
-          </w:p>
-        </w:tc>
-        <w:tc>
-          <w:tcPr>
-            <w:tcW w:type="dxa" w:w="1080"/>
-          </w:tcPr>
-          <w:p>
-            <w:r>
-              <w:t>(15/160.0°C/no base/Nd(NTf2)3/oxygen/10.1002/ejoc.202000229/2020/microwave)</w:t>
-            </w:r>
-          </w:p>
-        </w:tc>
-        <w:tc>
-          <w:tcPr>
-            <w:tcW w:type="dxa" w:w="1080"/>
-          </w:tcPr>
-          <w:p>
-            <w:r>
-              <w:t>(15/160.0°C/no base/Nd(NTf2)3/oxygen/10.1002/ejoc.202000229/2020/microwave)</w:t>
-            </w:r>
-          </w:p>
-        </w:tc>
-        <w:tc>
-          <w:tcPr>
-            <w:tcW w:type="dxa" w:w="1080"/>
-          </w:tcPr>
-          <w:p>
-            <w:r>
-              <w:t>(15/160.0°C/no base/Nd(NTf2)3/oxygen/10.1002/ejoc.202000229/2020/microwave)</w:t>
+              <w:t>(14/160.0°C/no base/Sb(NTf2)3/oxygen/10.1002/ejoc.202000229/2020/microwave)</w:t>
+            </w:r>
+          </w:p>
+        </w:tc>
+        <w:tc>
+          <w:tcPr>
+            <w:tcW w:type="dxa" w:w="1080"/>
+          </w:tcPr>
+          <w:p>
+            <w:r>
+              <w:t>(14/160.0°C/no base/Sb(NTf2)3/oxygen/10.1002/ejoc.202000229/2020/microwave)</w:t>
+            </w:r>
+          </w:p>
+        </w:tc>
+        <w:tc>
+          <w:tcPr>
+            <w:tcW w:type="dxa" w:w="1080"/>
+          </w:tcPr>
+          <w:p>
+            <w:r>
+              <w:t>(14/160.0°C/no base/Sb(NTf2)3/oxygen/10.1002/ejoc.202000229/2020/microwave)</w:t>
+            </w:r>
+          </w:p>
+        </w:tc>
+        <w:tc>
+          <w:tcPr>
+            <w:tcW w:type="dxa" w:w="1080"/>
+          </w:tcPr>
+          <w:p>
+            <w:r>
+              <w:t>(14/160.0°C/no base/Sb(NTf2)3/oxygen/10.1002/ejoc.202000229/2020/microwave)</w:t>
+            </w:r>
+          </w:p>
+        </w:tc>
+        <w:tc>
+          <w:tcPr>
+            <w:tcW w:type="dxa" w:w="1080"/>
+          </w:tcPr>
+          <w:p>
+            <w:r>
+              <w:t>(14/160.0°C/no base/Sb(NTf2)3/oxygen/10.1002/ejoc.202000229/2020/microwave)</w:t>
             </w:r>
           </w:p>
         </w:tc>

--- a/doc_tables/best_cats_PhNH2_BnOH.docx
+++ b/doc_tables/best_cats_PhNH2_BnOH.docx
@@ -884,7 +884,7 @@
           </w:tcPr>
           <w:p>
             <w:r>
-              <w:t>Ag</w:t>
+              <w:t>Rh</w:t>
             </w:r>
           </w:p>
         </w:tc>
@@ -904,57 +904,57 @@
           </w:tcPr>
           <w:p>
             <w:r>
-              <w:t>(98/110.0°C/NaOH/Ag@MnO2/oxygen/10.1177/1747519821989963/2021/0)</w:t>
-            </w:r>
-          </w:p>
-        </w:tc>
-        <w:tc>
-          <w:tcPr>
-            <w:tcW w:type="dxa" w:w="1080"/>
-          </w:tcPr>
-          <w:p>
-            <w:r>
-              <w:t>(98/110.0°C/NaOH/Ag@MnO2/oxygen/10.1177/1747519821989963/2021/0)</w:t>
-            </w:r>
-          </w:p>
-        </w:tc>
-        <w:tc>
-          <w:tcPr>
-            <w:tcW w:type="dxa" w:w="1080"/>
-          </w:tcPr>
-          <w:p>
-            <w:r>
-              <w:t>(92/100.0°C/KOH/Fe3O4@SiO2-Ag (SMNP-Ag)/oxygen/10.1002/aoc.3720/2017/0)</w:t>
-            </w:r>
-          </w:p>
-        </w:tc>
-        <w:tc>
-          <w:tcPr>
-            <w:tcW w:type="dxa" w:w="1080"/>
-          </w:tcPr>
-          <w:p>
-            <w:r>
-              <w:t>(25/25.0°C/no base/Ag/TiO2/inert/10.1016/j.apcatb.2022.121264/2022/14W blue LED)</w:t>
-            </w:r>
-          </w:p>
-        </w:tc>
-        <w:tc>
-          <w:tcPr>
-            <w:tcW w:type="dxa" w:w="1080"/>
-          </w:tcPr>
-          <w:p>
-            <w:r>
-              <w:t>(24/145.0°C/no base/Ag/Al2O3-5/inert/10.1002/cctc.200900209/2009/0)</w:t>
-            </w:r>
-          </w:p>
-        </w:tc>
-        <w:tc>
-          <w:tcPr>
-            <w:tcW w:type="dxa" w:w="1080"/>
-          </w:tcPr>
-          <w:p>
-            <w:r>
-              <w:t>['tBuOK', 'KOH']</w:t>
+              <w:t>(980/100.0°C/tBuOK/Rh(I)(COD)(NHC)triazoleC6H5/CB/oxygen/10.1021/acs.inorgchem.7b02586/2017/0)</w:t>
+            </w:r>
+          </w:p>
+        </w:tc>
+        <w:tc>
+          <w:tcPr>
+            <w:tcW w:type="dxa" w:w="1080"/>
+          </w:tcPr>
+          <w:p>
+            <w:r>
+              <w:t>(196/100.0°C/no base/Cp*-S-Rh-N-anthracene-Cl/inert/10.1021/acs.organomet.8b00908/2019/0)</w:t>
+            </w:r>
+          </w:p>
+        </w:tc>
+        <w:tc>
+          <w:tcPr>
+            <w:tcW w:type="dxa" w:w="1080"/>
+          </w:tcPr>
+          <w:p>
+            <w:r>
+              <w:t>(196/100.0°C/no base/Cp*-S-Rh-N-anthracene-Cl/inert/10.1021/acs.organomet.8b00908/2019/0)</w:t>
+            </w:r>
+          </w:p>
+        </w:tc>
+        <w:tc>
+          <w:tcPr>
+            <w:tcW w:type="dxa" w:w="1080"/>
+          </w:tcPr>
+          <w:p>
+            <w:r>
+              <w:t>(196/100.0°C/no base/Cp*-S-Rh-N-anthracene-Cl/inert/10.1021/acs.organomet.8b00908/2019/0)</w:t>
+            </w:r>
+          </w:p>
+        </w:tc>
+        <w:tc>
+          <w:tcPr>
+            <w:tcW w:type="dxa" w:w="1080"/>
+          </w:tcPr>
+          <w:p>
+            <w:r>
+              <w:t>(196/100.0°C/no base/Cp*-S-Rh-N-anthracene-Cl/inert/10.1021/acs.organomet.8b00908/2019/0)</w:t>
+            </w:r>
+          </w:p>
+        </w:tc>
+        <w:tc>
+          <w:tcPr>
+            <w:tcW w:type="dxa" w:w="1080"/>
+          </w:tcPr>
+          <w:p>
+            <w:r>
+              <w:t>['no base', 'tBuOK']</w:t>
             </w:r>
           </w:p>
         </w:tc>
@@ -966,7 +966,7 @@
           </w:tcPr>
           <w:p>
             <w:r>
-              <w:t>Rh</w:t>
+              <w:t>Ag</w:t>
             </w:r>
           </w:p>
         </w:tc>
@@ -986,57 +986,57 @@
           </w:tcPr>
           <w:p>
             <w:r>
-              <w:t>(980/100.0°C/tBuOK/Rh(I)(COD)(NHC)triazoleC6H5/CB/oxygen/10.1021/acs.inorgchem.7b02586/2017/0)</w:t>
-            </w:r>
-          </w:p>
-        </w:tc>
-        <w:tc>
-          <w:tcPr>
-            <w:tcW w:type="dxa" w:w="1080"/>
-          </w:tcPr>
-          <w:p>
-            <w:r>
-              <w:t>(196/100.0°C/no base/Cp*-S-Rh-N-anthracene-Cl/inert/10.1021/acs.organomet.8b00908/2019/0)</w:t>
-            </w:r>
-          </w:p>
-        </w:tc>
-        <w:tc>
-          <w:tcPr>
-            <w:tcW w:type="dxa" w:w="1080"/>
-          </w:tcPr>
-          <w:p>
-            <w:r>
-              <w:t>(196/100.0°C/no base/Cp*-S-Rh-N-anthracene-Cl/inert/10.1021/acs.organomet.8b00908/2019/0)</w:t>
-            </w:r>
-          </w:p>
-        </w:tc>
-        <w:tc>
-          <w:tcPr>
-            <w:tcW w:type="dxa" w:w="1080"/>
-          </w:tcPr>
-          <w:p>
-            <w:r>
-              <w:t>(196/100.0°C/no base/Cp*-S-Rh-N-anthracene-Cl/inert/10.1021/acs.organomet.8b00908/2019/0)</w:t>
-            </w:r>
-          </w:p>
-        </w:tc>
-        <w:tc>
-          <w:tcPr>
-            <w:tcW w:type="dxa" w:w="1080"/>
-          </w:tcPr>
-          <w:p>
-            <w:r>
-              <w:t>(196/100.0°C/no base/Cp*-S-Rh-N-anthracene-Cl/inert/10.1021/acs.organomet.8b00908/2019/0)</w:t>
-            </w:r>
-          </w:p>
-        </w:tc>
-        <w:tc>
-          <w:tcPr>
-            <w:tcW w:type="dxa" w:w="1080"/>
-          </w:tcPr>
-          <w:p>
-            <w:r>
-              <w:t>['no base', 'tBuOK']</w:t>
+              <w:t>(98/110.0°C/NaOH/Ag@MnO2/oxygen/10.1177/1747519821989963/2021/0)</w:t>
+            </w:r>
+          </w:p>
+        </w:tc>
+        <w:tc>
+          <w:tcPr>
+            <w:tcW w:type="dxa" w:w="1080"/>
+          </w:tcPr>
+          <w:p>
+            <w:r>
+              <w:t>(98/110.0°C/NaOH/Ag@MnO2/oxygen/10.1177/1747519821989963/2021/0)</w:t>
+            </w:r>
+          </w:p>
+        </w:tc>
+        <w:tc>
+          <w:tcPr>
+            <w:tcW w:type="dxa" w:w="1080"/>
+          </w:tcPr>
+          <w:p>
+            <w:r>
+              <w:t>(92/100.0°C/KOH/Fe3O4@SiO2-Ag (SMNP-Ag)/oxygen/10.1002/aoc.3720/2017/0)</w:t>
+            </w:r>
+          </w:p>
+        </w:tc>
+        <w:tc>
+          <w:tcPr>
+            <w:tcW w:type="dxa" w:w="1080"/>
+          </w:tcPr>
+          <w:p>
+            <w:r>
+              <w:t>(25/25.0°C/no base/Ag/TiO2/inert/10.1016/j.apcatb.2022.121264/2022/14W blue LED)</w:t>
+            </w:r>
+          </w:p>
+        </w:tc>
+        <w:tc>
+          <w:tcPr>
+            <w:tcW w:type="dxa" w:w="1080"/>
+          </w:tcPr>
+          <w:p>
+            <w:r>
+              <w:t>(24/145.0°C/no base/Ag/Al2O3-5/inert/10.1002/cctc.200900209/2009/0)</w:t>
+            </w:r>
+          </w:p>
+        </w:tc>
+        <w:tc>
+          <w:tcPr>
+            <w:tcW w:type="dxa" w:w="1080"/>
+          </w:tcPr>
+          <w:p>
+            <w:r>
+              <w:t>['tBuOK', 'KOH']</w:t>
             </w:r>
           </w:p>
         </w:tc>
@@ -1294,7 +1294,7 @@
           </w:tcPr>
           <w:p>
             <w:r>
-              <w:t>Mo</w:t>
+              <w:t>Al</w:t>
             </w:r>
           </w:p>
         </w:tc>
@@ -1314,37 +1314,7 @@
           </w:tcPr>
           <w:p>
             <w:r>
-              <w:t>(76/130.0°C/tBuOK/Mo-NHC/inert/10.1021/acscatal.1c02956/2021/0)</w:t>
-            </w:r>
-          </w:p>
-        </w:tc>
-        <w:tc>
-          <w:tcPr>
-            <w:tcW w:type="dxa" w:w="1080"/>
-          </w:tcPr>
-          <w:p>
-            <w:r>
-              <w:t>(76/130.0°C/tBuOK/Mo-NHC/inert/10.1021/acscatal.1c02956/2021/0)</w:t>
-            </w:r>
-          </w:p>
-        </w:tc>
-        <w:tc>
-          <w:tcPr>
-            <w:tcW w:type="dxa" w:w="1080"/>
-          </w:tcPr>
-          <w:p>
-            <w:r>
-              <w:t>(34/120.0°C/tBuOK/Mo(CO)6/oxygen/10.1016/j.mcat.2021.111415/2021/0)</w:t>
-            </w:r>
-          </w:p>
-        </w:tc>
-        <w:tc>
-          <w:tcPr>
-            <w:tcW w:type="dxa" w:w="1080"/>
-          </w:tcPr>
-          <w:p>
-            <w:r>
-              <w:t>(0/130.0°C/no base/Mo-NHC/inert/10.1021/acscatal.1c02956/2021/0)</w:t>
+              <w:t>(10/160.0°C/no base/AI(NTf2)5/oxygen/10.1002/ejoc.202000229/2020/microwave)</w:t>
             </w:r>
           </w:p>
         </w:tc>
@@ -1364,7 +1334,37 @@
           </w:tcPr>
           <w:p>
             <w:r>
-              <w:t>['tBuOK', 'tBuONa']</w:t>
+              <w:t>no data</w:t>
+            </w:r>
+          </w:p>
+        </w:tc>
+        <w:tc>
+          <w:tcPr>
+            <w:tcW w:type="dxa" w:w="1080"/>
+          </w:tcPr>
+          <w:p>
+            <w:r>
+              <w:t>(10/160.0°C/no base/AI(NTf2)5/oxygen/10.1002/ejoc.202000229/2020/microwave)</w:t>
+            </w:r>
+          </w:p>
+        </w:tc>
+        <w:tc>
+          <w:tcPr>
+            <w:tcW w:type="dxa" w:w="1080"/>
+          </w:tcPr>
+          <w:p>
+            <w:r>
+              <w:t>no data</w:t>
+            </w:r>
+          </w:p>
+        </w:tc>
+        <w:tc>
+          <w:tcPr>
+            <w:tcW w:type="dxa" w:w="1080"/>
+          </w:tcPr>
+          <w:p>
+            <w:r>
+              <w:t>[]</w:t>
             </w:r>
           </w:p>
         </w:tc>
@@ -1376,7 +1376,7 @@
           </w:tcPr>
           <w:p>
             <w:r>
-              <w:t>Cr</w:t>
+              <w:t>Mo</w:t>
             </w:r>
           </w:p>
         </w:tc>
@@ -1396,37 +1396,37 @@
           </w:tcPr>
           <w:p>
             <w:r>
-              <w:t>(49/150.0°C/tBuOK/CrNNN/inert/10.1002/anie.202001704/2020/0)</w:t>
-            </w:r>
-          </w:p>
-        </w:tc>
-        <w:tc>
-          <w:tcPr>
-            <w:tcW w:type="dxa" w:w="1080"/>
-          </w:tcPr>
-          <w:p>
-            <w:r>
-              <w:t>(38/150.0°C/tBuOK/CrNNN/inert/10.1002/anie.202001704/2020/0)</w:t>
-            </w:r>
-          </w:p>
-        </w:tc>
-        <w:tc>
-          <w:tcPr>
-            <w:tcW w:type="dxa" w:w="1080"/>
-          </w:tcPr>
-          <w:p>
-            <w:r>
-              <w:t>(14/150.0°C/tBuOK/CrNNN/inert/10.1002/anie.202001704/2020/0)</w:t>
-            </w:r>
-          </w:p>
-        </w:tc>
-        <w:tc>
-          <w:tcPr>
-            <w:tcW w:type="dxa" w:w="1080"/>
-          </w:tcPr>
-          <w:p>
-            <w:r>
-              <w:t>(10/160.0°C/no base/Cr(NTf2)3/oxygen/10.1002/ejoc.202000229/2020/microwave)</w:t>
+              <w:t>(76/130.0°C/tBuOK/Mo-NHC/inert/10.1021/acscatal.1c02956/2021/0)</w:t>
+            </w:r>
+          </w:p>
+        </w:tc>
+        <w:tc>
+          <w:tcPr>
+            <w:tcW w:type="dxa" w:w="1080"/>
+          </w:tcPr>
+          <w:p>
+            <w:r>
+              <w:t>(76/130.0°C/tBuOK/Mo-NHC/inert/10.1021/acscatal.1c02956/2021/0)</w:t>
+            </w:r>
+          </w:p>
+        </w:tc>
+        <w:tc>
+          <w:tcPr>
+            <w:tcW w:type="dxa" w:w="1080"/>
+          </w:tcPr>
+          <w:p>
+            <w:r>
+              <w:t>(34/120.0°C/tBuOK/Mo(CO)6/oxygen/10.1016/j.mcat.2021.111415/2021/0)</w:t>
+            </w:r>
+          </w:p>
+        </w:tc>
+        <w:tc>
+          <w:tcPr>
+            <w:tcW w:type="dxa" w:w="1080"/>
+          </w:tcPr>
+          <w:p>
+            <w:r>
+              <w:t>(0/130.0°C/no base/Mo-NHC/inert/10.1021/acscatal.1c02956/2021/0)</w:t>
             </w:r>
           </w:p>
         </w:tc>
@@ -1446,7 +1446,7 @@
           </w:tcPr>
           <w:p>
             <w:r>
-              <w:t>['tBuOK']</w:t>
+              <w:t>['tBuOK', 'tBuONa']</w:t>
             </w:r>
           </w:p>
         </w:tc>
@@ -1458,7 +1458,7 @@
           </w:tcPr>
           <w:p>
             <w:r>
-              <w:t>Al</w:t>
+              <w:t>Cr</w:t>
             </w:r>
           </w:p>
         </w:tc>
@@ -1478,7 +1478,37 @@
           </w:tcPr>
           <w:p>
             <w:r>
-              <w:t>(10/160.0°C/no base/AI(NTf2)5/oxygen/10.1002/ejoc.202000229/2020/microwave)</w:t>
+              <w:t>(49/150.0°C/tBuOK/CrNNN/inert/10.1002/anie.202001704/2020/0)</w:t>
+            </w:r>
+          </w:p>
+        </w:tc>
+        <w:tc>
+          <w:tcPr>
+            <w:tcW w:type="dxa" w:w="1080"/>
+          </w:tcPr>
+          <w:p>
+            <w:r>
+              <w:t>(38/150.0°C/tBuOK/CrNNN/inert/10.1002/anie.202001704/2020/0)</w:t>
+            </w:r>
+          </w:p>
+        </w:tc>
+        <w:tc>
+          <w:tcPr>
+            <w:tcW w:type="dxa" w:w="1080"/>
+          </w:tcPr>
+          <w:p>
+            <w:r>
+              <w:t>(14/150.0°C/tBuOK/CrNNN/inert/10.1002/anie.202001704/2020/0)</w:t>
+            </w:r>
+          </w:p>
+        </w:tc>
+        <w:tc>
+          <w:tcPr>
+            <w:tcW w:type="dxa" w:w="1080"/>
+          </w:tcPr>
+          <w:p>
+            <w:r>
+              <w:t>(10/160.0°C/no base/Cr(NTf2)3/oxygen/10.1002/ejoc.202000229/2020/microwave)</w:t>
             </w:r>
           </w:p>
         </w:tc>
@@ -1498,37 +1528,7 @@
           </w:tcPr>
           <w:p>
             <w:r>
-              <w:t>no data</w:t>
-            </w:r>
-          </w:p>
-        </w:tc>
-        <w:tc>
-          <w:tcPr>
-            <w:tcW w:type="dxa" w:w="1080"/>
-          </w:tcPr>
-          <w:p>
-            <w:r>
-              <w:t>(10/160.0°C/no base/AI(NTf2)5/oxygen/10.1002/ejoc.202000229/2020/microwave)</w:t>
-            </w:r>
-          </w:p>
-        </w:tc>
-        <w:tc>
-          <w:tcPr>
-            <w:tcW w:type="dxa" w:w="1080"/>
-          </w:tcPr>
-          <w:p>
-            <w:r>
-              <w:t>no data</w:t>
-            </w:r>
-          </w:p>
-        </w:tc>
-        <w:tc>
-          <w:tcPr>
-            <w:tcW w:type="dxa" w:w="1080"/>
-          </w:tcPr>
-          <w:p>
-            <w:r>
-              <w:t>[]</w:t>
+              <w:t>['tBuOK']</w:t>
             </w:r>
           </w:p>
         </w:tc>
@@ -1540,7 +1540,7 @@
           </w:tcPr>
           <w:p>
             <w:r>
-              <w:t>Bi</w:t>
+              <w:t>W</w:t>
             </w:r>
           </w:p>
         </w:tc>
@@ -1560,37 +1560,37 @@
           </w:tcPr>
           <w:p>
             <w:r>
-              <w:t>(1162/25.0°C/tBuOK/Bi-S3/s-Vs/inert/10.1039/d2ta06142b/2022/100W blue LED)</w:t>
-            </w:r>
-          </w:p>
-        </w:tc>
-        <w:tc>
-          <w:tcPr>
-            <w:tcW w:type="dxa" w:w="1080"/>
-          </w:tcPr>
-          <w:p>
-            <w:r>
-              <w:t>(1162/25.0°C/tBuOK/Bi-S3/s-Vs/inert/10.1039/d2ta06142b/2022/100W blue LED)</w:t>
-            </w:r>
-          </w:p>
-        </w:tc>
-        <w:tc>
-          <w:tcPr>
-            <w:tcW w:type="dxa" w:w="1080"/>
-          </w:tcPr>
-          <w:p>
-            <w:r>
-              <w:t>(1162/25.0°C/tBuOK/Bi-S3/s-Vs/inert/10.1039/d2ta06142b/2022/100W blue LED)</w:t>
-            </w:r>
-          </w:p>
-        </w:tc>
-        <w:tc>
-          <w:tcPr>
-            <w:tcW w:type="dxa" w:w="1080"/>
-          </w:tcPr>
-          <w:p>
-            <w:r>
-              <w:t>(10/160.0°C/no base/Bi(NTf2)3/oxygen/10.1002/ejoc.202000229/2020/microwave)</w:t>
+              <w:t>(142/130.0°C/tBuOK/W(CO)6/inert/10.1002/cssc.202002830/2020/0)</w:t>
+            </w:r>
+          </w:p>
+        </w:tc>
+        <w:tc>
+          <w:tcPr>
+            <w:tcW w:type="dxa" w:w="1080"/>
+          </w:tcPr>
+          <w:p>
+            <w:r>
+              <w:t>(142/130.0°C/tBuOK/W(CO)6/inert/10.1002/cssc.202002830/2020/0)</w:t>
+            </w:r>
+          </w:p>
+        </w:tc>
+        <w:tc>
+          <w:tcPr>
+            <w:tcW w:type="dxa" w:w="1080"/>
+          </w:tcPr>
+          <w:p>
+            <w:r>
+              <w:t>(74/130.0°C/tBuOK/W(CO)6/inert/10.1002/cssc.202002830/2020/0)</w:t>
+            </w:r>
+          </w:p>
+        </w:tc>
+        <w:tc>
+          <w:tcPr>
+            <w:tcW w:type="dxa" w:w="1080"/>
+          </w:tcPr>
+          <w:p>
+            <w:r>
+              <w:t>(14/140.0°C/no base/10WO3/ZrO2/oxygen/10.1039/d2ra00198e/2022/0)</w:t>
             </w:r>
           </w:p>
         </w:tc>
@@ -1622,7 +1622,7 @@
           </w:tcPr>
           <w:p>
             <w:r>
-              <w:t>Re</w:t>
+              <w:t>Bi</w:t>
             </w:r>
           </w:p>
         </w:tc>
@@ -1642,57 +1642,57 @@
           </w:tcPr>
           <w:p>
             <w:r>
-              <w:t>(66/100.0°C/tBuOK/Re(NHC1)2(CO)3Br/inert/10.1021/acs.organomet.3c00046/2023/0)</w:t>
-            </w:r>
-          </w:p>
-        </w:tc>
-        <w:tc>
-          <w:tcPr>
-            <w:tcW w:type="dxa" w:w="1080"/>
-          </w:tcPr>
-          <w:p>
-            <w:r>
-              <w:t>(66/100.0°C/tBuOK/Re(NHC1)2(CO)3Br/inert/10.1021/acs.organomet.3c00046/2023/0)</w:t>
-            </w:r>
-          </w:p>
-        </w:tc>
-        <w:tc>
-          <w:tcPr>
-            <w:tcW w:type="dxa" w:w="1080"/>
-          </w:tcPr>
-          <w:p>
-            <w:r>
-              <w:t>(54/100.0°C/tBuOK/Re(NHC1)2(CO)3Cl/inert/10.1021/acs.organomet.3c00046/2023/0)</w:t>
-            </w:r>
-          </w:p>
-        </w:tc>
-        <w:tc>
-          <w:tcPr>
-            <w:tcW w:type="dxa" w:w="1080"/>
-          </w:tcPr>
-          <w:p>
-            <w:r>
-              <w:t>(8/150.0°C/no base/ReH7(Pcy3)2/inert/10.1016/j.tetlet.2014.05.068/2014/0)</w:t>
-            </w:r>
-          </w:p>
-        </w:tc>
-        <w:tc>
-          <w:tcPr>
-            <w:tcW w:type="dxa" w:w="1080"/>
-          </w:tcPr>
-          <w:p>
-            <w:r>
-              <w:t>(8/150.0°C/no base/ReH7(Pcy3)2/inert/10.1016/j.tetlet.2014.05.068/2014/0)</w:t>
-            </w:r>
-          </w:p>
-        </w:tc>
-        <w:tc>
-          <w:tcPr>
-            <w:tcW w:type="dxa" w:w="1080"/>
-          </w:tcPr>
-          <w:p>
-            <w:r>
-              <w:t>['tBuOK', 'no base']</w:t>
+              <w:t>(1162/25.0°C/tBuOK/Bi-S3/s-Vs/inert/10.1039/d2ta06142b/2022/100W blue LED)</w:t>
+            </w:r>
+          </w:p>
+        </w:tc>
+        <w:tc>
+          <w:tcPr>
+            <w:tcW w:type="dxa" w:w="1080"/>
+          </w:tcPr>
+          <w:p>
+            <w:r>
+              <w:t>(1162/25.0°C/tBuOK/Bi-S3/s-Vs/inert/10.1039/d2ta06142b/2022/100W blue LED)</w:t>
+            </w:r>
+          </w:p>
+        </w:tc>
+        <w:tc>
+          <w:tcPr>
+            <w:tcW w:type="dxa" w:w="1080"/>
+          </w:tcPr>
+          <w:p>
+            <w:r>
+              <w:t>(1162/25.0°C/tBuOK/Bi-S3/s-Vs/inert/10.1039/d2ta06142b/2022/100W blue LED)</w:t>
+            </w:r>
+          </w:p>
+        </w:tc>
+        <w:tc>
+          <w:tcPr>
+            <w:tcW w:type="dxa" w:w="1080"/>
+          </w:tcPr>
+          <w:p>
+            <w:r>
+              <w:t>(10/160.0°C/no base/Bi(NTf2)3/oxygen/10.1002/ejoc.202000229/2020/microwave)</w:t>
+            </w:r>
+          </w:p>
+        </w:tc>
+        <w:tc>
+          <w:tcPr>
+            <w:tcW w:type="dxa" w:w="1080"/>
+          </w:tcPr>
+          <w:p>
+            <w:r>
+              <w:t>no data</w:t>
+            </w:r>
+          </w:p>
+        </w:tc>
+        <w:tc>
+          <w:tcPr>
+            <w:tcW w:type="dxa" w:w="1080"/>
+          </w:tcPr>
+          <w:p>
+            <w:r>
+              <w:t>['tBuOK']</w:t>
             </w:r>
           </w:p>
         </w:tc>
@@ -1704,7 +1704,7 @@
           </w:tcPr>
           <w:p>
             <w:r>
-              <w:t>W</w:t>
+              <w:t>Sm</w:t>
             </w:r>
           </w:p>
         </w:tc>
@@ -1724,37 +1724,37 @@
           </w:tcPr>
           <w:p>
             <w:r>
-              <w:t>(142/130.0°C/tBuOK/W(CO)6/inert/10.1002/cssc.202002830/2020/0)</w:t>
-            </w:r>
-          </w:p>
-        </w:tc>
-        <w:tc>
-          <w:tcPr>
-            <w:tcW w:type="dxa" w:w="1080"/>
-          </w:tcPr>
-          <w:p>
-            <w:r>
-              <w:t>(142/130.0°C/tBuOK/W(CO)6/inert/10.1002/cssc.202002830/2020/0)</w:t>
-            </w:r>
-          </w:p>
-        </w:tc>
-        <w:tc>
-          <w:tcPr>
-            <w:tcW w:type="dxa" w:w="1080"/>
-          </w:tcPr>
-          <w:p>
-            <w:r>
-              <w:t>(74/130.0°C/tBuOK/W(CO)6/inert/10.1002/cssc.202002830/2020/0)</w:t>
-            </w:r>
-          </w:p>
-        </w:tc>
-        <w:tc>
-          <w:tcPr>
-            <w:tcW w:type="dxa" w:w="1080"/>
-          </w:tcPr>
-          <w:p>
-            <w:r>
-              <w:t>(14/140.0°C/no base/10WO3/ZrO2/oxygen/10.1039/d2ra00198e/2022/0)</w:t>
+              <w:t>(30/140.0°C/tBuOK/SmI2/inert/10.1021/acs.joc.9b00717/2019/MW)</w:t>
+            </w:r>
+          </w:p>
+        </w:tc>
+        <w:tc>
+          <w:tcPr>
+            <w:tcW w:type="dxa" w:w="1080"/>
+          </w:tcPr>
+          <w:p>
+            <w:r>
+              <w:t>(30/140.0°C/tBuOK/SmI2/inert/10.1021/acs.joc.9b00717/2019/MW)</w:t>
+            </w:r>
+          </w:p>
+        </w:tc>
+        <w:tc>
+          <w:tcPr>
+            <w:tcW w:type="dxa" w:w="1080"/>
+          </w:tcPr>
+          <w:p>
+            <w:r>
+              <w:t>(30/140.0°C/tBuOK/SmI2/inert/10.1021/acs.joc.9b00717/2019/MW)</w:t>
+            </w:r>
+          </w:p>
+        </w:tc>
+        <w:tc>
+          <w:tcPr>
+            <w:tcW w:type="dxa" w:w="1080"/>
+          </w:tcPr>
+          <w:p>
+            <w:r>
+              <w:t>(12/160.0°C/no base/Sm(NTf2)3/oxygen/10.1002/ejoc.202000229/2020/microwave)</w:t>
             </w:r>
           </w:p>
         </w:tc>
@@ -1868,7 +1868,7 @@
           </w:tcPr>
           <w:p>
             <w:r>
-              <w:t>Sm</w:t>
+              <w:t>Re</w:t>
             </w:r>
           </w:p>
         </w:tc>
@@ -1888,57 +1888,57 @@
           </w:tcPr>
           <w:p>
             <w:r>
-              <w:t>(30/140.0°C/tBuOK/SmI2/inert/10.1021/acs.joc.9b00717/2019/MW)</w:t>
-            </w:r>
-          </w:p>
-        </w:tc>
-        <w:tc>
-          <w:tcPr>
-            <w:tcW w:type="dxa" w:w="1080"/>
-          </w:tcPr>
-          <w:p>
-            <w:r>
-              <w:t>(30/140.0°C/tBuOK/SmI2/inert/10.1021/acs.joc.9b00717/2019/MW)</w:t>
-            </w:r>
-          </w:p>
-        </w:tc>
-        <w:tc>
-          <w:tcPr>
-            <w:tcW w:type="dxa" w:w="1080"/>
-          </w:tcPr>
-          <w:p>
-            <w:r>
-              <w:t>(30/140.0°C/tBuOK/SmI2/inert/10.1021/acs.joc.9b00717/2019/MW)</w:t>
-            </w:r>
-          </w:p>
-        </w:tc>
-        <w:tc>
-          <w:tcPr>
-            <w:tcW w:type="dxa" w:w="1080"/>
-          </w:tcPr>
-          <w:p>
-            <w:r>
-              <w:t>(12/160.0°C/no base/Sm(NTf2)3/oxygen/10.1002/ejoc.202000229/2020/microwave)</w:t>
-            </w:r>
-          </w:p>
-        </w:tc>
-        <w:tc>
-          <w:tcPr>
-            <w:tcW w:type="dxa" w:w="1080"/>
-          </w:tcPr>
-          <w:p>
-            <w:r>
-              <w:t>no data</w:t>
-            </w:r>
-          </w:p>
-        </w:tc>
-        <w:tc>
-          <w:tcPr>
-            <w:tcW w:type="dxa" w:w="1080"/>
-          </w:tcPr>
-          <w:p>
-            <w:r>
-              <w:t>['tBuOK']</w:t>
+              <w:t>(66/100.0°C/tBuOK/Re(NHC1)2(CO)3Br/inert/10.1021/acs.organomet.3c00046/2023/0)</w:t>
+            </w:r>
+          </w:p>
+        </w:tc>
+        <w:tc>
+          <w:tcPr>
+            <w:tcW w:type="dxa" w:w="1080"/>
+          </w:tcPr>
+          <w:p>
+            <w:r>
+              <w:t>(66/100.0°C/tBuOK/Re(NHC1)2(CO)3Br/inert/10.1021/acs.organomet.3c00046/2023/0)</w:t>
+            </w:r>
+          </w:p>
+        </w:tc>
+        <w:tc>
+          <w:tcPr>
+            <w:tcW w:type="dxa" w:w="1080"/>
+          </w:tcPr>
+          <w:p>
+            <w:r>
+              <w:t>(54/100.0°C/tBuOK/Re(NHC1)2(CO)3Cl/inert/10.1021/acs.organomet.3c00046/2023/0)</w:t>
+            </w:r>
+          </w:p>
+        </w:tc>
+        <w:tc>
+          <w:tcPr>
+            <w:tcW w:type="dxa" w:w="1080"/>
+          </w:tcPr>
+          <w:p>
+            <w:r>
+              <w:t>(8/150.0°C/no base/ReH7(Pcy3)2/inert/10.1016/j.tetlet.2014.05.068/2014/0)</w:t>
+            </w:r>
+          </w:p>
+        </w:tc>
+        <w:tc>
+          <w:tcPr>
+            <w:tcW w:type="dxa" w:w="1080"/>
+          </w:tcPr>
+          <w:p>
+            <w:r>
+              <w:t>(8/150.0°C/no base/ReH7(Pcy3)2/inert/10.1016/j.tetlet.2014.05.068/2014/0)</w:t>
+            </w:r>
+          </w:p>
+        </w:tc>
+        <w:tc>
+          <w:tcPr>
+            <w:tcW w:type="dxa" w:w="1080"/>
+          </w:tcPr>
+          <w:p>
+            <w:r>
+              <w:t>['tBuOK', 'no base']</w:t>
             </w:r>
           </w:p>
         </w:tc>
@@ -1950,7 +1950,7 @@
           </w:tcPr>
           <w:p>
             <w:r>
-              <w:t>Yb</w:t>
+              <w:t>Y</w:t>
             </w:r>
           </w:p>
         </w:tc>
@@ -1970,57 +1970,57 @@
           </w:tcPr>
           <w:p>
             <w:r>
-              <w:t>(18/160.0°C/no base/Yb(NTf2)2/oxygen/10.1002/ejoc.202000229/2020/microwave)</w:t>
-            </w:r>
-          </w:p>
-        </w:tc>
-        <w:tc>
-          <w:tcPr>
-            <w:tcW w:type="dxa" w:w="1080"/>
-          </w:tcPr>
-          <w:p>
-            <w:r>
-              <w:t>(18/160.0°C/no base/Yb(NTf2)2/oxygen/10.1002/ejoc.202000229/2020/microwave)</w:t>
-            </w:r>
-          </w:p>
-        </w:tc>
-        <w:tc>
-          <w:tcPr>
-            <w:tcW w:type="dxa" w:w="1080"/>
-          </w:tcPr>
-          <w:p>
-            <w:r>
-              <w:t>(18/160.0°C/no base/Yb(NTf2)2/oxygen/10.1002/ejoc.202000229/2020/microwave)</w:t>
-            </w:r>
-          </w:p>
-        </w:tc>
-        <w:tc>
-          <w:tcPr>
-            <w:tcW w:type="dxa" w:w="1080"/>
-          </w:tcPr>
-          <w:p>
-            <w:r>
-              <w:t>(18/160.0°C/no base/Yb(NTf2)2/oxygen/10.1002/ejoc.202000229/2020/microwave)</w:t>
-            </w:r>
-          </w:p>
-        </w:tc>
-        <w:tc>
-          <w:tcPr>
-            <w:tcW w:type="dxa" w:w="1080"/>
-          </w:tcPr>
-          <w:p>
-            <w:r>
-              <w:t>(18/160.0°C/no base/Yb(NTf2)2/oxygen/10.1002/ejoc.202000229/2020/microwave)</w:t>
-            </w:r>
-          </w:p>
-        </w:tc>
-        <w:tc>
-          <w:tcPr>
-            <w:tcW w:type="dxa" w:w="1080"/>
-          </w:tcPr>
-          <w:p>
-            <w:r>
-              <w:t>['no base']</w:t>
+              <w:t>(7/160.0°C/no base/Y(NTf2)3/oxygen/10.1002/ejoc.202000229/2020/microwave)</w:t>
+            </w:r>
+          </w:p>
+        </w:tc>
+        <w:tc>
+          <w:tcPr>
+            <w:tcW w:type="dxa" w:w="1080"/>
+          </w:tcPr>
+          <w:p>
+            <w:r>
+              <w:t>no data</w:t>
+            </w:r>
+          </w:p>
+        </w:tc>
+        <w:tc>
+          <w:tcPr>
+            <w:tcW w:type="dxa" w:w="1080"/>
+          </w:tcPr>
+          <w:p>
+            <w:r>
+              <w:t>no data</w:t>
+            </w:r>
+          </w:p>
+        </w:tc>
+        <w:tc>
+          <w:tcPr>
+            <w:tcW w:type="dxa" w:w="1080"/>
+          </w:tcPr>
+          <w:p>
+            <w:r>
+              <w:t>(7/160.0°C/no base/Y(NTf2)3/oxygen/10.1002/ejoc.202000229/2020/microwave)</w:t>
+            </w:r>
+          </w:p>
+        </w:tc>
+        <w:tc>
+          <w:tcPr>
+            <w:tcW w:type="dxa" w:w="1080"/>
+          </w:tcPr>
+          <w:p>
+            <w:r>
+              <w:t>no data</w:t>
+            </w:r>
+          </w:p>
+        </w:tc>
+        <w:tc>
+          <w:tcPr>
+            <w:tcW w:type="dxa" w:w="1080"/>
+          </w:tcPr>
+          <w:p>
+            <w:r>
+              <w:t>[]</w:t>
             </w:r>
           </w:p>
         </w:tc>
@@ -2032,7 +2032,7 @@
           </w:tcPr>
           <w:p>
             <w:r>
-              <w:t>Pd,Pt</w:t>
+              <w:t>Cs</w:t>
             </w:r>
           </w:p>
         </w:tc>
@@ -2052,57 +2052,57 @@
           </w:tcPr>
           <w:p>
             <w:r>
-              <w:t>(100/180.0°C/no base/PdPt/MgO/inert/10.1002/chem.200901501/2009/0)</w:t>
-            </w:r>
-          </w:p>
-        </w:tc>
-        <w:tc>
-          <w:tcPr>
-            <w:tcW w:type="dxa" w:w="1080"/>
-          </w:tcPr>
-          <w:p>
-            <w:r>
-              <w:t>(100/180.0°C/no base/PdPt/MgO/inert/10.1002/chem.200901501/2009/0)</w:t>
-            </w:r>
-          </w:p>
-        </w:tc>
-        <w:tc>
-          <w:tcPr>
-            <w:tcW w:type="dxa" w:w="1080"/>
-          </w:tcPr>
-          <w:p>
-            <w:r>
-              <w:t>(100/180.0°C/no base/PdPt/MgO/inert/10.1002/chem.200901501/2009/0)</w:t>
-            </w:r>
-          </w:p>
-        </w:tc>
-        <w:tc>
-          <w:tcPr>
-            <w:tcW w:type="dxa" w:w="1080"/>
-          </w:tcPr>
-          <w:p>
-            <w:r>
-              <w:t>(100/180.0°C/no base/PdPt/MgO/inert/10.1002/chem.200901501/2009/0)</w:t>
-            </w:r>
-          </w:p>
-        </w:tc>
-        <w:tc>
-          <w:tcPr>
-            <w:tcW w:type="dxa" w:w="1080"/>
-          </w:tcPr>
-          <w:p>
-            <w:r>
-              <w:t>(100/180.0°C/no base/PdPt/MgO/inert/10.1002/chem.200901501/2009/0)</w:t>
-            </w:r>
-          </w:p>
-        </w:tc>
-        <w:tc>
-          <w:tcPr>
-            <w:tcW w:type="dxa" w:w="1080"/>
-          </w:tcPr>
-          <w:p>
-            <w:r>
-              <w:t>['no base']</w:t>
+              <w:t>(0/160.0°C/no base/Cs(OTf)2/oxygen/10.1002/ejoc.202000229/2020/microwave)</w:t>
+            </w:r>
+          </w:p>
+        </w:tc>
+        <w:tc>
+          <w:tcPr>
+            <w:tcW w:type="dxa" w:w="1080"/>
+          </w:tcPr>
+          <w:p>
+            <w:r>
+              <w:t>no data</w:t>
+            </w:r>
+          </w:p>
+        </w:tc>
+        <w:tc>
+          <w:tcPr>
+            <w:tcW w:type="dxa" w:w="1080"/>
+          </w:tcPr>
+          <w:p>
+            <w:r>
+              <w:t>no data</w:t>
+            </w:r>
+          </w:p>
+        </w:tc>
+        <w:tc>
+          <w:tcPr>
+            <w:tcW w:type="dxa" w:w="1080"/>
+          </w:tcPr>
+          <w:p>
+            <w:r>
+              <w:t>(0/160.0°C/no base/Cs(OTf)2/oxygen/10.1002/ejoc.202000229/2020/microwave)</w:t>
+            </w:r>
+          </w:p>
+        </w:tc>
+        <w:tc>
+          <w:tcPr>
+            <w:tcW w:type="dxa" w:w="1080"/>
+          </w:tcPr>
+          <w:p>
+            <w:r>
+              <w:t>no data</w:t>
+            </w:r>
+          </w:p>
+        </w:tc>
+        <w:tc>
+          <w:tcPr>
+            <w:tcW w:type="dxa" w:w="1080"/>
+          </w:tcPr>
+          <w:p>
+            <w:r>
+              <w:t>[]</w:t>
             </w:r>
           </w:p>
         </w:tc>
@@ -2114,7 +2114,7 @@
           </w:tcPr>
           <w:p>
             <w:r>
-              <w:t>In</w:t>
+              <w:t>Ca</w:t>
             </w:r>
           </w:p>
         </w:tc>
@@ -2134,7 +2134,7 @@
           </w:tcPr>
           <w:p>
             <w:r>
-              <w:t>(7/160.0°C/no base/In(NTf2)3/oxygen/10.1002/ejoc.202000229/2020/microwave)</w:t>
+              <w:t>(0/160.0°C/no base/Ca(OTf)2/oxygen/10.1002/ejoc.202000229/2020/microwave)</w:t>
             </w:r>
           </w:p>
         </w:tc>
@@ -2164,7 +2164,7 @@
           </w:tcPr>
           <w:p>
             <w:r>
-              <w:t>(7/160.0°C/no base/In(NTf2)3/oxygen/10.1002/ejoc.202000229/2020/microwave)</w:t>
+              <w:t>(0/160.0°C/no base/Ca(OTf)2/oxygen/10.1002/ejoc.202000229/2020/microwave)</w:t>
             </w:r>
           </w:p>
         </w:tc>
@@ -2196,7 +2196,7 @@
           </w:tcPr>
           <w:p>
             <w:r>
-              <w:t>Pr</w:t>
+              <w:t>Ba</w:t>
             </w:r>
           </w:p>
         </w:tc>
@@ -2216,57 +2216,57 @@
           </w:tcPr>
           <w:p>
             <w:r>
-              <w:t>(16/160.0°C/no base/Pr(NTf2)3/oxygen/10.1002/ejoc.202000229/2020/microwave)</w:t>
-            </w:r>
-          </w:p>
-        </w:tc>
-        <w:tc>
-          <w:tcPr>
-            <w:tcW w:type="dxa" w:w="1080"/>
-          </w:tcPr>
-          <w:p>
-            <w:r>
-              <w:t>(16/160.0°C/no base/Pr(NTf2)3/oxygen/10.1002/ejoc.202000229/2020/microwave)</w:t>
-            </w:r>
-          </w:p>
-        </w:tc>
-        <w:tc>
-          <w:tcPr>
-            <w:tcW w:type="dxa" w:w="1080"/>
-          </w:tcPr>
-          <w:p>
-            <w:r>
-              <w:t>(16/160.0°C/no base/Pr(NTf2)3/oxygen/10.1002/ejoc.202000229/2020/microwave)</w:t>
-            </w:r>
-          </w:p>
-        </w:tc>
-        <w:tc>
-          <w:tcPr>
-            <w:tcW w:type="dxa" w:w="1080"/>
-          </w:tcPr>
-          <w:p>
-            <w:r>
-              <w:t>(16/160.0°C/no base/Pr(NTf2)3/oxygen/10.1002/ejoc.202000229/2020/microwave)</w:t>
-            </w:r>
-          </w:p>
-        </w:tc>
-        <w:tc>
-          <w:tcPr>
-            <w:tcW w:type="dxa" w:w="1080"/>
-          </w:tcPr>
-          <w:p>
-            <w:r>
-              <w:t>(16/160.0°C/no base/Pr(NTf2)3/oxygen/10.1002/ejoc.202000229/2020/microwave)</w:t>
-            </w:r>
-          </w:p>
-        </w:tc>
-        <w:tc>
-          <w:tcPr>
-            <w:tcW w:type="dxa" w:w="1080"/>
-          </w:tcPr>
-          <w:p>
-            <w:r>
-              <w:t>['no base']</w:t>
+              <w:t>(0/160.0°C/no base/Ba(NTf2)2/oxygen/10.1002/ejoc.202000229/2020/microwave)</w:t>
+            </w:r>
+          </w:p>
+        </w:tc>
+        <w:tc>
+          <w:tcPr>
+            <w:tcW w:type="dxa" w:w="1080"/>
+          </w:tcPr>
+          <w:p>
+            <w:r>
+              <w:t>no data</w:t>
+            </w:r>
+          </w:p>
+        </w:tc>
+        <w:tc>
+          <w:tcPr>
+            <w:tcW w:type="dxa" w:w="1080"/>
+          </w:tcPr>
+          <w:p>
+            <w:r>
+              <w:t>no data</w:t>
+            </w:r>
+          </w:p>
+        </w:tc>
+        <w:tc>
+          <w:tcPr>
+            <w:tcW w:type="dxa" w:w="1080"/>
+          </w:tcPr>
+          <w:p>
+            <w:r>
+              <w:t>(0/160.0°C/no base/Ba(NTf2)2/oxygen/10.1002/ejoc.202000229/2020/microwave)</w:t>
+            </w:r>
+          </w:p>
+        </w:tc>
+        <w:tc>
+          <w:tcPr>
+            <w:tcW w:type="dxa" w:w="1080"/>
+          </w:tcPr>
+          <w:p>
+            <w:r>
+              <w:t>no data</w:t>
+            </w:r>
+          </w:p>
+        </w:tc>
+        <w:tc>
+          <w:tcPr>
+            <w:tcW w:type="dxa" w:w="1080"/>
+          </w:tcPr>
+          <w:p>
+            <w:r>
+              <w:t>[]</w:t>
             </w:r>
           </w:p>
         </w:tc>
@@ -2278,7 +2278,7 @@
           </w:tcPr>
           <w:p>
             <w:r>
-              <w:t>Eu</w:t>
+              <w:t>Au,Pt</w:t>
             </w:r>
           </w:p>
         </w:tc>
@@ -2298,57 +2298,57 @@
           </w:tcPr>
           <w:p>
             <w:r>
-              <w:t>(17/160.0°C/no base/Eu(NTf2)2/oxygen/10.1002/ejoc.202000229/2020/microwave)</w:t>
-            </w:r>
-          </w:p>
-        </w:tc>
-        <w:tc>
-          <w:tcPr>
-            <w:tcW w:type="dxa" w:w="1080"/>
-          </w:tcPr>
-          <w:p>
-            <w:r>
-              <w:t>(17/160.0°C/no base/Eu(NTf2)2/oxygen/10.1002/ejoc.202000229/2020/microwave)</w:t>
-            </w:r>
-          </w:p>
-        </w:tc>
-        <w:tc>
-          <w:tcPr>
-            <w:tcW w:type="dxa" w:w="1080"/>
-          </w:tcPr>
-          <w:p>
-            <w:r>
-              <w:t>(17/160.0°C/no base/Eu(NTf2)2/oxygen/10.1002/ejoc.202000229/2020/microwave)</w:t>
-            </w:r>
-          </w:p>
-        </w:tc>
-        <w:tc>
-          <w:tcPr>
-            <w:tcW w:type="dxa" w:w="1080"/>
-          </w:tcPr>
-          <w:p>
-            <w:r>
-              <w:t>(17/160.0°C/no base/Eu(NTf2)2/oxygen/10.1002/ejoc.202000229/2020/microwave)</w:t>
-            </w:r>
-          </w:p>
-        </w:tc>
-        <w:tc>
-          <w:tcPr>
-            <w:tcW w:type="dxa" w:w="1080"/>
-          </w:tcPr>
-          <w:p>
-            <w:r>
-              <w:t>(17/160.0°C/no base/Eu(NTf2)2/oxygen/10.1002/ejoc.202000229/2020/microwave)</w:t>
-            </w:r>
-          </w:p>
-        </w:tc>
-        <w:tc>
-          <w:tcPr>
-            <w:tcW w:type="dxa" w:w="1080"/>
-          </w:tcPr>
-          <w:p>
-            <w:r>
-              <w:t>['no base']</w:t>
+              <w:t>(45/180.0°C/no base/AuPt/MgO/inert/10.1002/chem.200901501/2009/0)</w:t>
+            </w:r>
+          </w:p>
+        </w:tc>
+        <w:tc>
+          <w:tcPr>
+            <w:tcW w:type="dxa" w:w="1080"/>
+          </w:tcPr>
+          <w:p>
+            <w:r>
+              <w:t>no data</w:t>
+            </w:r>
+          </w:p>
+        </w:tc>
+        <w:tc>
+          <w:tcPr>
+            <w:tcW w:type="dxa" w:w="1080"/>
+          </w:tcPr>
+          <w:p>
+            <w:r>
+              <w:t>no data</w:t>
+            </w:r>
+          </w:p>
+        </w:tc>
+        <w:tc>
+          <w:tcPr>
+            <w:tcW w:type="dxa" w:w="1080"/>
+          </w:tcPr>
+          <w:p>
+            <w:r>
+              <w:t>(45/180.0°C/no base/AuPt/MgO/inert/10.1002/chem.200901501/2009/0)</w:t>
+            </w:r>
+          </w:p>
+        </w:tc>
+        <w:tc>
+          <w:tcPr>
+            <w:tcW w:type="dxa" w:w="1080"/>
+          </w:tcPr>
+          <w:p>
+            <w:r>
+              <w:t>no data</w:t>
+            </w:r>
+          </w:p>
+        </w:tc>
+        <w:tc>
+          <w:tcPr>
+            <w:tcW w:type="dxa" w:w="1080"/>
+          </w:tcPr>
+          <w:p>
+            <w:r>
+              <w:t>[]</w:t>
             </w:r>
           </w:p>
         </w:tc>
@@ -2360,7 +2360,7 @@
           </w:tcPr>
           <w:p>
             <w:r>
-              <w:t>Au,Pt</w:t>
+              <w:t>Ga</w:t>
             </w:r>
           </w:p>
         </w:tc>
@@ -2380,7 +2380,7 @@
           </w:tcPr>
           <w:p>
             <w:r>
-              <w:t>(45/180.0°C/no base/AuPt/MgO/inert/10.1002/chem.200901501/2009/0)</w:t>
+              <w:t>(10/160.0°C/no base/Ga(NTf2)3/oxygen/10.1002/ejoc.202000229/2020/microwave)</w:t>
             </w:r>
           </w:p>
         </w:tc>
@@ -2410,7 +2410,7 @@
           </w:tcPr>
           <w:p>
             <w:r>
-              <w:t>(45/180.0°C/no base/AuPt/MgO/inert/10.1002/chem.200901501/2009/0)</w:t>
+              <w:t>(10/160.0°C/no base/Ga(NTf2)3/oxygen/10.1002/ejoc.202000229/2020/microwave)</w:t>
             </w:r>
           </w:p>
         </w:tc>
@@ -2442,7 +2442,7 @@
           </w:tcPr>
           <w:p>
             <w:r>
-              <w:t>Zr</w:t>
+              <w:t>Cu,Ag</w:t>
             </w:r>
           </w:p>
         </w:tc>
@@ -2462,47 +2462,47 @@
           </w:tcPr>
           <w:p>
             <w:r>
-              <w:t>(7/120.0°C/no base/Zr-MOF-808_H2O/oxygen/10.1021/acssuschemeng.1c04903/2021/0)</w:t>
-            </w:r>
-          </w:p>
-        </w:tc>
-        <w:tc>
-          <w:tcPr>
-            <w:tcW w:type="dxa" w:w="1080"/>
-          </w:tcPr>
-          <w:p>
-            <w:r>
-              <w:t>(7/120.0°C/no base/Zr-MOF-808_H2O/oxygen/10.1021/acssuschemeng.1c04903/2021/0)</w:t>
-            </w:r>
-          </w:p>
-        </w:tc>
-        <w:tc>
-          <w:tcPr>
-            <w:tcW w:type="dxa" w:w="1080"/>
-          </w:tcPr>
-          <w:p>
-            <w:r>
-              <w:t>(7/120.0°C/no base/Zr-MOF-808_H2O/oxygen/10.1021/acssuschemeng.1c04903/2021/0)</w:t>
-            </w:r>
-          </w:p>
-        </w:tc>
-        <w:tc>
-          <w:tcPr>
-            <w:tcW w:type="dxa" w:w="1080"/>
-          </w:tcPr>
-          <w:p>
-            <w:r>
-              <w:t>(7/120.0°C/no base/Zr-MOF-808_H2O/oxygen/10.1021/acssuschemeng.1c04903/2021/0)</w:t>
-            </w:r>
-          </w:p>
-        </w:tc>
-        <w:tc>
-          <w:tcPr>
-            <w:tcW w:type="dxa" w:w="1080"/>
-          </w:tcPr>
-          <w:p>
-            <w:r>
-              <w:t>(7/120.0°C/no base/Zr-MOF-808_H2O/oxygen/10.1021/acssuschemeng.1c04903/2021/0)</w:t>
+              <w:t>(560/155.0°C/no base/Cu0.95Ag0.05/Al2O3/inert/10.1039/c1ra00560j/2011/0.1 mol% Cu+ Ag)</w:t>
+            </w:r>
+          </w:p>
+        </w:tc>
+        <w:tc>
+          <w:tcPr>
+            <w:tcW w:type="dxa" w:w="1080"/>
+          </w:tcPr>
+          <w:p>
+            <w:r>
+              <w:t>(94/155.0°C/no base/Cu0.95Ag0.05/Al2O3/inert/10.1039/c1ra00560j/2011/1 mol% Cu+ Ag)</w:t>
+            </w:r>
+          </w:p>
+        </w:tc>
+        <w:tc>
+          <w:tcPr>
+            <w:tcW w:type="dxa" w:w="1080"/>
+          </w:tcPr>
+          <w:p>
+            <w:r>
+              <w:t>(94/155.0°C/no base/Cu0.95Ag0.05/Al2O3/inert/10.1039/c1ra00560j/2011/1 mol% Cu+ Ag)</w:t>
+            </w:r>
+          </w:p>
+        </w:tc>
+        <w:tc>
+          <w:tcPr>
+            <w:tcW w:type="dxa" w:w="1080"/>
+          </w:tcPr>
+          <w:p>
+            <w:r>
+              <w:t>(560/155.0°C/no base/Cu0.95Ag0.05/Al2O3/inert/10.1039/c1ra00560j/2011/0.1 mol% Cu+ Ag)</w:t>
+            </w:r>
+          </w:p>
+        </w:tc>
+        <w:tc>
+          <w:tcPr>
+            <w:tcW w:type="dxa" w:w="1080"/>
+          </w:tcPr>
+          <w:p>
+            <w:r>
+              <w:t>(94/155.0°C/no base/Cu0.95Ag0.05/Al2O3/inert/10.1039/c1ra00560j/2011/1 mol% Cu+ Ag)</w:t>
             </w:r>
           </w:p>
         </w:tc>
@@ -2524,7 +2524,7 @@
           </w:tcPr>
           <w:p>
             <w:r>
-              <w:t>Li</w:t>
+              <w:t>Sc</w:t>
             </w:r>
           </w:p>
         </w:tc>
@@ -2544,7 +2544,7 @@
           </w:tcPr>
           <w:p>
             <w:r>
-              <w:t>(0/160.0°C/no base/Li(NTf2)/oxygen/10.1002/ejoc.202000229/2020/microwave)</w:t>
+              <w:t>(10/160.0°C/no base/Sc(NTf2)3/oxygen/10.1002/ejoc.202000229/2020/microwave)</w:t>
             </w:r>
           </w:p>
         </w:tc>
@@ -2574,7 +2574,7 @@
           </w:tcPr>
           <w:p>
             <w:r>
-              <w:t>(0/160.0°C/no base/Li(NTf2)/oxygen/10.1002/ejoc.202000229/2020/microwave)</w:t>
+              <w:t>(10/160.0°C/no base/Sc(NTf2)3/oxygen/10.1002/ejoc.202000229/2020/microwave)</w:t>
             </w:r>
           </w:p>
         </w:tc>
@@ -2606,7 +2606,7 @@
           </w:tcPr>
           <w:p>
             <w:r>
-              <w:t>Ce</w:t>
+              <w:t>Nd</w:t>
             </w:r>
           </w:p>
         </w:tc>
@@ -2626,57 +2626,57 @@
           </w:tcPr>
           <w:p>
             <w:r>
-              <w:t>(6/160.0°C/no base/Ce(NTf2)s/oxygen/10.1002/ejoc.202000229/2020/microwave)</w:t>
-            </w:r>
-          </w:p>
-        </w:tc>
-        <w:tc>
-          <w:tcPr>
-            <w:tcW w:type="dxa" w:w="1080"/>
-          </w:tcPr>
-          <w:p>
-            <w:r>
-              <w:t>no data</w:t>
-            </w:r>
-          </w:p>
-        </w:tc>
-        <w:tc>
-          <w:tcPr>
-            <w:tcW w:type="dxa" w:w="1080"/>
-          </w:tcPr>
-          <w:p>
-            <w:r>
-              <w:t>no data</w:t>
-            </w:r>
-          </w:p>
-        </w:tc>
-        <w:tc>
-          <w:tcPr>
-            <w:tcW w:type="dxa" w:w="1080"/>
-          </w:tcPr>
-          <w:p>
-            <w:r>
-              <w:t>(6/160.0°C/no base/Ce(NTf2)s/oxygen/10.1002/ejoc.202000229/2020/microwave)</w:t>
-            </w:r>
-          </w:p>
-        </w:tc>
-        <w:tc>
-          <w:tcPr>
-            <w:tcW w:type="dxa" w:w="1080"/>
-          </w:tcPr>
-          <w:p>
-            <w:r>
-              <w:t>no data</w:t>
-            </w:r>
-          </w:p>
-        </w:tc>
-        <w:tc>
-          <w:tcPr>
-            <w:tcW w:type="dxa" w:w="1080"/>
-          </w:tcPr>
-          <w:p>
-            <w:r>
-              <w:t>[]</w:t>
+              <w:t>(15/160.0°C/no base/Nd(NTf2)3/oxygen/10.1002/ejoc.202000229/2020/microwave)</w:t>
+            </w:r>
+          </w:p>
+        </w:tc>
+        <w:tc>
+          <w:tcPr>
+            <w:tcW w:type="dxa" w:w="1080"/>
+          </w:tcPr>
+          <w:p>
+            <w:r>
+              <w:t>(15/160.0°C/no base/Nd(NTf2)3/oxygen/10.1002/ejoc.202000229/2020/microwave)</w:t>
+            </w:r>
+          </w:p>
+        </w:tc>
+        <w:tc>
+          <w:tcPr>
+            <w:tcW w:type="dxa" w:w="1080"/>
+          </w:tcPr>
+          <w:p>
+            <w:r>
+              <w:t>(15/160.0°C/no base/Nd(NTf2)3/oxygen/10.1002/ejoc.202000229/2020/microwave)</w:t>
+            </w:r>
+          </w:p>
+        </w:tc>
+        <w:tc>
+          <w:tcPr>
+            <w:tcW w:type="dxa" w:w="1080"/>
+          </w:tcPr>
+          <w:p>
+            <w:r>
+              <w:t>(15/160.0°C/no base/Nd(NTf2)3/oxygen/10.1002/ejoc.202000229/2020/microwave)</w:t>
+            </w:r>
+          </w:p>
+        </w:tc>
+        <w:tc>
+          <w:tcPr>
+            <w:tcW w:type="dxa" w:w="1080"/>
+          </w:tcPr>
+          <w:p>
+            <w:r>
+              <w:t>(15/160.0°C/no base/Nd(NTf2)3/oxygen/10.1002/ejoc.202000229/2020/microwave)</w:t>
+            </w:r>
+          </w:p>
+        </w:tc>
+        <w:tc>
+          <w:tcPr>
+            <w:tcW w:type="dxa" w:w="1080"/>
+          </w:tcPr>
+          <w:p>
+            <w:r>
+              <w:t>['no base']</w:t>
             </w:r>
           </w:p>
         </w:tc>
@@ -2688,7 +2688,7 @@
           </w:tcPr>
           <w:p>
             <w:r>
-              <w:t>La</w:t>
+              <w:t>Pr</w:t>
             </w:r>
           </w:p>
         </w:tc>
@@ -2708,57 +2708,57 @@
           </w:tcPr>
           <w:p>
             <w:r>
-              <w:t>(9/160.0°C/no base/La(NTf2)3/oxygen/10.1002/ejoc.202000229/2020/microwave)</w:t>
-            </w:r>
-          </w:p>
-        </w:tc>
-        <w:tc>
-          <w:tcPr>
-            <w:tcW w:type="dxa" w:w="1080"/>
-          </w:tcPr>
-          <w:p>
-            <w:r>
-              <w:t>no data</w:t>
-            </w:r>
-          </w:p>
-        </w:tc>
-        <w:tc>
-          <w:tcPr>
-            <w:tcW w:type="dxa" w:w="1080"/>
-          </w:tcPr>
-          <w:p>
-            <w:r>
-              <w:t>no data</w:t>
-            </w:r>
-          </w:p>
-        </w:tc>
-        <w:tc>
-          <w:tcPr>
-            <w:tcW w:type="dxa" w:w="1080"/>
-          </w:tcPr>
-          <w:p>
-            <w:r>
-              <w:t>(9/160.0°C/no base/La(NTf2)3/oxygen/10.1002/ejoc.202000229/2020/microwave)</w:t>
-            </w:r>
-          </w:p>
-        </w:tc>
-        <w:tc>
-          <w:tcPr>
-            <w:tcW w:type="dxa" w:w="1080"/>
-          </w:tcPr>
-          <w:p>
-            <w:r>
-              <w:t>no data</w:t>
-            </w:r>
-          </w:p>
-        </w:tc>
-        <w:tc>
-          <w:tcPr>
-            <w:tcW w:type="dxa" w:w="1080"/>
-          </w:tcPr>
-          <w:p>
-            <w:r>
-              <w:t>[]</w:t>
+              <w:t>(16/160.0°C/no base/Pr(NTf2)3/oxygen/10.1002/ejoc.202000229/2020/microwave)</w:t>
+            </w:r>
+          </w:p>
+        </w:tc>
+        <w:tc>
+          <w:tcPr>
+            <w:tcW w:type="dxa" w:w="1080"/>
+          </w:tcPr>
+          <w:p>
+            <w:r>
+              <w:t>(16/160.0°C/no base/Pr(NTf2)3/oxygen/10.1002/ejoc.202000229/2020/microwave)</w:t>
+            </w:r>
+          </w:p>
+        </w:tc>
+        <w:tc>
+          <w:tcPr>
+            <w:tcW w:type="dxa" w:w="1080"/>
+          </w:tcPr>
+          <w:p>
+            <w:r>
+              <w:t>(16/160.0°C/no base/Pr(NTf2)3/oxygen/10.1002/ejoc.202000229/2020/microwave)</w:t>
+            </w:r>
+          </w:p>
+        </w:tc>
+        <w:tc>
+          <w:tcPr>
+            <w:tcW w:type="dxa" w:w="1080"/>
+          </w:tcPr>
+          <w:p>
+            <w:r>
+              <w:t>(16/160.0°C/no base/Pr(NTf2)3/oxygen/10.1002/ejoc.202000229/2020/microwave)</w:t>
+            </w:r>
+          </w:p>
+        </w:tc>
+        <w:tc>
+          <w:tcPr>
+            <w:tcW w:type="dxa" w:w="1080"/>
+          </w:tcPr>
+          <w:p>
+            <w:r>
+              <w:t>(16/160.0°C/no base/Pr(NTf2)3/oxygen/10.1002/ejoc.202000229/2020/microwave)</w:t>
+            </w:r>
+          </w:p>
+        </w:tc>
+        <w:tc>
+          <w:tcPr>
+            <w:tcW w:type="dxa" w:w="1080"/>
+          </w:tcPr>
+          <w:p>
+            <w:r>
+              <w:t>['no base']</w:t>
             </w:r>
           </w:p>
         </w:tc>
@@ -2770,7 +2770,7 @@
           </w:tcPr>
           <w:p>
             <w:r>
-              <w:t>Au,Pd</w:t>
+              <w:t>Mg</w:t>
             </w:r>
           </w:p>
         </w:tc>
@@ -2790,7 +2790,7 @@
           </w:tcPr>
           <w:p>
             <w:r>
-              <w:t>(74/180.0°C/no base/AuPd/MgO/inert/10.1002/chem.200901501/2009/0)</w:t>
+              <w:t>(1/160.0°C/no base/Mg(NTf2)2/oxygen/10.1002/ejoc.202000229/2020/microwave)</w:t>
             </w:r>
           </w:p>
         </w:tc>
@@ -2820,7 +2820,7 @@
           </w:tcPr>
           <w:p>
             <w:r>
-              <w:t>(74/180.0°C/no base/AuPd/MgO/inert/10.1002/chem.200901501/2009/0)</w:t>
+              <w:t>(1/160.0°C/no base/Mg(NTf2)2/oxygen/10.1002/ejoc.202000229/2020/microwave)</w:t>
             </w:r>
           </w:p>
         </w:tc>
@@ -2852,7 +2852,7 @@
           </w:tcPr>
           <w:p>
             <w:r>
-              <w:t>Ca</w:t>
+              <w:t>Yb</w:t>
             </w:r>
           </w:p>
         </w:tc>
@@ -2872,57 +2872,57 @@
           </w:tcPr>
           <w:p>
             <w:r>
-              <w:t>(0/160.0°C/no base/Ca(OTf)2/oxygen/10.1002/ejoc.202000229/2020/microwave)</w:t>
-            </w:r>
-          </w:p>
-        </w:tc>
-        <w:tc>
-          <w:tcPr>
-            <w:tcW w:type="dxa" w:w="1080"/>
-          </w:tcPr>
-          <w:p>
-            <w:r>
-              <w:t>no data</w:t>
-            </w:r>
-          </w:p>
-        </w:tc>
-        <w:tc>
-          <w:tcPr>
-            <w:tcW w:type="dxa" w:w="1080"/>
-          </w:tcPr>
-          <w:p>
-            <w:r>
-              <w:t>no data</w:t>
-            </w:r>
-          </w:p>
-        </w:tc>
-        <w:tc>
-          <w:tcPr>
-            <w:tcW w:type="dxa" w:w="1080"/>
-          </w:tcPr>
-          <w:p>
-            <w:r>
-              <w:t>(0/160.0°C/no base/Ca(OTf)2/oxygen/10.1002/ejoc.202000229/2020/microwave)</w:t>
-            </w:r>
-          </w:p>
-        </w:tc>
-        <w:tc>
-          <w:tcPr>
-            <w:tcW w:type="dxa" w:w="1080"/>
-          </w:tcPr>
-          <w:p>
-            <w:r>
-              <w:t>no data</w:t>
-            </w:r>
-          </w:p>
-        </w:tc>
-        <w:tc>
-          <w:tcPr>
-            <w:tcW w:type="dxa" w:w="1080"/>
-          </w:tcPr>
-          <w:p>
-            <w:r>
-              <w:t>[]</w:t>
+              <w:t>(18/160.0°C/no base/Yb(NTf2)2/oxygen/10.1002/ejoc.202000229/2020/microwave)</w:t>
+            </w:r>
+          </w:p>
+        </w:tc>
+        <w:tc>
+          <w:tcPr>
+            <w:tcW w:type="dxa" w:w="1080"/>
+          </w:tcPr>
+          <w:p>
+            <w:r>
+              <w:t>(18/160.0°C/no base/Yb(NTf2)2/oxygen/10.1002/ejoc.202000229/2020/microwave)</w:t>
+            </w:r>
+          </w:p>
+        </w:tc>
+        <w:tc>
+          <w:tcPr>
+            <w:tcW w:type="dxa" w:w="1080"/>
+          </w:tcPr>
+          <w:p>
+            <w:r>
+              <w:t>(18/160.0°C/no base/Yb(NTf2)2/oxygen/10.1002/ejoc.202000229/2020/microwave)</w:t>
+            </w:r>
+          </w:p>
+        </w:tc>
+        <w:tc>
+          <w:tcPr>
+            <w:tcW w:type="dxa" w:w="1080"/>
+          </w:tcPr>
+          <w:p>
+            <w:r>
+              <w:t>(18/160.0°C/no base/Yb(NTf2)2/oxygen/10.1002/ejoc.202000229/2020/microwave)</w:t>
+            </w:r>
+          </w:p>
+        </w:tc>
+        <w:tc>
+          <w:tcPr>
+            <w:tcW w:type="dxa" w:w="1080"/>
+          </w:tcPr>
+          <w:p>
+            <w:r>
+              <w:t>(18/160.0°C/no base/Yb(NTf2)2/oxygen/10.1002/ejoc.202000229/2020/microwave)</w:t>
+            </w:r>
+          </w:p>
+        </w:tc>
+        <w:tc>
+          <w:tcPr>
+            <w:tcW w:type="dxa" w:w="1080"/>
+          </w:tcPr>
+          <w:p>
+            <w:r>
+              <w:t>['no base']</w:t>
             </w:r>
           </w:p>
         </w:tc>
@@ -2934,7 +2934,7 @@
           </w:tcPr>
           <w:p>
             <w:r>
-              <w:t>Y</w:t>
+              <w:t>V</w:t>
             </w:r>
           </w:p>
         </w:tc>
@@ -2954,7 +2954,7 @@
           </w:tcPr>
           <w:p>
             <w:r>
-              <w:t>(7/160.0°C/no base/Y(NTf2)3/oxygen/10.1002/ejoc.202000229/2020/microwave)</w:t>
+              <w:t>(0/130.0°C/tBuOK/VCl2/inert/10.1016/j.tet.2011.02.075/2011/0)</w:t>
             </w:r>
           </w:p>
         </w:tc>
@@ -2984,7 +2984,7 @@
           </w:tcPr>
           <w:p>
             <w:r>
-              <w:t>(7/160.0°C/no base/Y(NTf2)3/oxygen/10.1002/ejoc.202000229/2020/microwave)</w:t>
+              <w:t>no data</w:t>
             </w:r>
           </w:p>
         </w:tc>
@@ -3016,7 +3016,7 @@
           </w:tcPr>
           <w:p>
             <w:r>
-              <w:t>Sc</w:t>
+              <w:t>La</w:t>
             </w:r>
           </w:p>
         </w:tc>
@@ -3036,7 +3036,7 @@
           </w:tcPr>
           <w:p>
             <w:r>
-              <w:t>(10/160.0°C/no base/Sc(NTf2)3/oxygen/10.1002/ejoc.202000229/2020/microwave)</w:t>
+              <w:t>(9/160.0°C/no base/La(NTf2)3/oxygen/10.1002/ejoc.202000229/2020/microwave)</w:t>
             </w:r>
           </w:p>
         </w:tc>
@@ -3066,7 +3066,7 @@
           </w:tcPr>
           <w:p>
             <w:r>
-              <w:t>(10/160.0°C/no base/Sc(NTf2)3/oxygen/10.1002/ejoc.202000229/2020/microwave)</w:t>
+              <w:t>(9/160.0°C/no base/La(NTf2)3/oxygen/10.1002/ejoc.202000229/2020/microwave)</w:t>
             </w:r>
           </w:p>
         </w:tc>
@@ -3098,7 +3098,7 @@
           </w:tcPr>
           <w:p>
             <w:r>
-              <w:t>Mg</w:t>
+              <w:t>Ho</w:t>
             </w:r>
           </w:p>
         </w:tc>
@@ -3118,7 +3118,7 @@
           </w:tcPr>
           <w:p>
             <w:r>
-              <w:t>(1/160.0°C/no base/Mg(NTf2)2/oxygen/10.1002/ejoc.202000229/2020/microwave)</w:t>
+              <w:t>(12/160.0°C/no base/Ho(NTf2)3/oxygen/10.1002/ejoc.202000229/2020/microwave)</w:t>
             </w:r>
           </w:p>
         </w:tc>
@@ -3148,7 +3148,7 @@
           </w:tcPr>
           <w:p>
             <w:r>
-              <w:t>(1/160.0°C/no base/Mg(NTf2)2/oxygen/10.1002/ejoc.202000229/2020/microwave)</w:t>
+              <w:t>(12/160.0°C/no base/Ho(NTf2)3/oxygen/10.1002/ejoc.202000229/2020/microwave)</w:t>
             </w:r>
           </w:p>
         </w:tc>
@@ -3180,7 +3180,7 @@
           </w:tcPr>
           <w:p>
             <w:r>
-              <w:t>Nd</w:t>
+              <w:t>Sb</w:t>
             </w:r>
           </w:p>
         </w:tc>
@@ -3200,47 +3200,47 @@
           </w:tcPr>
           <w:p>
             <w:r>
-              <w:t>(15/160.0°C/no base/Nd(NTf2)3/oxygen/10.1002/ejoc.202000229/2020/microwave)</w:t>
-            </w:r>
-          </w:p>
-        </w:tc>
-        <w:tc>
-          <w:tcPr>
-            <w:tcW w:type="dxa" w:w="1080"/>
-          </w:tcPr>
-          <w:p>
-            <w:r>
-              <w:t>(15/160.0°C/no base/Nd(NTf2)3/oxygen/10.1002/ejoc.202000229/2020/microwave)</w:t>
-            </w:r>
-          </w:p>
-        </w:tc>
-        <w:tc>
-          <w:tcPr>
-            <w:tcW w:type="dxa" w:w="1080"/>
-          </w:tcPr>
-          <w:p>
-            <w:r>
-              <w:t>(15/160.0°C/no base/Nd(NTf2)3/oxygen/10.1002/ejoc.202000229/2020/microwave)</w:t>
-            </w:r>
-          </w:p>
-        </w:tc>
-        <w:tc>
-          <w:tcPr>
-            <w:tcW w:type="dxa" w:w="1080"/>
-          </w:tcPr>
-          <w:p>
-            <w:r>
-              <w:t>(15/160.0°C/no base/Nd(NTf2)3/oxygen/10.1002/ejoc.202000229/2020/microwave)</w:t>
-            </w:r>
-          </w:p>
-        </w:tc>
-        <w:tc>
-          <w:tcPr>
-            <w:tcW w:type="dxa" w:w="1080"/>
-          </w:tcPr>
-          <w:p>
-            <w:r>
-              <w:t>(15/160.0°C/no base/Nd(NTf2)3/oxygen/10.1002/ejoc.202000229/2020/microwave)</w:t>
+              <w:t>(14/160.0°C/no base/Sb(NTf2)3/oxygen/10.1002/ejoc.202000229/2020/microwave)</w:t>
+            </w:r>
+          </w:p>
+        </w:tc>
+        <w:tc>
+          <w:tcPr>
+            <w:tcW w:type="dxa" w:w="1080"/>
+          </w:tcPr>
+          <w:p>
+            <w:r>
+              <w:t>(14/160.0°C/no base/Sb(NTf2)3/oxygen/10.1002/ejoc.202000229/2020/microwave)</w:t>
+            </w:r>
+          </w:p>
+        </w:tc>
+        <w:tc>
+          <w:tcPr>
+            <w:tcW w:type="dxa" w:w="1080"/>
+          </w:tcPr>
+          <w:p>
+            <w:r>
+              <w:t>(14/160.0°C/no base/Sb(NTf2)3/oxygen/10.1002/ejoc.202000229/2020/microwave)</w:t>
+            </w:r>
+          </w:p>
+        </w:tc>
+        <w:tc>
+          <w:tcPr>
+            <w:tcW w:type="dxa" w:w="1080"/>
+          </w:tcPr>
+          <w:p>
+            <w:r>
+              <w:t>(14/160.0°C/no base/Sb(NTf2)3/oxygen/10.1002/ejoc.202000229/2020/microwave)</w:t>
+            </w:r>
+          </w:p>
+        </w:tc>
+        <w:tc>
+          <w:tcPr>
+            <w:tcW w:type="dxa" w:w="1080"/>
+          </w:tcPr>
+          <w:p>
+            <w:r>
+              <w:t>(14/160.0°C/no base/Sb(NTf2)3/oxygen/10.1002/ejoc.202000229/2020/microwave)</w:t>
             </w:r>
           </w:p>
         </w:tc>
@@ -3262,7 +3262,7 @@
           </w:tcPr>
           <w:p>
             <w:r>
-              <w:t>Ho</w:t>
+              <w:t>Li</w:t>
             </w:r>
           </w:p>
         </w:tc>
@@ -3282,7 +3282,7 @@
           </w:tcPr>
           <w:p>
             <w:r>
-              <w:t>(12/160.0°C/no base/Ho(NTf2)3/oxygen/10.1002/ejoc.202000229/2020/microwave)</w:t>
+              <w:t>(0/160.0°C/no base/Li(NTf2)/oxygen/10.1002/ejoc.202000229/2020/microwave)</w:t>
             </w:r>
           </w:p>
         </w:tc>
@@ -3312,7 +3312,7 @@
           </w:tcPr>
           <w:p>
             <w:r>
-              <w:t>(12/160.0°C/no base/Ho(NTf2)3/oxygen/10.1002/ejoc.202000229/2020/microwave)</w:t>
+              <w:t>(0/160.0°C/no base/Li(NTf2)/oxygen/10.1002/ejoc.202000229/2020/microwave)</w:t>
             </w:r>
           </w:p>
         </w:tc>
@@ -3344,7 +3344,7 @@
           </w:tcPr>
           <w:p>
             <w:r>
-              <w:t>Ga</w:t>
+              <w:t>Ce</w:t>
             </w:r>
           </w:p>
         </w:tc>
@@ -3364,7 +3364,7 @@
           </w:tcPr>
           <w:p>
             <w:r>
-              <w:t>(10/160.0°C/no base/Ga(NTf2)3/oxygen/10.1002/ejoc.202000229/2020/microwave)</w:t>
+              <w:t>(6/160.0°C/no base/Ce(NTf2)s/oxygen/10.1002/ejoc.202000229/2020/microwave)</w:t>
             </w:r>
           </w:p>
         </w:tc>
@@ -3394,7 +3394,7 @@
           </w:tcPr>
           <w:p>
             <w:r>
-              <w:t>(10/160.0°C/no base/Ga(NTf2)3/oxygen/10.1002/ejoc.202000229/2020/microwave)</w:t>
+              <w:t>(6/160.0°C/no base/Ce(NTf2)s/oxygen/10.1002/ejoc.202000229/2020/microwave)</w:t>
             </w:r>
           </w:p>
         </w:tc>
@@ -3426,7 +3426,7 @@
           </w:tcPr>
           <w:p>
             <w:r>
-              <w:t>K</w:t>
+              <w:t>Pd,Pt</w:t>
             </w:r>
           </w:p>
         </w:tc>
@@ -3446,57 +3446,57 @@
           </w:tcPr>
           <w:p>
             <w:r>
-              <w:t>(0/160.0°C/no base/K(NTf2)/oxygen/10.1002/ejoc.202000229/2020/microwave)</w:t>
-            </w:r>
-          </w:p>
-        </w:tc>
-        <w:tc>
-          <w:tcPr>
-            <w:tcW w:type="dxa" w:w="1080"/>
-          </w:tcPr>
-          <w:p>
-            <w:r>
-              <w:t>no data</w:t>
-            </w:r>
-          </w:p>
-        </w:tc>
-        <w:tc>
-          <w:tcPr>
-            <w:tcW w:type="dxa" w:w="1080"/>
-          </w:tcPr>
-          <w:p>
-            <w:r>
-              <w:t>no data</w:t>
-            </w:r>
-          </w:p>
-        </w:tc>
-        <w:tc>
-          <w:tcPr>
-            <w:tcW w:type="dxa" w:w="1080"/>
-          </w:tcPr>
-          <w:p>
-            <w:r>
-              <w:t>(0/160.0°C/no base/K(NTf2)/oxygen/10.1002/ejoc.202000229/2020/microwave)</w:t>
-            </w:r>
-          </w:p>
-        </w:tc>
-        <w:tc>
-          <w:tcPr>
-            <w:tcW w:type="dxa" w:w="1080"/>
-          </w:tcPr>
-          <w:p>
-            <w:r>
-              <w:t>no data</w:t>
-            </w:r>
-          </w:p>
-        </w:tc>
-        <w:tc>
-          <w:tcPr>
-            <w:tcW w:type="dxa" w:w="1080"/>
-          </w:tcPr>
-          <w:p>
-            <w:r>
-              <w:t>[]</w:t>
+              <w:t>(100/180.0°C/no base/PdPt/MgO/inert/10.1002/chem.200901501/2009/0)</w:t>
+            </w:r>
+          </w:p>
+        </w:tc>
+        <w:tc>
+          <w:tcPr>
+            <w:tcW w:type="dxa" w:w="1080"/>
+          </w:tcPr>
+          <w:p>
+            <w:r>
+              <w:t>(100/180.0°C/no base/PdPt/MgO/inert/10.1002/chem.200901501/2009/0)</w:t>
+            </w:r>
+          </w:p>
+        </w:tc>
+        <w:tc>
+          <w:tcPr>
+            <w:tcW w:type="dxa" w:w="1080"/>
+          </w:tcPr>
+          <w:p>
+            <w:r>
+              <w:t>(100/180.0°C/no base/PdPt/MgO/inert/10.1002/chem.200901501/2009/0)</w:t>
+            </w:r>
+          </w:p>
+        </w:tc>
+        <w:tc>
+          <w:tcPr>
+            <w:tcW w:type="dxa" w:w="1080"/>
+          </w:tcPr>
+          <w:p>
+            <w:r>
+              <w:t>(100/180.0°C/no base/PdPt/MgO/inert/10.1002/chem.200901501/2009/0)</w:t>
+            </w:r>
+          </w:p>
+        </w:tc>
+        <w:tc>
+          <w:tcPr>
+            <w:tcW w:type="dxa" w:w="1080"/>
+          </w:tcPr>
+          <w:p>
+            <w:r>
+              <w:t>(100/180.0°C/no base/PdPt/MgO/inert/10.1002/chem.200901501/2009/0)</w:t>
+            </w:r>
+          </w:p>
+        </w:tc>
+        <w:tc>
+          <w:tcPr>
+            <w:tcW w:type="dxa" w:w="1080"/>
+          </w:tcPr>
+          <w:p>
+            <w:r>
+              <w:t>['no base']</w:t>
             </w:r>
           </w:p>
         </w:tc>
@@ -3508,7 +3508,7 @@
           </w:tcPr>
           <w:p>
             <w:r>
-              <w:t>Se</w:t>
+              <w:t>K</w:t>
             </w:r>
           </w:p>
         </w:tc>
@@ -3528,7 +3528,7 @@
           </w:tcPr>
           <w:p>
             <w:r>
-              <w:t>(0/160.0°C/no base/Sr(NTf2)2/oxygen/10.1002/ejoc.202000229/2020/microwave)</w:t>
+              <w:t>(0/160.0°C/no base/K(NTf2)/oxygen/10.1002/ejoc.202000229/2020/microwave)</w:t>
             </w:r>
           </w:p>
         </w:tc>
@@ -3558,7 +3558,7 @@
           </w:tcPr>
           <w:p>
             <w:r>
-              <w:t>(0/160.0°C/no base/Sr(NTf2)2/oxygen/10.1002/ejoc.202000229/2020/microwave)</w:t>
+              <w:t>(0/160.0°C/no base/K(NTf2)/oxygen/10.1002/ejoc.202000229/2020/microwave)</w:t>
             </w:r>
           </w:p>
         </w:tc>
@@ -3590,7 +3590,7 @@
           </w:tcPr>
           <w:p>
             <w:r>
-              <w:t>Cu,Ag</w:t>
+              <w:t>In</w:t>
             </w:r>
           </w:p>
         </w:tc>
@@ -3610,57 +3610,57 @@
           </w:tcPr>
           <w:p>
             <w:r>
-              <w:t>(560/155.0°C/no base/Cu0.95Ag0.05/Al2O3/inert/10.1039/c1ra00560j/2011/0.1 mol% Cu+ Ag)</w:t>
-            </w:r>
-          </w:p>
-        </w:tc>
-        <w:tc>
-          <w:tcPr>
-            <w:tcW w:type="dxa" w:w="1080"/>
-          </w:tcPr>
-          <w:p>
-            <w:r>
-              <w:t>(94/155.0°C/no base/Cu0.95Ag0.05/Al2O3/inert/10.1039/c1ra00560j/2011/1 mol% Cu+ Ag)</w:t>
-            </w:r>
-          </w:p>
-        </w:tc>
-        <w:tc>
-          <w:tcPr>
-            <w:tcW w:type="dxa" w:w="1080"/>
-          </w:tcPr>
-          <w:p>
-            <w:r>
-              <w:t>(94/155.0°C/no base/Cu0.95Ag0.05/Al2O3/inert/10.1039/c1ra00560j/2011/1 mol% Cu+ Ag)</w:t>
-            </w:r>
-          </w:p>
-        </w:tc>
-        <w:tc>
-          <w:tcPr>
-            <w:tcW w:type="dxa" w:w="1080"/>
-          </w:tcPr>
-          <w:p>
-            <w:r>
-              <w:t>(560/155.0°C/no base/Cu0.95Ag0.05/Al2O3/inert/10.1039/c1ra00560j/2011/0.1 mol% Cu+ Ag)</w:t>
-            </w:r>
-          </w:p>
-        </w:tc>
-        <w:tc>
-          <w:tcPr>
-            <w:tcW w:type="dxa" w:w="1080"/>
-          </w:tcPr>
-          <w:p>
-            <w:r>
-              <w:t>(94/155.0°C/no base/Cu0.95Ag0.05/Al2O3/inert/10.1039/c1ra00560j/2011/1 mol% Cu+ Ag)</w:t>
-            </w:r>
-          </w:p>
-        </w:tc>
-        <w:tc>
-          <w:tcPr>
-            <w:tcW w:type="dxa" w:w="1080"/>
-          </w:tcPr>
-          <w:p>
-            <w:r>
-              <w:t>['no base']</w:t>
+              <w:t>(7/160.0°C/no base/In(NTf2)3/oxygen/10.1002/ejoc.202000229/2020/microwave)</w:t>
+            </w:r>
+          </w:p>
+        </w:tc>
+        <w:tc>
+          <w:tcPr>
+            <w:tcW w:type="dxa" w:w="1080"/>
+          </w:tcPr>
+          <w:p>
+            <w:r>
+              <w:t>no data</w:t>
+            </w:r>
+          </w:p>
+        </w:tc>
+        <w:tc>
+          <w:tcPr>
+            <w:tcW w:type="dxa" w:w="1080"/>
+          </w:tcPr>
+          <w:p>
+            <w:r>
+              <w:t>no data</w:t>
+            </w:r>
+          </w:p>
+        </w:tc>
+        <w:tc>
+          <w:tcPr>
+            <w:tcW w:type="dxa" w:w="1080"/>
+          </w:tcPr>
+          <w:p>
+            <w:r>
+              <w:t>(7/160.0°C/no base/In(NTf2)3/oxygen/10.1002/ejoc.202000229/2020/microwave)</w:t>
+            </w:r>
+          </w:p>
+        </w:tc>
+        <w:tc>
+          <w:tcPr>
+            <w:tcW w:type="dxa" w:w="1080"/>
+          </w:tcPr>
+          <w:p>
+            <w:r>
+              <w:t>no data</w:t>
+            </w:r>
+          </w:p>
+        </w:tc>
+        <w:tc>
+          <w:tcPr>
+            <w:tcW w:type="dxa" w:w="1080"/>
+          </w:tcPr>
+          <w:p>
+            <w:r>
+              <w:t>[]</w:t>
             </w:r>
           </w:p>
         </w:tc>
@@ -3672,7 +3672,7 @@
           </w:tcPr>
           <w:p>
             <w:r>
-              <w:t>V</w:t>
+              <w:t>Gd</w:t>
             </w:r>
           </w:p>
         </w:tc>
@@ -3692,57 +3692,57 @@
           </w:tcPr>
           <w:p>
             <w:r>
-              <w:t>(0/130.0°C/tBuOK/VCl2/inert/10.1016/j.tet.2011.02.075/2011/0)</w:t>
-            </w:r>
-          </w:p>
-        </w:tc>
-        <w:tc>
-          <w:tcPr>
-            <w:tcW w:type="dxa" w:w="1080"/>
-          </w:tcPr>
-          <w:p>
-            <w:r>
-              <w:t>no data</w:t>
-            </w:r>
-          </w:p>
-        </w:tc>
-        <w:tc>
-          <w:tcPr>
-            <w:tcW w:type="dxa" w:w="1080"/>
-          </w:tcPr>
-          <w:p>
-            <w:r>
-              <w:t>no data</w:t>
-            </w:r>
-          </w:p>
-        </w:tc>
-        <w:tc>
-          <w:tcPr>
-            <w:tcW w:type="dxa" w:w="1080"/>
-          </w:tcPr>
-          <w:p>
-            <w:r>
-              <w:t>no data</w:t>
-            </w:r>
-          </w:p>
-        </w:tc>
-        <w:tc>
-          <w:tcPr>
-            <w:tcW w:type="dxa" w:w="1080"/>
-          </w:tcPr>
-          <w:p>
-            <w:r>
-              <w:t>no data</w:t>
-            </w:r>
-          </w:p>
-        </w:tc>
-        <w:tc>
-          <w:tcPr>
-            <w:tcW w:type="dxa" w:w="1080"/>
-          </w:tcPr>
-          <w:p>
-            <w:r>
-              <w:t>[]</w:t>
+              <w:t>(13/160.0°C/no base/Gd(NTf2)3/oxygen/10.1002/ejoc.202000229/2020/microwave)</w:t>
+            </w:r>
+          </w:p>
+        </w:tc>
+        <w:tc>
+          <w:tcPr>
+            <w:tcW w:type="dxa" w:w="1080"/>
+          </w:tcPr>
+          <w:p>
+            <w:r>
+              <w:t>(13/160.0°C/no base/Gd(NTf2)3/oxygen/10.1002/ejoc.202000229/2020/microwave)</w:t>
+            </w:r>
+          </w:p>
+        </w:tc>
+        <w:tc>
+          <w:tcPr>
+            <w:tcW w:type="dxa" w:w="1080"/>
+          </w:tcPr>
+          <w:p>
+            <w:r>
+              <w:t>(13/160.0°C/no base/Gd(NTf2)3/oxygen/10.1002/ejoc.202000229/2020/microwave)</w:t>
+            </w:r>
+          </w:p>
+        </w:tc>
+        <w:tc>
+          <w:tcPr>
+            <w:tcW w:type="dxa" w:w="1080"/>
+          </w:tcPr>
+          <w:p>
+            <w:r>
+              <w:t>(13/160.0°C/no base/Gd(NTf2)3/oxygen/10.1002/ejoc.202000229/2020/microwave)</w:t>
+            </w:r>
+          </w:p>
+        </w:tc>
+        <w:tc>
+          <w:tcPr>
+            <w:tcW w:type="dxa" w:w="1080"/>
+          </w:tcPr>
+          <w:p>
+            <w:r>
+              <w:t>(13/160.0°C/no base/Gd(NTf2)3/oxygen/10.1002/ejoc.202000229/2020/microwave)</w:t>
+            </w:r>
+          </w:p>
+        </w:tc>
+        <w:tc>
+          <w:tcPr>
+            <w:tcW w:type="dxa" w:w="1080"/>
+          </w:tcPr>
+          <w:p>
+            <w:r>
+              <w:t>['no base']</w:t>
             </w:r>
           </w:p>
         </w:tc>
@@ -3754,7 +3754,7 @@
           </w:tcPr>
           <w:p>
             <w:r>
-              <w:t>Ba</w:t>
+              <w:t>Hf</w:t>
             </w:r>
           </w:p>
         </w:tc>
@@ -3774,57 +3774,57 @@
           </w:tcPr>
           <w:p>
             <w:r>
-              <w:t>(0/160.0°C/no base/Ba(NTf2)2/oxygen/10.1002/ejoc.202000229/2020/microwave)</w:t>
-            </w:r>
-          </w:p>
-        </w:tc>
-        <w:tc>
-          <w:tcPr>
-            <w:tcW w:type="dxa" w:w="1080"/>
-          </w:tcPr>
-          <w:p>
-            <w:r>
-              <w:t>no data</w:t>
-            </w:r>
-          </w:p>
-        </w:tc>
-        <w:tc>
-          <w:tcPr>
-            <w:tcW w:type="dxa" w:w="1080"/>
-          </w:tcPr>
-          <w:p>
-            <w:r>
-              <w:t>no data</w:t>
-            </w:r>
-          </w:p>
-        </w:tc>
-        <w:tc>
-          <w:tcPr>
-            <w:tcW w:type="dxa" w:w="1080"/>
-          </w:tcPr>
-          <w:p>
-            <w:r>
-              <w:t>(0/160.0°C/no base/Ba(NTf2)2/oxygen/10.1002/ejoc.202000229/2020/microwave)</w:t>
-            </w:r>
-          </w:p>
-        </w:tc>
-        <w:tc>
-          <w:tcPr>
-            <w:tcW w:type="dxa" w:w="1080"/>
-          </w:tcPr>
-          <w:p>
-            <w:r>
-              <w:t>no data</w:t>
-            </w:r>
-          </w:p>
-        </w:tc>
-        <w:tc>
-          <w:tcPr>
-            <w:tcW w:type="dxa" w:w="1080"/>
-          </w:tcPr>
-          <w:p>
-            <w:r>
-              <w:t>[]</w:t>
+              <w:t>(7/120.0°C/no base/Hf-MOF-808_H2O/oxygen/10.1021/acssuschemeng.1c04903/2021/0)</w:t>
+            </w:r>
+          </w:p>
+        </w:tc>
+        <w:tc>
+          <w:tcPr>
+            <w:tcW w:type="dxa" w:w="1080"/>
+          </w:tcPr>
+          <w:p>
+            <w:r>
+              <w:t>(7/120.0°C/no base/Hf-MOF-808_H2O/oxygen/10.1021/acssuschemeng.1c04903/2021/0)</w:t>
+            </w:r>
+          </w:p>
+        </w:tc>
+        <w:tc>
+          <w:tcPr>
+            <w:tcW w:type="dxa" w:w="1080"/>
+          </w:tcPr>
+          <w:p>
+            <w:r>
+              <w:t>(7/120.0°C/no base/Hf-MOF-808_H2O/oxygen/10.1021/acssuschemeng.1c04903/2021/0)</w:t>
+            </w:r>
+          </w:p>
+        </w:tc>
+        <w:tc>
+          <w:tcPr>
+            <w:tcW w:type="dxa" w:w="1080"/>
+          </w:tcPr>
+          <w:p>
+            <w:r>
+              <w:t>(7/120.0°C/no base/Hf-MOF-808_H2O/oxygen/10.1021/acssuschemeng.1c04903/2021/0)</w:t>
+            </w:r>
+          </w:p>
+        </w:tc>
+        <w:tc>
+          <w:tcPr>
+            <w:tcW w:type="dxa" w:w="1080"/>
+          </w:tcPr>
+          <w:p>
+            <w:r>
+              <w:t>(7/120.0°C/no base/Hf-MOF-808_H2O/oxygen/10.1021/acssuschemeng.1c04903/2021/0)</w:t>
+            </w:r>
+          </w:p>
+        </w:tc>
+        <w:tc>
+          <w:tcPr>
+            <w:tcW w:type="dxa" w:w="1080"/>
+          </w:tcPr>
+          <w:p>
+            <w:r>
+              <w:t>['no base']</w:t>
             </w:r>
           </w:p>
         </w:tc>
@@ -3836,7 +3836,7 @@
           </w:tcPr>
           <w:p>
             <w:r>
-              <w:t>Gd</w:t>
+              <w:t>Eu</w:t>
             </w:r>
           </w:p>
         </w:tc>
@@ -3856,47 +3856,47 @@
           </w:tcPr>
           <w:p>
             <w:r>
-              <w:t>(13/160.0°C/no base/Gd(NTf2)3/oxygen/10.1002/ejoc.202000229/2020/microwave)</w:t>
-            </w:r>
-          </w:p>
-        </w:tc>
-        <w:tc>
-          <w:tcPr>
-            <w:tcW w:type="dxa" w:w="1080"/>
-          </w:tcPr>
-          <w:p>
-            <w:r>
-              <w:t>(13/160.0°C/no base/Gd(NTf2)3/oxygen/10.1002/ejoc.202000229/2020/microwave)</w:t>
-            </w:r>
-          </w:p>
-        </w:tc>
-        <w:tc>
-          <w:tcPr>
-            <w:tcW w:type="dxa" w:w="1080"/>
-          </w:tcPr>
-          <w:p>
-            <w:r>
-              <w:t>(13/160.0°C/no base/Gd(NTf2)3/oxygen/10.1002/ejoc.202000229/2020/microwave)</w:t>
-            </w:r>
-          </w:p>
-        </w:tc>
-        <w:tc>
-          <w:tcPr>
-            <w:tcW w:type="dxa" w:w="1080"/>
-          </w:tcPr>
-          <w:p>
-            <w:r>
-              <w:t>(13/160.0°C/no base/Gd(NTf2)3/oxygen/10.1002/ejoc.202000229/2020/microwave)</w:t>
-            </w:r>
-          </w:p>
-        </w:tc>
-        <w:tc>
-          <w:tcPr>
-            <w:tcW w:type="dxa" w:w="1080"/>
-          </w:tcPr>
-          <w:p>
-            <w:r>
-              <w:t>(13/160.0°C/no base/Gd(NTf2)3/oxygen/10.1002/ejoc.202000229/2020/microwave)</w:t>
+              <w:t>(17/160.0°C/no base/Eu(NTf2)2/oxygen/10.1002/ejoc.202000229/2020/microwave)</w:t>
+            </w:r>
+          </w:p>
+        </w:tc>
+        <w:tc>
+          <w:tcPr>
+            <w:tcW w:type="dxa" w:w="1080"/>
+          </w:tcPr>
+          <w:p>
+            <w:r>
+              <w:t>(17/160.0°C/no base/Eu(NTf2)2/oxygen/10.1002/ejoc.202000229/2020/microwave)</w:t>
+            </w:r>
+          </w:p>
+        </w:tc>
+        <w:tc>
+          <w:tcPr>
+            <w:tcW w:type="dxa" w:w="1080"/>
+          </w:tcPr>
+          <w:p>
+            <w:r>
+              <w:t>(17/160.0°C/no base/Eu(NTf2)2/oxygen/10.1002/ejoc.202000229/2020/microwave)</w:t>
+            </w:r>
+          </w:p>
+        </w:tc>
+        <w:tc>
+          <w:tcPr>
+            <w:tcW w:type="dxa" w:w="1080"/>
+          </w:tcPr>
+          <w:p>
+            <w:r>
+              <w:t>(17/160.0°C/no base/Eu(NTf2)2/oxygen/10.1002/ejoc.202000229/2020/microwave)</w:t>
+            </w:r>
+          </w:p>
+        </w:tc>
+        <w:tc>
+          <w:tcPr>
+            <w:tcW w:type="dxa" w:w="1080"/>
+          </w:tcPr>
+          <w:p>
+            <w:r>
+              <w:t>(17/160.0°C/no base/Eu(NTf2)2/oxygen/10.1002/ejoc.202000229/2020/microwave)</w:t>
             </w:r>
           </w:p>
         </w:tc>
@@ -3918,7 +3918,7 @@
           </w:tcPr>
           <w:p>
             <w:r>
-              <w:t>Cs</w:t>
+              <w:t>Zr</w:t>
             </w:r>
           </w:p>
         </w:tc>
@@ -3938,57 +3938,57 @@
           </w:tcPr>
           <w:p>
             <w:r>
-              <w:t>(0/160.0°C/no base/Cs(OTf)2/oxygen/10.1002/ejoc.202000229/2020/microwave)</w:t>
-            </w:r>
-          </w:p>
-        </w:tc>
-        <w:tc>
-          <w:tcPr>
-            <w:tcW w:type="dxa" w:w="1080"/>
-          </w:tcPr>
-          <w:p>
-            <w:r>
-              <w:t>no data</w:t>
-            </w:r>
-          </w:p>
-        </w:tc>
-        <w:tc>
-          <w:tcPr>
-            <w:tcW w:type="dxa" w:w="1080"/>
-          </w:tcPr>
-          <w:p>
-            <w:r>
-              <w:t>no data</w:t>
-            </w:r>
-          </w:p>
-        </w:tc>
-        <w:tc>
-          <w:tcPr>
-            <w:tcW w:type="dxa" w:w="1080"/>
-          </w:tcPr>
-          <w:p>
-            <w:r>
-              <w:t>(0/160.0°C/no base/Cs(OTf)2/oxygen/10.1002/ejoc.202000229/2020/microwave)</w:t>
-            </w:r>
-          </w:p>
-        </w:tc>
-        <w:tc>
-          <w:tcPr>
-            <w:tcW w:type="dxa" w:w="1080"/>
-          </w:tcPr>
-          <w:p>
-            <w:r>
-              <w:t>no data</w:t>
-            </w:r>
-          </w:p>
-        </w:tc>
-        <w:tc>
-          <w:tcPr>
-            <w:tcW w:type="dxa" w:w="1080"/>
-          </w:tcPr>
-          <w:p>
-            <w:r>
-              <w:t>[]</w:t>
+              <w:t>(7/120.0°C/no base/Zr-MOF-808_H2O/oxygen/10.1021/acssuschemeng.1c04903/2021/0)</w:t>
+            </w:r>
+          </w:p>
+        </w:tc>
+        <w:tc>
+          <w:tcPr>
+            <w:tcW w:type="dxa" w:w="1080"/>
+          </w:tcPr>
+          <w:p>
+            <w:r>
+              <w:t>(7/120.0°C/no base/Zr-MOF-808_H2O/oxygen/10.1021/acssuschemeng.1c04903/2021/0)</w:t>
+            </w:r>
+          </w:p>
+        </w:tc>
+        <w:tc>
+          <w:tcPr>
+            <w:tcW w:type="dxa" w:w="1080"/>
+          </w:tcPr>
+          <w:p>
+            <w:r>
+              <w:t>(7/120.0°C/no base/Zr-MOF-808_H2O/oxygen/10.1021/acssuschemeng.1c04903/2021/0)</w:t>
+            </w:r>
+          </w:p>
+        </w:tc>
+        <w:tc>
+          <w:tcPr>
+            <w:tcW w:type="dxa" w:w="1080"/>
+          </w:tcPr>
+          <w:p>
+            <w:r>
+              <w:t>(7/120.0°C/no base/Zr-MOF-808_H2O/oxygen/10.1021/acssuschemeng.1c04903/2021/0)</w:t>
+            </w:r>
+          </w:p>
+        </w:tc>
+        <w:tc>
+          <w:tcPr>
+            <w:tcW w:type="dxa" w:w="1080"/>
+          </w:tcPr>
+          <w:p>
+            <w:r>
+              <w:t>(7/120.0°C/no base/Zr-MOF-808_H2O/oxygen/10.1021/acssuschemeng.1c04903/2021/0)</w:t>
+            </w:r>
+          </w:p>
+        </w:tc>
+        <w:tc>
+          <w:tcPr>
+            <w:tcW w:type="dxa" w:w="1080"/>
+          </w:tcPr>
+          <w:p>
+            <w:r>
+              <w:t>['no base']</w:t>
             </w:r>
           </w:p>
         </w:tc>
@@ -4000,7 +4000,7 @@
           </w:tcPr>
           <w:p>
             <w:r>
-              <w:t>Hf</w:t>
+              <w:t>Au,Pd</w:t>
             </w:r>
           </w:p>
         </w:tc>
@@ -4020,57 +4020,57 @@
           </w:tcPr>
           <w:p>
             <w:r>
-              <w:t>(7/120.0°C/no base/Hf-MOF-808_H2O/oxygen/10.1021/acssuschemeng.1c04903/2021/0)</w:t>
-            </w:r>
-          </w:p>
-        </w:tc>
-        <w:tc>
-          <w:tcPr>
-            <w:tcW w:type="dxa" w:w="1080"/>
-          </w:tcPr>
-          <w:p>
-            <w:r>
-              <w:t>(7/120.0°C/no base/Hf-MOF-808_H2O/oxygen/10.1021/acssuschemeng.1c04903/2021/0)</w:t>
-            </w:r>
-          </w:p>
-        </w:tc>
-        <w:tc>
-          <w:tcPr>
-            <w:tcW w:type="dxa" w:w="1080"/>
-          </w:tcPr>
-          <w:p>
-            <w:r>
-              <w:t>(7/120.0°C/no base/Hf-MOF-808_H2O/oxygen/10.1021/acssuschemeng.1c04903/2021/0)</w:t>
-            </w:r>
-          </w:p>
-        </w:tc>
-        <w:tc>
-          <w:tcPr>
-            <w:tcW w:type="dxa" w:w="1080"/>
-          </w:tcPr>
-          <w:p>
-            <w:r>
-              <w:t>(7/120.0°C/no base/Hf-MOF-808_H2O/oxygen/10.1021/acssuschemeng.1c04903/2021/0)</w:t>
-            </w:r>
-          </w:p>
-        </w:tc>
-        <w:tc>
-          <w:tcPr>
-            <w:tcW w:type="dxa" w:w="1080"/>
-          </w:tcPr>
-          <w:p>
-            <w:r>
-              <w:t>(7/120.0°C/no base/Hf-MOF-808_H2O/oxygen/10.1021/acssuschemeng.1c04903/2021/0)</w:t>
-            </w:r>
-          </w:p>
-        </w:tc>
-        <w:tc>
-          <w:tcPr>
-            <w:tcW w:type="dxa" w:w="1080"/>
-          </w:tcPr>
-          <w:p>
-            <w:r>
-              <w:t>['no base']</w:t>
+              <w:t>(74/180.0°C/no base/AuPd/MgO/inert/10.1002/chem.200901501/2009/0)</w:t>
+            </w:r>
+          </w:p>
+        </w:tc>
+        <w:tc>
+          <w:tcPr>
+            <w:tcW w:type="dxa" w:w="1080"/>
+          </w:tcPr>
+          <w:p>
+            <w:r>
+              <w:t>no data</w:t>
+            </w:r>
+          </w:p>
+        </w:tc>
+        <w:tc>
+          <w:tcPr>
+            <w:tcW w:type="dxa" w:w="1080"/>
+          </w:tcPr>
+          <w:p>
+            <w:r>
+              <w:t>no data</w:t>
+            </w:r>
+          </w:p>
+        </w:tc>
+        <w:tc>
+          <w:tcPr>
+            <w:tcW w:type="dxa" w:w="1080"/>
+          </w:tcPr>
+          <w:p>
+            <w:r>
+              <w:t>(74/180.0°C/no base/AuPd/MgO/inert/10.1002/chem.200901501/2009/0)</w:t>
+            </w:r>
+          </w:p>
+        </w:tc>
+        <w:tc>
+          <w:tcPr>
+            <w:tcW w:type="dxa" w:w="1080"/>
+          </w:tcPr>
+          <w:p>
+            <w:r>
+              <w:t>no data</w:t>
+            </w:r>
+          </w:p>
+        </w:tc>
+        <w:tc>
+          <w:tcPr>
+            <w:tcW w:type="dxa" w:w="1080"/>
+          </w:tcPr>
+          <w:p>
+            <w:r>
+              <w:t>[]</w:t>
             </w:r>
           </w:p>
         </w:tc>
@@ -4082,7 +4082,7 @@
           </w:tcPr>
           <w:p>
             <w:r>
-              <w:t>Sb</w:t>
+              <w:t>Se</w:t>
             </w:r>
           </w:p>
         </w:tc>
@@ -4102,57 +4102,57 @@
           </w:tcPr>
           <w:p>
             <w:r>
-              <w:t>(14/160.0°C/no base/Sb(NTf2)3/oxygen/10.1002/ejoc.202000229/2020/microwave)</w:t>
-            </w:r>
-          </w:p>
-        </w:tc>
-        <w:tc>
-          <w:tcPr>
-            <w:tcW w:type="dxa" w:w="1080"/>
-          </w:tcPr>
-          <w:p>
-            <w:r>
-              <w:t>(14/160.0°C/no base/Sb(NTf2)3/oxygen/10.1002/ejoc.202000229/2020/microwave)</w:t>
-            </w:r>
-          </w:p>
-        </w:tc>
-        <w:tc>
-          <w:tcPr>
-            <w:tcW w:type="dxa" w:w="1080"/>
-          </w:tcPr>
-          <w:p>
-            <w:r>
-              <w:t>(14/160.0°C/no base/Sb(NTf2)3/oxygen/10.1002/ejoc.202000229/2020/microwave)</w:t>
-            </w:r>
-          </w:p>
-        </w:tc>
-        <w:tc>
-          <w:tcPr>
-            <w:tcW w:type="dxa" w:w="1080"/>
-          </w:tcPr>
-          <w:p>
-            <w:r>
-              <w:t>(14/160.0°C/no base/Sb(NTf2)3/oxygen/10.1002/ejoc.202000229/2020/microwave)</w:t>
-            </w:r>
-          </w:p>
-        </w:tc>
-        <w:tc>
-          <w:tcPr>
-            <w:tcW w:type="dxa" w:w="1080"/>
-          </w:tcPr>
-          <w:p>
-            <w:r>
-              <w:t>(14/160.0°C/no base/Sb(NTf2)3/oxygen/10.1002/ejoc.202000229/2020/microwave)</w:t>
-            </w:r>
-          </w:p>
-        </w:tc>
-        <w:tc>
-          <w:tcPr>
-            <w:tcW w:type="dxa" w:w="1080"/>
-          </w:tcPr>
-          <w:p>
-            <w:r>
-              <w:t>['no base']</w:t>
+              <w:t>(0/160.0°C/no base/Sr(NTf2)2/oxygen/10.1002/ejoc.202000229/2020/microwave)</w:t>
+            </w:r>
+          </w:p>
+        </w:tc>
+        <w:tc>
+          <w:tcPr>
+            <w:tcW w:type="dxa" w:w="1080"/>
+          </w:tcPr>
+          <w:p>
+            <w:r>
+              <w:t>no data</w:t>
+            </w:r>
+          </w:p>
+        </w:tc>
+        <w:tc>
+          <w:tcPr>
+            <w:tcW w:type="dxa" w:w="1080"/>
+          </w:tcPr>
+          <w:p>
+            <w:r>
+              <w:t>no data</w:t>
+            </w:r>
+          </w:p>
+        </w:tc>
+        <w:tc>
+          <w:tcPr>
+            <w:tcW w:type="dxa" w:w="1080"/>
+          </w:tcPr>
+          <w:p>
+            <w:r>
+              <w:t>(0/160.0°C/no base/Sr(NTf2)2/oxygen/10.1002/ejoc.202000229/2020/microwave)</w:t>
+            </w:r>
+          </w:p>
+        </w:tc>
+        <w:tc>
+          <w:tcPr>
+            <w:tcW w:type="dxa" w:w="1080"/>
+          </w:tcPr>
+          <w:p>
+            <w:r>
+              <w:t>no data</w:t>
+            </w:r>
+          </w:p>
+        </w:tc>
+        <w:tc>
+          <w:tcPr>
+            <w:tcW w:type="dxa" w:w="1080"/>
+          </w:tcPr>
+          <w:p>
+            <w:r>
+              <w:t>[]</w:t>
             </w:r>
           </w:p>
         </w:tc>

--- a/doc_tables/best_cats_PhNH2_BnOH.docx
+++ b/doc_tables/best_cats_PhNH2_BnOH.docx
@@ -1294,7 +1294,7 @@
           </w:tcPr>
           <w:p>
             <w:r>
-              <w:t>Al</w:t>
+              <w:t>Mo</w:t>
             </w:r>
           </w:p>
         </w:tc>
@@ -1314,7 +1314,37 @@
           </w:tcPr>
           <w:p>
             <w:r>
-              <w:t>(10/160.0°C/no base/AI(NTf2)5/oxygen/10.1002/ejoc.202000229/2020/microwave)</w:t>
+              <w:t>(76/130.0°C/tBuOK/Mo-NHC/inert/10.1021/acscatal.1c02956/2021/0)</w:t>
+            </w:r>
+          </w:p>
+        </w:tc>
+        <w:tc>
+          <w:tcPr>
+            <w:tcW w:type="dxa" w:w="1080"/>
+          </w:tcPr>
+          <w:p>
+            <w:r>
+              <w:t>(76/130.0°C/tBuOK/Mo-NHC/inert/10.1021/acscatal.1c02956/2021/0)</w:t>
+            </w:r>
+          </w:p>
+        </w:tc>
+        <w:tc>
+          <w:tcPr>
+            <w:tcW w:type="dxa" w:w="1080"/>
+          </w:tcPr>
+          <w:p>
+            <w:r>
+              <w:t>(34/120.0°C/tBuOK/Mo(CO)6/oxygen/10.1016/j.mcat.2021.111415/2021/0)</w:t>
+            </w:r>
+          </w:p>
+        </w:tc>
+        <w:tc>
+          <w:tcPr>
+            <w:tcW w:type="dxa" w:w="1080"/>
+          </w:tcPr>
+          <w:p>
+            <w:r>
+              <w:t>(0/130.0°C/no base/Mo-NHC/inert/10.1021/acscatal.1c02956/2021/0)</w:t>
             </w:r>
           </w:p>
         </w:tc>
@@ -1334,37 +1364,7 @@
           </w:tcPr>
           <w:p>
             <w:r>
-              <w:t>no data</w:t>
-            </w:r>
-          </w:p>
-        </w:tc>
-        <w:tc>
-          <w:tcPr>
-            <w:tcW w:type="dxa" w:w="1080"/>
-          </w:tcPr>
-          <w:p>
-            <w:r>
-              <w:t>(10/160.0°C/no base/AI(NTf2)5/oxygen/10.1002/ejoc.202000229/2020/microwave)</w:t>
-            </w:r>
-          </w:p>
-        </w:tc>
-        <w:tc>
-          <w:tcPr>
-            <w:tcW w:type="dxa" w:w="1080"/>
-          </w:tcPr>
-          <w:p>
-            <w:r>
-              <w:t>no data</w:t>
-            </w:r>
-          </w:p>
-        </w:tc>
-        <w:tc>
-          <w:tcPr>
-            <w:tcW w:type="dxa" w:w="1080"/>
-          </w:tcPr>
-          <w:p>
-            <w:r>
-              <w:t>[]</w:t>
+              <w:t>['tBuOK', 'tBuONa']</w:t>
             </w:r>
           </w:p>
         </w:tc>
@@ -1376,7 +1376,7 @@
           </w:tcPr>
           <w:p>
             <w:r>
-              <w:t>Mo</w:t>
+              <w:t>Cr</w:t>
             </w:r>
           </w:p>
         </w:tc>
@@ -1396,37 +1396,37 @@
           </w:tcPr>
           <w:p>
             <w:r>
-              <w:t>(76/130.0°C/tBuOK/Mo-NHC/inert/10.1021/acscatal.1c02956/2021/0)</w:t>
-            </w:r>
-          </w:p>
-        </w:tc>
-        <w:tc>
-          <w:tcPr>
-            <w:tcW w:type="dxa" w:w="1080"/>
-          </w:tcPr>
-          <w:p>
-            <w:r>
-              <w:t>(76/130.0°C/tBuOK/Mo-NHC/inert/10.1021/acscatal.1c02956/2021/0)</w:t>
-            </w:r>
-          </w:p>
-        </w:tc>
-        <w:tc>
-          <w:tcPr>
-            <w:tcW w:type="dxa" w:w="1080"/>
-          </w:tcPr>
-          <w:p>
-            <w:r>
-              <w:t>(34/120.0°C/tBuOK/Mo(CO)6/oxygen/10.1016/j.mcat.2021.111415/2021/0)</w:t>
-            </w:r>
-          </w:p>
-        </w:tc>
-        <w:tc>
-          <w:tcPr>
-            <w:tcW w:type="dxa" w:w="1080"/>
-          </w:tcPr>
-          <w:p>
-            <w:r>
-              <w:t>(0/130.0°C/no base/Mo-NHC/inert/10.1021/acscatal.1c02956/2021/0)</w:t>
+              <w:t>(49/150.0°C/tBuOK/CrNNN/inert/10.1002/anie.202001704/2020/0)</w:t>
+            </w:r>
+          </w:p>
+        </w:tc>
+        <w:tc>
+          <w:tcPr>
+            <w:tcW w:type="dxa" w:w="1080"/>
+          </w:tcPr>
+          <w:p>
+            <w:r>
+              <w:t>(38/150.0°C/tBuOK/CrNNN/inert/10.1002/anie.202001704/2020/0)</w:t>
+            </w:r>
+          </w:p>
+        </w:tc>
+        <w:tc>
+          <w:tcPr>
+            <w:tcW w:type="dxa" w:w="1080"/>
+          </w:tcPr>
+          <w:p>
+            <w:r>
+              <w:t>(14/150.0°C/tBuOK/CrNNN/inert/10.1002/anie.202001704/2020/0)</w:t>
+            </w:r>
+          </w:p>
+        </w:tc>
+        <w:tc>
+          <w:tcPr>
+            <w:tcW w:type="dxa" w:w="1080"/>
+          </w:tcPr>
+          <w:p>
+            <w:r>
+              <w:t>(10/160.0°C/no base/Cr(NTf2)3/oxygen/10.1002/ejoc.202000229/2020/microwave)</w:t>
             </w:r>
           </w:p>
         </w:tc>
@@ -1446,7 +1446,7 @@
           </w:tcPr>
           <w:p>
             <w:r>
-              <w:t>['tBuOK', 'tBuONa']</w:t>
+              <w:t>['tBuOK']</w:t>
             </w:r>
           </w:p>
         </w:tc>
@@ -1458,7 +1458,7 @@
           </w:tcPr>
           <w:p>
             <w:r>
-              <w:t>Cr</w:t>
+              <w:t>Al</w:t>
             </w:r>
           </w:p>
         </w:tc>
@@ -1478,37 +1478,7 @@
           </w:tcPr>
           <w:p>
             <w:r>
-              <w:t>(49/150.0°C/tBuOK/CrNNN/inert/10.1002/anie.202001704/2020/0)</w:t>
-            </w:r>
-          </w:p>
-        </w:tc>
-        <w:tc>
-          <w:tcPr>
-            <w:tcW w:type="dxa" w:w="1080"/>
-          </w:tcPr>
-          <w:p>
-            <w:r>
-              <w:t>(38/150.0°C/tBuOK/CrNNN/inert/10.1002/anie.202001704/2020/0)</w:t>
-            </w:r>
-          </w:p>
-        </w:tc>
-        <w:tc>
-          <w:tcPr>
-            <w:tcW w:type="dxa" w:w="1080"/>
-          </w:tcPr>
-          <w:p>
-            <w:r>
-              <w:t>(14/150.0°C/tBuOK/CrNNN/inert/10.1002/anie.202001704/2020/0)</w:t>
-            </w:r>
-          </w:p>
-        </w:tc>
-        <w:tc>
-          <w:tcPr>
-            <w:tcW w:type="dxa" w:w="1080"/>
-          </w:tcPr>
-          <w:p>
-            <w:r>
-              <w:t>(10/160.0°C/no base/Cr(NTf2)3/oxygen/10.1002/ejoc.202000229/2020/microwave)</w:t>
+              <w:t>(10/160.0°C/no base/AI(NTf2)5/oxygen/10.1002/ejoc.202000229/2020/microwave)</w:t>
             </w:r>
           </w:p>
         </w:tc>
@@ -1528,7 +1498,37 @@
           </w:tcPr>
           <w:p>
             <w:r>
-              <w:t>['tBuOK']</w:t>
+              <w:t>no data</w:t>
+            </w:r>
+          </w:p>
+        </w:tc>
+        <w:tc>
+          <w:tcPr>
+            <w:tcW w:type="dxa" w:w="1080"/>
+          </w:tcPr>
+          <w:p>
+            <w:r>
+              <w:t>(10/160.0°C/no base/AI(NTf2)5/oxygen/10.1002/ejoc.202000229/2020/microwave)</w:t>
+            </w:r>
+          </w:p>
+        </w:tc>
+        <w:tc>
+          <w:tcPr>
+            <w:tcW w:type="dxa" w:w="1080"/>
+          </w:tcPr>
+          <w:p>
+            <w:r>
+              <w:t>no data</w:t>
+            </w:r>
+          </w:p>
+        </w:tc>
+        <w:tc>
+          <w:tcPr>
+            <w:tcW w:type="dxa" w:w="1080"/>
+          </w:tcPr>
+          <w:p>
+            <w:r>
+              <w:t>[]</w:t>
             </w:r>
           </w:p>
         </w:tc>
@@ -1540,7 +1540,7 @@
           </w:tcPr>
           <w:p>
             <w:r>
-              <w:t>W</w:t>
+              <w:t>Cd</w:t>
             </w:r>
           </w:p>
         </w:tc>
@@ -1560,37 +1560,7 @@
           </w:tcPr>
           <w:p>
             <w:r>
-              <w:t>(142/130.0°C/tBuOK/W(CO)6/inert/10.1002/cssc.202002830/2020/0)</w:t>
-            </w:r>
-          </w:p>
-        </w:tc>
-        <w:tc>
-          <w:tcPr>
-            <w:tcW w:type="dxa" w:w="1080"/>
-          </w:tcPr>
-          <w:p>
-            <w:r>
-              <w:t>(142/130.0°C/tBuOK/W(CO)6/inert/10.1002/cssc.202002830/2020/0)</w:t>
-            </w:r>
-          </w:p>
-        </w:tc>
-        <w:tc>
-          <w:tcPr>
-            <w:tcW w:type="dxa" w:w="1080"/>
-          </w:tcPr>
-          <w:p>
-            <w:r>
-              <w:t>(74/130.0°C/tBuOK/W(CO)6/inert/10.1002/cssc.202002830/2020/0)</w:t>
-            </w:r>
-          </w:p>
-        </w:tc>
-        <w:tc>
-          <w:tcPr>
-            <w:tcW w:type="dxa" w:w="1080"/>
-          </w:tcPr>
-          <w:p>
-            <w:r>
-              <w:t>(14/140.0°C/no base/10WO3/ZrO2/oxygen/10.1039/d2ra00198e/2022/0)</w:t>
+              <w:t>(0/160.0°C/no base/Cd(NTf2)2/oxygen/10.1002/ejoc.202000229/2020/microwave)</w:t>
             </w:r>
           </w:p>
         </w:tc>
@@ -1610,7 +1580,37 @@
           </w:tcPr>
           <w:p>
             <w:r>
-              <w:t>['tBuOK']</w:t>
+              <w:t>no data</w:t>
+            </w:r>
+          </w:p>
+        </w:tc>
+        <w:tc>
+          <w:tcPr>
+            <w:tcW w:type="dxa" w:w="1080"/>
+          </w:tcPr>
+          <w:p>
+            <w:r>
+              <w:t>(0/160.0°C/no base/Cd(NTf2)2/oxygen/10.1002/ejoc.202000229/2020/microwave)</w:t>
+            </w:r>
+          </w:p>
+        </w:tc>
+        <w:tc>
+          <w:tcPr>
+            <w:tcW w:type="dxa" w:w="1080"/>
+          </w:tcPr>
+          <w:p>
+            <w:r>
+              <w:t>no data</w:t>
+            </w:r>
+          </w:p>
+        </w:tc>
+        <w:tc>
+          <w:tcPr>
+            <w:tcW w:type="dxa" w:w="1080"/>
+          </w:tcPr>
+          <w:p>
+            <w:r>
+              <w:t>[]</w:t>
             </w:r>
           </w:p>
         </w:tc>
@@ -1622,7 +1622,7 @@
           </w:tcPr>
           <w:p>
             <w:r>
-              <w:t>Bi</w:t>
+              <w:t>Re</w:t>
             </w:r>
           </w:p>
         </w:tc>
@@ -1642,57 +1642,57 @@
           </w:tcPr>
           <w:p>
             <w:r>
-              <w:t>(1162/25.0°C/tBuOK/Bi-S3/s-Vs/inert/10.1039/d2ta06142b/2022/100W blue LED)</w:t>
-            </w:r>
-          </w:p>
-        </w:tc>
-        <w:tc>
-          <w:tcPr>
-            <w:tcW w:type="dxa" w:w="1080"/>
-          </w:tcPr>
-          <w:p>
-            <w:r>
-              <w:t>(1162/25.0°C/tBuOK/Bi-S3/s-Vs/inert/10.1039/d2ta06142b/2022/100W blue LED)</w:t>
-            </w:r>
-          </w:p>
-        </w:tc>
-        <w:tc>
-          <w:tcPr>
-            <w:tcW w:type="dxa" w:w="1080"/>
-          </w:tcPr>
-          <w:p>
-            <w:r>
-              <w:t>(1162/25.0°C/tBuOK/Bi-S3/s-Vs/inert/10.1039/d2ta06142b/2022/100W blue LED)</w:t>
-            </w:r>
-          </w:p>
-        </w:tc>
-        <w:tc>
-          <w:tcPr>
-            <w:tcW w:type="dxa" w:w="1080"/>
-          </w:tcPr>
-          <w:p>
-            <w:r>
-              <w:t>(10/160.0°C/no base/Bi(NTf2)3/oxygen/10.1002/ejoc.202000229/2020/microwave)</w:t>
-            </w:r>
-          </w:p>
-        </w:tc>
-        <w:tc>
-          <w:tcPr>
-            <w:tcW w:type="dxa" w:w="1080"/>
-          </w:tcPr>
-          <w:p>
-            <w:r>
-              <w:t>no data</w:t>
-            </w:r>
-          </w:p>
-        </w:tc>
-        <w:tc>
-          <w:tcPr>
-            <w:tcW w:type="dxa" w:w="1080"/>
-          </w:tcPr>
-          <w:p>
-            <w:r>
-              <w:t>['tBuOK']</w:t>
+              <w:t>(66/100.0°C/tBuOK/Re(NHC1)2(CO)3Br/inert/10.1021/acs.organomet.3c00046/2023/0)</w:t>
+            </w:r>
+          </w:p>
+        </w:tc>
+        <w:tc>
+          <w:tcPr>
+            <w:tcW w:type="dxa" w:w="1080"/>
+          </w:tcPr>
+          <w:p>
+            <w:r>
+              <w:t>(66/100.0°C/tBuOK/Re(NHC1)2(CO)3Br/inert/10.1021/acs.organomet.3c00046/2023/0)</w:t>
+            </w:r>
+          </w:p>
+        </w:tc>
+        <w:tc>
+          <w:tcPr>
+            <w:tcW w:type="dxa" w:w="1080"/>
+          </w:tcPr>
+          <w:p>
+            <w:r>
+              <w:t>(54/100.0°C/tBuOK/Re(NHC1)2(CO)3Cl/inert/10.1021/acs.organomet.3c00046/2023/0)</w:t>
+            </w:r>
+          </w:p>
+        </w:tc>
+        <w:tc>
+          <w:tcPr>
+            <w:tcW w:type="dxa" w:w="1080"/>
+          </w:tcPr>
+          <w:p>
+            <w:r>
+              <w:t>(8/150.0°C/no base/ReH7(Pcy3)2/inert/10.1016/j.tetlet.2014.05.068/2014/0)</w:t>
+            </w:r>
+          </w:p>
+        </w:tc>
+        <w:tc>
+          <w:tcPr>
+            <w:tcW w:type="dxa" w:w="1080"/>
+          </w:tcPr>
+          <w:p>
+            <w:r>
+              <w:t>(8/150.0°C/no base/ReH7(Pcy3)2/inert/10.1016/j.tetlet.2014.05.068/2014/0)</w:t>
+            </w:r>
+          </w:p>
+        </w:tc>
+        <w:tc>
+          <w:tcPr>
+            <w:tcW w:type="dxa" w:w="1080"/>
+          </w:tcPr>
+          <w:p>
+            <w:r>
+              <w:t>['tBuOK', 'no base']</w:t>
             </w:r>
           </w:p>
         </w:tc>
@@ -1704,7 +1704,7 @@
           </w:tcPr>
           <w:p>
             <w:r>
-              <w:t>Sm</w:t>
+              <w:t>W</w:t>
             </w:r>
           </w:p>
         </w:tc>
@@ -1724,37 +1724,37 @@
           </w:tcPr>
           <w:p>
             <w:r>
-              <w:t>(30/140.0°C/tBuOK/SmI2/inert/10.1021/acs.joc.9b00717/2019/MW)</w:t>
-            </w:r>
-          </w:p>
-        </w:tc>
-        <w:tc>
-          <w:tcPr>
-            <w:tcW w:type="dxa" w:w="1080"/>
-          </w:tcPr>
-          <w:p>
-            <w:r>
-              <w:t>(30/140.0°C/tBuOK/SmI2/inert/10.1021/acs.joc.9b00717/2019/MW)</w:t>
-            </w:r>
-          </w:p>
-        </w:tc>
-        <w:tc>
-          <w:tcPr>
-            <w:tcW w:type="dxa" w:w="1080"/>
-          </w:tcPr>
-          <w:p>
-            <w:r>
-              <w:t>(30/140.0°C/tBuOK/SmI2/inert/10.1021/acs.joc.9b00717/2019/MW)</w:t>
-            </w:r>
-          </w:p>
-        </w:tc>
-        <w:tc>
-          <w:tcPr>
-            <w:tcW w:type="dxa" w:w="1080"/>
-          </w:tcPr>
-          <w:p>
-            <w:r>
-              <w:t>(12/160.0°C/no base/Sm(NTf2)3/oxygen/10.1002/ejoc.202000229/2020/microwave)</w:t>
+              <w:t>(142/130.0°C/tBuOK/W(CO)6/inert/10.1002/cssc.202002830/2020/0)</w:t>
+            </w:r>
+          </w:p>
+        </w:tc>
+        <w:tc>
+          <w:tcPr>
+            <w:tcW w:type="dxa" w:w="1080"/>
+          </w:tcPr>
+          <w:p>
+            <w:r>
+              <w:t>(142/130.0°C/tBuOK/W(CO)6/inert/10.1002/cssc.202002830/2020/0)</w:t>
+            </w:r>
+          </w:p>
+        </w:tc>
+        <w:tc>
+          <w:tcPr>
+            <w:tcW w:type="dxa" w:w="1080"/>
+          </w:tcPr>
+          <w:p>
+            <w:r>
+              <w:t>(74/130.0°C/tBuOK/W(CO)6/inert/10.1002/cssc.202002830/2020/0)</w:t>
+            </w:r>
+          </w:p>
+        </w:tc>
+        <w:tc>
+          <w:tcPr>
+            <w:tcW w:type="dxa" w:w="1080"/>
+          </w:tcPr>
+          <w:p>
+            <w:r>
+              <w:t>(14/140.0°C/no base/10WO3/ZrO2/oxygen/10.1039/d2ra00198e/2022/0)</w:t>
             </w:r>
           </w:p>
         </w:tc>
@@ -1786,7 +1786,7 @@
           </w:tcPr>
           <w:p>
             <w:r>
-              <w:t>Cd</w:t>
+              <w:t>Bi</w:t>
             </w:r>
           </w:p>
         </w:tc>
@@ -1806,7 +1806,37 @@
           </w:tcPr>
           <w:p>
             <w:r>
-              <w:t>(0/160.0°C/no base/Cd(NTf2)2/oxygen/10.1002/ejoc.202000229/2020/microwave)</w:t>
+              <w:t>(1162/25.0°C/tBuOK/Bi-S3/s-Vs/inert/10.1039/d2ta06142b/2022/100W blue LED)</w:t>
+            </w:r>
+          </w:p>
+        </w:tc>
+        <w:tc>
+          <w:tcPr>
+            <w:tcW w:type="dxa" w:w="1080"/>
+          </w:tcPr>
+          <w:p>
+            <w:r>
+              <w:t>(1162/25.0°C/tBuOK/Bi-S3/s-Vs/inert/10.1039/d2ta06142b/2022/100W blue LED)</w:t>
+            </w:r>
+          </w:p>
+        </w:tc>
+        <w:tc>
+          <w:tcPr>
+            <w:tcW w:type="dxa" w:w="1080"/>
+          </w:tcPr>
+          <w:p>
+            <w:r>
+              <w:t>(1162/25.0°C/tBuOK/Bi-S3/s-Vs/inert/10.1039/d2ta06142b/2022/100W blue LED)</w:t>
+            </w:r>
+          </w:p>
+        </w:tc>
+        <w:tc>
+          <w:tcPr>
+            <w:tcW w:type="dxa" w:w="1080"/>
+          </w:tcPr>
+          <w:p>
+            <w:r>
+              <w:t>(10/160.0°C/no base/Bi(NTf2)3/oxygen/10.1002/ejoc.202000229/2020/microwave)</w:t>
             </w:r>
           </w:p>
         </w:tc>
@@ -1826,37 +1856,7 @@
           </w:tcPr>
           <w:p>
             <w:r>
-              <w:t>no data</w:t>
-            </w:r>
-          </w:p>
-        </w:tc>
-        <w:tc>
-          <w:tcPr>
-            <w:tcW w:type="dxa" w:w="1080"/>
-          </w:tcPr>
-          <w:p>
-            <w:r>
-              <w:t>(0/160.0°C/no base/Cd(NTf2)2/oxygen/10.1002/ejoc.202000229/2020/microwave)</w:t>
-            </w:r>
-          </w:p>
-        </w:tc>
-        <w:tc>
-          <w:tcPr>
-            <w:tcW w:type="dxa" w:w="1080"/>
-          </w:tcPr>
-          <w:p>
-            <w:r>
-              <w:t>no data</w:t>
-            </w:r>
-          </w:p>
-        </w:tc>
-        <w:tc>
-          <w:tcPr>
-            <w:tcW w:type="dxa" w:w="1080"/>
-          </w:tcPr>
-          <w:p>
-            <w:r>
-              <w:t>[]</w:t>
+              <w:t>['tBuOK']</w:t>
             </w:r>
           </w:p>
         </w:tc>
@@ -1868,7 +1868,7 @@
           </w:tcPr>
           <w:p>
             <w:r>
-              <w:t>Re</w:t>
+              <w:t>Sm</w:t>
             </w:r>
           </w:p>
         </w:tc>
@@ -1888,57 +1888,57 @@
           </w:tcPr>
           <w:p>
             <w:r>
-              <w:t>(66/100.0°C/tBuOK/Re(NHC1)2(CO)3Br/inert/10.1021/acs.organomet.3c00046/2023/0)</w:t>
-            </w:r>
-          </w:p>
-        </w:tc>
-        <w:tc>
-          <w:tcPr>
-            <w:tcW w:type="dxa" w:w="1080"/>
-          </w:tcPr>
-          <w:p>
-            <w:r>
-              <w:t>(66/100.0°C/tBuOK/Re(NHC1)2(CO)3Br/inert/10.1021/acs.organomet.3c00046/2023/0)</w:t>
-            </w:r>
-          </w:p>
-        </w:tc>
-        <w:tc>
-          <w:tcPr>
-            <w:tcW w:type="dxa" w:w="1080"/>
-          </w:tcPr>
-          <w:p>
-            <w:r>
-              <w:t>(54/100.0°C/tBuOK/Re(NHC1)2(CO)3Cl/inert/10.1021/acs.organomet.3c00046/2023/0)</w:t>
-            </w:r>
-          </w:p>
-        </w:tc>
-        <w:tc>
-          <w:tcPr>
-            <w:tcW w:type="dxa" w:w="1080"/>
-          </w:tcPr>
-          <w:p>
-            <w:r>
-              <w:t>(8/150.0°C/no base/ReH7(Pcy3)2/inert/10.1016/j.tetlet.2014.05.068/2014/0)</w:t>
-            </w:r>
-          </w:p>
-        </w:tc>
-        <w:tc>
-          <w:tcPr>
-            <w:tcW w:type="dxa" w:w="1080"/>
-          </w:tcPr>
-          <w:p>
-            <w:r>
-              <w:t>(8/150.0°C/no base/ReH7(Pcy3)2/inert/10.1016/j.tetlet.2014.05.068/2014/0)</w:t>
-            </w:r>
-          </w:p>
-        </w:tc>
-        <w:tc>
-          <w:tcPr>
-            <w:tcW w:type="dxa" w:w="1080"/>
-          </w:tcPr>
-          <w:p>
-            <w:r>
-              <w:t>['tBuOK', 'no base']</w:t>
+              <w:t>(30/140.0°C/tBuOK/SmI2/inert/10.1021/acs.joc.9b00717/2019/MW)</w:t>
+            </w:r>
+          </w:p>
+        </w:tc>
+        <w:tc>
+          <w:tcPr>
+            <w:tcW w:type="dxa" w:w="1080"/>
+          </w:tcPr>
+          <w:p>
+            <w:r>
+              <w:t>(30/140.0°C/tBuOK/SmI2/inert/10.1021/acs.joc.9b00717/2019/MW)</w:t>
+            </w:r>
+          </w:p>
+        </w:tc>
+        <w:tc>
+          <w:tcPr>
+            <w:tcW w:type="dxa" w:w="1080"/>
+          </w:tcPr>
+          <w:p>
+            <w:r>
+              <w:t>(30/140.0°C/tBuOK/SmI2/inert/10.1021/acs.joc.9b00717/2019/MW)</w:t>
+            </w:r>
+          </w:p>
+        </w:tc>
+        <w:tc>
+          <w:tcPr>
+            <w:tcW w:type="dxa" w:w="1080"/>
+          </w:tcPr>
+          <w:p>
+            <w:r>
+              <w:t>(12/160.0°C/no base/Sm(NTf2)3/oxygen/10.1002/ejoc.202000229/2020/microwave)</w:t>
+            </w:r>
+          </w:p>
+        </w:tc>
+        <w:tc>
+          <w:tcPr>
+            <w:tcW w:type="dxa" w:w="1080"/>
+          </w:tcPr>
+          <w:p>
+            <w:r>
+              <w:t>no data</w:t>
+            </w:r>
+          </w:p>
+        </w:tc>
+        <w:tc>
+          <w:tcPr>
+            <w:tcW w:type="dxa" w:w="1080"/>
+          </w:tcPr>
+          <w:p>
+            <w:r>
+              <w:t>['tBuOK']</w:t>
             </w:r>
           </w:p>
         </w:tc>
@@ -1950,7 +1950,7 @@
           </w:tcPr>
           <w:p>
             <w:r>
-              <w:t>Y</w:t>
+              <w:t>Gd</w:t>
             </w:r>
           </w:p>
         </w:tc>
@@ -1970,57 +1970,57 @@
           </w:tcPr>
           <w:p>
             <w:r>
-              <w:t>(7/160.0°C/no base/Y(NTf2)3/oxygen/10.1002/ejoc.202000229/2020/microwave)</w:t>
-            </w:r>
-          </w:p>
-        </w:tc>
-        <w:tc>
-          <w:tcPr>
-            <w:tcW w:type="dxa" w:w="1080"/>
-          </w:tcPr>
-          <w:p>
-            <w:r>
-              <w:t>no data</w:t>
-            </w:r>
-          </w:p>
-        </w:tc>
-        <w:tc>
-          <w:tcPr>
-            <w:tcW w:type="dxa" w:w="1080"/>
-          </w:tcPr>
-          <w:p>
-            <w:r>
-              <w:t>no data</w:t>
-            </w:r>
-          </w:p>
-        </w:tc>
-        <w:tc>
-          <w:tcPr>
-            <w:tcW w:type="dxa" w:w="1080"/>
-          </w:tcPr>
-          <w:p>
-            <w:r>
-              <w:t>(7/160.0°C/no base/Y(NTf2)3/oxygen/10.1002/ejoc.202000229/2020/microwave)</w:t>
-            </w:r>
-          </w:p>
-        </w:tc>
-        <w:tc>
-          <w:tcPr>
-            <w:tcW w:type="dxa" w:w="1080"/>
-          </w:tcPr>
-          <w:p>
-            <w:r>
-              <w:t>no data</w:t>
-            </w:r>
-          </w:p>
-        </w:tc>
-        <w:tc>
-          <w:tcPr>
-            <w:tcW w:type="dxa" w:w="1080"/>
-          </w:tcPr>
-          <w:p>
-            <w:r>
-              <w:t>[]</w:t>
+              <w:t>(13/160.0°C/no base/Gd(NTf2)3/oxygen/10.1002/ejoc.202000229/2020/microwave)</w:t>
+            </w:r>
+          </w:p>
+        </w:tc>
+        <w:tc>
+          <w:tcPr>
+            <w:tcW w:type="dxa" w:w="1080"/>
+          </w:tcPr>
+          <w:p>
+            <w:r>
+              <w:t>(13/160.0°C/no base/Gd(NTf2)3/oxygen/10.1002/ejoc.202000229/2020/microwave)</w:t>
+            </w:r>
+          </w:p>
+        </w:tc>
+        <w:tc>
+          <w:tcPr>
+            <w:tcW w:type="dxa" w:w="1080"/>
+          </w:tcPr>
+          <w:p>
+            <w:r>
+              <w:t>(13/160.0°C/no base/Gd(NTf2)3/oxygen/10.1002/ejoc.202000229/2020/microwave)</w:t>
+            </w:r>
+          </w:p>
+        </w:tc>
+        <w:tc>
+          <w:tcPr>
+            <w:tcW w:type="dxa" w:w="1080"/>
+          </w:tcPr>
+          <w:p>
+            <w:r>
+              <w:t>(13/160.0°C/no base/Gd(NTf2)3/oxygen/10.1002/ejoc.202000229/2020/microwave)</w:t>
+            </w:r>
+          </w:p>
+        </w:tc>
+        <w:tc>
+          <w:tcPr>
+            <w:tcW w:type="dxa" w:w="1080"/>
+          </w:tcPr>
+          <w:p>
+            <w:r>
+              <w:t>(13/160.0°C/no base/Gd(NTf2)3/oxygen/10.1002/ejoc.202000229/2020/microwave)</w:t>
+            </w:r>
+          </w:p>
+        </w:tc>
+        <w:tc>
+          <w:tcPr>
+            <w:tcW w:type="dxa" w:w="1080"/>
+          </w:tcPr>
+          <w:p>
+            <w:r>
+              <w:t>['no base']</w:t>
             </w:r>
           </w:p>
         </w:tc>
@@ -2032,7 +2032,7 @@
           </w:tcPr>
           <w:p>
             <w:r>
-              <w:t>Cs</w:t>
+              <w:t>Sc</w:t>
             </w:r>
           </w:p>
         </w:tc>
@@ -2052,7 +2052,7 @@
           </w:tcPr>
           <w:p>
             <w:r>
-              <w:t>(0/160.0°C/no base/Cs(OTf)2/oxygen/10.1002/ejoc.202000229/2020/microwave)</w:t>
+              <w:t>(10/160.0°C/no base/Sc(NTf2)3/oxygen/10.1002/ejoc.202000229/2020/microwave)</w:t>
             </w:r>
           </w:p>
         </w:tc>
@@ -2082,7 +2082,7 @@
           </w:tcPr>
           <w:p>
             <w:r>
-              <w:t>(0/160.0°C/no base/Cs(OTf)2/oxygen/10.1002/ejoc.202000229/2020/microwave)</w:t>
+              <w:t>(10/160.0°C/no base/Sc(NTf2)3/oxygen/10.1002/ejoc.202000229/2020/microwave)</w:t>
             </w:r>
           </w:p>
         </w:tc>
@@ -2114,7 +2114,7 @@
           </w:tcPr>
           <w:p>
             <w:r>
-              <w:t>Ca</w:t>
+              <w:t>Au,Pd</w:t>
             </w:r>
           </w:p>
         </w:tc>
@@ -2134,7 +2134,7 @@
           </w:tcPr>
           <w:p>
             <w:r>
-              <w:t>(0/160.0°C/no base/Ca(OTf)2/oxygen/10.1002/ejoc.202000229/2020/microwave)</w:t>
+              <w:t>(74/180.0°C/no base/AuPd/MgO/inert/10.1002/chem.200901501/2009/0)</w:t>
             </w:r>
           </w:p>
         </w:tc>
@@ -2164,7 +2164,7 @@
           </w:tcPr>
           <w:p>
             <w:r>
-              <w:t>(0/160.0°C/no base/Ca(OTf)2/oxygen/10.1002/ejoc.202000229/2020/microwave)</w:t>
+              <w:t>(74/180.0°C/no base/AuPd/MgO/inert/10.1002/chem.200901501/2009/0)</w:t>
             </w:r>
           </w:p>
         </w:tc>
@@ -2196,7 +2196,7 @@
           </w:tcPr>
           <w:p>
             <w:r>
-              <w:t>Ba</w:t>
+              <w:t>Ga</w:t>
             </w:r>
           </w:p>
         </w:tc>
@@ -2216,7 +2216,7 @@
           </w:tcPr>
           <w:p>
             <w:r>
-              <w:t>(0/160.0°C/no base/Ba(NTf2)2/oxygen/10.1002/ejoc.202000229/2020/microwave)</w:t>
+              <w:t>(10/160.0°C/no base/Ga(NTf2)3/oxygen/10.1002/ejoc.202000229/2020/microwave)</w:t>
             </w:r>
           </w:p>
         </w:tc>
@@ -2246,7 +2246,7 @@
           </w:tcPr>
           <w:p>
             <w:r>
-              <w:t>(0/160.0°C/no base/Ba(NTf2)2/oxygen/10.1002/ejoc.202000229/2020/microwave)</w:t>
+              <w:t>(10/160.0°C/no base/Ga(NTf2)3/oxygen/10.1002/ejoc.202000229/2020/microwave)</w:t>
             </w:r>
           </w:p>
         </w:tc>
@@ -2278,7 +2278,7 @@
           </w:tcPr>
           <w:p>
             <w:r>
-              <w:t>Au,Pt</w:t>
+              <w:t>K</w:t>
             </w:r>
           </w:p>
         </w:tc>
@@ -2298,7 +2298,7 @@
           </w:tcPr>
           <w:p>
             <w:r>
-              <w:t>(45/180.0°C/no base/AuPt/MgO/inert/10.1002/chem.200901501/2009/0)</w:t>
+              <w:t>(0/160.0°C/no base/K(NTf2)/oxygen/10.1002/ejoc.202000229/2020/microwave)</w:t>
             </w:r>
           </w:p>
         </w:tc>
@@ -2328,7 +2328,7 @@
           </w:tcPr>
           <w:p>
             <w:r>
-              <w:t>(45/180.0°C/no base/AuPt/MgO/inert/10.1002/chem.200901501/2009/0)</w:t>
+              <w:t>(0/160.0°C/no base/K(NTf2)/oxygen/10.1002/ejoc.202000229/2020/microwave)</w:t>
             </w:r>
           </w:p>
         </w:tc>
@@ -2360,7 +2360,7 @@
           </w:tcPr>
           <w:p>
             <w:r>
-              <w:t>Ga</w:t>
+              <w:t>Ho</w:t>
             </w:r>
           </w:p>
         </w:tc>
@@ -2380,7 +2380,7 @@
           </w:tcPr>
           <w:p>
             <w:r>
-              <w:t>(10/160.0°C/no base/Ga(NTf2)3/oxygen/10.1002/ejoc.202000229/2020/microwave)</w:t>
+              <w:t>(12/160.0°C/no base/Ho(NTf2)3/oxygen/10.1002/ejoc.202000229/2020/microwave)</w:t>
             </w:r>
           </w:p>
         </w:tc>
@@ -2410,7 +2410,7 @@
           </w:tcPr>
           <w:p>
             <w:r>
-              <w:t>(10/160.0°C/no base/Ga(NTf2)3/oxygen/10.1002/ejoc.202000229/2020/microwave)</w:t>
+              <w:t>(12/160.0°C/no base/Ho(NTf2)3/oxygen/10.1002/ejoc.202000229/2020/microwave)</w:t>
             </w:r>
           </w:p>
         </w:tc>
@@ -2442,7 +2442,7 @@
           </w:tcPr>
           <w:p>
             <w:r>
-              <w:t>Cu,Ag</w:t>
+              <w:t>Pr</w:t>
             </w:r>
           </w:p>
         </w:tc>
@@ -2462,47 +2462,47 @@
           </w:tcPr>
           <w:p>
             <w:r>
-              <w:t>(560/155.0°C/no base/Cu0.95Ag0.05/Al2O3/inert/10.1039/c1ra00560j/2011/0.1 mol% Cu+ Ag)</w:t>
-            </w:r>
-          </w:p>
-        </w:tc>
-        <w:tc>
-          <w:tcPr>
-            <w:tcW w:type="dxa" w:w="1080"/>
-          </w:tcPr>
-          <w:p>
-            <w:r>
-              <w:t>(94/155.0°C/no base/Cu0.95Ag0.05/Al2O3/inert/10.1039/c1ra00560j/2011/1 mol% Cu+ Ag)</w:t>
-            </w:r>
-          </w:p>
-        </w:tc>
-        <w:tc>
-          <w:tcPr>
-            <w:tcW w:type="dxa" w:w="1080"/>
-          </w:tcPr>
-          <w:p>
-            <w:r>
-              <w:t>(94/155.0°C/no base/Cu0.95Ag0.05/Al2O3/inert/10.1039/c1ra00560j/2011/1 mol% Cu+ Ag)</w:t>
-            </w:r>
-          </w:p>
-        </w:tc>
-        <w:tc>
-          <w:tcPr>
-            <w:tcW w:type="dxa" w:w="1080"/>
-          </w:tcPr>
-          <w:p>
-            <w:r>
-              <w:t>(560/155.0°C/no base/Cu0.95Ag0.05/Al2O3/inert/10.1039/c1ra00560j/2011/0.1 mol% Cu+ Ag)</w:t>
-            </w:r>
-          </w:p>
-        </w:tc>
-        <w:tc>
-          <w:tcPr>
-            <w:tcW w:type="dxa" w:w="1080"/>
-          </w:tcPr>
-          <w:p>
-            <w:r>
-              <w:t>(94/155.0°C/no base/Cu0.95Ag0.05/Al2O3/inert/10.1039/c1ra00560j/2011/1 mol% Cu+ Ag)</w:t>
+              <w:t>(16/160.0°C/no base/Pr(NTf2)3/oxygen/10.1002/ejoc.202000229/2020/microwave)</w:t>
+            </w:r>
+          </w:p>
+        </w:tc>
+        <w:tc>
+          <w:tcPr>
+            <w:tcW w:type="dxa" w:w="1080"/>
+          </w:tcPr>
+          <w:p>
+            <w:r>
+              <w:t>(16/160.0°C/no base/Pr(NTf2)3/oxygen/10.1002/ejoc.202000229/2020/microwave)</w:t>
+            </w:r>
+          </w:p>
+        </w:tc>
+        <w:tc>
+          <w:tcPr>
+            <w:tcW w:type="dxa" w:w="1080"/>
+          </w:tcPr>
+          <w:p>
+            <w:r>
+              <w:t>(16/160.0°C/no base/Pr(NTf2)3/oxygen/10.1002/ejoc.202000229/2020/microwave)</w:t>
+            </w:r>
+          </w:p>
+        </w:tc>
+        <w:tc>
+          <w:tcPr>
+            <w:tcW w:type="dxa" w:w="1080"/>
+          </w:tcPr>
+          <w:p>
+            <w:r>
+              <w:t>(16/160.0°C/no base/Pr(NTf2)3/oxygen/10.1002/ejoc.202000229/2020/microwave)</w:t>
+            </w:r>
+          </w:p>
+        </w:tc>
+        <w:tc>
+          <w:tcPr>
+            <w:tcW w:type="dxa" w:w="1080"/>
+          </w:tcPr>
+          <w:p>
+            <w:r>
+              <w:t>(16/160.0°C/no base/Pr(NTf2)3/oxygen/10.1002/ejoc.202000229/2020/microwave)</w:t>
             </w:r>
           </w:p>
         </w:tc>
@@ -2524,7 +2524,7 @@
           </w:tcPr>
           <w:p>
             <w:r>
-              <w:t>Sc</w:t>
+              <w:t>Cs</w:t>
             </w:r>
           </w:p>
         </w:tc>
@@ -2544,7 +2544,7 @@
           </w:tcPr>
           <w:p>
             <w:r>
-              <w:t>(10/160.0°C/no base/Sc(NTf2)3/oxygen/10.1002/ejoc.202000229/2020/microwave)</w:t>
+              <w:t>(0/160.0°C/no base/Cs(OTf)2/oxygen/10.1002/ejoc.202000229/2020/microwave)</w:t>
             </w:r>
           </w:p>
         </w:tc>
@@ -2574,7 +2574,7 @@
           </w:tcPr>
           <w:p>
             <w:r>
-              <w:t>(10/160.0°C/no base/Sc(NTf2)3/oxygen/10.1002/ejoc.202000229/2020/microwave)</w:t>
+              <w:t>(0/160.0°C/no base/Cs(OTf)2/oxygen/10.1002/ejoc.202000229/2020/microwave)</w:t>
             </w:r>
           </w:p>
         </w:tc>
@@ -2688,7 +2688,7 @@
           </w:tcPr>
           <w:p>
             <w:r>
-              <w:t>Pr</w:t>
+              <w:t>V</w:t>
             </w:r>
           </w:p>
         </w:tc>
@@ -2708,57 +2708,57 @@
           </w:tcPr>
           <w:p>
             <w:r>
-              <w:t>(16/160.0°C/no base/Pr(NTf2)3/oxygen/10.1002/ejoc.202000229/2020/microwave)</w:t>
-            </w:r>
-          </w:p>
-        </w:tc>
-        <w:tc>
-          <w:tcPr>
-            <w:tcW w:type="dxa" w:w="1080"/>
-          </w:tcPr>
-          <w:p>
-            <w:r>
-              <w:t>(16/160.0°C/no base/Pr(NTf2)3/oxygen/10.1002/ejoc.202000229/2020/microwave)</w:t>
-            </w:r>
-          </w:p>
-        </w:tc>
-        <w:tc>
-          <w:tcPr>
-            <w:tcW w:type="dxa" w:w="1080"/>
-          </w:tcPr>
-          <w:p>
-            <w:r>
-              <w:t>(16/160.0°C/no base/Pr(NTf2)3/oxygen/10.1002/ejoc.202000229/2020/microwave)</w:t>
-            </w:r>
-          </w:p>
-        </w:tc>
-        <w:tc>
-          <w:tcPr>
-            <w:tcW w:type="dxa" w:w="1080"/>
-          </w:tcPr>
-          <w:p>
-            <w:r>
-              <w:t>(16/160.0°C/no base/Pr(NTf2)3/oxygen/10.1002/ejoc.202000229/2020/microwave)</w:t>
-            </w:r>
-          </w:p>
-        </w:tc>
-        <w:tc>
-          <w:tcPr>
-            <w:tcW w:type="dxa" w:w="1080"/>
-          </w:tcPr>
-          <w:p>
-            <w:r>
-              <w:t>(16/160.0°C/no base/Pr(NTf2)3/oxygen/10.1002/ejoc.202000229/2020/microwave)</w:t>
-            </w:r>
-          </w:p>
-        </w:tc>
-        <w:tc>
-          <w:tcPr>
-            <w:tcW w:type="dxa" w:w="1080"/>
-          </w:tcPr>
-          <w:p>
-            <w:r>
-              <w:t>['no base']</w:t>
+              <w:t>(0/130.0°C/tBuOK/VCl2/inert/10.1016/j.tet.2011.02.075/2011/0)</w:t>
+            </w:r>
+          </w:p>
+        </w:tc>
+        <w:tc>
+          <w:tcPr>
+            <w:tcW w:type="dxa" w:w="1080"/>
+          </w:tcPr>
+          <w:p>
+            <w:r>
+              <w:t>no data</w:t>
+            </w:r>
+          </w:p>
+        </w:tc>
+        <w:tc>
+          <w:tcPr>
+            <w:tcW w:type="dxa" w:w="1080"/>
+          </w:tcPr>
+          <w:p>
+            <w:r>
+              <w:t>no data</w:t>
+            </w:r>
+          </w:p>
+        </w:tc>
+        <w:tc>
+          <w:tcPr>
+            <w:tcW w:type="dxa" w:w="1080"/>
+          </w:tcPr>
+          <w:p>
+            <w:r>
+              <w:t>no data</w:t>
+            </w:r>
+          </w:p>
+        </w:tc>
+        <w:tc>
+          <w:tcPr>
+            <w:tcW w:type="dxa" w:w="1080"/>
+          </w:tcPr>
+          <w:p>
+            <w:r>
+              <w:t>no data</w:t>
+            </w:r>
+          </w:p>
+        </w:tc>
+        <w:tc>
+          <w:tcPr>
+            <w:tcW w:type="dxa" w:w="1080"/>
+          </w:tcPr>
+          <w:p>
+            <w:r>
+              <w:t>[]</w:t>
             </w:r>
           </w:p>
         </w:tc>
@@ -2770,7 +2770,7 @@
           </w:tcPr>
           <w:p>
             <w:r>
-              <w:t>Mg</w:t>
+              <w:t>Ba</w:t>
             </w:r>
           </w:p>
         </w:tc>
@@ -2790,7 +2790,7 @@
           </w:tcPr>
           <w:p>
             <w:r>
-              <w:t>(1/160.0°C/no base/Mg(NTf2)2/oxygen/10.1002/ejoc.202000229/2020/microwave)</w:t>
+              <w:t>(0/160.0°C/no base/Ba(NTf2)2/oxygen/10.1002/ejoc.202000229/2020/microwave)</w:t>
             </w:r>
           </w:p>
         </w:tc>
@@ -2820,7 +2820,7 @@
           </w:tcPr>
           <w:p>
             <w:r>
-              <w:t>(1/160.0°C/no base/Mg(NTf2)2/oxygen/10.1002/ejoc.202000229/2020/microwave)</w:t>
+              <w:t>(0/160.0°C/no base/Ba(NTf2)2/oxygen/10.1002/ejoc.202000229/2020/microwave)</w:t>
             </w:r>
           </w:p>
         </w:tc>
@@ -2852,7 +2852,7 @@
           </w:tcPr>
           <w:p>
             <w:r>
-              <w:t>Yb</w:t>
+              <w:t>Eu</w:t>
             </w:r>
           </w:p>
         </w:tc>
@@ -2872,47 +2872,47 @@
           </w:tcPr>
           <w:p>
             <w:r>
-              <w:t>(18/160.0°C/no base/Yb(NTf2)2/oxygen/10.1002/ejoc.202000229/2020/microwave)</w:t>
-            </w:r>
-          </w:p>
-        </w:tc>
-        <w:tc>
-          <w:tcPr>
-            <w:tcW w:type="dxa" w:w="1080"/>
-          </w:tcPr>
-          <w:p>
-            <w:r>
-              <w:t>(18/160.0°C/no base/Yb(NTf2)2/oxygen/10.1002/ejoc.202000229/2020/microwave)</w:t>
-            </w:r>
-          </w:p>
-        </w:tc>
-        <w:tc>
-          <w:tcPr>
-            <w:tcW w:type="dxa" w:w="1080"/>
-          </w:tcPr>
-          <w:p>
-            <w:r>
-              <w:t>(18/160.0°C/no base/Yb(NTf2)2/oxygen/10.1002/ejoc.202000229/2020/microwave)</w:t>
-            </w:r>
-          </w:p>
-        </w:tc>
-        <w:tc>
-          <w:tcPr>
-            <w:tcW w:type="dxa" w:w="1080"/>
-          </w:tcPr>
-          <w:p>
-            <w:r>
-              <w:t>(18/160.0°C/no base/Yb(NTf2)2/oxygen/10.1002/ejoc.202000229/2020/microwave)</w:t>
-            </w:r>
-          </w:p>
-        </w:tc>
-        <w:tc>
-          <w:tcPr>
-            <w:tcW w:type="dxa" w:w="1080"/>
-          </w:tcPr>
-          <w:p>
-            <w:r>
-              <w:t>(18/160.0°C/no base/Yb(NTf2)2/oxygen/10.1002/ejoc.202000229/2020/microwave)</w:t>
+              <w:t>(17/160.0°C/no base/Eu(NTf2)2/oxygen/10.1002/ejoc.202000229/2020/microwave)</w:t>
+            </w:r>
+          </w:p>
+        </w:tc>
+        <w:tc>
+          <w:tcPr>
+            <w:tcW w:type="dxa" w:w="1080"/>
+          </w:tcPr>
+          <w:p>
+            <w:r>
+              <w:t>(17/160.0°C/no base/Eu(NTf2)2/oxygen/10.1002/ejoc.202000229/2020/microwave)</w:t>
+            </w:r>
+          </w:p>
+        </w:tc>
+        <w:tc>
+          <w:tcPr>
+            <w:tcW w:type="dxa" w:w="1080"/>
+          </w:tcPr>
+          <w:p>
+            <w:r>
+              <w:t>(17/160.0°C/no base/Eu(NTf2)2/oxygen/10.1002/ejoc.202000229/2020/microwave)</w:t>
+            </w:r>
+          </w:p>
+        </w:tc>
+        <w:tc>
+          <w:tcPr>
+            <w:tcW w:type="dxa" w:w="1080"/>
+          </w:tcPr>
+          <w:p>
+            <w:r>
+              <w:t>(17/160.0°C/no base/Eu(NTf2)2/oxygen/10.1002/ejoc.202000229/2020/microwave)</w:t>
+            </w:r>
+          </w:p>
+        </w:tc>
+        <w:tc>
+          <w:tcPr>
+            <w:tcW w:type="dxa" w:w="1080"/>
+          </w:tcPr>
+          <w:p>
+            <w:r>
+              <w:t>(17/160.0°C/no base/Eu(NTf2)2/oxygen/10.1002/ejoc.202000229/2020/microwave)</w:t>
             </w:r>
           </w:p>
         </w:tc>
@@ -2934,7 +2934,7 @@
           </w:tcPr>
           <w:p>
             <w:r>
-              <w:t>V</w:t>
+              <w:t>Mg</w:t>
             </w:r>
           </w:p>
         </w:tc>
@@ -2954,7 +2954,7 @@
           </w:tcPr>
           <w:p>
             <w:r>
-              <w:t>(0/130.0°C/tBuOK/VCl2/inert/10.1016/j.tet.2011.02.075/2011/0)</w:t>
+              <w:t>(1/160.0°C/no base/Mg(NTf2)2/oxygen/10.1002/ejoc.202000229/2020/microwave)</w:t>
             </w:r>
           </w:p>
         </w:tc>
@@ -2984,7 +2984,7 @@
           </w:tcPr>
           <w:p>
             <w:r>
-              <w:t>no data</w:t>
+              <w:t>(1/160.0°C/no base/Mg(NTf2)2/oxygen/10.1002/ejoc.202000229/2020/microwave)</w:t>
             </w:r>
           </w:p>
         </w:tc>
@@ -3016,7 +3016,7 @@
           </w:tcPr>
           <w:p>
             <w:r>
-              <w:t>La</w:t>
+              <w:t>In</w:t>
             </w:r>
           </w:p>
         </w:tc>
@@ -3036,7 +3036,7 @@
           </w:tcPr>
           <w:p>
             <w:r>
-              <w:t>(9/160.0°C/no base/La(NTf2)3/oxygen/10.1002/ejoc.202000229/2020/microwave)</w:t>
+              <w:t>(7/160.0°C/no base/In(NTf2)3/oxygen/10.1002/ejoc.202000229/2020/microwave)</w:t>
             </w:r>
           </w:p>
         </w:tc>
@@ -3066,7 +3066,7 @@
           </w:tcPr>
           <w:p>
             <w:r>
-              <w:t>(9/160.0°C/no base/La(NTf2)3/oxygen/10.1002/ejoc.202000229/2020/microwave)</w:t>
+              <w:t>(7/160.0°C/no base/In(NTf2)3/oxygen/10.1002/ejoc.202000229/2020/microwave)</w:t>
             </w:r>
           </w:p>
         </w:tc>
@@ -3098,7 +3098,7 @@
           </w:tcPr>
           <w:p>
             <w:r>
-              <w:t>Ho</w:t>
+              <w:t>Cu,Ag</w:t>
             </w:r>
           </w:p>
         </w:tc>
@@ -3118,57 +3118,57 @@
           </w:tcPr>
           <w:p>
             <w:r>
-              <w:t>(12/160.0°C/no base/Ho(NTf2)3/oxygen/10.1002/ejoc.202000229/2020/microwave)</w:t>
-            </w:r>
-          </w:p>
-        </w:tc>
-        <w:tc>
-          <w:tcPr>
-            <w:tcW w:type="dxa" w:w="1080"/>
-          </w:tcPr>
-          <w:p>
-            <w:r>
-              <w:t>no data</w:t>
-            </w:r>
-          </w:p>
-        </w:tc>
-        <w:tc>
-          <w:tcPr>
-            <w:tcW w:type="dxa" w:w="1080"/>
-          </w:tcPr>
-          <w:p>
-            <w:r>
-              <w:t>no data</w:t>
-            </w:r>
-          </w:p>
-        </w:tc>
-        <w:tc>
-          <w:tcPr>
-            <w:tcW w:type="dxa" w:w="1080"/>
-          </w:tcPr>
-          <w:p>
-            <w:r>
-              <w:t>(12/160.0°C/no base/Ho(NTf2)3/oxygen/10.1002/ejoc.202000229/2020/microwave)</w:t>
-            </w:r>
-          </w:p>
-        </w:tc>
-        <w:tc>
-          <w:tcPr>
-            <w:tcW w:type="dxa" w:w="1080"/>
-          </w:tcPr>
-          <w:p>
-            <w:r>
-              <w:t>no data</w:t>
-            </w:r>
-          </w:p>
-        </w:tc>
-        <w:tc>
-          <w:tcPr>
-            <w:tcW w:type="dxa" w:w="1080"/>
-          </w:tcPr>
-          <w:p>
-            <w:r>
-              <w:t>[]</w:t>
+              <w:t>(560/155.0°C/no base/Cu0.95Ag0.05/Al2O3/inert/10.1039/c1ra00560j/2011/0.1 mol% Cu+ Ag)</w:t>
+            </w:r>
+          </w:p>
+        </w:tc>
+        <w:tc>
+          <w:tcPr>
+            <w:tcW w:type="dxa" w:w="1080"/>
+          </w:tcPr>
+          <w:p>
+            <w:r>
+              <w:t>(94/155.0°C/no base/Cu0.95Ag0.05/Al2O3/inert/10.1039/c1ra00560j/2011/1 mol% Cu+ Ag)</w:t>
+            </w:r>
+          </w:p>
+        </w:tc>
+        <w:tc>
+          <w:tcPr>
+            <w:tcW w:type="dxa" w:w="1080"/>
+          </w:tcPr>
+          <w:p>
+            <w:r>
+              <w:t>(94/155.0°C/no base/Cu0.95Ag0.05/Al2O3/inert/10.1039/c1ra00560j/2011/1 mol% Cu+ Ag)</w:t>
+            </w:r>
+          </w:p>
+        </w:tc>
+        <w:tc>
+          <w:tcPr>
+            <w:tcW w:type="dxa" w:w="1080"/>
+          </w:tcPr>
+          <w:p>
+            <w:r>
+              <w:t>(560/155.0°C/no base/Cu0.95Ag0.05/Al2O3/inert/10.1039/c1ra00560j/2011/0.1 mol% Cu+ Ag)</w:t>
+            </w:r>
+          </w:p>
+        </w:tc>
+        <w:tc>
+          <w:tcPr>
+            <w:tcW w:type="dxa" w:w="1080"/>
+          </w:tcPr>
+          <w:p>
+            <w:r>
+              <w:t>(94/155.0°C/no base/Cu0.95Ag0.05/Al2O3/inert/10.1039/c1ra00560j/2011/1 mol% Cu+ Ag)</w:t>
+            </w:r>
+          </w:p>
+        </w:tc>
+        <w:tc>
+          <w:tcPr>
+            <w:tcW w:type="dxa" w:w="1080"/>
+          </w:tcPr>
+          <w:p>
+            <w:r>
+              <w:t>['no base']</w:t>
             </w:r>
           </w:p>
         </w:tc>
@@ -3180,7 +3180,7 @@
           </w:tcPr>
           <w:p>
             <w:r>
-              <w:t>Sb</w:t>
+              <w:t>Yb</w:t>
             </w:r>
           </w:p>
         </w:tc>
@@ -3200,47 +3200,47 @@
           </w:tcPr>
           <w:p>
             <w:r>
-              <w:t>(14/160.0°C/no base/Sb(NTf2)3/oxygen/10.1002/ejoc.202000229/2020/microwave)</w:t>
-            </w:r>
-          </w:p>
-        </w:tc>
-        <w:tc>
-          <w:tcPr>
-            <w:tcW w:type="dxa" w:w="1080"/>
-          </w:tcPr>
-          <w:p>
-            <w:r>
-              <w:t>(14/160.0°C/no base/Sb(NTf2)3/oxygen/10.1002/ejoc.202000229/2020/microwave)</w:t>
-            </w:r>
-          </w:p>
-        </w:tc>
-        <w:tc>
-          <w:tcPr>
-            <w:tcW w:type="dxa" w:w="1080"/>
-          </w:tcPr>
-          <w:p>
-            <w:r>
-              <w:t>(14/160.0°C/no base/Sb(NTf2)3/oxygen/10.1002/ejoc.202000229/2020/microwave)</w:t>
-            </w:r>
-          </w:p>
-        </w:tc>
-        <w:tc>
-          <w:tcPr>
-            <w:tcW w:type="dxa" w:w="1080"/>
-          </w:tcPr>
-          <w:p>
-            <w:r>
-              <w:t>(14/160.0°C/no base/Sb(NTf2)3/oxygen/10.1002/ejoc.202000229/2020/microwave)</w:t>
-            </w:r>
-          </w:p>
-        </w:tc>
-        <w:tc>
-          <w:tcPr>
-            <w:tcW w:type="dxa" w:w="1080"/>
-          </w:tcPr>
-          <w:p>
-            <w:r>
-              <w:t>(14/160.0°C/no base/Sb(NTf2)3/oxygen/10.1002/ejoc.202000229/2020/microwave)</w:t>
+              <w:t>(18/160.0°C/no base/Yb(NTf2)2/oxygen/10.1002/ejoc.202000229/2020/microwave)</w:t>
+            </w:r>
+          </w:p>
+        </w:tc>
+        <w:tc>
+          <w:tcPr>
+            <w:tcW w:type="dxa" w:w="1080"/>
+          </w:tcPr>
+          <w:p>
+            <w:r>
+              <w:t>(18/160.0°C/no base/Yb(NTf2)2/oxygen/10.1002/ejoc.202000229/2020/microwave)</w:t>
+            </w:r>
+          </w:p>
+        </w:tc>
+        <w:tc>
+          <w:tcPr>
+            <w:tcW w:type="dxa" w:w="1080"/>
+          </w:tcPr>
+          <w:p>
+            <w:r>
+              <w:t>(18/160.0°C/no base/Yb(NTf2)2/oxygen/10.1002/ejoc.202000229/2020/microwave)</w:t>
+            </w:r>
+          </w:p>
+        </w:tc>
+        <w:tc>
+          <w:tcPr>
+            <w:tcW w:type="dxa" w:w="1080"/>
+          </w:tcPr>
+          <w:p>
+            <w:r>
+              <w:t>(18/160.0°C/no base/Yb(NTf2)2/oxygen/10.1002/ejoc.202000229/2020/microwave)</w:t>
+            </w:r>
+          </w:p>
+        </w:tc>
+        <w:tc>
+          <w:tcPr>
+            <w:tcW w:type="dxa" w:w="1080"/>
+          </w:tcPr>
+          <w:p>
+            <w:r>
+              <w:t>(18/160.0°C/no base/Yb(NTf2)2/oxygen/10.1002/ejoc.202000229/2020/microwave)</w:t>
             </w:r>
           </w:p>
         </w:tc>
@@ -3262,7 +3262,7 @@
           </w:tcPr>
           <w:p>
             <w:r>
-              <w:t>Li</w:t>
+              <w:t>Hf</w:t>
             </w:r>
           </w:p>
         </w:tc>
@@ -3282,57 +3282,57 @@
           </w:tcPr>
           <w:p>
             <w:r>
-              <w:t>(0/160.0°C/no base/Li(NTf2)/oxygen/10.1002/ejoc.202000229/2020/microwave)</w:t>
-            </w:r>
-          </w:p>
-        </w:tc>
-        <w:tc>
-          <w:tcPr>
-            <w:tcW w:type="dxa" w:w="1080"/>
-          </w:tcPr>
-          <w:p>
-            <w:r>
-              <w:t>no data</w:t>
-            </w:r>
-          </w:p>
-        </w:tc>
-        <w:tc>
-          <w:tcPr>
-            <w:tcW w:type="dxa" w:w="1080"/>
-          </w:tcPr>
-          <w:p>
-            <w:r>
-              <w:t>no data</w:t>
-            </w:r>
-          </w:p>
-        </w:tc>
-        <w:tc>
-          <w:tcPr>
-            <w:tcW w:type="dxa" w:w="1080"/>
-          </w:tcPr>
-          <w:p>
-            <w:r>
-              <w:t>(0/160.0°C/no base/Li(NTf2)/oxygen/10.1002/ejoc.202000229/2020/microwave)</w:t>
-            </w:r>
-          </w:p>
-        </w:tc>
-        <w:tc>
-          <w:tcPr>
-            <w:tcW w:type="dxa" w:w="1080"/>
-          </w:tcPr>
-          <w:p>
-            <w:r>
-              <w:t>no data</w:t>
-            </w:r>
-          </w:p>
-        </w:tc>
-        <w:tc>
-          <w:tcPr>
-            <w:tcW w:type="dxa" w:w="1080"/>
-          </w:tcPr>
-          <w:p>
-            <w:r>
-              <w:t>[]</w:t>
+              <w:t>(7/120.0°C/no base/Hf-MOF-808_H2O/oxygen/10.1021/acssuschemeng.1c04903/2021/0)</w:t>
+            </w:r>
+          </w:p>
+        </w:tc>
+        <w:tc>
+          <w:tcPr>
+            <w:tcW w:type="dxa" w:w="1080"/>
+          </w:tcPr>
+          <w:p>
+            <w:r>
+              <w:t>(7/120.0°C/no base/Hf-MOF-808_H2O/oxygen/10.1021/acssuschemeng.1c04903/2021/0)</w:t>
+            </w:r>
+          </w:p>
+        </w:tc>
+        <w:tc>
+          <w:tcPr>
+            <w:tcW w:type="dxa" w:w="1080"/>
+          </w:tcPr>
+          <w:p>
+            <w:r>
+              <w:t>(7/120.0°C/no base/Hf-MOF-808_H2O/oxygen/10.1021/acssuschemeng.1c04903/2021/0)</w:t>
+            </w:r>
+          </w:p>
+        </w:tc>
+        <w:tc>
+          <w:tcPr>
+            <w:tcW w:type="dxa" w:w="1080"/>
+          </w:tcPr>
+          <w:p>
+            <w:r>
+              <w:t>(7/120.0°C/no base/Hf-MOF-808_H2O/oxygen/10.1021/acssuschemeng.1c04903/2021/0)</w:t>
+            </w:r>
+          </w:p>
+        </w:tc>
+        <w:tc>
+          <w:tcPr>
+            <w:tcW w:type="dxa" w:w="1080"/>
+          </w:tcPr>
+          <w:p>
+            <w:r>
+              <w:t>(7/120.0°C/no base/Hf-MOF-808_H2O/oxygen/10.1021/acssuschemeng.1c04903/2021/0)</w:t>
+            </w:r>
+          </w:p>
+        </w:tc>
+        <w:tc>
+          <w:tcPr>
+            <w:tcW w:type="dxa" w:w="1080"/>
+          </w:tcPr>
+          <w:p>
+            <w:r>
+              <w:t>['no base']</w:t>
             </w:r>
           </w:p>
         </w:tc>
@@ -3344,7 +3344,7 @@
           </w:tcPr>
           <w:p>
             <w:r>
-              <w:t>Ce</w:t>
+              <w:t>La</w:t>
             </w:r>
           </w:p>
         </w:tc>
@@ -3364,7 +3364,7 @@
           </w:tcPr>
           <w:p>
             <w:r>
-              <w:t>(6/160.0°C/no base/Ce(NTf2)s/oxygen/10.1002/ejoc.202000229/2020/microwave)</w:t>
+              <w:t>(9/160.0°C/no base/La(NTf2)3/oxygen/10.1002/ejoc.202000229/2020/microwave)</w:t>
             </w:r>
           </w:p>
         </w:tc>
@@ -3394,7 +3394,7 @@
           </w:tcPr>
           <w:p>
             <w:r>
-              <w:t>(6/160.0°C/no base/Ce(NTf2)s/oxygen/10.1002/ejoc.202000229/2020/microwave)</w:t>
+              <w:t>(9/160.0°C/no base/La(NTf2)3/oxygen/10.1002/ejoc.202000229/2020/microwave)</w:t>
             </w:r>
           </w:p>
         </w:tc>
@@ -3426,7 +3426,7 @@
           </w:tcPr>
           <w:p>
             <w:r>
-              <w:t>Pd,Pt</w:t>
+              <w:t>Li</w:t>
             </w:r>
           </w:p>
         </w:tc>
@@ -3446,57 +3446,57 @@
           </w:tcPr>
           <w:p>
             <w:r>
-              <w:t>(100/180.0°C/no base/PdPt/MgO/inert/10.1002/chem.200901501/2009/0)</w:t>
-            </w:r>
-          </w:p>
-        </w:tc>
-        <w:tc>
-          <w:tcPr>
-            <w:tcW w:type="dxa" w:w="1080"/>
-          </w:tcPr>
-          <w:p>
-            <w:r>
-              <w:t>(100/180.0°C/no base/PdPt/MgO/inert/10.1002/chem.200901501/2009/0)</w:t>
-            </w:r>
-          </w:p>
-        </w:tc>
-        <w:tc>
-          <w:tcPr>
-            <w:tcW w:type="dxa" w:w="1080"/>
-          </w:tcPr>
-          <w:p>
-            <w:r>
-              <w:t>(100/180.0°C/no base/PdPt/MgO/inert/10.1002/chem.200901501/2009/0)</w:t>
-            </w:r>
-          </w:p>
-        </w:tc>
-        <w:tc>
-          <w:tcPr>
-            <w:tcW w:type="dxa" w:w="1080"/>
-          </w:tcPr>
-          <w:p>
-            <w:r>
-              <w:t>(100/180.0°C/no base/PdPt/MgO/inert/10.1002/chem.200901501/2009/0)</w:t>
-            </w:r>
-          </w:p>
-        </w:tc>
-        <w:tc>
-          <w:tcPr>
-            <w:tcW w:type="dxa" w:w="1080"/>
-          </w:tcPr>
-          <w:p>
-            <w:r>
-              <w:t>(100/180.0°C/no base/PdPt/MgO/inert/10.1002/chem.200901501/2009/0)</w:t>
-            </w:r>
-          </w:p>
-        </w:tc>
-        <w:tc>
-          <w:tcPr>
-            <w:tcW w:type="dxa" w:w="1080"/>
-          </w:tcPr>
-          <w:p>
-            <w:r>
-              <w:t>['no base']</w:t>
+              <w:t>(0/160.0°C/no base/Li(NTf2)/oxygen/10.1002/ejoc.202000229/2020/microwave)</w:t>
+            </w:r>
+          </w:p>
+        </w:tc>
+        <w:tc>
+          <w:tcPr>
+            <w:tcW w:type="dxa" w:w="1080"/>
+          </w:tcPr>
+          <w:p>
+            <w:r>
+              <w:t>no data</w:t>
+            </w:r>
+          </w:p>
+        </w:tc>
+        <w:tc>
+          <w:tcPr>
+            <w:tcW w:type="dxa" w:w="1080"/>
+          </w:tcPr>
+          <w:p>
+            <w:r>
+              <w:t>no data</w:t>
+            </w:r>
+          </w:p>
+        </w:tc>
+        <w:tc>
+          <w:tcPr>
+            <w:tcW w:type="dxa" w:w="1080"/>
+          </w:tcPr>
+          <w:p>
+            <w:r>
+              <w:t>(0/160.0°C/no base/Li(NTf2)/oxygen/10.1002/ejoc.202000229/2020/microwave)</w:t>
+            </w:r>
+          </w:p>
+        </w:tc>
+        <w:tc>
+          <w:tcPr>
+            <w:tcW w:type="dxa" w:w="1080"/>
+          </w:tcPr>
+          <w:p>
+            <w:r>
+              <w:t>no data</w:t>
+            </w:r>
+          </w:p>
+        </w:tc>
+        <w:tc>
+          <w:tcPr>
+            <w:tcW w:type="dxa" w:w="1080"/>
+          </w:tcPr>
+          <w:p>
+            <w:r>
+              <w:t>[]</w:t>
             </w:r>
           </w:p>
         </w:tc>
@@ -3508,7 +3508,7 @@
           </w:tcPr>
           <w:p>
             <w:r>
-              <w:t>K</w:t>
+              <w:t>Se</w:t>
             </w:r>
           </w:p>
         </w:tc>
@@ -3528,7 +3528,7 @@
           </w:tcPr>
           <w:p>
             <w:r>
-              <w:t>(0/160.0°C/no base/K(NTf2)/oxygen/10.1002/ejoc.202000229/2020/microwave)</w:t>
+              <w:t>(0/160.0°C/no base/Sr(NTf2)2/oxygen/10.1002/ejoc.202000229/2020/microwave)</w:t>
             </w:r>
           </w:p>
         </w:tc>
@@ -3558,7 +3558,7 @@
           </w:tcPr>
           <w:p>
             <w:r>
-              <w:t>(0/160.0°C/no base/K(NTf2)/oxygen/10.1002/ejoc.202000229/2020/microwave)</w:t>
+              <w:t>(0/160.0°C/no base/Sr(NTf2)2/oxygen/10.1002/ejoc.202000229/2020/microwave)</w:t>
             </w:r>
           </w:p>
         </w:tc>
@@ -3590,7 +3590,7 @@
           </w:tcPr>
           <w:p>
             <w:r>
-              <w:t>In</w:t>
+              <w:t>Zr</w:t>
             </w:r>
           </w:p>
         </w:tc>
@@ -3610,57 +3610,57 @@
           </w:tcPr>
           <w:p>
             <w:r>
-              <w:t>(7/160.0°C/no base/In(NTf2)3/oxygen/10.1002/ejoc.202000229/2020/microwave)</w:t>
-            </w:r>
-          </w:p>
-        </w:tc>
-        <w:tc>
-          <w:tcPr>
-            <w:tcW w:type="dxa" w:w="1080"/>
-          </w:tcPr>
-          <w:p>
-            <w:r>
-              <w:t>no data</w:t>
-            </w:r>
-          </w:p>
-        </w:tc>
-        <w:tc>
-          <w:tcPr>
-            <w:tcW w:type="dxa" w:w="1080"/>
-          </w:tcPr>
-          <w:p>
-            <w:r>
-              <w:t>no data</w:t>
-            </w:r>
-          </w:p>
-        </w:tc>
-        <w:tc>
-          <w:tcPr>
-            <w:tcW w:type="dxa" w:w="1080"/>
-          </w:tcPr>
-          <w:p>
-            <w:r>
-              <w:t>(7/160.0°C/no base/In(NTf2)3/oxygen/10.1002/ejoc.202000229/2020/microwave)</w:t>
-            </w:r>
-          </w:p>
-        </w:tc>
-        <w:tc>
-          <w:tcPr>
-            <w:tcW w:type="dxa" w:w="1080"/>
-          </w:tcPr>
-          <w:p>
-            <w:r>
-              <w:t>no data</w:t>
-            </w:r>
-          </w:p>
-        </w:tc>
-        <w:tc>
-          <w:tcPr>
-            <w:tcW w:type="dxa" w:w="1080"/>
-          </w:tcPr>
-          <w:p>
-            <w:r>
-              <w:t>[]</w:t>
+              <w:t>(7/120.0°C/no base/Zr-MOF-808_H2O/oxygen/10.1021/acssuschemeng.1c04903/2021/0)</w:t>
+            </w:r>
+          </w:p>
+        </w:tc>
+        <w:tc>
+          <w:tcPr>
+            <w:tcW w:type="dxa" w:w="1080"/>
+          </w:tcPr>
+          <w:p>
+            <w:r>
+              <w:t>(7/120.0°C/no base/Zr-MOF-808_H2O/oxygen/10.1021/acssuschemeng.1c04903/2021/0)</w:t>
+            </w:r>
+          </w:p>
+        </w:tc>
+        <w:tc>
+          <w:tcPr>
+            <w:tcW w:type="dxa" w:w="1080"/>
+          </w:tcPr>
+          <w:p>
+            <w:r>
+              <w:t>(7/120.0°C/no base/Zr-MOF-808_H2O/oxygen/10.1021/acssuschemeng.1c04903/2021/0)</w:t>
+            </w:r>
+          </w:p>
+        </w:tc>
+        <w:tc>
+          <w:tcPr>
+            <w:tcW w:type="dxa" w:w="1080"/>
+          </w:tcPr>
+          <w:p>
+            <w:r>
+              <w:t>(7/120.0°C/no base/Zr-MOF-808_H2O/oxygen/10.1021/acssuschemeng.1c04903/2021/0)</w:t>
+            </w:r>
+          </w:p>
+        </w:tc>
+        <w:tc>
+          <w:tcPr>
+            <w:tcW w:type="dxa" w:w="1080"/>
+          </w:tcPr>
+          <w:p>
+            <w:r>
+              <w:t>(7/120.0°C/no base/Zr-MOF-808_H2O/oxygen/10.1021/acssuschemeng.1c04903/2021/0)</w:t>
+            </w:r>
+          </w:p>
+        </w:tc>
+        <w:tc>
+          <w:tcPr>
+            <w:tcW w:type="dxa" w:w="1080"/>
+          </w:tcPr>
+          <w:p>
+            <w:r>
+              <w:t>['no base']</w:t>
             </w:r>
           </w:p>
         </w:tc>
@@ -3672,7 +3672,7 @@
           </w:tcPr>
           <w:p>
             <w:r>
-              <w:t>Gd</w:t>
+              <w:t>Sb</w:t>
             </w:r>
           </w:p>
         </w:tc>
@@ -3692,47 +3692,47 @@
           </w:tcPr>
           <w:p>
             <w:r>
-              <w:t>(13/160.0°C/no base/Gd(NTf2)3/oxygen/10.1002/ejoc.202000229/2020/microwave)</w:t>
-            </w:r>
-          </w:p>
-        </w:tc>
-        <w:tc>
-          <w:tcPr>
-            <w:tcW w:type="dxa" w:w="1080"/>
-          </w:tcPr>
-          <w:p>
-            <w:r>
-              <w:t>(13/160.0°C/no base/Gd(NTf2)3/oxygen/10.1002/ejoc.202000229/2020/microwave)</w:t>
-            </w:r>
-          </w:p>
-        </w:tc>
-        <w:tc>
-          <w:tcPr>
-            <w:tcW w:type="dxa" w:w="1080"/>
-          </w:tcPr>
-          <w:p>
-            <w:r>
-              <w:t>(13/160.0°C/no base/Gd(NTf2)3/oxygen/10.1002/ejoc.202000229/2020/microwave)</w:t>
-            </w:r>
-          </w:p>
-        </w:tc>
-        <w:tc>
-          <w:tcPr>
-            <w:tcW w:type="dxa" w:w="1080"/>
-          </w:tcPr>
-          <w:p>
-            <w:r>
-              <w:t>(13/160.0°C/no base/Gd(NTf2)3/oxygen/10.1002/ejoc.202000229/2020/microwave)</w:t>
-            </w:r>
-          </w:p>
-        </w:tc>
-        <w:tc>
-          <w:tcPr>
-            <w:tcW w:type="dxa" w:w="1080"/>
-          </w:tcPr>
-          <w:p>
-            <w:r>
-              <w:t>(13/160.0°C/no base/Gd(NTf2)3/oxygen/10.1002/ejoc.202000229/2020/microwave)</w:t>
+              <w:t>(14/160.0°C/no base/Sb(NTf2)3/oxygen/10.1002/ejoc.202000229/2020/microwave)</w:t>
+            </w:r>
+          </w:p>
+        </w:tc>
+        <w:tc>
+          <w:tcPr>
+            <w:tcW w:type="dxa" w:w="1080"/>
+          </w:tcPr>
+          <w:p>
+            <w:r>
+              <w:t>(14/160.0°C/no base/Sb(NTf2)3/oxygen/10.1002/ejoc.202000229/2020/microwave)</w:t>
+            </w:r>
+          </w:p>
+        </w:tc>
+        <w:tc>
+          <w:tcPr>
+            <w:tcW w:type="dxa" w:w="1080"/>
+          </w:tcPr>
+          <w:p>
+            <w:r>
+              <w:t>(14/160.0°C/no base/Sb(NTf2)3/oxygen/10.1002/ejoc.202000229/2020/microwave)</w:t>
+            </w:r>
+          </w:p>
+        </w:tc>
+        <w:tc>
+          <w:tcPr>
+            <w:tcW w:type="dxa" w:w="1080"/>
+          </w:tcPr>
+          <w:p>
+            <w:r>
+              <w:t>(14/160.0°C/no base/Sb(NTf2)3/oxygen/10.1002/ejoc.202000229/2020/microwave)</w:t>
+            </w:r>
+          </w:p>
+        </w:tc>
+        <w:tc>
+          <w:tcPr>
+            <w:tcW w:type="dxa" w:w="1080"/>
+          </w:tcPr>
+          <w:p>
+            <w:r>
+              <w:t>(14/160.0°C/no base/Sb(NTf2)3/oxygen/10.1002/ejoc.202000229/2020/microwave)</w:t>
             </w:r>
           </w:p>
         </w:tc>
@@ -3754,7 +3754,7 @@
           </w:tcPr>
           <w:p>
             <w:r>
-              <w:t>Hf</w:t>
+              <w:t>Ca</w:t>
             </w:r>
           </w:p>
         </w:tc>
@@ -3774,57 +3774,57 @@
           </w:tcPr>
           <w:p>
             <w:r>
-              <w:t>(7/120.0°C/no base/Hf-MOF-808_H2O/oxygen/10.1021/acssuschemeng.1c04903/2021/0)</w:t>
-            </w:r>
-          </w:p>
-        </w:tc>
-        <w:tc>
-          <w:tcPr>
-            <w:tcW w:type="dxa" w:w="1080"/>
-          </w:tcPr>
-          <w:p>
-            <w:r>
-              <w:t>(7/120.0°C/no base/Hf-MOF-808_H2O/oxygen/10.1021/acssuschemeng.1c04903/2021/0)</w:t>
-            </w:r>
-          </w:p>
-        </w:tc>
-        <w:tc>
-          <w:tcPr>
-            <w:tcW w:type="dxa" w:w="1080"/>
-          </w:tcPr>
-          <w:p>
-            <w:r>
-              <w:t>(7/120.0°C/no base/Hf-MOF-808_H2O/oxygen/10.1021/acssuschemeng.1c04903/2021/0)</w:t>
-            </w:r>
-          </w:p>
-        </w:tc>
-        <w:tc>
-          <w:tcPr>
-            <w:tcW w:type="dxa" w:w="1080"/>
-          </w:tcPr>
-          <w:p>
-            <w:r>
-              <w:t>(7/120.0°C/no base/Hf-MOF-808_H2O/oxygen/10.1021/acssuschemeng.1c04903/2021/0)</w:t>
-            </w:r>
-          </w:p>
-        </w:tc>
-        <w:tc>
-          <w:tcPr>
-            <w:tcW w:type="dxa" w:w="1080"/>
-          </w:tcPr>
-          <w:p>
-            <w:r>
-              <w:t>(7/120.0°C/no base/Hf-MOF-808_H2O/oxygen/10.1021/acssuschemeng.1c04903/2021/0)</w:t>
-            </w:r>
-          </w:p>
-        </w:tc>
-        <w:tc>
-          <w:tcPr>
-            <w:tcW w:type="dxa" w:w="1080"/>
-          </w:tcPr>
-          <w:p>
-            <w:r>
-              <w:t>['no base']</w:t>
+              <w:t>(0/160.0°C/no base/Ca(OTf)2/oxygen/10.1002/ejoc.202000229/2020/microwave)</w:t>
+            </w:r>
+          </w:p>
+        </w:tc>
+        <w:tc>
+          <w:tcPr>
+            <w:tcW w:type="dxa" w:w="1080"/>
+          </w:tcPr>
+          <w:p>
+            <w:r>
+              <w:t>no data</w:t>
+            </w:r>
+          </w:p>
+        </w:tc>
+        <w:tc>
+          <w:tcPr>
+            <w:tcW w:type="dxa" w:w="1080"/>
+          </w:tcPr>
+          <w:p>
+            <w:r>
+              <w:t>no data</w:t>
+            </w:r>
+          </w:p>
+        </w:tc>
+        <w:tc>
+          <w:tcPr>
+            <w:tcW w:type="dxa" w:w="1080"/>
+          </w:tcPr>
+          <w:p>
+            <w:r>
+              <w:t>(0/160.0°C/no base/Ca(OTf)2/oxygen/10.1002/ejoc.202000229/2020/microwave)</w:t>
+            </w:r>
+          </w:p>
+        </w:tc>
+        <w:tc>
+          <w:tcPr>
+            <w:tcW w:type="dxa" w:w="1080"/>
+          </w:tcPr>
+          <w:p>
+            <w:r>
+              <w:t>no data</w:t>
+            </w:r>
+          </w:p>
+        </w:tc>
+        <w:tc>
+          <w:tcPr>
+            <w:tcW w:type="dxa" w:w="1080"/>
+          </w:tcPr>
+          <w:p>
+            <w:r>
+              <w:t>[]</w:t>
             </w:r>
           </w:p>
         </w:tc>
@@ -3836,7 +3836,7 @@
           </w:tcPr>
           <w:p>
             <w:r>
-              <w:t>Eu</w:t>
+              <w:t>Y</w:t>
             </w:r>
           </w:p>
         </w:tc>
@@ -3856,57 +3856,57 @@
           </w:tcPr>
           <w:p>
             <w:r>
-              <w:t>(17/160.0°C/no base/Eu(NTf2)2/oxygen/10.1002/ejoc.202000229/2020/microwave)</w:t>
-            </w:r>
-          </w:p>
-        </w:tc>
-        <w:tc>
-          <w:tcPr>
-            <w:tcW w:type="dxa" w:w="1080"/>
-          </w:tcPr>
-          <w:p>
-            <w:r>
-              <w:t>(17/160.0°C/no base/Eu(NTf2)2/oxygen/10.1002/ejoc.202000229/2020/microwave)</w:t>
-            </w:r>
-          </w:p>
-        </w:tc>
-        <w:tc>
-          <w:tcPr>
-            <w:tcW w:type="dxa" w:w="1080"/>
-          </w:tcPr>
-          <w:p>
-            <w:r>
-              <w:t>(17/160.0°C/no base/Eu(NTf2)2/oxygen/10.1002/ejoc.202000229/2020/microwave)</w:t>
-            </w:r>
-          </w:p>
-        </w:tc>
-        <w:tc>
-          <w:tcPr>
-            <w:tcW w:type="dxa" w:w="1080"/>
-          </w:tcPr>
-          <w:p>
-            <w:r>
-              <w:t>(17/160.0°C/no base/Eu(NTf2)2/oxygen/10.1002/ejoc.202000229/2020/microwave)</w:t>
-            </w:r>
-          </w:p>
-        </w:tc>
-        <w:tc>
-          <w:tcPr>
-            <w:tcW w:type="dxa" w:w="1080"/>
-          </w:tcPr>
-          <w:p>
-            <w:r>
-              <w:t>(17/160.0°C/no base/Eu(NTf2)2/oxygen/10.1002/ejoc.202000229/2020/microwave)</w:t>
-            </w:r>
-          </w:p>
-        </w:tc>
-        <w:tc>
-          <w:tcPr>
-            <w:tcW w:type="dxa" w:w="1080"/>
-          </w:tcPr>
-          <w:p>
-            <w:r>
-              <w:t>['no base']</w:t>
+              <w:t>(7/160.0°C/no base/Y(NTf2)3/oxygen/10.1002/ejoc.202000229/2020/microwave)</w:t>
+            </w:r>
+          </w:p>
+        </w:tc>
+        <w:tc>
+          <w:tcPr>
+            <w:tcW w:type="dxa" w:w="1080"/>
+          </w:tcPr>
+          <w:p>
+            <w:r>
+              <w:t>no data</w:t>
+            </w:r>
+          </w:p>
+        </w:tc>
+        <w:tc>
+          <w:tcPr>
+            <w:tcW w:type="dxa" w:w="1080"/>
+          </w:tcPr>
+          <w:p>
+            <w:r>
+              <w:t>no data</w:t>
+            </w:r>
+          </w:p>
+        </w:tc>
+        <w:tc>
+          <w:tcPr>
+            <w:tcW w:type="dxa" w:w="1080"/>
+          </w:tcPr>
+          <w:p>
+            <w:r>
+              <w:t>(7/160.0°C/no base/Y(NTf2)3/oxygen/10.1002/ejoc.202000229/2020/microwave)</w:t>
+            </w:r>
+          </w:p>
+        </w:tc>
+        <w:tc>
+          <w:tcPr>
+            <w:tcW w:type="dxa" w:w="1080"/>
+          </w:tcPr>
+          <w:p>
+            <w:r>
+              <w:t>no data</w:t>
+            </w:r>
+          </w:p>
+        </w:tc>
+        <w:tc>
+          <w:tcPr>
+            <w:tcW w:type="dxa" w:w="1080"/>
+          </w:tcPr>
+          <w:p>
+            <w:r>
+              <w:t>[]</w:t>
             </w:r>
           </w:p>
         </w:tc>
@@ -3918,7 +3918,7 @@
           </w:tcPr>
           <w:p>
             <w:r>
-              <w:t>Zr</w:t>
+              <w:t>Ce</w:t>
             </w:r>
           </w:p>
         </w:tc>
@@ -3938,57 +3938,57 @@
           </w:tcPr>
           <w:p>
             <w:r>
-              <w:t>(7/120.0°C/no base/Zr-MOF-808_H2O/oxygen/10.1021/acssuschemeng.1c04903/2021/0)</w:t>
-            </w:r>
-          </w:p>
-        </w:tc>
-        <w:tc>
-          <w:tcPr>
-            <w:tcW w:type="dxa" w:w="1080"/>
-          </w:tcPr>
-          <w:p>
-            <w:r>
-              <w:t>(7/120.0°C/no base/Zr-MOF-808_H2O/oxygen/10.1021/acssuschemeng.1c04903/2021/0)</w:t>
-            </w:r>
-          </w:p>
-        </w:tc>
-        <w:tc>
-          <w:tcPr>
-            <w:tcW w:type="dxa" w:w="1080"/>
-          </w:tcPr>
-          <w:p>
-            <w:r>
-              <w:t>(7/120.0°C/no base/Zr-MOF-808_H2O/oxygen/10.1021/acssuschemeng.1c04903/2021/0)</w:t>
-            </w:r>
-          </w:p>
-        </w:tc>
-        <w:tc>
-          <w:tcPr>
-            <w:tcW w:type="dxa" w:w="1080"/>
-          </w:tcPr>
-          <w:p>
-            <w:r>
-              <w:t>(7/120.0°C/no base/Zr-MOF-808_H2O/oxygen/10.1021/acssuschemeng.1c04903/2021/0)</w:t>
-            </w:r>
-          </w:p>
-        </w:tc>
-        <w:tc>
-          <w:tcPr>
-            <w:tcW w:type="dxa" w:w="1080"/>
-          </w:tcPr>
-          <w:p>
-            <w:r>
-              <w:t>(7/120.0°C/no base/Zr-MOF-808_H2O/oxygen/10.1021/acssuschemeng.1c04903/2021/0)</w:t>
-            </w:r>
-          </w:p>
-        </w:tc>
-        <w:tc>
-          <w:tcPr>
-            <w:tcW w:type="dxa" w:w="1080"/>
-          </w:tcPr>
-          <w:p>
-            <w:r>
-              <w:t>['no base']</w:t>
+              <w:t>(6/160.0°C/no base/Ce(NTf2)s/oxygen/10.1002/ejoc.202000229/2020/microwave)</w:t>
+            </w:r>
+          </w:p>
+        </w:tc>
+        <w:tc>
+          <w:tcPr>
+            <w:tcW w:type="dxa" w:w="1080"/>
+          </w:tcPr>
+          <w:p>
+            <w:r>
+              <w:t>no data</w:t>
+            </w:r>
+          </w:p>
+        </w:tc>
+        <w:tc>
+          <w:tcPr>
+            <w:tcW w:type="dxa" w:w="1080"/>
+          </w:tcPr>
+          <w:p>
+            <w:r>
+              <w:t>no data</w:t>
+            </w:r>
+          </w:p>
+        </w:tc>
+        <w:tc>
+          <w:tcPr>
+            <w:tcW w:type="dxa" w:w="1080"/>
+          </w:tcPr>
+          <w:p>
+            <w:r>
+              <w:t>(6/160.0°C/no base/Ce(NTf2)s/oxygen/10.1002/ejoc.202000229/2020/microwave)</w:t>
+            </w:r>
+          </w:p>
+        </w:tc>
+        <w:tc>
+          <w:tcPr>
+            <w:tcW w:type="dxa" w:w="1080"/>
+          </w:tcPr>
+          <w:p>
+            <w:r>
+              <w:t>no data</w:t>
+            </w:r>
+          </w:p>
+        </w:tc>
+        <w:tc>
+          <w:tcPr>
+            <w:tcW w:type="dxa" w:w="1080"/>
+          </w:tcPr>
+          <w:p>
+            <w:r>
+              <w:t>[]</w:t>
             </w:r>
           </w:p>
         </w:tc>
@@ -4000,7 +4000,7 @@
           </w:tcPr>
           <w:p>
             <w:r>
-              <w:t>Au,Pd</w:t>
+              <w:t>Pd,Pt</w:t>
             </w:r>
           </w:p>
         </w:tc>
@@ -4020,57 +4020,57 @@
           </w:tcPr>
           <w:p>
             <w:r>
-              <w:t>(74/180.0°C/no base/AuPd/MgO/inert/10.1002/chem.200901501/2009/0)</w:t>
-            </w:r>
-          </w:p>
-        </w:tc>
-        <w:tc>
-          <w:tcPr>
-            <w:tcW w:type="dxa" w:w="1080"/>
-          </w:tcPr>
-          <w:p>
-            <w:r>
-              <w:t>no data</w:t>
-            </w:r>
-          </w:p>
-        </w:tc>
-        <w:tc>
-          <w:tcPr>
-            <w:tcW w:type="dxa" w:w="1080"/>
-          </w:tcPr>
-          <w:p>
-            <w:r>
-              <w:t>no data</w:t>
-            </w:r>
-          </w:p>
-        </w:tc>
-        <w:tc>
-          <w:tcPr>
-            <w:tcW w:type="dxa" w:w="1080"/>
-          </w:tcPr>
-          <w:p>
-            <w:r>
-              <w:t>(74/180.0°C/no base/AuPd/MgO/inert/10.1002/chem.200901501/2009/0)</w:t>
-            </w:r>
-          </w:p>
-        </w:tc>
-        <w:tc>
-          <w:tcPr>
-            <w:tcW w:type="dxa" w:w="1080"/>
-          </w:tcPr>
-          <w:p>
-            <w:r>
-              <w:t>no data</w:t>
-            </w:r>
-          </w:p>
-        </w:tc>
-        <w:tc>
-          <w:tcPr>
-            <w:tcW w:type="dxa" w:w="1080"/>
-          </w:tcPr>
-          <w:p>
-            <w:r>
-              <w:t>[]</w:t>
+              <w:t>(100/180.0°C/no base/PdPt/MgO/inert/10.1002/chem.200901501/2009/0)</w:t>
+            </w:r>
+          </w:p>
+        </w:tc>
+        <w:tc>
+          <w:tcPr>
+            <w:tcW w:type="dxa" w:w="1080"/>
+          </w:tcPr>
+          <w:p>
+            <w:r>
+              <w:t>(100/180.0°C/no base/PdPt/MgO/inert/10.1002/chem.200901501/2009/0)</w:t>
+            </w:r>
+          </w:p>
+        </w:tc>
+        <w:tc>
+          <w:tcPr>
+            <w:tcW w:type="dxa" w:w="1080"/>
+          </w:tcPr>
+          <w:p>
+            <w:r>
+              <w:t>(100/180.0°C/no base/PdPt/MgO/inert/10.1002/chem.200901501/2009/0)</w:t>
+            </w:r>
+          </w:p>
+        </w:tc>
+        <w:tc>
+          <w:tcPr>
+            <w:tcW w:type="dxa" w:w="1080"/>
+          </w:tcPr>
+          <w:p>
+            <w:r>
+              <w:t>(100/180.0°C/no base/PdPt/MgO/inert/10.1002/chem.200901501/2009/0)</w:t>
+            </w:r>
+          </w:p>
+        </w:tc>
+        <w:tc>
+          <w:tcPr>
+            <w:tcW w:type="dxa" w:w="1080"/>
+          </w:tcPr>
+          <w:p>
+            <w:r>
+              <w:t>(100/180.0°C/no base/PdPt/MgO/inert/10.1002/chem.200901501/2009/0)</w:t>
+            </w:r>
+          </w:p>
+        </w:tc>
+        <w:tc>
+          <w:tcPr>
+            <w:tcW w:type="dxa" w:w="1080"/>
+          </w:tcPr>
+          <w:p>
+            <w:r>
+              <w:t>['no base']</w:t>
             </w:r>
           </w:p>
         </w:tc>
@@ -4082,7 +4082,7 @@
           </w:tcPr>
           <w:p>
             <w:r>
-              <w:t>Se</w:t>
+              <w:t>Au,Pt</w:t>
             </w:r>
           </w:p>
         </w:tc>
@@ -4102,7 +4102,7 @@
           </w:tcPr>
           <w:p>
             <w:r>
-              <w:t>(0/160.0°C/no base/Sr(NTf2)2/oxygen/10.1002/ejoc.202000229/2020/microwave)</w:t>
+              <w:t>(45/180.0°C/no base/AuPt/MgO/inert/10.1002/chem.200901501/2009/0)</w:t>
             </w:r>
           </w:p>
         </w:tc>
@@ -4132,7 +4132,7 @@
           </w:tcPr>
           <w:p>
             <w:r>
-              <w:t>(0/160.0°C/no base/Sr(NTf2)2/oxygen/10.1002/ejoc.202000229/2020/microwave)</w:t>
+              <w:t>(45/180.0°C/no base/AuPt/MgO/inert/10.1002/chem.200901501/2009/0)</w:t>
             </w:r>
           </w:p>
         </w:tc>

--- a/doc_tables/best_cats_PhNH2_BnOH.docx
+++ b/doc_tables/best_cats_PhNH2_BnOH.docx
@@ -884,7 +884,7 @@
           </w:tcPr>
           <w:p>
             <w:r>
-              <w:t>Rh</w:t>
+              <w:t>Ag</w:t>
             </w:r>
           </w:p>
         </w:tc>
@@ -904,57 +904,57 @@
           </w:tcPr>
           <w:p>
             <w:r>
-              <w:t>(980/100.0°C/tBuOK/Rh(I)(COD)(NHC)triazoleC6H5/CB/oxygen/10.1021/acs.inorgchem.7b02586/2017/0)</w:t>
-            </w:r>
-          </w:p>
-        </w:tc>
-        <w:tc>
-          <w:tcPr>
-            <w:tcW w:type="dxa" w:w="1080"/>
-          </w:tcPr>
-          <w:p>
-            <w:r>
-              <w:t>(196/100.0°C/no base/Cp*-S-Rh-N-anthracene-Cl/inert/10.1021/acs.organomet.8b00908/2019/0)</w:t>
-            </w:r>
-          </w:p>
-        </w:tc>
-        <w:tc>
-          <w:tcPr>
-            <w:tcW w:type="dxa" w:w="1080"/>
-          </w:tcPr>
-          <w:p>
-            <w:r>
-              <w:t>(196/100.0°C/no base/Cp*-S-Rh-N-anthracene-Cl/inert/10.1021/acs.organomet.8b00908/2019/0)</w:t>
-            </w:r>
-          </w:p>
-        </w:tc>
-        <w:tc>
-          <w:tcPr>
-            <w:tcW w:type="dxa" w:w="1080"/>
-          </w:tcPr>
-          <w:p>
-            <w:r>
-              <w:t>(196/100.0°C/no base/Cp*-S-Rh-N-anthracene-Cl/inert/10.1021/acs.organomet.8b00908/2019/0)</w:t>
-            </w:r>
-          </w:p>
-        </w:tc>
-        <w:tc>
-          <w:tcPr>
-            <w:tcW w:type="dxa" w:w="1080"/>
-          </w:tcPr>
-          <w:p>
-            <w:r>
-              <w:t>(196/100.0°C/no base/Cp*-S-Rh-N-anthracene-Cl/inert/10.1021/acs.organomet.8b00908/2019/0)</w:t>
-            </w:r>
-          </w:p>
-        </w:tc>
-        <w:tc>
-          <w:tcPr>
-            <w:tcW w:type="dxa" w:w="1080"/>
-          </w:tcPr>
-          <w:p>
-            <w:r>
-              <w:t>['no base', 'tBuOK']</w:t>
+              <w:t>(98/110.0°C/NaOH/Ag@MnO2/oxygen/10.1177/1747519821989963/2021/0)</w:t>
+            </w:r>
+          </w:p>
+        </w:tc>
+        <w:tc>
+          <w:tcPr>
+            <w:tcW w:type="dxa" w:w="1080"/>
+          </w:tcPr>
+          <w:p>
+            <w:r>
+              <w:t>(98/110.0°C/NaOH/Ag@MnO2/oxygen/10.1177/1747519821989963/2021/0)</w:t>
+            </w:r>
+          </w:p>
+        </w:tc>
+        <w:tc>
+          <w:tcPr>
+            <w:tcW w:type="dxa" w:w="1080"/>
+          </w:tcPr>
+          <w:p>
+            <w:r>
+              <w:t>(92/100.0°C/KOH/Fe3O4@SiO2-Ag (SMNP-Ag)/oxygen/10.1002/aoc.3720/2017/0)</w:t>
+            </w:r>
+          </w:p>
+        </w:tc>
+        <w:tc>
+          <w:tcPr>
+            <w:tcW w:type="dxa" w:w="1080"/>
+          </w:tcPr>
+          <w:p>
+            <w:r>
+              <w:t>(25/25.0°C/no base/Ag/TiO2/inert/10.1016/j.apcatb.2022.121264/2022/14W blue LED)</w:t>
+            </w:r>
+          </w:p>
+        </w:tc>
+        <w:tc>
+          <w:tcPr>
+            <w:tcW w:type="dxa" w:w="1080"/>
+          </w:tcPr>
+          <w:p>
+            <w:r>
+              <w:t>(24/145.0°C/no base/Ag/Al2O3-5/inert/10.1002/cctc.200900209/2009/0)</w:t>
+            </w:r>
+          </w:p>
+        </w:tc>
+        <w:tc>
+          <w:tcPr>
+            <w:tcW w:type="dxa" w:w="1080"/>
+          </w:tcPr>
+          <w:p>
+            <w:r>
+              <w:t>['tBuOK', 'KOH']</w:t>
             </w:r>
           </w:p>
         </w:tc>
@@ -966,7 +966,7 @@
           </w:tcPr>
           <w:p>
             <w:r>
-              <w:t>Ag</w:t>
+              <w:t>Rh</w:t>
             </w:r>
           </w:p>
         </w:tc>
@@ -986,57 +986,57 @@
           </w:tcPr>
           <w:p>
             <w:r>
-              <w:t>(98/110.0°C/NaOH/Ag@MnO2/oxygen/10.1177/1747519821989963/2021/0)</w:t>
-            </w:r>
-          </w:p>
-        </w:tc>
-        <w:tc>
-          <w:tcPr>
-            <w:tcW w:type="dxa" w:w="1080"/>
-          </w:tcPr>
-          <w:p>
-            <w:r>
-              <w:t>(98/110.0°C/NaOH/Ag@MnO2/oxygen/10.1177/1747519821989963/2021/0)</w:t>
-            </w:r>
-          </w:p>
-        </w:tc>
-        <w:tc>
-          <w:tcPr>
-            <w:tcW w:type="dxa" w:w="1080"/>
-          </w:tcPr>
-          <w:p>
-            <w:r>
-              <w:t>(92/100.0°C/KOH/Fe3O4@SiO2-Ag (SMNP-Ag)/oxygen/10.1002/aoc.3720/2017/0)</w:t>
-            </w:r>
-          </w:p>
-        </w:tc>
-        <w:tc>
-          <w:tcPr>
-            <w:tcW w:type="dxa" w:w="1080"/>
-          </w:tcPr>
-          <w:p>
-            <w:r>
-              <w:t>(25/25.0°C/no base/Ag/TiO2/inert/10.1016/j.apcatb.2022.121264/2022/14W blue LED)</w:t>
-            </w:r>
-          </w:p>
-        </w:tc>
-        <w:tc>
-          <w:tcPr>
-            <w:tcW w:type="dxa" w:w="1080"/>
-          </w:tcPr>
-          <w:p>
-            <w:r>
-              <w:t>(24/145.0°C/no base/Ag/Al2O3-5/inert/10.1002/cctc.200900209/2009/0)</w:t>
-            </w:r>
-          </w:p>
-        </w:tc>
-        <w:tc>
-          <w:tcPr>
-            <w:tcW w:type="dxa" w:w="1080"/>
-          </w:tcPr>
-          <w:p>
-            <w:r>
-              <w:t>['tBuOK', 'KOH']</w:t>
+              <w:t>(980/100.0°C/tBuOK/Rh(I)(COD)(NHC)triazoleC6H5/CB/oxygen/10.1021/acs.inorgchem.7b02586/2017/0)</w:t>
+            </w:r>
+          </w:p>
+        </w:tc>
+        <w:tc>
+          <w:tcPr>
+            <w:tcW w:type="dxa" w:w="1080"/>
+          </w:tcPr>
+          <w:p>
+            <w:r>
+              <w:t>(196/100.0°C/no base/Cp*-S-Rh-N-anthracene-Cl/inert/10.1021/acs.organomet.8b00908/2019/0)</w:t>
+            </w:r>
+          </w:p>
+        </w:tc>
+        <w:tc>
+          <w:tcPr>
+            <w:tcW w:type="dxa" w:w="1080"/>
+          </w:tcPr>
+          <w:p>
+            <w:r>
+              <w:t>(196/100.0°C/no base/Cp*-S-Rh-N-anthracene-Cl/inert/10.1021/acs.organomet.8b00908/2019/0)</w:t>
+            </w:r>
+          </w:p>
+        </w:tc>
+        <w:tc>
+          <w:tcPr>
+            <w:tcW w:type="dxa" w:w="1080"/>
+          </w:tcPr>
+          <w:p>
+            <w:r>
+              <w:t>(196/100.0°C/no base/Cp*-S-Rh-N-anthracene-Cl/inert/10.1021/acs.organomet.8b00908/2019/0)</w:t>
+            </w:r>
+          </w:p>
+        </w:tc>
+        <w:tc>
+          <w:tcPr>
+            <w:tcW w:type="dxa" w:w="1080"/>
+          </w:tcPr>
+          <w:p>
+            <w:r>
+              <w:t>(196/100.0°C/no base/Cp*-S-Rh-N-anthracene-Cl/inert/10.1021/acs.organomet.8b00908/2019/0)</w:t>
+            </w:r>
+          </w:p>
+        </w:tc>
+        <w:tc>
+          <w:tcPr>
+            <w:tcW w:type="dxa" w:w="1080"/>
+          </w:tcPr>
+          <w:p>
+            <w:r>
+              <w:t>['no base', 'tBuOK']</w:t>
             </w:r>
           </w:p>
         </w:tc>
@@ -1376,7 +1376,7 @@
           </w:tcPr>
           <w:p>
             <w:r>
-              <w:t>Cr</w:t>
+              <w:t>Al</w:t>
             </w:r>
           </w:p>
         </w:tc>
@@ -1396,37 +1396,7 @@
           </w:tcPr>
           <w:p>
             <w:r>
-              <w:t>(49/150.0°C/tBuOK/CrNNN/inert/10.1002/anie.202001704/2020/0)</w:t>
-            </w:r>
-          </w:p>
-        </w:tc>
-        <w:tc>
-          <w:tcPr>
-            <w:tcW w:type="dxa" w:w="1080"/>
-          </w:tcPr>
-          <w:p>
-            <w:r>
-              <w:t>(38/150.0°C/tBuOK/CrNNN/inert/10.1002/anie.202001704/2020/0)</w:t>
-            </w:r>
-          </w:p>
-        </w:tc>
-        <w:tc>
-          <w:tcPr>
-            <w:tcW w:type="dxa" w:w="1080"/>
-          </w:tcPr>
-          <w:p>
-            <w:r>
-              <w:t>(14/150.0°C/tBuOK/CrNNN/inert/10.1002/anie.202001704/2020/0)</w:t>
-            </w:r>
-          </w:p>
-        </w:tc>
-        <w:tc>
-          <w:tcPr>
-            <w:tcW w:type="dxa" w:w="1080"/>
-          </w:tcPr>
-          <w:p>
-            <w:r>
-              <w:t>(10/160.0°C/no base/Cr(NTf2)3/oxygen/10.1002/ejoc.202000229/2020/microwave)</w:t>
+              <w:t>(10/160.0°C/no base/AI(NTf2)5/oxygen/10.1002/ejoc.202000229/2020/microwave)</w:t>
             </w:r>
           </w:p>
         </w:tc>
@@ -1446,7 +1416,37 @@
           </w:tcPr>
           <w:p>
             <w:r>
-              <w:t>['tBuOK']</w:t>
+              <w:t>no data</w:t>
+            </w:r>
+          </w:p>
+        </w:tc>
+        <w:tc>
+          <w:tcPr>
+            <w:tcW w:type="dxa" w:w="1080"/>
+          </w:tcPr>
+          <w:p>
+            <w:r>
+              <w:t>(10/160.0°C/no base/AI(NTf2)5/oxygen/10.1002/ejoc.202000229/2020/microwave)</w:t>
+            </w:r>
+          </w:p>
+        </w:tc>
+        <w:tc>
+          <w:tcPr>
+            <w:tcW w:type="dxa" w:w="1080"/>
+          </w:tcPr>
+          <w:p>
+            <w:r>
+              <w:t>no data</w:t>
+            </w:r>
+          </w:p>
+        </w:tc>
+        <w:tc>
+          <w:tcPr>
+            <w:tcW w:type="dxa" w:w="1080"/>
+          </w:tcPr>
+          <w:p>
+            <w:r>
+              <w:t>[]</w:t>
             </w:r>
           </w:p>
         </w:tc>
@@ -1458,7 +1458,7 @@
           </w:tcPr>
           <w:p>
             <w:r>
-              <w:t>Al</w:t>
+              <w:t>Cr</w:t>
             </w:r>
           </w:p>
         </w:tc>
@@ -1478,7 +1478,37 @@
           </w:tcPr>
           <w:p>
             <w:r>
-              <w:t>(10/160.0°C/no base/AI(NTf2)5/oxygen/10.1002/ejoc.202000229/2020/microwave)</w:t>
+              <w:t>(49/150.0°C/tBuOK/CrNNN/inert/10.1002/anie.202001704/2020/0)</w:t>
+            </w:r>
+          </w:p>
+        </w:tc>
+        <w:tc>
+          <w:tcPr>
+            <w:tcW w:type="dxa" w:w="1080"/>
+          </w:tcPr>
+          <w:p>
+            <w:r>
+              <w:t>(38/150.0°C/tBuOK/CrNNN/inert/10.1002/anie.202001704/2020/0)</w:t>
+            </w:r>
+          </w:p>
+        </w:tc>
+        <w:tc>
+          <w:tcPr>
+            <w:tcW w:type="dxa" w:w="1080"/>
+          </w:tcPr>
+          <w:p>
+            <w:r>
+              <w:t>(14/150.0°C/tBuOK/CrNNN/inert/10.1002/anie.202001704/2020/0)</w:t>
+            </w:r>
+          </w:p>
+        </w:tc>
+        <w:tc>
+          <w:tcPr>
+            <w:tcW w:type="dxa" w:w="1080"/>
+          </w:tcPr>
+          <w:p>
+            <w:r>
+              <w:t>(10/160.0°C/no base/Cr(NTf2)3/oxygen/10.1002/ejoc.202000229/2020/microwave)</w:t>
             </w:r>
           </w:p>
         </w:tc>
@@ -1498,37 +1528,7 @@
           </w:tcPr>
           <w:p>
             <w:r>
-              <w:t>no data</w:t>
-            </w:r>
-          </w:p>
-        </w:tc>
-        <w:tc>
-          <w:tcPr>
-            <w:tcW w:type="dxa" w:w="1080"/>
-          </w:tcPr>
-          <w:p>
-            <w:r>
-              <w:t>(10/160.0°C/no base/AI(NTf2)5/oxygen/10.1002/ejoc.202000229/2020/microwave)</w:t>
-            </w:r>
-          </w:p>
-        </w:tc>
-        <w:tc>
-          <w:tcPr>
-            <w:tcW w:type="dxa" w:w="1080"/>
-          </w:tcPr>
-          <w:p>
-            <w:r>
-              <w:t>no data</w:t>
-            </w:r>
-          </w:p>
-        </w:tc>
-        <w:tc>
-          <w:tcPr>
-            <w:tcW w:type="dxa" w:w="1080"/>
-          </w:tcPr>
-          <w:p>
-            <w:r>
-              <w:t>[]</w:t>
+              <w:t>['tBuOK']</w:t>
             </w:r>
           </w:p>
         </w:tc>
@@ -1540,7 +1540,7 @@
           </w:tcPr>
           <w:p>
             <w:r>
-              <w:t>Cd</w:t>
+              <w:t>Re</w:t>
             </w:r>
           </w:p>
         </w:tc>
@@ -1560,57 +1560,57 @@
           </w:tcPr>
           <w:p>
             <w:r>
-              <w:t>(0/160.0°C/no base/Cd(NTf2)2/oxygen/10.1002/ejoc.202000229/2020/microwave)</w:t>
-            </w:r>
-          </w:p>
-        </w:tc>
-        <w:tc>
-          <w:tcPr>
-            <w:tcW w:type="dxa" w:w="1080"/>
-          </w:tcPr>
-          <w:p>
-            <w:r>
-              <w:t>no data</w:t>
-            </w:r>
-          </w:p>
-        </w:tc>
-        <w:tc>
-          <w:tcPr>
-            <w:tcW w:type="dxa" w:w="1080"/>
-          </w:tcPr>
-          <w:p>
-            <w:r>
-              <w:t>no data</w:t>
-            </w:r>
-          </w:p>
-        </w:tc>
-        <w:tc>
-          <w:tcPr>
-            <w:tcW w:type="dxa" w:w="1080"/>
-          </w:tcPr>
-          <w:p>
-            <w:r>
-              <w:t>(0/160.0°C/no base/Cd(NTf2)2/oxygen/10.1002/ejoc.202000229/2020/microwave)</w:t>
-            </w:r>
-          </w:p>
-        </w:tc>
-        <w:tc>
-          <w:tcPr>
-            <w:tcW w:type="dxa" w:w="1080"/>
-          </w:tcPr>
-          <w:p>
-            <w:r>
-              <w:t>no data</w:t>
-            </w:r>
-          </w:p>
-        </w:tc>
-        <w:tc>
-          <w:tcPr>
-            <w:tcW w:type="dxa" w:w="1080"/>
-          </w:tcPr>
-          <w:p>
-            <w:r>
-              <w:t>[]</w:t>
+              <w:t>(66/100.0°C/tBuOK/Re(NHC1)2(CO)3Br/inert/10.1021/acs.organomet.3c00046/2023/0)</w:t>
+            </w:r>
+          </w:p>
+        </w:tc>
+        <w:tc>
+          <w:tcPr>
+            <w:tcW w:type="dxa" w:w="1080"/>
+          </w:tcPr>
+          <w:p>
+            <w:r>
+              <w:t>(66/100.0°C/tBuOK/Re(NHC1)2(CO)3Br/inert/10.1021/acs.organomet.3c00046/2023/0)</w:t>
+            </w:r>
+          </w:p>
+        </w:tc>
+        <w:tc>
+          <w:tcPr>
+            <w:tcW w:type="dxa" w:w="1080"/>
+          </w:tcPr>
+          <w:p>
+            <w:r>
+              <w:t>(54/100.0°C/tBuOK/Re(NHC1)2(CO)3Cl/inert/10.1021/acs.organomet.3c00046/2023/0)</w:t>
+            </w:r>
+          </w:p>
+        </w:tc>
+        <w:tc>
+          <w:tcPr>
+            <w:tcW w:type="dxa" w:w="1080"/>
+          </w:tcPr>
+          <w:p>
+            <w:r>
+              <w:t>(8/150.0°C/no base/ReH7(Pcy3)2/inert/10.1016/j.tetlet.2014.05.068/2014/0)</w:t>
+            </w:r>
+          </w:p>
+        </w:tc>
+        <w:tc>
+          <w:tcPr>
+            <w:tcW w:type="dxa" w:w="1080"/>
+          </w:tcPr>
+          <w:p>
+            <w:r>
+              <w:t>(8/150.0°C/no base/ReH7(Pcy3)2/inert/10.1016/j.tetlet.2014.05.068/2014/0)</w:t>
+            </w:r>
+          </w:p>
+        </w:tc>
+        <w:tc>
+          <w:tcPr>
+            <w:tcW w:type="dxa" w:w="1080"/>
+          </w:tcPr>
+          <w:p>
+            <w:r>
+              <w:t>['tBuOK', 'no base']</w:t>
             </w:r>
           </w:p>
         </w:tc>
@@ -1622,7 +1622,7 @@
           </w:tcPr>
           <w:p>
             <w:r>
-              <w:t>Re</w:t>
+              <w:t>Cd</w:t>
             </w:r>
           </w:p>
         </w:tc>
@@ -1642,57 +1642,57 @@
           </w:tcPr>
           <w:p>
             <w:r>
-              <w:t>(66/100.0°C/tBuOK/Re(NHC1)2(CO)3Br/inert/10.1021/acs.organomet.3c00046/2023/0)</w:t>
-            </w:r>
-          </w:p>
-        </w:tc>
-        <w:tc>
-          <w:tcPr>
-            <w:tcW w:type="dxa" w:w="1080"/>
-          </w:tcPr>
-          <w:p>
-            <w:r>
-              <w:t>(66/100.0°C/tBuOK/Re(NHC1)2(CO)3Br/inert/10.1021/acs.organomet.3c00046/2023/0)</w:t>
-            </w:r>
-          </w:p>
-        </w:tc>
-        <w:tc>
-          <w:tcPr>
-            <w:tcW w:type="dxa" w:w="1080"/>
-          </w:tcPr>
-          <w:p>
-            <w:r>
-              <w:t>(54/100.0°C/tBuOK/Re(NHC1)2(CO)3Cl/inert/10.1021/acs.organomet.3c00046/2023/0)</w:t>
-            </w:r>
-          </w:p>
-        </w:tc>
-        <w:tc>
-          <w:tcPr>
-            <w:tcW w:type="dxa" w:w="1080"/>
-          </w:tcPr>
-          <w:p>
-            <w:r>
-              <w:t>(8/150.0°C/no base/ReH7(Pcy3)2/inert/10.1016/j.tetlet.2014.05.068/2014/0)</w:t>
-            </w:r>
-          </w:p>
-        </w:tc>
-        <w:tc>
-          <w:tcPr>
-            <w:tcW w:type="dxa" w:w="1080"/>
-          </w:tcPr>
-          <w:p>
-            <w:r>
-              <w:t>(8/150.0°C/no base/ReH7(Pcy3)2/inert/10.1016/j.tetlet.2014.05.068/2014/0)</w:t>
-            </w:r>
-          </w:p>
-        </w:tc>
-        <w:tc>
-          <w:tcPr>
-            <w:tcW w:type="dxa" w:w="1080"/>
-          </w:tcPr>
-          <w:p>
-            <w:r>
-              <w:t>['tBuOK', 'no base']</w:t>
+              <w:t>(0/160.0°C/no base/Cd(NTf2)2/oxygen/10.1002/ejoc.202000229/2020/microwave)</w:t>
+            </w:r>
+          </w:p>
+        </w:tc>
+        <w:tc>
+          <w:tcPr>
+            <w:tcW w:type="dxa" w:w="1080"/>
+          </w:tcPr>
+          <w:p>
+            <w:r>
+              <w:t>no data</w:t>
+            </w:r>
+          </w:p>
+        </w:tc>
+        <w:tc>
+          <w:tcPr>
+            <w:tcW w:type="dxa" w:w="1080"/>
+          </w:tcPr>
+          <w:p>
+            <w:r>
+              <w:t>no data</w:t>
+            </w:r>
+          </w:p>
+        </w:tc>
+        <w:tc>
+          <w:tcPr>
+            <w:tcW w:type="dxa" w:w="1080"/>
+          </w:tcPr>
+          <w:p>
+            <w:r>
+              <w:t>(0/160.0°C/no base/Cd(NTf2)2/oxygen/10.1002/ejoc.202000229/2020/microwave)</w:t>
+            </w:r>
+          </w:p>
+        </w:tc>
+        <w:tc>
+          <w:tcPr>
+            <w:tcW w:type="dxa" w:w="1080"/>
+          </w:tcPr>
+          <w:p>
+            <w:r>
+              <w:t>no data</w:t>
+            </w:r>
+          </w:p>
+        </w:tc>
+        <w:tc>
+          <w:tcPr>
+            <w:tcW w:type="dxa" w:w="1080"/>
+          </w:tcPr>
+          <w:p>
+            <w:r>
+              <w:t>[]</w:t>
             </w:r>
           </w:p>
         </w:tc>
@@ -1704,7 +1704,7 @@
           </w:tcPr>
           <w:p>
             <w:r>
-              <w:t>W</w:t>
+              <w:t>Sm</w:t>
             </w:r>
           </w:p>
         </w:tc>
@@ -1724,37 +1724,37 @@
           </w:tcPr>
           <w:p>
             <w:r>
-              <w:t>(142/130.0°C/tBuOK/W(CO)6/inert/10.1002/cssc.202002830/2020/0)</w:t>
-            </w:r>
-          </w:p>
-        </w:tc>
-        <w:tc>
-          <w:tcPr>
-            <w:tcW w:type="dxa" w:w="1080"/>
-          </w:tcPr>
-          <w:p>
-            <w:r>
-              <w:t>(142/130.0°C/tBuOK/W(CO)6/inert/10.1002/cssc.202002830/2020/0)</w:t>
-            </w:r>
-          </w:p>
-        </w:tc>
-        <w:tc>
-          <w:tcPr>
-            <w:tcW w:type="dxa" w:w="1080"/>
-          </w:tcPr>
-          <w:p>
-            <w:r>
-              <w:t>(74/130.0°C/tBuOK/W(CO)6/inert/10.1002/cssc.202002830/2020/0)</w:t>
-            </w:r>
-          </w:p>
-        </w:tc>
-        <w:tc>
-          <w:tcPr>
-            <w:tcW w:type="dxa" w:w="1080"/>
-          </w:tcPr>
-          <w:p>
-            <w:r>
-              <w:t>(14/140.0°C/no base/10WO3/ZrO2/oxygen/10.1039/d2ra00198e/2022/0)</w:t>
+              <w:t>(30/140.0°C/tBuOK/SmI2/inert/10.1021/acs.joc.9b00717/2019/MW)</w:t>
+            </w:r>
+          </w:p>
+        </w:tc>
+        <w:tc>
+          <w:tcPr>
+            <w:tcW w:type="dxa" w:w="1080"/>
+          </w:tcPr>
+          <w:p>
+            <w:r>
+              <w:t>(30/140.0°C/tBuOK/SmI2/inert/10.1021/acs.joc.9b00717/2019/MW)</w:t>
+            </w:r>
+          </w:p>
+        </w:tc>
+        <w:tc>
+          <w:tcPr>
+            <w:tcW w:type="dxa" w:w="1080"/>
+          </w:tcPr>
+          <w:p>
+            <w:r>
+              <w:t>(30/140.0°C/tBuOK/SmI2/inert/10.1021/acs.joc.9b00717/2019/MW)</w:t>
+            </w:r>
+          </w:p>
+        </w:tc>
+        <w:tc>
+          <w:tcPr>
+            <w:tcW w:type="dxa" w:w="1080"/>
+          </w:tcPr>
+          <w:p>
+            <w:r>
+              <w:t>(12/160.0°C/no base/Sm(NTf2)3/oxygen/10.1002/ejoc.202000229/2020/microwave)</w:t>
             </w:r>
           </w:p>
         </w:tc>
@@ -1868,7 +1868,7 @@
           </w:tcPr>
           <w:p>
             <w:r>
-              <w:t>Sm</w:t>
+              <w:t>W</w:t>
             </w:r>
           </w:p>
         </w:tc>
@@ -1888,37 +1888,37 @@
           </w:tcPr>
           <w:p>
             <w:r>
-              <w:t>(30/140.0°C/tBuOK/SmI2/inert/10.1021/acs.joc.9b00717/2019/MW)</w:t>
-            </w:r>
-          </w:p>
-        </w:tc>
-        <w:tc>
-          <w:tcPr>
-            <w:tcW w:type="dxa" w:w="1080"/>
-          </w:tcPr>
-          <w:p>
-            <w:r>
-              <w:t>(30/140.0°C/tBuOK/SmI2/inert/10.1021/acs.joc.9b00717/2019/MW)</w:t>
-            </w:r>
-          </w:p>
-        </w:tc>
-        <w:tc>
-          <w:tcPr>
-            <w:tcW w:type="dxa" w:w="1080"/>
-          </w:tcPr>
-          <w:p>
-            <w:r>
-              <w:t>(30/140.0°C/tBuOK/SmI2/inert/10.1021/acs.joc.9b00717/2019/MW)</w:t>
-            </w:r>
-          </w:p>
-        </w:tc>
-        <w:tc>
-          <w:tcPr>
-            <w:tcW w:type="dxa" w:w="1080"/>
-          </w:tcPr>
-          <w:p>
-            <w:r>
-              <w:t>(12/160.0°C/no base/Sm(NTf2)3/oxygen/10.1002/ejoc.202000229/2020/microwave)</w:t>
+              <w:t>(142/130.0°C/tBuOK/W(CO)6/inert/10.1002/cssc.202002830/2020/0)</w:t>
+            </w:r>
+          </w:p>
+        </w:tc>
+        <w:tc>
+          <w:tcPr>
+            <w:tcW w:type="dxa" w:w="1080"/>
+          </w:tcPr>
+          <w:p>
+            <w:r>
+              <w:t>(142/130.0°C/tBuOK/W(CO)6/inert/10.1002/cssc.202002830/2020/0)</w:t>
+            </w:r>
+          </w:p>
+        </w:tc>
+        <w:tc>
+          <w:tcPr>
+            <w:tcW w:type="dxa" w:w="1080"/>
+          </w:tcPr>
+          <w:p>
+            <w:r>
+              <w:t>(74/130.0°C/tBuOK/W(CO)6/inert/10.1002/cssc.202002830/2020/0)</w:t>
+            </w:r>
+          </w:p>
+        </w:tc>
+        <w:tc>
+          <w:tcPr>
+            <w:tcW w:type="dxa" w:w="1080"/>
+          </w:tcPr>
+          <w:p>
+            <w:r>
+              <w:t>(14/140.0°C/no base/10WO3/ZrO2/oxygen/10.1039/d2ra00198e/2022/0)</w:t>
             </w:r>
           </w:p>
         </w:tc>
@@ -1950,7 +1950,7 @@
           </w:tcPr>
           <w:p>
             <w:r>
-              <w:t>Gd</w:t>
+              <w:t>K</w:t>
             </w:r>
           </w:p>
         </w:tc>
@@ -1970,57 +1970,57 @@
           </w:tcPr>
           <w:p>
             <w:r>
-              <w:t>(13/160.0°C/no base/Gd(NTf2)3/oxygen/10.1002/ejoc.202000229/2020/microwave)</w:t>
-            </w:r>
-          </w:p>
-        </w:tc>
-        <w:tc>
-          <w:tcPr>
-            <w:tcW w:type="dxa" w:w="1080"/>
-          </w:tcPr>
-          <w:p>
-            <w:r>
-              <w:t>(13/160.0°C/no base/Gd(NTf2)3/oxygen/10.1002/ejoc.202000229/2020/microwave)</w:t>
-            </w:r>
-          </w:p>
-        </w:tc>
-        <w:tc>
-          <w:tcPr>
-            <w:tcW w:type="dxa" w:w="1080"/>
-          </w:tcPr>
-          <w:p>
-            <w:r>
-              <w:t>(13/160.0°C/no base/Gd(NTf2)3/oxygen/10.1002/ejoc.202000229/2020/microwave)</w:t>
-            </w:r>
-          </w:p>
-        </w:tc>
-        <w:tc>
-          <w:tcPr>
-            <w:tcW w:type="dxa" w:w="1080"/>
-          </w:tcPr>
-          <w:p>
-            <w:r>
-              <w:t>(13/160.0°C/no base/Gd(NTf2)3/oxygen/10.1002/ejoc.202000229/2020/microwave)</w:t>
-            </w:r>
-          </w:p>
-        </w:tc>
-        <w:tc>
-          <w:tcPr>
-            <w:tcW w:type="dxa" w:w="1080"/>
-          </w:tcPr>
-          <w:p>
-            <w:r>
-              <w:t>(13/160.0°C/no base/Gd(NTf2)3/oxygen/10.1002/ejoc.202000229/2020/microwave)</w:t>
-            </w:r>
-          </w:p>
-        </w:tc>
-        <w:tc>
-          <w:tcPr>
-            <w:tcW w:type="dxa" w:w="1080"/>
-          </w:tcPr>
-          <w:p>
-            <w:r>
-              <w:t>['no base']</w:t>
+              <w:t>(0/160.0°C/no base/K(NTf2)/oxygen/10.1002/ejoc.202000229/2020/microwave)</w:t>
+            </w:r>
+          </w:p>
+        </w:tc>
+        <w:tc>
+          <w:tcPr>
+            <w:tcW w:type="dxa" w:w="1080"/>
+          </w:tcPr>
+          <w:p>
+            <w:r>
+              <w:t>no data</w:t>
+            </w:r>
+          </w:p>
+        </w:tc>
+        <w:tc>
+          <w:tcPr>
+            <w:tcW w:type="dxa" w:w="1080"/>
+          </w:tcPr>
+          <w:p>
+            <w:r>
+              <w:t>no data</w:t>
+            </w:r>
+          </w:p>
+        </w:tc>
+        <w:tc>
+          <w:tcPr>
+            <w:tcW w:type="dxa" w:w="1080"/>
+          </w:tcPr>
+          <w:p>
+            <w:r>
+              <w:t>(0/160.0°C/no base/K(NTf2)/oxygen/10.1002/ejoc.202000229/2020/microwave)</w:t>
+            </w:r>
+          </w:p>
+        </w:tc>
+        <w:tc>
+          <w:tcPr>
+            <w:tcW w:type="dxa" w:w="1080"/>
+          </w:tcPr>
+          <w:p>
+            <w:r>
+              <w:t>no data</w:t>
+            </w:r>
+          </w:p>
+        </w:tc>
+        <w:tc>
+          <w:tcPr>
+            <w:tcW w:type="dxa" w:w="1080"/>
+          </w:tcPr>
+          <w:p>
+            <w:r>
+              <w:t>[]</w:t>
             </w:r>
           </w:p>
         </w:tc>
@@ -2032,7 +2032,7 @@
           </w:tcPr>
           <w:p>
             <w:r>
-              <w:t>Sc</w:t>
+              <w:t>Li</w:t>
             </w:r>
           </w:p>
         </w:tc>
@@ -2052,7 +2052,7 @@
           </w:tcPr>
           <w:p>
             <w:r>
-              <w:t>(10/160.0°C/no base/Sc(NTf2)3/oxygen/10.1002/ejoc.202000229/2020/microwave)</w:t>
+              <w:t>(0/160.0°C/no base/Li(NTf2)/oxygen/10.1002/ejoc.202000229/2020/microwave)</w:t>
             </w:r>
           </w:p>
         </w:tc>
@@ -2082,7 +2082,7 @@
           </w:tcPr>
           <w:p>
             <w:r>
-              <w:t>(10/160.0°C/no base/Sc(NTf2)3/oxygen/10.1002/ejoc.202000229/2020/microwave)</w:t>
+              <w:t>(0/160.0°C/no base/Li(NTf2)/oxygen/10.1002/ejoc.202000229/2020/microwave)</w:t>
             </w:r>
           </w:p>
         </w:tc>
@@ -2114,7 +2114,7 @@
           </w:tcPr>
           <w:p>
             <w:r>
-              <w:t>Au,Pd</w:t>
+              <w:t>Cs</w:t>
             </w:r>
           </w:p>
         </w:tc>
@@ -2134,7 +2134,7 @@
           </w:tcPr>
           <w:p>
             <w:r>
-              <w:t>(74/180.0°C/no base/AuPd/MgO/inert/10.1002/chem.200901501/2009/0)</w:t>
+              <w:t>(0/160.0°C/no base/Cs(OTf)2/oxygen/10.1002/ejoc.202000229/2020/microwave)</w:t>
             </w:r>
           </w:p>
         </w:tc>
@@ -2164,7 +2164,7 @@
           </w:tcPr>
           <w:p>
             <w:r>
-              <w:t>(74/180.0°C/no base/AuPd/MgO/inert/10.1002/chem.200901501/2009/0)</w:t>
+              <w:t>(0/160.0°C/no base/Cs(OTf)2/oxygen/10.1002/ejoc.202000229/2020/microwave)</w:t>
             </w:r>
           </w:p>
         </w:tc>
@@ -2196,7 +2196,7 @@
           </w:tcPr>
           <w:p>
             <w:r>
-              <w:t>Ga</w:t>
+              <w:t>Sb</w:t>
             </w:r>
           </w:p>
         </w:tc>
@@ -2216,57 +2216,57 @@
           </w:tcPr>
           <w:p>
             <w:r>
-              <w:t>(10/160.0°C/no base/Ga(NTf2)3/oxygen/10.1002/ejoc.202000229/2020/microwave)</w:t>
-            </w:r>
-          </w:p>
-        </w:tc>
-        <w:tc>
-          <w:tcPr>
-            <w:tcW w:type="dxa" w:w="1080"/>
-          </w:tcPr>
-          <w:p>
-            <w:r>
-              <w:t>no data</w:t>
-            </w:r>
-          </w:p>
-        </w:tc>
-        <w:tc>
-          <w:tcPr>
-            <w:tcW w:type="dxa" w:w="1080"/>
-          </w:tcPr>
-          <w:p>
-            <w:r>
-              <w:t>no data</w:t>
-            </w:r>
-          </w:p>
-        </w:tc>
-        <w:tc>
-          <w:tcPr>
-            <w:tcW w:type="dxa" w:w="1080"/>
-          </w:tcPr>
-          <w:p>
-            <w:r>
-              <w:t>(10/160.0°C/no base/Ga(NTf2)3/oxygen/10.1002/ejoc.202000229/2020/microwave)</w:t>
-            </w:r>
-          </w:p>
-        </w:tc>
-        <w:tc>
-          <w:tcPr>
-            <w:tcW w:type="dxa" w:w="1080"/>
-          </w:tcPr>
-          <w:p>
-            <w:r>
-              <w:t>no data</w:t>
-            </w:r>
-          </w:p>
-        </w:tc>
-        <w:tc>
-          <w:tcPr>
-            <w:tcW w:type="dxa" w:w="1080"/>
-          </w:tcPr>
-          <w:p>
-            <w:r>
-              <w:t>[]</w:t>
+              <w:t>(14/160.0°C/no base/Sb(NTf2)3/oxygen/10.1002/ejoc.202000229/2020/microwave)</w:t>
+            </w:r>
+          </w:p>
+        </w:tc>
+        <w:tc>
+          <w:tcPr>
+            <w:tcW w:type="dxa" w:w="1080"/>
+          </w:tcPr>
+          <w:p>
+            <w:r>
+              <w:t>(14/160.0°C/no base/Sb(NTf2)3/oxygen/10.1002/ejoc.202000229/2020/microwave)</w:t>
+            </w:r>
+          </w:p>
+        </w:tc>
+        <w:tc>
+          <w:tcPr>
+            <w:tcW w:type="dxa" w:w="1080"/>
+          </w:tcPr>
+          <w:p>
+            <w:r>
+              <w:t>(14/160.0°C/no base/Sb(NTf2)3/oxygen/10.1002/ejoc.202000229/2020/microwave)</w:t>
+            </w:r>
+          </w:p>
+        </w:tc>
+        <w:tc>
+          <w:tcPr>
+            <w:tcW w:type="dxa" w:w="1080"/>
+          </w:tcPr>
+          <w:p>
+            <w:r>
+              <w:t>(14/160.0°C/no base/Sb(NTf2)3/oxygen/10.1002/ejoc.202000229/2020/microwave)</w:t>
+            </w:r>
+          </w:p>
+        </w:tc>
+        <w:tc>
+          <w:tcPr>
+            <w:tcW w:type="dxa" w:w="1080"/>
+          </w:tcPr>
+          <w:p>
+            <w:r>
+              <w:t>(14/160.0°C/no base/Sb(NTf2)3/oxygen/10.1002/ejoc.202000229/2020/microwave)</w:t>
+            </w:r>
+          </w:p>
+        </w:tc>
+        <w:tc>
+          <w:tcPr>
+            <w:tcW w:type="dxa" w:w="1080"/>
+          </w:tcPr>
+          <w:p>
+            <w:r>
+              <w:t>['no base']</w:t>
             </w:r>
           </w:p>
         </w:tc>
@@ -2278,7 +2278,7 @@
           </w:tcPr>
           <w:p>
             <w:r>
-              <w:t>K</w:t>
+              <w:t>Ca</w:t>
             </w:r>
           </w:p>
         </w:tc>
@@ -2298,7 +2298,7 @@
           </w:tcPr>
           <w:p>
             <w:r>
-              <w:t>(0/160.0°C/no base/K(NTf2)/oxygen/10.1002/ejoc.202000229/2020/microwave)</w:t>
+              <w:t>(0/160.0°C/no base/Ca(OTf)2/oxygen/10.1002/ejoc.202000229/2020/microwave)</w:t>
             </w:r>
           </w:p>
         </w:tc>
@@ -2328,7 +2328,7 @@
           </w:tcPr>
           <w:p>
             <w:r>
-              <w:t>(0/160.0°C/no base/K(NTf2)/oxygen/10.1002/ejoc.202000229/2020/microwave)</w:t>
+              <w:t>(0/160.0°C/no base/Ca(OTf)2/oxygen/10.1002/ejoc.202000229/2020/microwave)</w:t>
             </w:r>
           </w:p>
         </w:tc>
@@ -2360,7 +2360,7 @@
           </w:tcPr>
           <w:p>
             <w:r>
-              <w:t>Ho</w:t>
+              <w:t>Cu,Ag</w:t>
             </w:r>
           </w:p>
         </w:tc>
@@ -2380,57 +2380,57 @@
           </w:tcPr>
           <w:p>
             <w:r>
-              <w:t>(12/160.0°C/no base/Ho(NTf2)3/oxygen/10.1002/ejoc.202000229/2020/microwave)</w:t>
-            </w:r>
-          </w:p>
-        </w:tc>
-        <w:tc>
-          <w:tcPr>
-            <w:tcW w:type="dxa" w:w="1080"/>
-          </w:tcPr>
-          <w:p>
-            <w:r>
-              <w:t>no data</w:t>
-            </w:r>
-          </w:p>
-        </w:tc>
-        <w:tc>
-          <w:tcPr>
-            <w:tcW w:type="dxa" w:w="1080"/>
-          </w:tcPr>
-          <w:p>
-            <w:r>
-              <w:t>no data</w:t>
-            </w:r>
-          </w:p>
-        </w:tc>
-        <w:tc>
-          <w:tcPr>
-            <w:tcW w:type="dxa" w:w="1080"/>
-          </w:tcPr>
-          <w:p>
-            <w:r>
-              <w:t>(12/160.0°C/no base/Ho(NTf2)3/oxygen/10.1002/ejoc.202000229/2020/microwave)</w:t>
-            </w:r>
-          </w:p>
-        </w:tc>
-        <w:tc>
-          <w:tcPr>
-            <w:tcW w:type="dxa" w:w="1080"/>
-          </w:tcPr>
-          <w:p>
-            <w:r>
-              <w:t>no data</w:t>
-            </w:r>
-          </w:p>
-        </w:tc>
-        <w:tc>
-          <w:tcPr>
-            <w:tcW w:type="dxa" w:w="1080"/>
-          </w:tcPr>
-          <w:p>
-            <w:r>
-              <w:t>[]</w:t>
+              <w:t>(560/155.0°C/no base/Cu0.95Ag0.05/Al2O3/inert/10.1039/c1ra00560j/2011/0.1 mol% Cu+ Ag)</w:t>
+            </w:r>
+          </w:p>
+        </w:tc>
+        <w:tc>
+          <w:tcPr>
+            <w:tcW w:type="dxa" w:w="1080"/>
+          </w:tcPr>
+          <w:p>
+            <w:r>
+              <w:t>(94/155.0°C/no base/Cu0.95Ag0.05/Al2O3/inert/10.1039/c1ra00560j/2011/1 mol% Cu+ Ag)</w:t>
+            </w:r>
+          </w:p>
+        </w:tc>
+        <w:tc>
+          <w:tcPr>
+            <w:tcW w:type="dxa" w:w="1080"/>
+          </w:tcPr>
+          <w:p>
+            <w:r>
+              <w:t>(94/155.0°C/no base/Cu0.95Ag0.05/Al2O3/inert/10.1039/c1ra00560j/2011/1 mol% Cu+ Ag)</w:t>
+            </w:r>
+          </w:p>
+        </w:tc>
+        <w:tc>
+          <w:tcPr>
+            <w:tcW w:type="dxa" w:w="1080"/>
+          </w:tcPr>
+          <w:p>
+            <w:r>
+              <w:t>(560/155.0°C/no base/Cu0.95Ag0.05/Al2O3/inert/10.1039/c1ra00560j/2011/0.1 mol% Cu+ Ag)</w:t>
+            </w:r>
+          </w:p>
+        </w:tc>
+        <w:tc>
+          <w:tcPr>
+            <w:tcW w:type="dxa" w:w="1080"/>
+          </w:tcPr>
+          <w:p>
+            <w:r>
+              <w:t>(94/155.0°C/no base/Cu0.95Ag0.05/Al2O3/inert/10.1039/c1ra00560j/2011/1 mol% Cu+ Ag)</w:t>
+            </w:r>
+          </w:p>
+        </w:tc>
+        <w:tc>
+          <w:tcPr>
+            <w:tcW w:type="dxa" w:w="1080"/>
+          </w:tcPr>
+          <w:p>
+            <w:r>
+              <w:t>['no base']</w:t>
             </w:r>
           </w:p>
         </w:tc>
@@ -2442,7 +2442,7 @@
           </w:tcPr>
           <w:p>
             <w:r>
-              <w:t>Pr</w:t>
+              <w:t>V</w:t>
             </w:r>
           </w:p>
         </w:tc>
@@ -2462,57 +2462,57 @@
           </w:tcPr>
           <w:p>
             <w:r>
-              <w:t>(16/160.0°C/no base/Pr(NTf2)3/oxygen/10.1002/ejoc.202000229/2020/microwave)</w:t>
-            </w:r>
-          </w:p>
-        </w:tc>
-        <w:tc>
-          <w:tcPr>
-            <w:tcW w:type="dxa" w:w="1080"/>
-          </w:tcPr>
-          <w:p>
-            <w:r>
-              <w:t>(16/160.0°C/no base/Pr(NTf2)3/oxygen/10.1002/ejoc.202000229/2020/microwave)</w:t>
-            </w:r>
-          </w:p>
-        </w:tc>
-        <w:tc>
-          <w:tcPr>
-            <w:tcW w:type="dxa" w:w="1080"/>
-          </w:tcPr>
-          <w:p>
-            <w:r>
-              <w:t>(16/160.0°C/no base/Pr(NTf2)3/oxygen/10.1002/ejoc.202000229/2020/microwave)</w:t>
-            </w:r>
-          </w:p>
-        </w:tc>
-        <w:tc>
-          <w:tcPr>
-            <w:tcW w:type="dxa" w:w="1080"/>
-          </w:tcPr>
-          <w:p>
-            <w:r>
-              <w:t>(16/160.0°C/no base/Pr(NTf2)3/oxygen/10.1002/ejoc.202000229/2020/microwave)</w:t>
-            </w:r>
-          </w:p>
-        </w:tc>
-        <w:tc>
-          <w:tcPr>
-            <w:tcW w:type="dxa" w:w="1080"/>
-          </w:tcPr>
-          <w:p>
-            <w:r>
-              <w:t>(16/160.0°C/no base/Pr(NTf2)3/oxygen/10.1002/ejoc.202000229/2020/microwave)</w:t>
-            </w:r>
-          </w:p>
-        </w:tc>
-        <w:tc>
-          <w:tcPr>
-            <w:tcW w:type="dxa" w:w="1080"/>
-          </w:tcPr>
-          <w:p>
-            <w:r>
-              <w:t>['no base']</w:t>
+              <w:t>(0/130.0°C/tBuOK/VCl2/inert/10.1016/j.tet.2011.02.075/2011/0)</w:t>
+            </w:r>
+          </w:p>
+        </w:tc>
+        <w:tc>
+          <w:tcPr>
+            <w:tcW w:type="dxa" w:w="1080"/>
+          </w:tcPr>
+          <w:p>
+            <w:r>
+              <w:t>no data</w:t>
+            </w:r>
+          </w:p>
+        </w:tc>
+        <w:tc>
+          <w:tcPr>
+            <w:tcW w:type="dxa" w:w="1080"/>
+          </w:tcPr>
+          <w:p>
+            <w:r>
+              <w:t>no data</w:t>
+            </w:r>
+          </w:p>
+        </w:tc>
+        <w:tc>
+          <w:tcPr>
+            <w:tcW w:type="dxa" w:w="1080"/>
+          </w:tcPr>
+          <w:p>
+            <w:r>
+              <w:t>no data</w:t>
+            </w:r>
+          </w:p>
+        </w:tc>
+        <w:tc>
+          <w:tcPr>
+            <w:tcW w:type="dxa" w:w="1080"/>
+          </w:tcPr>
+          <w:p>
+            <w:r>
+              <w:t>no data</w:t>
+            </w:r>
+          </w:p>
+        </w:tc>
+        <w:tc>
+          <w:tcPr>
+            <w:tcW w:type="dxa" w:w="1080"/>
+          </w:tcPr>
+          <w:p>
+            <w:r>
+              <w:t>[]</w:t>
             </w:r>
           </w:p>
         </w:tc>
@@ -2524,7 +2524,7 @@
           </w:tcPr>
           <w:p>
             <w:r>
-              <w:t>Cs</w:t>
+              <w:t>Au,Pd</w:t>
             </w:r>
           </w:p>
         </w:tc>
@@ -2544,7 +2544,7 @@
           </w:tcPr>
           <w:p>
             <w:r>
-              <w:t>(0/160.0°C/no base/Cs(OTf)2/oxygen/10.1002/ejoc.202000229/2020/microwave)</w:t>
+              <w:t>(74/180.0°C/no base/AuPd/MgO/inert/10.1002/chem.200901501/2009/0)</w:t>
             </w:r>
           </w:p>
         </w:tc>
@@ -2574,7 +2574,7 @@
           </w:tcPr>
           <w:p>
             <w:r>
-              <w:t>(0/160.0°C/no base/Cs(OTf)2/oxygen/10.1002/ejoc.202000229/2020/microwave)</w:t>
+              <w:t>(74/180.0°C/no base/AuPd/MgO/inert/10.1002/chem.200901501/2009/0)</w:t>
             </w:r>
           </w:p>
         </w:tc>
@@ -2606,7 +2606,7 @@
           </w:tcPr>
           <w:p>
             <w:r>
-              <w:t>Nd</w:t>
+              <w:t>Ce</w:t>
             </w:r>
           </w:p>
         </w:tc>
@@ -2626,57 +2626,57 @@
           </w:tcPr>
           <w:p>
             <w:r>
-              <w:t>(15/160.0°C/no base/Nd(NTf2)3/oxygen/10.1002/ejoc.202000229/2020/microwave)</w:t>
-            </w:r>
-          </w:p>
-        </w:tc>
-        <w:tc>
-          <w:tcPr>
-            <w:tcW w:type="dxa" w:w="1080"/>
-          </w:tcPr>
-          <w:p>
-            <w:r>
-              <w:t>(15/160.0°C/no base/Nd(NTf2)3/oxygen/10.1002/ejoc.202000229/2020/microwave)</w:t>
-            </w:r>
-          </w:p>
-        </w:tc>
-        <w:tc>
-          <w:tcPr>
-            <w:tcW w:type="dxa" w:w="1080"/>
-          </w:tcPr>
-          <w:p>
-            <w:r>
-              <w:t>(15/160.0°C/no base/Nd(NTf2)3/oxygen/10.1002/ejoc.202000229/2020/microwave)</w:t>
-            </w:r>
-          </w:p>
-        </w:tc>
-        <w:tc>
-          <w:tcPr>
-            <w:tcW w:type="dxa" w:w="1080"/>
-          </w:tcPr>
-          <w:p>
-            <w:r>
-              <w:t>(15/160.0°C/no base/Nd(NTf2)3/oxygen/10.1002/ejoc.202000229/2020/microwave)</w:t>
-            </w:r>
-          </w:p>
-        </w:tc>
-        <w:tc>
-          <w:tcPr>
-            <w:tcW w:type="dxa" w:w="1080"/>
-          </w:tcPr>
-          <w:p>
-            <w:r>
-              <w:t>(15/160.0°C/no base/Nd(NTf2)3/oxygen/10.1002/ejoc.202000229/2020/microwave)</w:t>
-            </w:r>
-          </w:p>
-        </w:tc>
-        <w:tc>
-          <w:tcPr>
-            <w:tcW w:type="dxa" w:w="1080"/>
-          </w:tcPr>
-          <w:p>
-            <w:r>
-              <w:t>['no base']</w:t>
+              <w:t>(6/160.0°C/no base/Ce(NTf2)s/oxygen/10.1002/ejoc.202000229/2020/microwave)</w:t>
+            </w:r>
+          </w:p>
+        </w:tc>
+        <w:tc>
+          <w:tcPr>
+            <w:tcW w:type="dxa" w:w="1080"/>
+          </w:tcPr>
+          <w:p>
+            <w:r>
+              <w:t>no data</w:t>
+            </w:r>
+          </w:p>
+        </w:tc>
+        <w:tc>
+          <w:tcPr>
+            <w:tcW w:type="dxa" w:w="1080"/>
+          </w:tcPr>
+          <w:p>
+            <w:r>
+              <w:t>no data</w:t>
+            </w:r>
+          </w:p>
+        </w:tc>
+        <w:tc>
+          <w:tcPr>
+            <w:tcW w:type="dxa" w:w="1080"/>
+          </w:tcPr>
+          <w:p>
+            <w:r>
+              <w:t>(6/160.0°C/no base/Ce(NTf2)s/oxygen/10.1002/ejoc.202000229/2020/microwave)</w:t>
+            </w:r>
+          </w:p>
+        </w:tc>
+        <w:tc>
+          <w:tcPr>
+            <w:tcW w:type="dxa" w:w="1080"/>
+          </w:tcPr>
+          <w:p>
+            <w:r>
+              <w:t>no data</w:t>
+            </w:r>
+          </w:p>
+        </w:tc>
+        <w:tc>
+          <w:tcPr>
+            <w:tcW w:type="dxa" w:w="1080"/>
+          </w:tcPr>
+          <w:p>
+            <w:r>
+              <w:t>[]</w:t>
             </w:r>
           </w:p>
         </w:tc>
@@ -2688,7 +2688,7 @@
           </w:tcPr>
           <w:p>
             <w:r>
-              <w:t>V</w:t>
+              <w:t>Se</w:t>
             </w:r>
           </w:p>
         </w:tc>
@@ -2708,7 +2708,7 @@
           </w:tcPr>
           <w:p>
             <w:r>
-              <w:t>(0/130.0°C/tBuOK/VCl2/inert/10.1016/j.tet.2011.02.075/2011/0)</w:t>
+              <w:t>(0/160.0°C/no base/Sr(NTf2)2/oxygen/10.1002/ejoc.202000229/2020/microwave)</w:t>
             </w:r>
           </w:p>
         </w:tc>
@@ -2738,7 +2738,7 @@
           </w:tcPr>
           <w:p>
             <w:r>
-              <w:t>no data</w:t>
+              <w:t>(0/160.0°C/no base/Sr(NTf2)2/oxygen/10.1002/ejoc.202000229/2020/microwave)</w:t>
             </w:r>
           </w:p>
         </w:tc>
@@ -2770,7 +2770,7 @@
           </w:tcPr>
           <w:p>
             <w:r>
-              <w:t>Ba</w:t>
+              <w:t>Y</w:t>
             </w:r>
           </w:p>
         </w:tc>
@@ -2790,7 +2790,7 @@
           </w:tcPr>
           <w:p>
             <w:r>
-              <w:t>(0/160.0°C/no base/Ba(NTf2)2/oxygen/10.1002/ejoc.202000229/2020/microwave)</w:t>
+              <w:t>(7/160.0°C/no base/Y(NTf2)3/oxygen/10.1002/ejoc.202000229/2020/microwave)</w:t>
             </w:r>
           </w:p>
         </w:tc>
@@ -2820,7 +2820,7 @@
           </w:tcPr>
           <w:p>
             <w:r>
-              <w:t>(0/160.0°C/no base/Ba(NTf2)2/oxygen/10.1002/ejoc.202000229/2020/microwave)</w:t>
+              <w:t>(7/160.0°C/no base/Y(NTf2)3/oxygen/10.1002/ejoc.202000229/2020/microwave)</w:t>
             </w:r>
           </w:p>
         </w:tc>
@@ -2852,7 +2852,7 @@
           </w:tcPr>
           <w:p>
             <w:r>
-              <w:t>Eu</w:t>
+              <w:t>Sc</w:t>
             </w:r>
           </w:p>
         </w:tc>
@@ -2872,57 +2872,57 @@
           </w:tcPr>
           <w:p>
             <w:r>
-              <w:t>(17/160.0°C/no base/Eu(NTf2)2/oxygen/10.1002/ejoc.202000229/2020/microwave)</w:t>
-            </w:r>
-          </w:p>
-        </w:tc>
-        <w:tc>
-          <w:tcPr>
-            <w:tcW w:type="dxa" w:w="1080"/>
-          </w:tcPr>
-          <w:p>
-            <w:r>
-              <w:t>(17/160.0°C/no base/Eu(NTf2)2/oxygen/10.1002/ejoc.202000229/2020/microwave)</w:t>
-            </w:r>
-          </w:p>
-        </w:tc>
-        <w:tc>
-          <w:tcPr>
-            <w:tcW w:type="dxa" w:w="1080"/>
-          </w:tcPr>
-          <w:p>
-            <w:r>
-              <w:t>(17/160.0°C/no base/Eu(NTf2)2/oxygen/10.1002/ejoc.202000229/2020/microwave)</w:t>
-            </w:r>
-          </w:p>
-        </w:tc>
-        <w:tc>
-          <w:tcPr>
-            <w:tcW w:type="dxa" w:w="1080"/>
-          </w:tcPr>
-          <w:p>
-            <w:r>
-              <w:t>(17/160.0°C/no base/Eu(NTf2)2/oxygen/10.1002/ejoc.202000229/2020/microwave)</w:t>
-            </w:r>
-          </w:p>
-        </w:tc>
-        <w:tc>
-          <w:tcPr>
-            <w:tcW w:type="dxa" w:w="1080"/>
-          </w:tcPr>
-          <w:p>
-            <w:r>
-              <w:t>(17/160.0°C/no base/Eu(NTf2)2/oxygen/10.1002/ejoc.202000229/2020/microwave)</w:t>
-            </w:r>
-          </w:p>
-        </w:tc>
-        <w:tc>
-          <w:tcPr>
-            <w:tcW w:type="dxa" w:w="1080"/>
-          </w:tcPr>
-          <w:p>
-            <w:r>
-              <w:t>['no base']</w:t>
+              <w:t>(10/160.0°C/no base/Sc(NTf2)3/oxygen/10.1002/ejoc.202000229/2020/microwave)</w:t>
+            </w:r>
+          </w:p>
+        </w:tc>
+        <w:tc>
+          <w:tcPr>
+            <w:tcW w:type="dxa" w:w="1080"/>
+          </w:tcPr>
+          <w:p>
+            <w:r>
+              <w:t>no data</w:t>
+            </w:r>
+          </w:p>
+        </w:tc>
+        <w:tc>
+          <w:tcPr>
+            <w:tcW w:type="dxa" w:w="1080"/>
+          </w:tcPr>
+          <w:p>
+            <w:r>
+              <w:t>no data</w:t>
+            </w:r>
+          </w:p>
+        </w:tc>
+        <w:tc>
+          <w:tcPr>
+            <w:tcW w:type="dxa" w:w="1080"/>
+          </w:tcPr>
+          <w:p>
+            <w:r>
+              <w:t>(10/160.0°C/no base/Sc(NTf2)3/oxygen/10.1002/ejoc.202000229/2020/microwave)</w:t>
+            </w:r>
+          </w:p>
+        </w:tc>
+        <w:tc>
+          <w:tcPr>
+            <w:tcW w:type="dxa" w:w="1080"/>
+          </w:tcPr>
+          <w:p>
+            <w:r>
+              <w:t>no data</w:t>
+            </w:r>
+          </w:p>
+        </w:tc>
+        <w:tc>
+          <w:tcPr>
+            <w:tcW w:type="dxa" w:w="1080"/>
+          </w:tcPr>
+          <w:p>
+            <w:r>
+              <w:t>[]</w:t>
             </w:r>
           </w:p>
         </w:tc>
@@ -2934,7 +2934,7 @@
           </w:tcPr>
           <w:p>
             <w:r>
-              <w:t>Mg</w:t>
+              <w:t>Nd</w:t>
             </w:r>
           </w:p>
         </w:tc>
@@ -2954,57 +2954,57 @@
           </w:tcPr>
           <w:p>
             <w:r>
-              <w:t>(1/160.0°C/no base/Mg(NTf2)2/oxygen/10.1002/ejoc.202000229/2020/microwave)</w:t>
-            </w:r>
-          </w:p>
-        </w:tc>
-        <w:tc>
-          <w:tcPr>
-            <w:tcW w:type="dxa" w:w="1080"/>
-          </w:tcPr>
-          <w:p>
-            <w:r>
-              <w:t>no data</w:t>
-            </w:r>
-          </w:p>
-        </w:tc>
-        <w:tc>
-          <w:tcPr>
-            <w:tcW w:type="dxa" w:w="1080"/>
-          </w:tcPr>
-          <w:p>
-            <w:r>
-              <w:t>no data</w:t>
-            </w:r>
-          </w:p>
-        </w:tc>
-        <w:tc>
-          <w:tcPr>
-            <w:tcW w:type="dxa" w:w="1080"/>
-          </w:tcPr>
-          <w:p>
-            <w:r>
-              <w:t>(1/160.0°C/no base/Mg(NTf2)2/oxygen/10.1002/ejoc.202000229/2020/microwave)</w:t>
-            </w:r>
-          </w:p>
-        </w:tc>
-        <w:tc>
-          <w:tcPr>
-            <w:tcW w:type="dxa" w:w="1080"/>
-          </w:tcPr>
-          <w:p>
-            <w:r>
-              <w:t>no data</w:t>
-            </w:r>
-          </w:p>
-        </w:tc>
-        <w:tc>
-          <w:tcPr>
-            <w:tcW w:type="dxa" w:w="1080"/>
-          </w:tcPr>
-          <w:p>
-            <w:r>
-              <w:t>[]</w:t>
+              <w:t>(15/160.0°C/no base/Nd(NTf2)3/oxygen/10.1002/ejoc.202000229/2020/microwave)</w:t>
+            </w:r>
+          </w:p>
+        </w:tc>
+        <w:tc>
+          <w:tcPr>
+            <w:tcW w:type="dxa" w:w="1080"/>
+          </w:tcPr>
+          <w:p>
+            <w:r>
+              <w:t>(15/160.0°C/no base/Nd(NTf2)3/oxygen/10.1002/ejoc.202000229/2020/microwave)</w:t>
+            </w:r>
+          </w:p>
+        </w:tc>
+        <w:tc>
+          <w:tcPr>
+            <w:tcW w:type="dxa" w:w="1080"/>
+          </w:tcPr>
+          <w:p>
+            <w:r>
+              <w:t>(15/160.0°C/no base/Nd(NTf2)3/oxygen/10.1002/ejoc.202000229/2020/microwave)</w:t>
+            </w:r>
+          </w:p>
+        </w:tc>
+        <w:tc>
+          <w:tcPr>
+            <w:tcW w:type="dxa" w:w="1080"/>
+          </w:tcPr>
+          <w:p>
+            <w:r>
+              <w:t>(15/160.0°C/no base/Nd(NTf2)3/oxygen/10.1002/ejoc.202000229/2020/microwave)</w:t>
+            </w:r>
+          </w:p>
+        </w:tc>
+        <w:tc>
+          <w:tcPr>
+            <w:tcW w:type="dxa" w:w="1080"/>
+          </w:tcPr>
+          <w:p>
+            <w:r>
+              <w:t>(15/160.0°C/no base/Nd(NTf2)3/oxygen/10.1002/ejoc.202000229/2020/microwave)</w:t>
+            </w:r>
+          </w:p>
+        </w:tc>
+        <w:tc>
+          <w:tcPr>
+            <w:tcW w:type="dxa" w:w="1080"/>
+          </w:tcPr>
+          <w:p>
+            <w:r>
+              <w:t>['no base']</w:t>
             </w:r>
           </w:p>
         </w:tc>
@@ -3016,7 +3016,7 @@
           </w:tcPr>
           <w:p>
             <w:r>
-              <w:t>In</w:t>
+              <w:t>Pd,Pt</w:t>
             </w:r>
           </w:p>
         </w:tc>
@@ -3036,57 +3036,57 @@
           </w:tcPr>
           <w:p>
             <w:r>
-              <w:t>(7/160.0°C/no base/In(NTf2)3/oxygen/10.1002/ejoc.202000229/2020/microwave)</w:t>
-            </w:r>
-          </w:p>
-        </w:tc>
-        <w:tc>
-          <w:tcPr>
-            <w:tcW w:type="dxa" w:w="1080"/>
-          </w:tcPr>
-          <w:p>
-            <w:r>
-              <w:t>no data</w:t>
-            </w:r>
-          </w:p>
-        </w:tc>
-        <w:tc>
-          <w:tcPr>
-            <w:tcW w:type="dxa" w:w="1080"/>
-          </w:tcPr>
-          <w:p>
-            <w:r>
-              <w:t>no data</w:t>
-            </w:r>
-          </w:p>
-        </w:tc>
-        <w:tc>
-          <w:tcPr>
-            <w:tcW w:type="dxa" w:w="1080"/>
-          </w:tcPr>
-          <w:p>
-            <w:r>
-              <w:t>(7/160.0°C/no base/In(NTf2)3/oxygen/10.1002/ejoc.202000229/2020/microwave)</w:t>
-            </w:r>
-          </w:p>
-        </w:tc>
-        <w:tc>
-          <w:tcPr>
-            <w:tcW w:type="dxa" w:w="1080"/>
-          </w:tcPr>
-          <w:p>
-            <w:r>
-              <w:t>no data</w:t>
-            </w:r>
-          </w:p>
-        </w:tc>
-        <w:tc>
-          <w:tcPr>
-            <w:tcW w:type="dxa" w:w="1080"/>
-          </w:tcPr>
-          <w:p>
-            <w:r>
-              <w:t>[]</w:t>
+              <w:t>(100/180.0°C/no base/PdPt/MgO/inert/10.1002/chem.200901501/2009/0)</w:t>
+            </w:r>
+          </w:p>
+        </w:tc>
+        <w:tc>
+          <w:tcPr>
+            <w:tcW w:type="dxa" w:w="1080"/>
+          </w:tcPr>
+          <w:p>
+            <w:r>
+              <w:t>(100/180.0°C/no base/PdPt/MgO/inert/10.1002/chem.200901501/2009/0)</w:t>
+            </w:r>
+          </w:p>
+        </w:tc>
+        <w:tc>
+          <w:tcPr>
+            <w:tcW w:type="dxa" w:w="1080"/>
+          </w:tcPr>
+          <w:p>
+            <w:r>
+              <w:t>(100/180.0°C/no base/PdPt/MgO/inert/10.1002/chem.200901501/2009/0)</w:t>
+            </w:r>
+          </w:p>
+        </w:tc>
+        <w:tc>
+          <w:tcPr>
+            <w:tcW w:type="dxa" w:w="1080"/>
+          </w:tcPr>
+          <w:p>
+            <w:r>
+              <w:t>(100/180.0°C/no base/PdPt/MgO/inert/10.1002/chem.200901501/2009/0)</w:t>
+            </w:r>
+          </w:p>
+        </w:tc>
+        <w:tc>
+          <w:tcPr>
+            <w:tcW w:type="dxa" w:w="1080"/>
+          </w:tcPr>
+          <w:p>
+            <w:r>
+              <w:t>(100/180.0°C/no base/PdPt/MgO/inert/10.1002/chem.200901501/2009/0)</w:t>
+            </w:r>
+          </w:p>
+        </w:tc>
+        <w:tc>
+          <w:tcPr>
+            <w:tcW w:type="dxa" w:w="1080"/>
+          </w:tcPr>
+          <w:p>
+            <w:r>
+              <w:t>['no base']</w:t>
             </w:r>
           </w:p>
         </w:tc>
@@ -3098,7 +3098,7 @@
           </w:tcPr>
           <w:p>
             <w:r>
-              <w:t>Cu,Ag</w:t>
+              <w:t>Yb</w:t>
             </w:r>
           </w:p>
         </w:tc>
@@ -3118,47 +3118,47 @@
           </w:tcPr>
           <w:p>
             <w:r>
-              <w:t>(560/155.0°C/no base/Cu0.95Ag0.05/Al2O3/inert/10.1039/c1ra00560j/2011/0.1 mol% Cu+ Ag)</w:t>
-            </w:r>
-          </w:p>
-        </w:tc>
-        <w:tc>
-          <w:tcPr>
-            <w:tcW w:type="dxa" w:w="1080"/>
-          </w:tcPr>
-          <w:p>
-            <w:r>
-              <w:t>(94/155.0°C/no base/Cu0.95Ag0.05/Al2O3/inert/10.1039/c1ra00560j/2011/1 mol% Cu+ Ag)</w:t>
-            </w:r>
-          </w:p>
-        </w:tc>
-        <w:tc>
-          <w:tcPr>
-            <w:tcW w:type="dxa" w:w="1080"/>
-          </w:tcPr>
-          <w:p>
-            <w:r>
-              <w:t>(94/155.0°C/no base/Cu0.95Ag0.05/Al2O3/inert/10.1039/c1ra00560j/2011/1 mol% Cu+ Ag)</w:t>
-            </w:r>
-          </w:p>
-        </w:tc>
-        <w:tc>
-          <w:tcPr>
-            <w:tcW w:type="dxa" w:w="1080"/>
-          </w:tcPr>
-          <w:p>
-            <w:r>
-              <w:t>(560/155.0°C/no base/Cu0.95Ag0.05/Al2O3/inert/10.1039/c1ra00560j/2011/0.1 mol% Cu+ Ag)</w:t>
-            </w:r>
-          </w:p>
-        </w:tc>
-        <w:tc>
-          <w:tcPr>
-            <w:tcW w:type="dxa" w:w="1080"/>
-          </w:tcPr>
-          <w:p>
-            <w:r>
-              <w:t>(94/155.0°C/no base/Cu0.95Ag0.05/Al2O3/inert/10.1039/c1ra00560j/2011/1 mol% Cu+ Ag)</w:t>
+              <w:t>(18/160.0°C/no base/Yb(NTf2)2/oxygen/10.1002/ejoc.202000229/2020/microwave)</w:t>
+            </w:r>
+          </w:p>
+        </w:tc>
+        <w:tc>
+          <w:tcPr>
+            <w:tcW w:type="dxa" w:w="1080"/>
+          </w:tcPr>
+          <w:p>
+            <w:r>
+              <w:t>(18/160.0°C/no base/Yb(NTf2)2/oxygen/10.1002/ejoc.202000229/2020/microwave)</w:t>
+            </w:r>
+          </w:p>
+        </w:tc>
+        <w:tc>
+          <w:tcPr>
+            <w:tcW w:type="dxa" w:w="1080"/>
+          </w:tcPr>
+          <w:p>
+            <w:r>
+              <w:t>(18/160.0°C/no base/Yb(NTf2)2/oxygen/10.1002/ejoc.202000229/2020/microwave)</w:t>
+            </w:r>
+          </w:p>
+        </w:tc>
+        <w:tc>
+          <w:tcPr>
+            <w:tcW w:type="dxa" w:w="1080"/>
+          </w:tcPr>
+          <w:p>
+            <w:r>
+              <w:t>(18/160.0°C/no base/Yb(NTf2)2/oxygen/10.1002/ejoc.202000229/2020/microwave)</w:t>
+            </w:r>
+          </w:p>
+        </w:tc>
+        <w:tc>
+          <w:tcPr>
+            <w:tcW w:type="dxa" w:w="1080"/>
+          </w:tcPr>
+          <w:p>
+            <w:r>
+              <w:t>(18/160.0°C/no base/Yb(NTf2)2/oxygen/10.1002/ejoc.202000229/2020/microwave)</w:t>
             </w:r>
           </w:p>
         </w:tc>
@@ -3180,7 +3180,7 @@
           </w:tcPr>
           <w:p>
             <w:r>
-              <w:t>Yb</w:t>
+              <w:t>Hf</w:t>
             </w:r>
           </w:p>
         </w:tc>
@@ -3200,47 +3200,47 @@
           </w:tcPr>
           <w:p>
             <w:r>
-              <w:t>(18/160.0°C/no base/Yb(NTf2)2/oxygen/10.1002/ejoc.202000229/2020/microwave)</w:t>
-            </w:r>
-          </w:p>
-        </w:tc>
-        <w:tc>
-          <w:tcPr>
-            <w:tcW w:type="dxa" w:w="1080"/>
-          </w:tcPr>
-          <w:p>
-            <w:r>
-              <w:t>(18/160.0°C/no base/Yb(NTf2)2/oxygen/10.1002/ejoc.202000229/2020/microwave)</w:t>
-            </w:r>
-          </w:p>
-        </w:tc>
-        <w:tc>
-          <w:tcPr>
-            <w:tcW w:type="dxa" w:w="1080"/>
-          </w:tcPr>
-          <w:p>
-            <w:r>
-              <w:t>(18/160.0°C/no base/Yb(NTf2)2/oxygen/10.1002/ejoc.202000229/2020/microwave)</w:t>
-            </w:r>
-          </w:p>
-        </w:tc>
-        <w:tc>
-          <w:tcPr>
-            <w:tcW w:type="dxa" w:w="1080"/>
-          </w:tcPr>
-          <w:p>
-            <w:r>
-              <w:t>(18/160.0°C/no base/Yb(NTf2)2/oxygen/10.1002/ejoc.202000229/2020/microwave)</w:t>
-            </w:r>
-          </w:p>
-        </w:tc>
-        <w:tc>
-          <w:tcPr>
-            <w:tcW w:type="dxa" w:w="1080"/>
-          </w:tcPr>
-          <w:p>
-            <w:r>
-              <w:t>(18/160.0°C/no base/Yb(NTf2)2/oxygen/10.1002/ejoc.202000229/2020/microwave)</w:t>
+              <w:t>(7/120.0°C/no base/Hf-MOF-808_H2O/oxygen/10.1021/acssuschemeng.1c04903/2021/0)</w:t>
+            </w:r>
+          </w:p>
+        </w:tc>
+        <w:tc>
+          <w:tcPr>
+            <w:tcW w:type="dxa" w:w="1080"/>
+          </w:tcPr>
+          <w:p>
+            <w:r>
+              <w:t>(7/120.0°C/no base/Hf-MOF-808_H2O/oxygen/10.1021/acssuschemeng.1c04903/2021/0)</w:t>
+            </w:r>
+          </w:p>
+        </w:tc>
+        <w:tc>
+          <w:tcPr>
+            <w:tcW w:type="dxa" w:w="1080"/>
+          </w:tcPr>
+          <w:p>
+            <w:r>
+              <w:t>(7/120.0°C/no base/Hf-MOF-808_H2O/oxygen/10.1021/acssuschemeng.1c04903/2021/0)</w:t>
+            </w:r>
+          </w:p>
+        </w:tc>
+        <w:tc>
+          <w:tcPr>
+            <w:tcW w:type="dxa" w:w="1080"/>
+          </w:tcPr>
+          <w:p>
+            <w:r>
+              <w:t>(7/120.0°C/no base/Hf-MOF-808_H2O/oxygen/10.1021/acssuschemeng.1c04903/2021/0)</w:t>
+            </w:r>
+          </w:p>
+        </w:tc>
+        <w:tc>
+          <w:tcPr>
+            <w:tcW w:type="dxa" w:w="1080"/>
+          </w:tcPr>
+          <w:p>
+            <w:r>
+              <w:t>(7/120.0°C/no base/Hf-MOF-808_H2O/oxygen/10.1021/acssuschemeng.1c04903/2021/0)</w:t>
             </w:r>
           </w:p>
         </w:tc>
@@ -3262,7 +3262,7 @@
           </w:tcPr>
           <w:p>
             <w:r>
-              <w:t>Hf</w:t>
+              <w:t>Gd</w:t>
             </w:r>
           </w:p>
         </w:tc>
@@ -3282,47 +3282,47 @@
           </w:tcPr>
           <w:p>
             <w:r>
-              <w:t>(7/120.0°C/no base/Hf-MOF-808_H2O/oxygen/10.1021/acssuschemeng.1c04903/2021/0)</w:t>
-            </w:r>
-          </w:p>
-        </w:tc>
-        <w:tc>
-          <w:tcPr>
-            <w:tcW w:type="dxa" w:w="1080"/>
-          </w:tcPr>
-          <w:p>
-            <w:r>
-              <w:t>(7/120.0°C/no base/Hf-MOF-808_H2O/oxygen/10.1021/acssuschemeng.1c04903/2021/0)</w:t>
-            </w:r>
-          </w:p>
-        </w:tc>
-        <w:tc>
-          <w:tcPr>
-            <w:tcW w:type="dxa" w:w="1080"/>
-          </w:tcPr>
-          <w:p>
-            <w:r>
-              <w:t>(7/120.0°C/no base/Hf-MOF-808_H2O/oxygen/10.1021/acssuschemeng.1c04903/2021/0)</w:t>
-            </w:r>
-          </w:p>
-        </w:tc>
-        <w:tc>
-          <w:tcPr>
-            <w:tcW w:type="dxa" w:w="1080"/>
-          </w:tcPr>
-          <w:p>
-            <w:r>
-              <w:t>(7/120.0°C/no base/Hf-MOF-808_H2O/oxygen/10.1021/acssuschemeng.1c04903/2021/0)</w:t>
-            </w:r>
-          </w:p>
-        </w:tc>
-        <w:tc>
-          <w:tcPr>
-            <w:tcW w:type="dxa" w:w="1080"/>
-          </w:tcPr>
-          <w:p>
-            <w:r>
-              <w:t>(7/120.0°C/no base/Hf-MOF-808_H2O/oxygen/10.1021/acssuschemeng.1c04903/2021/0)</w:t>
+              <w:t>(13/160.0°C/no base/Gd(NTf2)3/oxygen/10.1002/ejoc.202000229/2020/microwave)</w:t>
+            </w:r>
+          </w:p>
+        </w:tc>
+        <w:tc>
+          <w:tcPr>
+            <w:tcW w:type="dxa" w:w="1080"/>
+          </w:tcPr>
+          <w:p>
+            <w:r>
+              <w:t>(13/160.0°C/no base/Gd(NTf2)3/oxygen/10.1002/ejoc.202000229/2020/microwave)</w:t>
+            </w:r>
+          </w:p>
+        </w:tc>
+        <w:tc>
+          <w:tcPr>
+            <w:tcW w:type="dxa" w:w="1080"/>
+          </w:tcPr>
+          <w:p>
+            <w:r>
+              <w:t>(13/160.0°C/no base/Gd(NTf2)3/oxygen/10.1002/ejoc.202000229/2020/microwave)</w:t>
+            </w:r>
+          </w:p>
+        </w:tc>
+        <w:tc>
+          <w:tcPr>
+            <w:tcW w:type="dxa" w:w="1080"/>
+          </w:tcPr>
+          <w:p>
+            <w:r>
+              <w:t>(13/160.0°C/no base/Gd(NTf2)3/oxygen/10.1002/ejoc.202000229/2020/microwave)</w:t>
+            </w:r>
+          </w:p>
+        </w:tc>
+        <w:tc>
+          <w:tcPr>
+            <w:tcW w:type="dxa" w:w="1080"/>
+          </w:tcPr>
+          <w:p>
+            <w:r>
+              <w:t>(13/160.0°C/no base/Gd(NTf2)3/oxygen/10.1002/ejoc.202000229/2020/microwave)</w:t>
             </w:r>
           </w:p>
         </w:tc>
@@ -3344,7 +3344,7 @@
           </w:tcPr>
           <w:p>
             <w:r>
-              <w:t>La</w:t>
+              <w:t>Eu</w:t>
             </w:r>
           </w:p>
         </w:tc>
@@ -3364,57 +3364,57 @@
           </w:tcPr>
           <w:p>
             <w:r>
-              <w:t>(9/160.0°C/no base/La(NTf2)3/oxygen/10.1002/ejoc.202000229/2020/microwave)</w:t>
-            </w:r>
-          </w:p>
-        </w:tc>
-        <w:tc>
-          <w:tcPr>
-            <w:tcW w:type="dxa" w:w="1080"/>
-          </w:tcPr>
-          <w:p>
-            <w:r>
-              <w:t>no data</w:t>
-            </w:r>
-          </w:p>
-        </w:tc>
-        <w:tc>
-          <w:tcPr>
-            <w:tcW w:type="dxa" w:w="1080"/>
-          </w:tcPr>
-          <w:p>
-            <w:r>
-              <w:t>no data</w:t>
-            </w:r>
-          </w:p>
-        </w:tc>
-        <w:tc>
-          <w:tcPr>
-            <w:tcW w:type="dxa" w:w="1080"/>
-          </w:tcPr>
-          <w:p>
-            <w:r>
-              <w:t>(9/160.0°C/no base/La(NTf2)3/oxygen/10.1002/ejoc.202000229/2020/microwave)</w:t>
-            </w:r>
-          </w:p>
-        </w:tc>
-        <w:tc>
-          <w:tcPr>
-            <w:tcW w:type="dxa" w:w="1080"/>
-          </w:tcPr>
-          <w:p>
-            <w:r>
-              <w:t>no data</w:t>
-            </w:r>
-          </w:p>
-        </w:tc>
-        <w:tc>
-          <w:tcPr>
-            <w:tcW w:type="dxa" w:w="1080"/>
-          </w:tcPr>
-          <w:p>
-            <w:r>
-              <w:t>[]</w:t>
+              <w:t>(17/160.0°C/no base/Eu(NTf2)2/oxygen/10.1002/ejoc.202000229/2020/microwave)</w:t>
+            </w:r>
+          </w:p>
+        </w:tc>
+        <w:tc>
+          <w:tcPr>
+            <w:tcW w:type="dxa" w:w="1080"/>
+          </w:tcPr>
+          <w:p>
+            <w:r>
+              <w:t>(17/160.0°C/no base/Eu(NTf2)2/oxygen/10.1002/ejoc.202000229/2020/microwave)</w:t>
+            </w:r>
+          </w:p>
+        </w:tc>
+        <w:tc>
+          <w:tcPr>
+            <w:tcW w:type="dxa" w:w="1080"/>
+          </w:tcPr>
+          <w:p>
+            <w:r>
+              <w:t>(17/160.0°C/no base/Eu(NTf2)2/oxygen/10.1002/ejoc.202000229/2020/microwave)</w:t>
+            </w:r>
+          </w:p>
+        </w:tc>
+        <w:tc>
+          <w:tcPr>
+            <w:tcW w:type="dxa" w:w="1080"/>
+          </w:tcPr>
+          <w:p>
+            <w:r>
+              <w:t>(17/160.0°C/no base/Eu(NTf2)2/oxygen/10.1002/ejoc.202000229/2020/microwave)</w:t>
+            </w:r>
+          </w:p>
+        </w:tc>
+        <w:tc>
+          <w:tcPr>
+            <w:tcW w:type="dxa" w:w="1080"/>
+          </w:tcPr>
+          <w:p>
+            <w:r>
+              <w:t>(17/160.0°C/no base/Eu(NTf2)2/oxygen/10.1002/ejoc.202000229/2020/microwave)</w:t>
+            </w:r>
+          </w:p>
+        </w:tc>
+        <w:tc>
+          <w:tcPr>
+            <w:tcW w:type="dxa" w:w="1080"/>
+          </w:tcPr>
+          <w:p>
+            <w:r>
+              <w:t>['no base']</w:t>
             </w:r>
           </w:p>
         </w:tc>
@@ -3426,7 +3426,7 @@
           </w:tcPr>
           <w:p>
             <w:r>
-              <w:t>Li</w:t>
+              <w:t>Ga</w:t>
             </w:r>
           </w:p>
         </w:tc>
@@ -3446,7 +3446,7 @@
           </w:tcPr>
           <w:p>
             <w:r>
-              <w:t>(0/160.0°C/no base/Li(NTf2)/oxygen/10.1002/ejoc.202000229/2020/microwave)</w:t>
+              <w:t>(10/160.0°C/no base/Ga(NTf2)3/oxygen/10.1002/ejoc.202000229/2020/microwave)</w:t>
             </w:r>
           </w:p>
         </w:tc>
@@ -3476,7 +3476,7 @@
           </w:tcPr>
           <w:p>
             <w:r>
-              <w:t>(0/160.0°C/no base/Li(NTf2)/oxygen/10.1002/ejoc.202000229/2020/microwave)</w:t>
+              <w:t>(10/160.0°C/no base/Ga(NTf2)3/oxygen/10.1002/ejoc.202000229/2020/microwave)</w:t>
             </w:r>
           </w:p>
         </w:tc>
@@ -3508,7 +3508,7 @@
           </w:tcPr>
           <w:p>
             <w:r>
-              <w:t>Se</w:t>
+              <w:t>Mg</w:t>
             </w:r>
           </w:p>
         </w:tc>
@@ -3528,7 +3528,7 @@
           </w:tcPr>
           <w:p>
             <w:r>
-              <w:t>(0/160.0°C/no base/Sr(NTf2)2/oxygen/10.1002/ejoc.202000229/2020/microwave)</w:t>
+              <w:t>(1/160.0°C/no base/Mg(NTf2)2/oxygen/10.1002/ejoc.202000229/2020/microwave)</w:t>
             </w:r>
           </w:p>
         </w:tc>
@@ -3558,7 +3558,7 @@
           </w:tcPr>
           <w:p>
             <w:r>
-              <w:t>(0/160.0°C/no base/Sr(NTf2)2/oxygen/10.1002/ejoc.202000229/2020/microwave)</w:t>
+              <w:t>(1/160.0°C/no base/Mg(NTf2)2/oxygen/10.1002/ejoc.202000229/2020/microwave)</w:t>
             </w:r>
           </w:p>
         </w:tc>
@@ -3590,7 +3590,7 @@
           </w:tcPr>
           <w:p>
             <w:r>
-              <w:t>Zr</w:t>
+              <w:t>Ho</w:t>
             </w:r>
           </w:p>
         </w:tc>
@@ -3610,57 +3610,57 @@
           </w:tcPr>
           <w:p>
             <w:r>
-              <w:t>(7/120.0°C/no base/Zr-MOF-808_H2O/oxygen/10.1021/acssuschemeng.1c04903/2021/0)</w:t>
-            </w:r>
-          </w:p>
-        </w:tc>
-        <w:tc>
-          <w:tcPr>
-            <w:tcW w:type="dxa" w:w="1080"/>
-          </w:tcPr>
-          <w:p>
-            <w:r>
-              <w:t>(7/120.0°C/no base/Zr-MOF-808_H2O/oxygen/10.1021/acssuschemeng.1c04903/2021/0)</w:t>
-            </w:r>
-          </w:p>
-        </w:tc>
-        <w:tc>
-          <w:tcPr>
-            <w:tcW w:type="dxa" w:w="1080"/>
-          </w:tcPr>
-          <w:p>
-            <w:r>
-              <w:t>(7/120.0°C/no base/Zr-MOF-808_H2O/oxygen/10.1021/acssuschemeng.1c04903/2021/0)</w:t>
-            </w:r>
-          </w:p>
-        </w:tc>
-        <w:tc>
-          <w:tcPr>
-            <w:tcW w:type="dxa" w:w="1080"/>
-          </w:tcPr>
-          <w:p>
-            <w:r>
-              <w:t>(7/120.0°C/no base/Zr-MOF-808_H2O/oxygen/10.1021/acssuschemeng.1c04903/2021/0)</w:t>
-            </w:r>
-          </w:p>
-        </w:tc>
-        <w:tc>
-          <w:tcPr>
-            <w:tcW w:type="dxa" w:w="1080"/>
-          </w:tcPr>
-          <w:p>
-            <w:r>
-              <w:t>(7/120.0°C/no base/Zr-MOF-808_H2O/oxygen/10.1021/acssuschemeng.1c04903/2021/0)</w:t>
-            </w:r>
-          </w:p>
-        </w:tc>
-        <w:tc>
-          <w:tcPr>
-            <w:tcW w:type="dxa" w:w="1080"/>
-          </w:tcPr>
-          <w:p>
-            <w:r>
-              <w:t>['no base']</w:t>
+              <w:t>(12/160.0°C/no base/Ho(NTf2)3/oxygen/10.1002/ejoc.202000229/2020/microwave)</w:t>
+            </w:r>
+          </w:p>
+        </w:tc>
+        <w:tc>
+          <w:tcPr>
+            <w:tcW w:type="dxa" w:w="1080"/>
+          </w:tcPr>
+          <w:p>
+            <w:r>
+              <w:t>no data</w:t>
+            </w:r>
+          </w:p>
+        </w:tc>
+        <w:tc>
+          <w:tcPr>
+            <w:tcW w:type="dxa" w:w="1080"/>
+          </w:tcPr>
+          <w:p>
+            <w:r>
+              <w:t>no data</w:t>
+            </w:r>
+          </w:p>
+        </w:tc>
+        <w:tc>
+          <w:tcPr>
+            <w:tcW w:type="dxa" w:w="1080"/>
+          </w:tcPr>
+          <w:p>
+            <w:r>
+              <w:t>(12/160.0°C/no base/Ho(NTf2)3/oxygen/10.1002/ejoc.202000229/2020/microwave)</w:t>
+            </w:r>
+          </w:p>
+        </w:tc>
+        <w:tc>
+          <w:tcPr>
+            <w:tcW w:type="dxa" w:w="1080"/>
+          </w:tcPr>
+          <w:p>
+            <w:r>
+              <w:t>no data</w:t>
+            </w:r>
+          </w:p>
+        </w:tc>
+        <w:tc>
+          <w:tcPr>
+            <w:tcW w:type="dxa" w:w="1080"/>
+          </w:tcPr>
+          <w:p>
+            <w:r>
+              <w:t>[]</w:t>
             </w:r>
           </w:p>
         </w:tc>
@@ -3672,7 +3672,7 @@
           </w:tcPr>
           <w:p>
             <w:r>
-              <w:t>Sb</w:t>
+              <w:t>Ba</w:t>
             </w:r>
           </w:p>
         </w:tc>
@@ -3692,57 +3692,57 @@
           </w:tcPr>
           <w:p>
             <w:r>
-              <w:t>(14/160.0°C/no base/Sb(NTf2)3/oxygen/10.1002/ejoc.202000229/2020/microwave)</w:t>
-            </w:r>
-          </w:p>
-        </w:tc>
-        <w:tc>
-          <w:tcPr>
-            <w:tcW w:type="dxa" w:w="1080"/>
-          </w:tcPr>
-          <w:p>
-            <w:r>
-              <w:t>(14/160.0°C/no base/Sb(NTf2)3/oxygen/10.1002/ejoc.202000229/2020/microwave)</w:t>
-            </w:r>
-          </w:p>
-        </w:tc>
-        <w:tc>
-          <w:tcPr>
-            <w:tcW w:type="dxa" w:w="1080"/>
-          </w:tcPr>
-          <w:p>
-            <w:r>
-              <w:t>(14/160.0°C/no base/Sb(NTf2)3/oxygen/10.1002/ejoc.202000229/2020/microwave)</w:t>
-            </w:r>
-          </w:p>
-        </w:tc>
-        <w:tc>
-          <w:tcPr>
-            <w:tcW w:type="dxa" w:w="1080"/>
-          </w:tcPr>
-          <w:p>
-            <w:r>
-              <w:t>(14/160.0°C/no base/Sb(NTf2)3/oxygen/10.1002/ejoc.202000229/2020/microwave)</w:t>
-            </w:r>
-          </w:p>
-        </w:tc>
-        <w:tc>
-          <w:tcPr>
-            <w:tcW w:type="dxa" w:w="1080"/>
-          </w:tcPr>
-          <w:p>
-            <w:r>
-              <w:t>(14/160.0°C/no base/Sb(NTf2)3/oxygen/10.1002/ejoc.202000229/2020/microwave)</w:t>
-            </w:r>
-          </w:p>
-        </w:tc>
-        <w:tc>
-          <w:tcPr>
-            <w:tcW w:type="dxa" w:w="1080"/>
-          </w:tcPr>
-          <w:p>
-            <w:r>
-              <w:t>['no base']</w:t>
+              <w:t>(0/160.0°C/no base/Ba(NTf2)2/oxygen/10.1002/ejoc.202000229/2020/microwave)</w:t>
+            </w:r>
+          </w:p>
+        </w:tc>
+        <w:tc>
+          <w:tcPr>
+            <w:tcW w:type="dxa" w:w="1080"/>
+          </w:tcPr>
+          <w:p>
+            <w:r>
+              <w:t>no data</w:t>
+            </w:r>
+          </w:p>
+        </w:tc>
+        <w:tc>
+          <w:tcPr>
+            <w:tcW w:type="dxa" w:w="1080"/>
+          </w:tcPr>
+          <w:p>
+            <w:r>
+              <w:t>no data</w:t>
+            </w:r>
+          </w:p>
+        </w:tc>
+        <w:tc>
+          <w:tcPr>
+            <w:tcW w:type="dxa" w:w="1080"/>
+          </w:tcPr>
+          <w:p>
+            <w:r>
+              <w:t>(0/160.0°C/no base/Ba(NTf2)2/oxygen/10.1002/ejoc.202000229/2020/microwave)</w:t>
+            </w:r>
+          </w:p>
+        </w:tc>
+        <w:tc>
+          <w:tcPr>
+            <w:tcW w:type="dxa" w:w="1080"/>
+          </w:tcPr>
+          <w:p>
+            <w:r>
+              <w:t>no data</w:t>
+            </w:r>
+          </w:p>
+        </w:tc>
+        <w:tc>
+          <w:tcPr>
+            <w:tcW w:type="dxa" w:w="1080"/>
+          </w:tcPr>
+          <w:p>
+            <w:r>
+              <w:t>[]</w:t>
             </w:r>
           </w:p>
         </w:tc>
@@ -3754,7 +3754,7 @@
           </w:tcPr>
           <w:p>
             <w:r>
-              <w:t>Ca</w:t>
+              <w:t>La</w:t>
             </w:r>
           </w:p>
         </w:tc>
@@ -3774,7 +3774,7 @@
           </w:tcPr>
           <w:p>
             <w:r>
-              <w:t>(0/160.0°C/no base/Ca(OTf)2/oxygen/10.1002/ejoc.202000229/2020/microwave)</w:t>
+              <w:t>(9/160.0°C/no base/La(NTf2)3/oxygen/10.1002/ejoc.202000229/2020/microwave)</w:t>
             </w:r>
           </w:p>
         </w:tc>
@@ -3804,7 +3804,7 @@
           </w:tcPr>
           <w:p>
             <w:r>
-              <w:t>(0/160.0°C/no base/Ca(OTf)2/oxygen/10.1002/ejoc.202000229/2020/microwave)</w:t>
+              <w:t>(9/160.0°C/no base/La(NTf2)3/oxygen/10.1002/ejoc.202000229/2020/microwave)</w:t>
             </w:r>
           </w:p>
         </w:tc>
@@ -3836,7 +3836,7 @@
           </w:tcPr>
           <w:p>
             <w:r>
-              <w:t>Y</w:t>
+              <w:t>Zr</w:t>
             </w:r>
           </w:p>
         </w:tc>
@@ -3856,57 +3856,57 @@
           </w:tcPr>
           <w:p>
             <w:r>
-              <w:t>(7/160.0°C/no base/Y(NTf2)3/oxygen/10.1002/ejoc.202000229/2020/microwave)</w:t>
-            </w:r>
-          </w:p>
-        </w:tc>
-        <w:tc>
-          <w:tcPr>
-            <w:tcW w:type="dxa" w:w="1080"/>
-          </w:tcPr>
-          <w:p>
-            <w:r>
-              <w:t>no data</w:t>
-            </w:r>
-          </w:p>
-        </w:tc>
-        <w:tc>
-          <w:tcPr>
-            <w:tcW w:type="dxa" w:w="1080"/>
-          </w:tcPr>
-          <w:p>
-            <w:r>
-              <w:t>no data</w:t>
-            </w:r>
-          </w:p>
-        </w:tc>
-        <w:tc>
-          <w:tcPr>
-            <w:tcW w:type="dxa" w:w="1080"/>
-          </w:tcPr>
-          <w:p>
-            <w:r>
-              <w:t>(7/160.0°C/no base/Y(NTf2)3/oxygen/10.1002/ejoc.202000229/2020/microwave)</w:t>
-            </w:r>
-          </w:p>
-        </w:tc>
-        <w:tc>
-          <w:tcPr>
-            <w:tcW w:type="dxa" w:w="1080"/>
-          </w:tcPr>
-          <w:p>
-            <w:r>
-              <w:t>no data</w:t>
-            </w:r>
-          </w:p>
-        </w:tc>
-        <w:tc>
-          <w:tcPr>
-            <w:tcW w:type="dxa" w:w="1080"/>
-          </w:tcPr>
-          <w:p>
-            <w:r>
-              <w:t>[]</w:t>
+              <w:t>(7/120.0°C/no base/Zr-MOF-808_H2O/oxygen/10.1021/acssuschemeng.1c04903/2021/0)</w:t>
+            </w:r>
+          </w:p>
+        </w:tc>
+        <w:tc>
+          <w:tcPr>
+            <w:tcW w:type="dxa" w:w="1080"/>
+          </w:tcPr>
+          <w:p>
+            <w:r>
+              <w:t>(7/120.0°C/no base/Zr-MOF-808_H2O/oxygen/10.1021/acssuschemeng.1c04903/2021/0)</w:t>
+            </w:r>
+          </w:p>
+        </w:tc>
+        <w:tc>
+          <w:tcPr>
+            <w:tcW w:type="dxa" w:w="1080"/>
+          </w:tcPr>
+          <w:p>
+            <w:r>
+              <w:t>(7/120.0°C/no base/Zr-MOF-808_H2O/oxygen/10.1021/acssuschemeng.1c04903/2021/0)</w:t>
+            </w:r>
+          </w:p>
+        </w:tc>
+        <w:tc>
+          <w:tcPr>
+            <w:tcW w:type="dxa" w:w="1080"/>
+          </w:tcPr>
+          <w:p>
+            <w:r>
+              <w:t>(7/120.0°C/no base/Zr-MOF-808_H2O/oxygen/10.1021/acssuschemeng.1c04903/2021/0)</w:t>
+            </w:r>
+          </w:p>
+        </w:tc>
+        <w:tc>
+          <w:tcPr>
+            <w:tcW w:type="dxa" w:w="1080"/>
+          </w:tcPr>
+          <w:p>
+            <w:r>
+              <w:t>(7/120.0°C/no base/Zr-MOF-808_H2O/oxygen/10.1021/acssuschemeng.1c04903/2021/0)</w:t>
+            </w:r>
+          </w:p>
+        </w:tc>
+        <w:tc>
+          <w:tcPr>
+            <w:tcW w:type="dxa" w:w="1080"/>
+          </w:tcPr>
+          <w:p>
+            <w:r>
+              <w:t>['no base']</w:t>
             </w:r>
           </w:p>
         </w:tc>
@@ -3918,7 +3918,7 @@
           </w:tcPr>
           <w:p>
             <w:r>
-              <w:t>Ce</w:t>
+              <w:t>Au,Pt</w:t>
             </w:r>
           </w:p>
         </w:tc>
@@ -3938,7 +3938,7 @@
           </w:tcPr>
           <w:p>
             <w:r>
-              <w:t>(6/160.0°C/no base/Ce(NTf2)s/oxygen/10.1002/ejoc.202000229/2020/microwave)</w:t>
+              <w:t>(45/180.0°C/no base/AuPt/MgO/inert/10.1002/chem.200901501/2009/0)</w:t>
             </w:r>
           </w:p>
         </w:tc>
@@ -3968,7 +3968,7 @@
           </w:tcPr>
           <w:p>
             <w:r>
-              <w:t>(6/160.0°C/no base/Ce(NTf2)s/oxygen/10.1002/ejoc.202000229/2020/microwave)</w:t>
+              <w:t>(45/180.0°C/no base/AuPt/MgO/inert/10.1002/chem.200901501/2009/0)</w:t>
             </w:r>
           </w:p>
         </w:tc>
@@ -4000,7 +4000,7 @@
           </w:tcPr>
           <w:p>
             <w:r>
-              <w:t>Pd,Pt</w:t>
+              <w:t>Pr</w:t>
             </w:r>
           </w:p>
         </w:tc>
@@ -4020,47 +4020,47 @@
           </w:tcPr>
           <w:p>
             <w:r>
-              <w:t>(100/180.0°C/no base/PdPt/MgO/inert/10.1002/chem.200901501/2009/0)</w:t>
-            </w:r>
-          </w:p>
-        </w:tc>
-        <w:tc>
-          <w:tcPr>
-            <w:tcW w:type="dxa" w:w="1080"/>
-          </w:tcPr>
-          <w:p>
-            <w:r>
-              <w:t>(100/180.0°C/no base/PdPt/MgO/inert/10.1002/chem.200901501/2009/0)</w:t>
-            </w:r>
-          </w:p>
-        </w:tc>
-        <w:tc>
-          <w:tcPr>
-            <w:tcW w:type="dxa" w:w="1080"/>
-          </w:tcPr>
-          <w:p>
-            <w:r>
-              <w:t>(100/180.0°C/no base/PdPt/MgO/inert/10.1002/chem.200901501/2009/0)</w:t>
-            </w:r>
-          </w:p>
-        </w:tc>
-        <w:tc>
-          <w:tcPr>
-            <w:tcW w:type="dxa" w:w="1080"/>
-          </w:tcPr>
-          <w:p>
-            <w:r>
-              <w:t>(100/180.0°C/no base/PdPt/MgO/inert/10.1002/chem.200901501/2009/0)</w:t>
-            </w:r>
-          </w:p>
-        </w:tc>
-        <w:tc>
-          <w:tcPr>
-            <w:tcW w:type="dxa" w:w="1080"/>
-          </w:tcPr>
-          <w:p>
-            <w:r>
-              <w:t>(100/180.0°C/no base/PdPt/MgO/inert/10.1002/chem.200901501/2009/0)</w:t>
+              <w:t>(16/160.0°C/no base/Pr(NTf2)3/oxygen/10.1002/ejoc.202000229/2020/microwave)</w:t>
+            </w:r>
+          </w:p>
+        </w:tc>
+        <w:tc>
+          <w:tcPr>
+            <w:tcW w:type="dxa" w:w="1080"/>
+          </w:tcPr>
+          <w:p>
+            <w:r>
+              <w:t>(16/160.0°C/no base/Pr(NTf2)3/oxygen/10.1002/ejoc.202000229/2020/microwave)</w:t>
+            </w:r>
+          </w:p>
+        </w:tc>
+        <w:tc>
+          <w:tcPr>
+            <w:tcW w:type="dxa" w:w="1080"/>
+          </w:tcPr>
+          <w:p>
+            <w:r>
+              <w:t>(16/160.0°C/no base/Pr(NTf2)3/oxygen/10.1002/ejoc.202000229/2020/microwave)</w:t>
+            </w:r>
+          </w:p>
+        </w:tc>
+        <w:tc>
+          <w:tcPr>
+            <w:tcW w:type="dxa" w:w="1080"/>
+          </w:tcPr>
+          <w:p>
+            <w:r>
+              <w:t>(16/160.0°C/no base/Pr(NTf2)3/oxygen/10.1002/ejoc.202000229/2020/microwave)</w:t>
+            </w:r>
+          </w:p>
+        </w:tc>
+        <w:tc>
+          <w:tcPr>
+            <w:tcW w:type="dxa" w:w="1080"/>
+          </w:tcPr>
+          <w:p>
+            <w:r>
+              <w:t>(16/160.0°C/no base/Pr(NTf2)3/oxygen/10.1002/ejoc.202000229/2020/microwave)</w:t>
             </w:r>
           </w:p>
         </w:tc>
@@ -4082,7 +4082,7 @@
           </w:tcPr>
           <w:p>
             <w:r>
-              <w:t>Au,Pt</w:t>
+              <w:t>In</w:t>
             </w:r>
           </w:p>
         </w:tc>
@@ -4102,7 +4102,7 @@
           </w:tcPr>
           <w:p>
             <w:r>
-              <w:t>(45/180.0°C/no base/AuPt/MgO/inert/10.1002/chem.200901501/2009/0)</w:t>
+              <w:t>(7/160.0°C/no base/In(NTf2)3/oxygen/10.1002/ejoc.202000229/2020/microwave)</w:t>
             </w:r>
           </w:p>
         </w:tc>
@@ -4132,7 +4132,7 @@
           </w:tcPr>
           <w:p>
             <w:r>
-              <w:t>(45/180.0°C/no base/AuPt/MgO/inert/10.1002/chem.200901501/2009/0)</w:t>
+              <w:t>(7/160.0°C/no base/In(NTf2)3/oxygen/10.1002/ejoc.202000229/2020/microwave)</w:t>
             </w:r>
           </w:p>
         </w:tc>

--- a/doc_tables/best_cats_PhNH2_BnOH.docx
+++ b/doc_tables/best_cats_PhNH2_BnOH.docx
@@ -474,7 +474,7 @@
           </w:tcPr>
           <w:p>
             <w:r>
-              <w:t>Fe</w:t>
+              <w:t>Cu</w:t>
             </w:r>
           </w:p>
         </w:tc>
@@ -494,57 +494,57 @@
           </w:tcPr>
           <w:p>
             <w:r>
-              <w:t>(313/135.0°C/KOH/Fe20-SA@NSC/inert/10.1039/d1ta07673f/2021/0)</w:t>
-            </w:r>
-          </w:p>
-        </w:tc>
-        <w:tc>
-          <w:tcPr>
-            <w:tcW w:type="dxa" w:w="1080"/>
-          </w:tcPr>
-          <w:p>
-            <w:r>
-              <w:t>(313/135.0°C/KOH/Fe20-SA@NSC/inert/10.1039/d1ta07673f/2021/0)</w:t>
-            </w:r>
-          </w:p>
-        </w:tc>
-        <w:tc>
-          <w:tcPr>
-            <w:tcW w:type="dxa" w:w="1080"/>
-          </w:tcPr>
-          <w:p>
-            <w:r>
-              <w:t>(50/25.0°C/no base/Fe/TiO2/inert/10.1016/j.apcatb.2022.121264/2022/14W blue LED)</w:t>
-            </w:r>
-          </w:p>
-        </w:tc>
-        <w:tc>
-          <w:tcPr>
-            <w:tcW w:type="dxa" w:w="1080"/>
-          </w:tcPr>
-          <w:p>
-            <w:r>
-              <w:t>(50/25.0°C/no base/Fe/TiO2/inert/10.1016/j.apcatb.2022.121264/2022/14W blue LED)</w:t>
-            </w:r>
-          </w:p>
-        </w:tc>
-        <w:tc>
-          <w:tcPr>
-            <w:tcW w:type="dxa" w:w="1080"/>
-          </w:tcPr>
-          <w:p>
-            <w:r>
-              <w:t>(50/25.0°C/no base/Fe/TiO2/inert/10.1016/j.apcatb.2022.121264/2022/14W blue LED)</w:t>
-            </w:r>
-          </w:p>
-        </w:tc>
-        <w:tc>
-          <w:tcPr>
-            <w:tcW w:type="dxa" w:w="1080"/>
-          </w:tcPr>
-          <w:p>
-            <w:r>
-              <w:t>['tBuOK', 'no base']</w:t>
+              <w:t>(367/100.0°C/KOH/Cu/Magnetitt/oxygen/10.1039/c3gc40818c/2013/0)</w:t>
+            </w:r>
+          </w:p>
+        </w:tc>
+        <w:tc>
+          <w:tcPr>
+            <w:tcW w:type="dxa" w:w="1080"/>
+          </w:tcPr>
+          <w:p>
+            <w:r>
+              <w:t>(367/100.0°C/KOH/Cu/Magnetitt/oxygen/10.1039/c3gc40818c/2013/0)</w:t>
+            </w:r>
+          </w:p>
+        </w:tc>
+        <w:tc>
+          <w:tcPr>
+            <w:tcW w:type="dxa" w:w="1080"/>
+          </w:tcPr>
+          <w:p>
+            <w:r>
+              <w:t>(70/25.0°C/no base/[CuNNO(OAc)]2/oxygen/10.1039/d2dt01771g/2022/12 W White LEDs)</w:t>
+            </w:r>
+          </w:p>
+        </w:tc>
+        <w:tc>
+          <w:tcPr>
+            <w:tcW w:type="dxa" w:w="1080"/>
+          </w:tcPr>
+          <w:p>
+            <w:r>
+              <w:t>(176/160.0°C/no base/Cu/CeO2-P/inert/10.1016/j.jcat.2023.01.020/2023/0)</w:t>
+            </w:r>
+          </w:p>
+        </w:tc>
+        <w:tc>
+          <w:tcPr>
+            <w:tcW w:type="dxa" w:w="1080"/>
+          </w:tcPr>
+          <w:p>
+            <w:r>
+              <w:t>(70/25.0°C/no base/[CuNNO(OAc)]2/oxygen/10.1039/d2dt01771g/2022/12 W White LEDs)</w:t>
+            </w:r>
+          </w:p>
+        </w:tc>
+        <w:tc>
+          <w:tcPr>
+            <w:tcW w:type="dxa" w:w="1080"/>
+          </w:tcPr>
+          <w:p>
+            <w:r>
+              <w:t>['KOH', 'no base']</w:t>
             </w:r>
           </w:p>
         </w:tc>
@@ -556,7 +556,7 @@
           </w:tcPr>
           <w:p>
             <w:r>
-              <w:t>Cu</w:t>
+              <w:t>Fe</w:t>
             </w:r>
           </w:p>
         </w:tc>
@@ -576,57 +576,57 @@
           </w:tcPr>
           <w:p>
             <w:r>
-              <w:t>(367/100.0°C/KOH/Cu/Magnetitt/oxygen/10.1039/c3gc40818c/2013/0)</w:t>
-            </w:r>
-          </w:p>
-        </w:tc>
-        <w:tc>
-          <w:tcPr>
-            <w:tcW w:type="dxa" w:w="1080"/>
-          </w:tcPr>
-          <w:p>
-            <w:r>
-              <w:t>(367/100.0°C/KOH/Cu/Magnetitt/oxygen/10.1039/c3gc40818c/2013/0)</w:t>
-            </w:r>
-          </w:p>
-        </w:tc>
-        <w:tc>
-          <w:tcPr>
-            <w:tcW w:type="dxa" w:w="1080"/>
-          </w:tcPr>
-          <w:p>
-            <w:r>
-              <w:t>(70/25.0°C/no base/[CuNNO(OAc)]2/oxygen/10.1039/d2dt01771g/2022/12 W White LEDs)</w:t>
-            </w:r>
-          </w:p>
-        </w:tc>
-        <w:tc>
-          <w:tcPr>
-            <w:tcW w:type="dxa" w:w="1080"/>
-          </w:tcPr>
-          <w:p>
-            <w:r>
-              <w:t>(176/160.0°C/no base/Cu/CeO2-P/inert/10.1016/j.jcat.2023.01.020/2023/0)</w:t>
-            </w:r>
-          </w:p>
-        </w:tc>
-        <w:tc>
-          <w:tcPr>
-            <w:tcW w:type="dxa" w:w="1080"/>
-          </w:tcPr>
-          <w:p>
-            <w:r>
-              <w:t>(70/25.0°C/no base/[CuNNO(OAc)]2/oxygen/10.1039/d2dt01771g/2022/12 W White LEDs)</w:t>
-            </w:r>
-          </w:p>
-        </w:tc>
-        <w:tc>
-          <w:tcPr>
-            <w:tcW w:type="dxa" w:w="1080"/>
-          </w:tcPr>
-          <w:p>
-            <w:r>
-              <w:t>['KOH', 'no base']</w:t>
+              <w:t>(313/135.0°C/KOH/Fe20-SA@NSC/inert/10.1039/d1ta07673f/2021/0)</w:t>
+            </w:r>
+          </w:p>
+        </w:tc>
+        <w:tc>
+          <w:tcPr>
+            <w:tcW w:type="dxa" w:w="1080"/>
+          </w:tcPr>
+          <w:p>
+            <w:r>
+              <w:t>(313/135.0°C/KOH/Fe20-SA@NSC/inert/10.1039/d1ta07673f/2021/0)</w:t>
+            </w:r>
+          </w:p>
+        </w:tc>
+        <w:tc>
+          <w:tcPr>
+            <w:tcW w:type="dxa" w:w="1080"/>
+          </w:tcPr>
+          <w:p>
+            <w:r>
+              <w:t>(50/25.0°C/no base/Fe/TiO2/inert/10.1016/j.apcatb.2022.121264/2022/14W blue LED)</w:t>
+            </w:r>
+          </w:p>
+        </w:tc>
+        <w:tc>
+          <w:tcPr>
+            <w:tcW w:type="dxa" w:w="1080"/>
+          </w:tcPr>
+          <w:p>
+            <w:r>
+              <w:t>(50/25.0°C/no base/Fe/TiO2/inert/10.1016/j.apcatb.2022.121264/2022/14W blue LED)</w:t>
+            </w:r>
+          </w:p>
+        </w:tc>
+        <w:tc>
+          <w:tcPr>
+            <w:tcW w:type="dxa" w:w="1080"/>
+          </w:tcPr>
+          <w:p>
+            <w:r>
+              <w:t>(50/25.0°C/no base/Fe/TiO2/inert/10.1016/j.apcatb.2022.121264/2022/14W blue LED)</w:t>
+            </w:r>
+          </w:p>
+        </w:tc>
+        <w:tc>
+          <w:tcPr>
+            <w:tcW w:type="dxa" w:w="1080"/>
+          </w:tcPr>
+          <w:p>
+            <w:r>
+              <w:t>['tBuOK', 'no base']</w:t>
             </w:r>
           </w:p>
         </w:tc>
@@ -1294,7 +1294,7 @@
           </w:tcPr>
           <w:p>
             <w:r>
-              <w:t>Mo</w:t>
+              <w:t>Al</w:t>
             </w:r>
           </w:p>
         </w:tc>
@@ -1314,37 +1314,7 @@
           </w:tcPr>
           <w:p>
             <w:r>
-              <w:t>(76/130.0°C/tBuOK/Mo-NHC/inert/10.1021/acscatal.1c02956/2021/0)</w:t>
-            </w:r>
-          </w:p>
-        </w:tc>
-        <w:tc>
-          <w:tcPr>
-            <w:tcW w:type="dxa" w:w="1080"/>
-          </w:tcPr>
-          <w:p>
-            <w:r>
-              <w:t>(76/130.0°C/tBuOK/Mo-NHC/inert/10.1021/acscatal.1c02956/2021/0)</w:t>
-            </w:r>
-          </w:p>
-        </w:tc>
-        <w:tc>
-          <w:tcPr>
-            <w:tcW w:type="dxa" w:w="1080"/>
-          </w:tcPr>
-          <w:p>
-            <w:r>
-              <w:t>(34/120.0°C/tBuOK/Mo(CO)6/oxygen/10.1016/j.mcat.2021.111415/2021/0)</w:t>
-            </w:r>
-          </w:p>
-        </w:tc>
-        <w:tc>
-          <w:tcPr>
-            <w:tcW w:type="dxa" w:w="1080"/>
-          </w:tcPr>
-          <w:p>
-            <w:r>
-              <w:t>(0/130.0°C/no base/Mo-NHC/inert/10.1021/acscatal.1c02956/2021/0)</w:t>
+              <w:t>(10/160.0°C/no base/AI(NTf2)5/oxygen/10.1002/ejoc.202000229/2020/microwave)</w:t>
             </w:r>
           </w:p>
         </w:tc>
@@ -1364,7 +1334,37 @@
           </w:tcPr>
           <w:p>
             <w:r>
-              <w:t>['tBuOK', 'tBuONa']</w:t>
+              <w:t>no data</w:t>
+            </w:r>
+          </w:p>
+        </w:tc>
+        <w:tc>
+          <w:tcPr>
+            <w:tcW w:type="dxa" w:w="1080"/>
+          </w:tcPr>
+          <w:p>
+            <w:r>
+              <w:t>(10/160.0°C/no base/AI(NTf2)5/oxygen/10.1002/ejoc.202000229/2020/microwave)</w:t>
+            </w:r>
+          </w:p>
+        </w:tc>
+        <w:tc>
+          <w:tcPr>
+            <w:tcW w:type="dxa" w:w="1080"/>
+          </w:tcPr>
+          <w:p>
+            <w:r>
+              <w:t>no data</w:t>
+            </w:r>
+          </w:p>
+        </w:tc>
+        <w:tc>
+          <w:tcPr>
+            <w:tcW w:type="dxa" w:w="1080"/>
+          </w:tcPr>
+          <w:p>
+            <w:r>
+              <w:t>[]</w:t>
             </w:r>
           </w:p>
         </w:tc>
@@ -1376,7 +1376,7 @@
           </w:tcPr>
           <w:p>
             <w:r>
-              <w:t>Al</w:t>
+              <w:t>Mo</w:t>
             </w:r>
           </w:p>
         </w:tc>
@@ -1396,7 +1396,37 @@
           </w:tcPr>
           <w:p>
             <w:r>
-              <w:t>(10/160.0°C/no base/AI(NTf2)5/oxygen/10.1002/ejoc.202000229/2020/microwave)</w:t>
+              <w:t>(76/130.0°C/tBuOK/Mo-NHC/inert/10.1021/acscatal.1c02956/2021/0)</w:t>
+            </w:r>
+          </w:p>
+        </w:tc>
+        <w:tc>
+          <w:tcPr>
+            <w:tcW w:type="dxa" w:w="1080"/>
+          </w:tcPr>
+          <w:p>
+            <w:r>
+              <w:t>(76/130.0°C/tBuOK/Mo-NHC/inert/10.1021/acscatal.1c02956/2021/0)</w:t>
+            </w:r>
+          </w:p>
+        </w:tc>
+        <w:tc>
+          <w:tcPr>
+            <w:tcW w:type="dxa" w:w="1080"/>
+          </w:tcPr>
+          <w:p>
+            <w:r>
+              <w:t>(34/120.0°C/tBuOK/Mo(CO)6/oxygen/10.1016/j.mcat.2021.111415/2021/0)</w:t>
+            </w:r>
+          </w:p>
+        </w:tc>
+        <w:tc>
+          <w:tcPr>
+            <w:tcW w:type="dxa" w:w="1080"/>
+          </w:tcPr>
+          <w:p>
+            <w:r>
+              <w:t>(0/130.0°C/no base/Mo-NHC/inert/10.1021/acscatal.1c02956/2021/0)</w:t>
             </w:r>
           </w:p>
         </w:tc>
@@ -1416,37 +1446,7 @@
           </w:tcPr>
           <w:p>
             <w:r>
-              <w:t>no data</w:t>
-            </w:r>
-          </w:p>
-        </w:tc>
-        <w:tc>
-          <w:tcPr>
-            <w:tcW w:type="dxa" w:w="1080"/>
-          </w:tcPr>
-          <w:p>
-            <w:r>
-              <w:t>(10/160.0°C/no base/AI(NTf2)5/oxygen/10.1002/ejoc.202000229/2020/microwave)</w:t>
-            </w:r>
-          </w:p>
-        </w:tc>
-        <w:tc>
-          <w:tcPr>
-            <w:tcW w:type="dxa" w:w="1080"/>
-          </w:tcPr>
-          <w:p>
-            <w:r>
-              <w:t>no data</w:t>
-            </w:r>
-          </w:p>
-        </w:tc>
-        <w:tc>
-          <w:tcPr>
-            <w:tcW w:type="dxa" w:w="1080"/>
-          </w:tcPr>
-          <w:p>
-            <w:r>
-              <w:t>[]</w:t>
+              <w:t>['tBuOK', 'tBuONa']</w:t>
             </w:r>
           </w:p>
         </w:tc>
@@ -1622,7 +1622,7 @@
           </w:tcPr>
           <w:p>
             <w:r>
-              <w:t>Cd</w:t>
+              <w:t>Bi</w:t>
             </w:r>
           </w:p>
         </w:tc>
@@ -1642,7 +1642,37 @@
           </w:tcPr>
           <w:p>
             <w:r>
-              <w:t>(0/160.0°C/no base/Cd(NTf2)2/oxygen/10.1002/ejoc.202000229/2020/microwave)</w:t>
+              <w:t>(1162/25.0°C/tBuOK/Bi-S3/s-Vs/inert/10.1039/d2ta06142b/2022/100W blue LED)</w:t>
+            </w:r>
+          </w:p>
+        </w:tc>
+        <w:tc>
+          <w:tcPr>
+            <w:tcW w:type="dxa" w:w="1080"/>
+          </w:tcPr>
+          <w:p>
+            <w:r>
+              <w:t>(1162/25.0°C/tBuOK/Bi-S3/s-Vs/inert/10.1039/d2ta06142b/2022/100W blue LED)</w:t>
+            </w:r>
+          </w:p>
+        </w:tc>
+        <w:tc>
+          <w:tcPr>
+            <w:tcW w:type="dxa" w:w="1080"/>
+          </w:tcPr>
+          <w:p>
+            <w:r>
+              <w:t>(1162/25.0°C/tBuOK/Bi-S3/s-Vs/inert/10.1039/d2ta06142b/2022/100W blue LED)</w:t>
+            </w:r>
+          </w:p>
+        </w:tc>
+        <w:tc>
+          <w:tcPr>
+            <w:tcW w:type="dxa" w:w="1080"/>
+          </w:tcPr>
+          <w:p>
+            <w:r>
+              <w:t>(10/160.0°C/no base/Bi(NTf2)3/oxygen/10.1002/ejoc.202000229/2020/microwave)</w:t>
             </w:r>
           </w:p>
         </w:tc>
@@ -1662,37 +1692,7 @@
           </w:tcPr>
           <w:p>
             <w:r>
-              <w:t>no data</w:t>
-            </w:r>
-          </w:p>
-        </w:tc>
-        <w:tc>
-          <w:tcPr>
-            <w:tcW w:type="dxa" w:w="1080"/>
-          </w:tcPr>
-          <w:p>
-            <w:r>
-              <w:t>(0/160.0°C/no base/Cd(NTf2)2/oxygen/10.1002/ejoc.202000229/2020/microwave)</w:t>
-            </w:r>
-          </w:p>
-        </w:tc>
-        <w:tc>
-          <w:tcPr>
-            <w:tcW w:type="dxa" w:w="1080"/>
-          </w:tcPr>
-          <w:p>
-            <w:r>
-              <w:t>no data</w:t>
-            </w:r>
-          </w:p>
-        </w:tc>
-        <w:tc>
-          <w:tcPr>
-            <w:tcW w:type="dxa" w:w="1080"/>
-          </w:tcPr>
-          <w:p>
-            <w:r>
-              <w:t>[]</w:t>
+              <w:t>['tBuOK']</w:t>
             </w:r>
           </w:p>
         </w:tc>
@@ -1704,7 +1704,7 @@
           </w:tcPr>
           <w:p>
             <w:r>
-              <w:t>Sm</w:t>
+              <w:t>W</w:t>
             </w:r>
           </w:p>
         </w:tc>
@@ -1724,37 +1724,37 @@
           </w:tcPr>
           <w:p>
             <w:r>
-              <w:t>(30/140.0°C/tBuOK/SmI2/inert/10.1021/acs.joc.9b00717/2019/MW)</w:t>
-            </w:r>
-          </w:p>
-        </w:tc>
-        <w:tc>
-          <w:tcPr>
-            <w:tcW w:type="dxa" w:w="1080"/>
-          </w:tcPr>
-          <w:p>
-            <w:r>
-              <w:t>(30/140.0°C/tBuOK/SmI2/inert/10.1021/acs.joc.9b00717/2019/MW)</w:t>
-            </w:r>
-          </w:p>
-        </w:tc>
-        <w:tc>
-          <w:tcPr>
-            <w:tcW w:type="dxa" w:w="1080"/>
-          </w:tcPr>
-          <w:p>
-            <w:r>
-              <w:t>(30/140.0°C/tBuOK/SmI2/inert/10.1021/acs.joc.9b00717/2019/MW)</w:t>
-            </w:r>
-          </w:p>
-        </w:tc>
-        <w:tc>
-          <w:tcPr>
-            <w:tcW w:type="dxa" w:w="1080"/>
-          </w:tcPr>
-          <w:p>
-            <w:r>
-              <w:t>(12/160.0°C/no base/Sm(NTf2)3/oxygen/10.1002/ejoc.202000229/2020/microwave)</w:t>
+              <w:t>(142/130.0°C/tBuOK/W(CO)6/inert/10.1002/cssc.202002830/2020/0)</w:t>
+            </w:r>
+          </w:p>
+        </w:tc>
+        <w:tc>
+          <w:tcPr>
+            <w:tcW w:type="dxa" w:w="1080"/>
+          </w:tcPr>
+          <w:p>
+            <w:r>
+              <w:t>(142/130.0°C/tBuOK/W(CO)6/inert/10.1002/cssc.202002830/2020/0)</w:t>
+            </w:r>
+          </w:p>
+        </w:tc>
+        <w:tc>
+          <w:tcPr>
+            <w:tcW w:type="dxa" w:w="1080"/>
+          </w:tcPr>
+          <w:p>
+            <w:r>
+              <w:t>(74/130.0°C/tBuOK/W(CO)6/inert/10.1002/cssc.202002830/2020/0)</w:t>
+            </w:r>
+          </w:p>
+        </w:tc>
+        <w:tc>
+          <w:tcPr>
+            <w:tcW w:type="dxa" w:w="1080"/>
+          </w:tcPr>
+          <w:p>
+            <w:r>
+              <w:t>(14/140.0°C/no base/10WO3/ZrO2/oxygen/10.1039/d2ra00198e/2022/0)</w:t>
             </w:r>
           </w:p>
         </w:tc>
@@ -1786,7 +1786,7 @@
           </w:tcPr>
           <w:p>
             <w:r>
-              <w:t>Bi</w:t>
+              <w:t>Cd</w:t>
             </w:r>
           </w:p>
         </w:tc>
@@ -1806,37 +1806,7 @@
           </w:tcPr>
           <w:p>
             <w:r>
-              <w:t>(1162/25.0°C/tBuOK/Bi-S3/s-Vs/inert/10.1039/d2ta06142b/2022/100W blue LED)</w:t>
-            </w:r>
-          </w:p>
-        </w:tc>
-        <w:tc>
-          <w:tcPr>
-            <w:tcW w:type="dxa" w:w="1080"/>
-          </w:tcPr>
-          <w:p>
-            <w:r>
-              <w:t>(1162/25.0°C/tBuOK/Bi-S3/s-Vs/inert/10.1039/d2ta06142b/2022/100W blue LED)</w:t>
-            </w:r>
-          </w:p>
-        </w:tc>
-        <w:tc>
-          <w:tcPr>
-            <w:tcW w:type="dxa" w:w="1080"/>
-          </w:tcPr>
-          <w:p>
-            <w:r>
-              <w:t>(1162/25.0°C/tBuOK/Bi-S3/s-Vs/inert/10.1039/d2ta06142b/2022/100W blue LED)</w:t>
-            </w:r>
-          </w:p>
-        </w:tc>
-        <w:tc>
-          <w:tcPr>
-            <w:tcW w:type="dxa" w:w="1080"/>
-          </w:tcPr>
-          <w:p>
-            <w:r>
-              <w:t>(10/160.0°C/no base/Bi(NTf2)3/oxygen/10.1002/ejoc.202000229/2020/microwave)</w:t>
+              <w:t>(0/160.0°C/no base/Cd(NTf2)2/oxygen/10.1002/ejoc.202000229/2020/microwave)</w:t>
             </w:r>
           </w:p>
         </w:tc>
@@ -1856,7 +1826,37 @@
           </w:tcPr>
           <w:p>
             <w:r>
-              <w:t>['tBuOK']</w:t>
+              <w:t>no data</w:t>
+            </w:r>
+          </w:p>
+        </w:tc>
+        <w:tc>
+          <w:tcPr>
+            <w:tcW w:type="dxa" w:w="1080"/>
+          </w:tcPr>
+          <w:p>
+            <w:r>
+              <w:t>(0/160.0°C/no base/Cd(NTf2)2/oxygen/10.1002/ejoc.202000229/2020/microwave)</w:t>
+            </w:r>
+          </w:p>
+        </w:tc>
+        <w:tc>
+          <w:tcPr>
+            <w:tcW w:type="dxa" w:w="1080"/>
+          </w:tcPr>
+          <w:p>
+            <w:r>
+              <w:t>no data</w:t>
+            </w:r>
+          </w:p>
+        </w:tc>
+        <w:tc>
+          <w:tcPr>
+            <w:tcW w:type="dxa" w:w="1080"/>
+          </w:tcPr>
+          <w:p>
+            <w:r>
+              <w:t>[]</w:t>
             </w:r>
           </w:p>
         </w:tc>
@@ -1868,7 +1868,7 @@
           </w:tcPr>
           <w:p>
             <w:r>
-              <w:t>W</w:t>
+              <w:t>Sm</w:t>
             </w:r>
           </w:p>
         </w:tc>
@@ -1888,37 +1888,37 @@
           </w:tcPr>
           <w:p>
             <w:r>
-              <w:t>(142/130.0°C/tBuOK/W(CO)6/inert/10.1002/cssc.202002830/2020/0)</w:t>
-            </w:r>
-          </w:p>
-        </w:tc>
-        <w:tc>
-          <w:tcPr>
-            <w:tcW w:type="dxa" w:w="1080"/>
-          </w:tcPr>
-          <w:p>
-            <w:r>
-              <w:t>(142/130.0°C/tBuOK/W(CO)6/inert/10.1002/cssc.202002830/2020/0)</w:t>
-            </w:r>
-          </w:p>
-        </w:tc>
-        <w:tc>
-          <w:tcPr>
-            <w:tcW w:type="dxa" w:w="1080"/>
-          </w:tcPr>
-          <w:p>
-            <w:r>
-              <w:t>(74/130.0°C/tBuOK/W(CO)6/inert/10.1002/cssc.202002830/2020/0)</w:t>
-            </w:r>
-          </w:p>
-        </w:tc>
-        <w:tc>
-          <w:tcPr>
-            <w:tcW w:type="dxa" w:w="1080"/>
-          </w:tcPr>
-          <w:p>
-            <w:r>
-              <w:t>(14/140.0°C/no base/10WO3/ZrO2/oxygen/10.1039/d2ra00198e/2022/0)</w:t>
+              <w:t>(30/140.0°C/tBuOK/SmI2/inert/10.1021/acs.joc.9b00717/2019/MW)</w:t>
+            </w:r>
+          </w:p>
+        </w:tc>
+        <w:tc>
+          <w:tcPr>
+            <w:tcW w:type="dxa" w:w="1080"/>
+          </w:tcPr>
+          <w:p>
+            <w:r>
+              <w:t>(30/140.0°C/tBuOK/SmI2/inert/10.1021/acs.joc.9b00717/2019/MW)</w:t>
+            </w:r>
+          </w:p>
+        </w:tc>
+        <w:tc>
+          <w:tcPr>
+            <w:tcW w:type="dxa" w:w="1080"/>
+          </w:tcPr>
+          <w:p>
+            <w:r>
+              <w:t>(30/140.0°C/tBuOK/SmI2/inert/10.1021/acs.joc.9b00717/2019/MW)</w:t>
+            </w:r>
+          </w:p>
+        </w:tc>
+        <w:tc>
+          <w:tcPr>
+            <w:tcW w:type="dxa" w:w="1080"/>
+          </w:tcPr>
+          <w:p>
+            <w:r>
+              <w:t>(12/160.0°C/no base/Sm(NTf2)3/oxygen/10.1002/ejoc.202000229/2020/microwave)</w:t>
             </w:r>
           </w:p>
         </w:tc>
@@ -1950,7 +1950,7 @@
           </w:tcPr>
           <w:p>
             <w:r>
-              <w:t>K</w:t>
+              <w:t>Ca</w:t>
             </w:r>
           </w:p>
         </w:tc>
@@ -1970,7 +1970,7 @@
           </w:tcPr>
           <w:p>
             <w:r>
-              <w:t>(0/160.0°C/no base/K(NTf2)/oxygen/10.1002/ejoc.202000229/2020/microwave)</w:t>
+              <w:t>(0/160.0°C/no base/Ca(OTf)2/oxygen/10.1002/ejoc.202000229/2020/microwave)</w:t>
             </w:r>
           </w:p>
         </w:tc>
@@ -2000,7 +2000,7 @@
           </w:tcPr>
           <w:p>
             <w:r>
-              <w:t>(0/160.0°C/no base/K(NTf2)/oxygen/10.1002/ejoc.202000229/2020/microwave)</w:t>
+              <w:t>(0/160.0°C/no base/Ca(OTf)2/oxygen/10.1002/ejoc.202000229/2020/microwave)</w:t>
             </w:r>
           </w:p>
         </w:tc>
@@ -2032,7 +2032,7 @@
           </w:tcPr>
           <w:p>
             <w:r>
-              <w:t>Li</w:t>
+              <w:t>K</w:t>
             </w:r>
           </w:p>
         </w:tc>
@@ -2052,7 +2052,7 @@
           </w:tcPr>
           <w:p>
             <w:r>
-              <w:t>(0/160.0°C/no base/Li(NTf2)/oxygen/10.1002/ejoc.202000229/2020/microwave)</w:t>
+              <w:t>(0/160.0°C/no base/K(NTf2)/oxygen/10.1002/ejoc.202000229/2020/microwave)</w:t>
             </w:r>
           </w:p>
         </w:tc>
@@ -2082,7 +2082,7 @@
           </w:tcPr>
           <w:p>
             <w:r>
-              <w:t>(0/160.0°C/no base/Li(NTf2)/oxygen/10.1002/ejoc.202000229/2020/microwave)</w:t>
+              <w:t>(0/160.0°C/no base/K(NTf2)/oxygen/10.1002/ejoc.202000229/2020/microwave)</w:t>
             </w:r>
           </w:p>
         </w:tc>
@@ -2114,7 +2114,7 @@
           </w:tcPr>
           <w:p>
             <w:r>
-              <w:t>Cs</w:t>
+              <w:t>Pr</w:t>
             </w:r>
           </w:p>
         </w:tc>
@@ -2134,57 +2134,57 @@
           </w:tcPr>
           <w:p>
             <w:r>
-              <w:t>(0/160.0°C/no base/Cs(OTf)2/oxygen/10.1002/ejoc.202000229/2020/microwave)</w:t>
-            </w:r>
-          </w:p>
-        </w:tc>
-        <w:tc>
-          <w:tcPr>
-            <w:tcW w:type="dxa" w:w="1080"/>
-          </w:tcPr>
-          <w:p>
-            <w:r>
-              <w:t>no data</w:t>
-            </w:r>
-          </w:p>
-        </w:tc>
-        <w:tc>
-          <w:tcPr>
-            <w:tcW w:type="dxa" w:w="1080"/>
-          </w:tcPr>
-          <w:p>
-            <w:r>
-              <w:t>no data</w:t>
-            </w:r>
-          </w:p>
-        </w:tc>
-        <w:tc>
-          <w:tcPr>
-            <w:tcW w:type="dxa" w:w="1080"/>
-          </w:tcPr>
-          <w:p>
-            <w:r>
-              <w:t>(0/160.0°C/no base/Cs(OTf)2/oxygen/10.1002/ejoc.202000229/2020/microwave)</w:t>
-            </w:r>
-          </w:p>
-        </w:tc>
-        <w:tc>
-          <w:tcPr>
-            <w:tcW w:type="dxa" w:w="1080"/>
-          </w:tcPr>
-          <w:p>
-            <w:r>
-              <w:t>no data</w:t>
-            </w:r>
-          </w:p>
-        </w:tc>
-        <w:tc>
-          <w:tcPr>
-            <w:tcW w:type="dxa" w:w="1080"/>
-          </w:tcPr>
-          <w:p>
-            <w:r>
-              <w:t>[]</w:t>
+              <w:t>(16/160.0°C/no base/Pr(NTf2)3/oxygen/10.1002/ejoc.202000229/2020/microwave)</w:t>
+            </w:r>
+          </w:p>
+        </w:tc>
+        <w:tc>
+          <w:tcPr>
+            <w:tcW w:type="dxa" w:w="1080"/>
+          </w:tcPr>
+          <w:p>
+            <w:r>
+              <w:t>(16/160.0°C/no base/Pr(NTf2)3/oxygen/10.1002/ejoc.202000229/2020/microwave)</w:t>
+            </w:r>
+          </w:p>
+        </w:tc>
+        <w:tc>
+          <w:tcPr>
+            <w:tcW w:type="dxa" w:w="1080"/>
+          </w:tcPr>
+          <w:p>
+            <w:r>
+              <w:t>(16/160.0°C/no base/Pr(NTf2)3/oxygen/10.1002/ejoc.202000229/2020/microwave)</w:t>
+            </w:r>
+          </w:p>
+        </w:tc>
+        <w:tc>
+          <w:tcPr>
+            <w:tcW w:type="dxa" w:w="1080"/>
+          </w:tcPr>
+          <w:p>
+            <w:r>
+              <w:t>(16/160.0°C/no base/Pr(NTf2)3/oxygen/10.1002/ejoc.202000229/2020/microwave)</w:t>
+            </w:r>
+          </w:p>
+        </w:tc>
+        <w:tc>
+          <w:tcPr>
+            <w:tcW w:type="dxa" w:w="1080"/>
+          </w:tcPr>
+          <w:p>
+            <w:r>
+              <w:t>(16/160.0°C/no base/Pr(NTf2)3/oxygen/10.1002/ejoc.202000229/2020/microwave)</w:t>
+            </w:r>
+          </w:p>
+        </w:tc>
+        <w:tc>
+          <w:tcPr>
+            <w:tcW w:type="dxa" w:w="1080"/>
+          </w:tcPr>
+          <w:p>
+            <w:r>
+              <w:t>['no base']</w:t>
             </w:r>
           </w:p>
         </w:tc>
@@ -2196,7 +2196,7 @@
           </w:tcPr>
           <w:p>
             <w:r>
-              <w:t>Sb</w:t>
+              <w:t>Gd</w:t>
             </w:r>
           </w:p>
         </w:tc>
@@ -2216,47 +2216,47 @@
           </w:tcPr>
           <w:p>
             <w:r>
-              <w:t>(14/160.0°C/no base/Sb(NTf2)3/oxygen/10.1002/ejoc.202000229/2020/microwave)</w:t>
-            </w:r>
-          </w:p>
-        </w:tc>
-        <w:tc>
-          <w:tcPr>
-            <w:tcW w:type="dxa" w:w="1080"/>
-          </w:tcPr>
-          <w:p>
-            <w:r>
-              <w:t>(14/160.0°C/no base/Sb(NTf2)3/oxygen/10.1002/ejoc.202000229/2020/microwave)</w:t>
-            </w:r>
-          </w:p>
-        </w:tc>
-        <w:tc>
-          <w:tcPr>
-            <w:tcW w:type="dxa" w:w="1080"/>
-          </w:tcPr>
-          <w:p>
-            <w:r>
-              <w:t>(14/160.0°C/no base/Sb(NTf2)3/oxygen/10.1002/ejoc.202000229/2020/microwave)</w:t>
-            </w:r>
-          </w:p>
-        </w:tc>
-        <w:tc>
-          <w:tcPr>
-            <w:tcW w:type="dxa" w:w="1080"/>
-          </w:tcPr>
-          <w:p>
-            <w:r>
-              <w:t>(14/160.0°C/no base/Sb(NTf2)3/oxygen/10.1002/ejoc.202000229/2020/microwave)</w:t>
-            </w:r>
-          </w:p>
-        </w:tc>
-        <w:tc>
-          <w:tcPr>
-            <w:tcW w:type="dxa" w:w="1080"/>
-          </w:tcPr>
-          <w:p>
-            <w:r>
-              <w:t>(14/160.0°C/no base/Sb(NTf2)3/oxygen/10.1002/ejoc.202000229/2020/microwave)</w:t>
+              <w:t>(13/160.0°C/no base/Gd(NTf2)3/oxygen/10.1002/ejoc.202000229/2020/microwave)</w:t>
+            </w:r>
+          </w:p>
+        </w:tc>
+        <w:tc>
+          <w:tcPr>
+            <w:tcW w:type="dxa" w:w="1080"/>
+          </w:tcPr>
+          <w:p>
+            <w:r>
+              <w:t>(13/160.0°C/no base/Gd(NTf2)3/oxygen/10.1002/ejoc.202000229/2020/microwave)</w:t>
+            </w:r>
+          </w:p>
+        </w:tc>
+        <w:tc>
+          <w:tcPr>
+            <w:tcW w:type="dxa" w:w="1080"/>
+          </w:tcPr>
+          <w:p>
+            <w:r>
+              <w:t>(13/160.0°C/no base/Gd(NTf2)3/oxygen/10.1002/ejoc.202000229/2020/microwave)</w:t>
+            </w:r>
+          </w:p>
+        </w:tc>
+        <w:tc>
+          <w:tcPr>
+            <w:tcW w:type="dxa" w:w="1080"/>
+          </w:tcPr>
+          <w:p>
+            <w:r>
+              <w:t>(13/160.0°C/no base/Gd(NTf2)3/oxygen/10.1002/ejoc.202000229/2020/microwave)</w:t>
+            </w:r>
+          </w:p>
+        </w:tc>
+        <w:tc>
+          <w:tcPr>
+            <w:tcW w:type="dxa" w:w="1080"/>
+          </w:tcPr>
+          <w:p>
+            <w:r>
+              <w:t>(13/160.0°C/no base/Gd(NTf2)3/oxygen/10.1002/ejoc.202000229/2020/microwave)</w:t>
             </w:r>
           </w:p>
         </w:tc>
@@ -2278,7 +2278,7 @@
           </w:tcPr>
           <w:p>
             <w:r>
-              <w:t>Ca</w:t>
+              <w:t>Cu,Ag</w:t>
             </w:r>
           </w:p>
         </w:tc>
@@ -2298,57 +2298,57 @@
           </w:tcPr>
           <w:p>
             <w:r>
-              <w:t>(0/160.0°C/no base/Ca(OTf)2/oxygen/10.1002/ejoc.202000229/2020/microwave)</w:t>
-            </w:r>
-          </w:p>
-        </w:tc>
-        <w:tc>
-          <w:tcPr>
-            <w:tcW w:type="dxa" w:w="1080"/>
-          </w:tcPr>
-          <w:p>
-            <w:r>
-              <w:t>no data</w:t>
-            </w:r>
-          </w:p>
-        </w:tc>
-        <w:tc>
-          <w:tcPr>
-            <w:tcW w:type="dxa" w:w="1080"/>
-          </w:tcPr>
-          <w:p>
-            <w:r>
-              <w:t>no data</w:t>
-            </w:r>
-          </w:p>
-        </w:tc>
-        <w:tc>
-          <w:tcPr>
-            <w:tcW w:type="dxa" w:w="1080"/>
-          </w:tcPr>
-          <w:p>
-            <w:r>
-              <w:t>(0/160.0°C/no base/Ca(OTf)2/oxygen/10.1002/ejoc.202000229/2020/microwave)</w:t>
-            </w:r>
-          </w:p>
-        </w:tc>
-        <w:tc>
-          <w:tcPr>
-            <w:tcW w:type="dxa" w:w="1080"/>
-          </w:tcPr>
-          <w:p>
-            <w:r>
-              <w:t>no data</w:t>
-            </w:r>
-          </w:p>
-        </w:tc>
-        <w:tc>
-          <w:tcPr>
-            <w:tcW w:type="dxa" w:w="1080"/>
-          </w:tcPr>
-          <w:p>
-            <w:r>
-              <w:t>[]</w:t>
+              <w:t>(560/155.0°C/no base/Cu0.95Ag0.05/Al2O3/inert/10.1039/c1ra00560j/2011/0.1 mol% Cu+ Ag)</w:t>
+            </w:r>
+          </w:p>
+        </w:tc>
+        <w:tc>
+          <w:tcPr>
+            <w:tcW w:type="dxa" w:w="1080"/>
+          </w:tcPr>
+          <w:p>
+            <w:r>
+              <w:t>(94/155.0°C/no base/Cu0.95Ag0.05/Al2O3/inert/10.1039/c1ra00560j/2011/1 mol% Cu+ Ag)</w:t>
+            </w:r>
+          </w:p>
+        </w:tc>
+        <w:tc>
+          <w:tcPr>
+            <w:tcW w:type="dxa" w:w="1080"/>
+          </w:tcPr>
+          <w:p>
+            <w:r>
+              <w:t>(94/155.0°C/no base/Cu0.95Ag0.05/Al2O3/inert/10.1039/c1ra00560j/2011/1 mol% Cu+ Ag)</w:t>
+            </w:r>
+          </w:p>
+        </w:tc>
+        <w:tc>
+          <w:tcPr>
+            <w:tcW w:type="dxa" w:w="1080"/>
+          </w:tcPr>
+          <w:p>
+            <w:r>
+              <w:t>(560/155.0°C/no base/Cu0.95Ag0.05/Al2O3/inert/10.1039/c1ra00560j/2011/0.1 mol% Cu+ Ag)</w:t>
+            </w:r>
+          </w:p>
+        </w:tc>
+        <w:tc>
+          <w:tcPr>
+            <w:tcW w:type="dxa" w:w="1080"/>
+          </w:tcPr>
+          <w:p>
+            <w:r>
+              <w:t>(94/155.0°C/no base/Cu0.95Ag0.05/Al2O3/inert/10.1039/c1ra00560j/2011/1 mol% Cu+ Ag)</w:t>
+            </w:r>
+          </w:p>
+        </w:tc>
+        <w:tc>
+          <w:tcPr>
+            <w:tcW w:type="dxa" w:w="1080"/>
+          </w:tcPr>
+          <w:p>
+            <w:r>
+              <w:t>['no base']</w:t>
             </w:r>
           </w:p>
         </w:tc>
@@ -2360,7 +2360,7 @@
           </w:tcPr>
           <w:p>
             <w:r>
-              <w:t>Cu,Ag</w:t>
+              <w:t>Se</w:t>
             </w:r>
           </w:p>
         </w:tc>
@@ -2380,57 +2380,57 @@
           </w:tcPr>
           <w:p>
             <w:r>
-              <w:t>(560/155.0°C/no base/Cu0.95Ag0.05/Al2O3/inert/10.1039/c1ra00560j/2011/0.1 mol% Cu+ Ag)</w:t>
-            </w:r>
-          </w:p>
-        </w:tc>
-        <w:tc>
-          <w:tcPr>
-            <w:tcW w:type="dxa" w:w="1080"/>
-          </w:tcPr>
-          <w:p>
-            <w:r>
-              <w:t>(94/155.0°C/no base/Cu0.95Ag0.05/Al2O3/inert/10.1039/c1ra00560j/2011/1 mol% Cu+ Ag)</w:t>
-            </w:r>
-          </w:p>
-        </w:tc>
-        <w:tc>
-          <w:tcPr>
-            <w:tcW w:type="dxa" w:w="1080"/>
-          </w:tcPr>
-          <w:p>
-            <w:r>
-              <w:t>(94/155.0°C/no base/Cu0.95Ag0.05/Al2O3/inert/10.1039/c1ra00560j/2011/1 mol% Cu+ Ag)</w:t>
-            </w:r>
-          </w:p>
-        </w:tc>
-        <w:tc>
-          <w:tcPr>
-            <w:tcW w:type="dxa" w:w="1080"/>
-          </w:tcPr>
-          <w:p>
-            <w:r>
-              <w:t>(560/155.0°C/no base/Cu0.95Ag0.05/Al2O3/inert/10.1039/c1ra00560j/2011/0.1 mol% Cu+ Ag)</w:t>
-            </w:r>
-          </w:p>
-        </w:tc>
-        <w:tc>
-          <w:tcPr>
-            <w:tcW w:type="dxa" w:w="1080"/>
-          </w:tcPr>
-          <w:p>
-            <w:r>
-              <w:t>(94/155.0°C/no base/Cu0.95Ag0.05/Al2O3/inert/10.1039/c1ra00560j/2011/1 mol% Cu+ Ag)</w:t>
-            </w:r>
-          </w:p>
-        </w:tc>
-        <w:tc>
-          <w:tcPr>
-            <w:tcW w:type="dxa" w:w="1080"/>
-          </w:tcPr>
-          <w:p>
-            <w:r>
-              <w:t>['no base']</w:t>
+              <w:t>(0/160.0°C/no base/Sr(NTf2)2/oxygen/10.1002/ejoc.202000229/2020/microwave)</w:t>
+            </w:r>
+          </w:p>
+        </w:tc>
+        <w:tc>
+          <w:tcPr>
+            <w:tcW w:type="dxa" w:w="1080"/>
+          </w:tcPr>
+          <w:p>
+            <w:r>
+              <w:t>no data</w:t>
+            </w:r>
+          </w:p>
+        </w:tc>
+        <w:tc>
+          <w:tcPr>
+            <w:tcW w:type="dxa" w:w="1080"/>
+          </w:tcPr>
+          <w:p>
+            <w:r>
+              <w:t>no data</w:t>
+            </w:r>
+          </w:p>
+        </w:tc>
+        <w:tc>
+          <w:tcPr>
+            <w:tcW w:type="dxa" w:w="1080"/>
+          </w:tcPr>
+          <w:p>
+            <w:r>
+              <w:t>(0/160.0°C/no base/Sr(NTf2)2/oxygen/10.1002/ejoc.202000229/2020/microwave)</w:t>
+            </w:r>
+          </w:p>
+        </w:tc>
+        <w:tc>
+          <w:tcPr>
+            <w:tcW w:type="dxa" w:w="1080"/>
+          </w:tcPr>
+          <w:p>
+            <w:r>
+              <w:t>no data</w:t>
+            </w:r>
+          </w:p>
+        </w:tc>
+        <w:tc>
+          <w:tcPr>
+            <w:tcW w:type="dxa" w:w="1080"/>
+          </w:tcPr>
+          <w:p>
+            <w:r>
+              <w:t>[]</w:t>
             </w:r>
           </w:p>
         </w:tc>
@@ -2442,7 +2442,7 @@
           </w:tcPr>
           <w:p>
             <w:r>
-              <w:t>V</w:t>
+              <w:t>Sb</w:t>
             </w:r>
           </w:p>
         </w:tc>
@@ -2462,57 +2462,57 @@
           </w:tcPr>
           <w:p>
             <w:r>
-              <w:t>(0/130.0°C/tBuOK/VCl2/inert/10.1016/j.tet.2011.02.075/2011/0)</w:t>
-            </w:r>
-          </w:p>
-        </w:tc>
-        <w:tc>
-          <w:tcPr>
-            <w:tcW w:type="dxa" w:w="1080"/>
-          </w:tcPr>
-          <w:p>
-            <w:r>
-              <w:t>no data</w:t>
-            </w:r>
-          </w:p>
-        </w:tc>
-        <w:tc>
-          <w:tcPr>
-            <w:tcW w:type="dxa" w:w="1080"/>
-          </w:tcPr>
-          <w:p>
-            <w:r>
-              <w:t>no data</w:t>
-            </w:r>
-          </w:p>
-        </w:tc>
-        <w:tc>
-          <w:tcPr>
-            <w:tcW w:type="dxa" w:w="1080"/>
-          </w:tcPr>
-          <w:p>
-            <w:r>
-              <w:t>no data</w:t>
-            </w:r>
-          </w:p>
-        </w:tc>
-        <w:tc>
-          <w:tcPr>
-            <w:tcW w:type="dxa" w:w="1080"/>
-          </w:tcPr>
-          <w:p>
-            <w:r>
-              <w:t>no data</w:t>
-            </w:r>
-          </w:p>
-        </w:tc>
-        <w:tc>
-          <w:tcPr>
-            <w:tcW w:type="dxa" w:w="1080"/>
-          </w:tcPr>
-          <w:p>
-            <w:r>
-              <w:t>[]</w:t>
+              <w:t>(14/160.0°C/no base/Sb(NTf2)3/oxygen/10.1002/ejoc.202000229/2020/microwave)</w:t>
+            </w:r>
+          </w:p>
+        </w:tc>
+        <w:tc>
+          <w:tcPr>
+            <w:tcW w:type="dxa" w:w="1080"/>
+          </w:tcPr>
+          <w:p>
+            <w:r>
+              <w:t>(14/160.0°C/no base/Sb(NTf2)3/oxygen/10.1002/ejoc.202000229/2020/microwave)</w:t>
+            </w:r>
+          </w:p>
+        </w:tc>
+        <w:tc>
+          <w:tcPr>
+            <w:tcW w:type="dxa" w:w="1080"/>
+          </w:tcPr>
+          <w:p>
+            <w:r>
+              <w:t>(14/160.0°C/no base/Sb(NTf2)3/oxygen/10.1002/ejoc.202000229/2020/microwave)</w:t>
+            </w:r>
+          </w:p>
+        </w:tc>
+        <w:tc>
+          <w:tcPr>
+            <w:tcW w:type="dxa" w:w="1080"/>
+          </w:tcPr>
+          <w:p>
+            <w:r>
+              <w:t>(14/160.0°C/no base/Sb(NTf2)3/oxygen/10.1002/ejoc.202000229/2020/microwave)</w:t>
+            </w:r>
+          </w:p>
+        </w:tc>
+        <w:tc>
+          <w:tcPr>
+            <w:tcW w:type="dxa" w:w="1080"/>
+          </w:tcPr>
+          <w:p>
+            <w:r>
+              <w:t>(14/160.0°C/no base/Sb(NTf2)3/oxygen/10.1002/ejoc.202000229/2020/microwave)</w:t>
+            </w:r>
+          </w:p>
+        </w:tc>
+        <w:tc>
+          <w:tcPr>
+            <w:tcW w:type="dxa" w:w="1080"/>
+          </w:tcPr>
+          <w:p>
+            <w:r>
+              <w:t>['no base']</w:t>
             </w:r>
           </w:p>
         </w:tc>
@@ -2524,7 +2524,7 @@
           </w:tcPr>
           <w:p>
             <w:r>
-              <w:t>Au,Pd</w:t>
+              <w:t>Yb</w:t>
             </w:r>
           </w:p>
         </w:tc>
@@ -2544,57 +2544,57 @@
           </w:tcPr>
           <w:p>
             <w:r>
-              <w:t>(74/180.0°C/no base/AuPd/MgO/inert/10.1002/chem.200901501/2009/0)</w:t>
-            </w:r>
-          </w:p>
-        </w:tc>
-        <w:tc>
-          <w:tcPr>
-            <w:tcW w:type="dxa" w:w="1080"/>
-          </w:tcPr>
-          <w:p>
-            <w:r>
-              <w:t>no data</w:t>
-            </w:r>
-          </w:p>
-        </w:tc>
-        <w:tc>
-          <w:tcPr>
-            <w:tcW w:type="dxa" w:w="1080"/>
-          </w:tcPr>
-          <w:p>
-            <w:r>
-              <w:t>no data</w:t>
-            </w:r>
-          </w:p>
-        </w:tc>
-        <w:tc>
-          <w:tcPr>
-            <w:tcW w:type="dxa" w:w="1080"/>
-          </w:tcPr>
-          <w:p>
-            <w:r>
-              <w:t>(74/180.0°C/no base/AuPd/MgO/inert/10.1002/chem.200901501/2009/0)</w:t>
-            </w:r>
-          </w:p>
-        </w:tc>
-        <w:tc>
-          <w:tcPr>
-            <w:tcW w:type="dxa" w:w="1080"/>
-          </w:tcPr>
-          <w:p>
-            <w:r>
-              <w:t>no data</w:t>
-            </w:r>
-          </w:p>
-        </w:tc>
-        <w:tc>
-          <w:tcPr>
-            <w:tcW w:type="dxa" w:w="1080"/>
-          </w:tcPr>
-          <w:p>
-            <w:r>
-              <w:t>[]</w:t>
+              <w:t>(18/160.0°C/no base/Yb(NTf2)2/oxygen/10.1002/ejoc.202000229/2020/microwave)</w:t>
+            </w:r>
+          </w:p>
+        </w:tc>
+        <w:tc>
+          <w:tcPr>
+            <w:tcW w:type="dxa" w:w="1080"/>
+          </w:tcPr>
+          <w:p>
+            <w:r>
+              <w:t>(18/160.0°C/no base/Yb(NTf2)2/oxygen/10.1002/ejoc.202000229/2020/microwave)</w:t>
+            </w:r>
+          </w:p>
+        </w:tc>
+        <w:tc>
+          <w:tcPr>
+            <w:tcW w:type="dxa" w:w="1080"/>
+          </w:tcPr>
+          <w:p>
+            <w:r>
+              <w:t>(18/160.0°C/no base/Yb(NTf2)2/oxygen/10.1002/ejoc.202000229/2020/microwave)</w:t>
+            </w:r>
+          </w:p>
+        </w:tc>
+        <w:tc>
+          <w:tcPr>
+            <w:tcW w:type="dxa" w:w="1080"/>
+          </w:tcPr>
+          <w:p>
+            <w:r>
+              <w:t>(18/160.0°C/no base/Yb(NTf2)2/oxygen/10.1002/ejoc.202000229/2020/microwave)</w:t>
+            </w:r>
+          </w:p>
+        </w:tc>
+        <w:tc>
+          <w:tcPr>
+            <w:tcW w:type="dxa" w:w="1080"/>
+          </w:tcPr>
+          <w:p>
+            <w:r>
+              <w:t>(18/160.0°C/no base/Yb(NTf2)2/oxygen/10.1002/ejoc.202000229/2020/microwave)</w:t>
+            </w:r>
+          </w:p>
+        </w:tc>
+        <w:tc>
+          <w:tcPr>
+            <w:tcW w:type="dxa" w:w="1080"/>
+          </w:tcPr>
+          <w:p>
+            <w:r>
+              <w:t>['no base']</w:t>
             </w:r>
           </w:p>
         </w:tc>
@@ -2606,7 +2606,7 @@
           </w:tcPr>
           <w:p>
             <w:r>
-              <w:t>Ce</w:t>
+              <w:t>Ba</w:t>
             </w:r>
           </w:p>
         </w:tc>
@@ -2626,7 +2626,7 @@
           </w:tcPr>
           <w:p>
             <w:r>
-              <w:t>(6/160.0°C/no base/Ce(NTf2)s/oxygen/10.1002/ejoc.202000229/2020/microwave)</w:t>
+              <w:t>(0/160.0°C/no base/Ba(NTf2)2/oxygen/10.1002/ejoc.202000229/2020/microwave)</w:t>
             </w:r>
           </w:p>
         </w:tc>
@@ -2656,7 +2656,7 @@
           </w:tcPr>
           <w:p>
             <w:r>
-              <w:t>(6/160.0°C/no base/Ce(NTf2)s/oxygen/10.1002/ejoc.202000229/2020/microwave)</w:t>
+              <w:t>(0/160.0°C/no base/Ba(NTf2)2/oxygen/10.1002/ejoc.202000229/2020/microwave)</w:t>
             </w:r>
           </w:p>
         </w:tc>
@@ -2688,7 +2688,7 @@
           </w:tcPr>
           <w:p>
             <w:r>
-              <w:t>Se</w:t>
+              <w:t>Y</w:t>
             </w:r>
           </w:p>
         </w:tc>
@@ -2708,7 +2708,7 @@
           </w:tcPr>
           <w:p>
             <w:r>
-              <w:t>(0/160.0°C/no base/Sr(NTf2)2/oxygen/10.1002/ejoc.202000229/2020/microwave)</w:t>
+              <w:t>(7/160.0°C/no base/Y(NTf2)3/oxygen/10.1002/ejoc.202000229/2020/microwave)</w:t>
             </w:r>
           </w:p>
         </w:tc>
@@ -2738,7 +2738,7 @@
           </w:tcPr>
           <w:p>
             <w:r>
-              <w:t>(0/160.0°C/no base/Sr(NTf2)2/oxygen/10.1002/ejoc.202000229/2020/microwave)</w:t>
+              <w:t>(7/160.0°C/no base/Y(NTf2)3/oxygen/10.1002/ejoc.202000229/2020/microwave)</w:t>
             </w:r>
           </w:p>
         </w:tc>
@@ -2770,7 +2770,7 @@
           </w:tcPr>
           <w:p>
             <w:r>
-              <w:t>Y</w:t>
+              <w:t>Hf</w:t>
             </w:r>
           </w:p>
         </w:tc>
@@ -2790,57 +2790,57 @@
           </w:tcPr>
           <w:p>
             <w:r>
-              <w:t>(7/160.0°C/no base/Y(NTf2)3/oxygen/10.1002/ejoc.202000229/2020/microwave)</w:t>
-            </w:r>
-          </w:p>
-        </w:tc>
-        <w:tc>
-          <w:tcPr>
-            <w:tcW w:type="dxa" w:w="1080"/>
-          </w:tcPr>
-          <w:p>
-            <w:r>
-              <w:t>no data</w:t>
-            </w:r>
-          </w:p>
-        </w:tc>
-        <w:tc>
-          <w:tcPr>
-            <w:tcW w:type="dxa" w:w="1080"/>
-          </w:tcPr>
-          <w:p>
-            <w:r>
-              <w:t>no data</w:t>
-            </w:r>
-          </w:p>
-        </w:tc>
-        <w:tc>
-          <w:tcPr>
-            <w:tcW w:type="dxa" w:w="1080"/>
-          </w:tcPr>
-          <w:p>
-            <w:r>
-              <w:t>(7/160.0°C/no base/Y(NTf2)3/oxygen/10.1002/ejoc.202000229/2020/microwave)</w:t>
-            </w:r>
-          </w:p>
-        </w:tc>
-        <w:tc>
-          <w:tcPr>
-            <w:tcW w:type="dxa" w:w="1080"/>
-          </w:tcPr>
-          <w:p>
-            <w:r>
-              <w:t>no data</w:t>
-            </w:r>
-          </w:p>
-        </w:tc>
-        <w:tc>
-          <w:tcPr>
-            <w:tcW w:type="dxa" w:w="1080"/>
-          </w:tcPr>
-          <w:p>
-            <w:r>
-              <w:t>[]</w:t>
+              <w:t>(7/120.0°C/no base/Hf-MOF-808_H2O/oxygen/10.1021/acssuschemeng.1c04903/2021/0)</w:t>
+            </w:r>
+          </w:p>
+        </w:tc>
+        <w:tc>
+          <w:tcPr>
+            <w:tcW w:type="dxa" w:w="1080"/>
+          </w:tcPr>
+          <w:p>
+            <w:r>
+              <w:t>(7/120.0°C/no base/Hf-MOF-808_H2O/oxygen/10.1021/acssuschemeng.1c04903/2021/0)</w:t>
+            </w:r>
+          </w:p>
+        </w:tc>
+        <w:tc>
+          <w:tcPr>
+            <w:tcW w:type="dxa" w:w="1080"/>
+          </w:tcPr>
+          <w:p>
+            <w:r>
+              <w:t>(7/120.0°C/no base/Hf-MOF-808_H2O/oxygen/10.1021/acssuschemeng.1c04903/2021/0)</w:t>
+            </w:r>
+          </w:p>
+        </w:tc>
+        <w:tc>
+          <w:tcPr>
+            <w:tcW w:type="dxa" w:w="1080"/>
+          </w:tcPr>
+          <w:p>
+            <w:r>
+              <w:t>(7/120.0°C/no base/Hf-MOF-808_H2O/oxygen/10.1021/acssuschemeng.1c04903/2021/0)</w:t>
+            </w:r>
+          </w:p>
+        </w:tc>
+        <w:tc>
+          <w:tcPr>
+            <w:tcW w:type="dxa" w:w="1080"/>
+          </w:tcPr>
+          <w:p>
+            <w:r>
+              <w:t>(7/120.0°C/no base/Hf-MOF-808_H2O/oxygen/10.1021/acssuschemeng.1c04903/2021/0)</w:t>
+            </w:r>
+          </w:p>
+        </w:tc>
+        <w:tc>
+          <w:tcPr>
+            <w:tcW w:type="dxa" w:w="1080"/>
+          </w:tcPr>
+          <w:p>
+            <w:r>
+              <w:t>['no base']</w:t>
             </w:r>
           </w:p>
         </w:tc>
@@ -2852,7 +2852,7 @@
           </w:tcPr>
           <w:p>
             <w:r>
-              <w:t>Sc</w:t>
+              <w:t>La</w:t>
             </w:r>
           </w:p>
         </w:tc>
@@ -2872,7 +2872,7 @@
           </w:tcPr>
           <w:p>
             <w:r>
-              <w:t>(10/160.0°C/no base/Sc(NTf2)3/oxygen/10.1002/ejoc.202000229/2020/microwave)</w:t>
+              <w:t>(9/160.0°C/no base/La(NTf2)3/oxygen/10.1002/ejoc.202000229/2020/microwave)</w:t>
             </w:r>
           </w:p>
         </w:tc>
@@ -2902,7 +2902,7 @@
           </w:tcPr>
           <w:p>
             <w:r>
-              <w:t>(10/160.0°C/no base/Sc(NTf2)3/oxygen/10.1002/ejoc.202000229/2020/microwave)</w:t>
+              <w:t>(9/160.0°C/no base/La(NTf2)3/oxygen/10.1002/ejoc.202000229/2020/microwave)</w:t>
             </w:r>
           </w:p>
         </w:tc>
@@ -2934,7 +2934,7 @@
           </w:tcPr>
           <w:p>
             <w:r>
-              <w:t>Nd</w:t>
+              <w:t>Ce</w:t>
             </w:r>
           </w:p>
         </w:tc>
@@ -2954,57 +2954,57 @@
           </w:tcPr>
           <w:p>
             <w:r>
-              <w:t>(15/160.0°C/no base/Nd(NTf2)3/oxygen/10.1002/ejoc.202000229/2020/microwave)</w:t>
-            </w:r>
-          </w:p>
-        </w:tc>
-        <w:tc>
-          <w:tcPr>
-            <w:tcW w:type="dxa" w:w="1080"/>
-          </w:tcPr>
-          <w:p>
-            <w:r>
-              <w:t>(15/160.0°C/no base/Nd(NTf2)3/oxygen/10.1002/ejoc.202000229/2020/microwave)</w:t>
-            </w:r>
-          </w:p>
-        </w:tc>
-        <w:tc>
-          <w:tcPr>
-            <w:tcW w:type="dxa" w:w="1080"/>
-          </w:tcPr>
-          <w:p>
-            <w:r>
-              <w:t>(15/160.0°C/no base/Nd(NTf2)3/oxygen/10.1002/ejoc.202000229/2020/microwave)</w:t>
-            </w:r>
-          </w:p>
-        </w:tc>
-        <w:tc>
-          <w:tcPr>
-            <w:tcW w:type="dxa" w:w="1080"/>
-          </w:tcPr>
-          <w:p>
-            <w:r>
-              <w:t>(15/160.0°C/no base/Nd(NTf2)3/oxygen/10.1002/ejoc.202000229/2020/microwave)</w:t>
-            </w:r>
-          </w:p>
-        </w:tc>
-        <w:tc>
-          <w:tcPr>
-            <w:tcW w:type="dxa" w:w="1080"/>
-          </w:tcPr>
-          <w:p>
-            <w:r>
-              <w:t>(15/160.0°C/no base/Nd(NTf2)3/oxygen/10.1002/ejoc.202000229/2020/microwave)</w:t>
-            </w:r>
-          </w:p>
-        </w:tc>
-        <w:tc>
-          <w:tcPr>
-            <w:tcW w:type="dxa" w:w="1080"/>
-          </w:tcPr>
-          <w:p>
-            <w:r>
-              <w:t>['no base']</w:t>
+              <w:t>(6/160.0°C/no base/Ce(NTf2)s/oxygen/10.1002/ejoc.202000229/2020/microwave)</w:t>
+            </w:r>
+          </w:p>
+        </w:tc>
+        <w:tc>
+          <w:tcPr>
+            <w:tcW w:type="dxa" w:w="1080"/>
+          </w:tcPr>
+          <w:p>
+            <w:r>
+              <w:t>no data</w:t>
+            </w:r>
+          </w:p>
+        </w:tc>
+        <w:tc>
+          <w:tcPr>
+            <w:tcW w:type="dxa" w:w="1080"/>
+          </w:tcPr>
+          <w:p>
+            <w:r>
+              <w:t>no data</w:t>
+            </w:r>
+          </w:p>
+        </w:tc>
+        <w:tc>
+          <w:tcPr>
+            <w:tcW w:type="dxa" w:w="1080"/>
+          </w:tcPr>
+          <w:p>
+            <w:r>
+              <w:t>(6/160.0°C/no base/Ce(NTf2)s/oxygen/10.1002/ejoc.202000229/2020/microwave)</w:t>
+            </w:r>
+          </w:p>
+        </w:tc>
+        <w:tc>
+          <w:tcPr>
+            <w:tcW w:type="dxa" w:w="1080"/>
+          </w:tcPr>
+          <w:p>
+            <w:r>
+              <w:t>no data</w:t>
+            </w:r>
+          </w:p>
+        </w:tc>
+        <w:tc>
+          <w:tcPr>
+            <w:tcW w:type="dxa" w:w="1080"/>
+          </w:tcPr>
+          <w:p>
+            <w:r>
+              <w:t>[]</w:t>
             </w:r>
           </w:p>
         </w:tc>
@@ -3016,7 +3016,7 @@
           </w:tcPr>
           <w:p>
             <w:r>
-              <w:t>Pd,Pt</w:t>
+              <w:t>Au,Pt</w:t>
             </w:r>
           </w:p>
         </w:tc>
@@ -3036,57 +3036,57 @@
           </w:tcPr>
           <w:p>
             <w:r>
-              <w:t>(100/180.0°C/no base/PdPt/MgO/inert/10.1002/chem.200901501/2009/0)</w:t>
-            </w:r>
-          </w:p>
-        </w:tc>
-        <w:tc>
-          <w:tcPr>
-            <w:tcW w:type="dxa" w:w="1080"/>
-          </w:tcPr>
-          <w:p>
-            <w:r>
-              <w:t>(100/180.0°C/no base/PdPt/MgO/inert/10.1002/chem.200901501/2009/0)</w:t>
-            </w:r>
-          </w:p>
-        </w:tc>
-        <w:tc>
-          <w:tcPr>
-            <w:tcW w:type="dxa" w:w="1080"/>
-          </w:tcPr>
-          <w:p>
-            <w:r>
-              <w:t>(100/180.0°C/no base/PdPt/MgO/inert/10.1002/chem.200901501/2009/0)</w:t>
-            </w:r>
-          </w:p>
-        </w:tc>
-        <w:tc>
-          <w:tcPr>
-            <w:tcW w:type="dxa" w:w="1080"/>
-          </w:tcPr>
-          <w:p>
-            <w:r>
-              <w:t>(100/180.0°C/no base/PdPt/MgO/inert/10.1002/chem.200901501/2009/0)</w:t>
-            </w:r>
-          </w:p>
-        </w:tc>
-        <w:tc>
-          <w:tcPr>
-            <w:tcW w:type="dxa" w:w="1080"/>
-          </w:tcPr>
-          <w:p>
-            <w:r>
-              <w:t>(100/180.0°C/no base/PdPt/MgO/inert/10.1002/chem.200901501/2009/0)</w:t>
-            </w:r>
-          </w:p>
-        </w:tc>
-        <w:tc>
-          <w:tcPr>
-            <w:tcW w:type="dxa" w:w="1080"/>
-          </w:tcPr>
-          <w:p>
-            <w:r>
-              <w:t>['no base']</w:t>
+              <w:t>(45/180.0°C/no base/AuPt/MgO/inert/10.1002/chem.200901501/2009/0)</w:t>
+            </w:r>
+          </w:p>
+        </w:tc>
+        <w:tc>
+          <w:tcPr>
+            <w:tcW w:type="dxa" w:w="1080"/>
+          </w:tcPr>
+          <w:p>
+            <w:r>
+              <w:t>no data</w:t>
+            </w:r>
+          </w:p>
+        </w:tc>
+        <w:tc>
+          <w:tcPr>
+            <w:tcW w:type="dxa" w:w="1080"/>
+          </w:tcPr>
+          <w:p>
+            <w:r>
+              <w:t>no data</w:t>
+            </w:r>
+          </w:p>
+        </w:tc>
+        <w:tc>
+          <w:tcPr>
+            <w:tcW w:type="dxa" w:w="1080"/>
+          </w:tcPr>
+          <w:p>
+            <w:r>
+              <w:t>(45/180.0°C/no base/AuPt/MgO/inert/10.1002/chem.200901501/2009/0)</w:t>
+            </w:r>
+          </w:p>
+        </w:tc>
+        <w:tc>
+          <w:tcPr>
+            <w:tcW w:type="dxa" w:w="1080"/>
+          </w:tcPr>
+          <w:p>
+            <w:r>
+              <w:t>no data</w:t>
+            </w:r>
+          </w:p>
+        </w:tc>
+        <w:tc>
+          <w:tcPr>
+            <w:tcW w:type="dxa" w:w="1080"/>
+          </w:tcPr>
+          <w:p>
+            <w:r>
+              <w:t>[]</w:t>
             </w:r>
           </w:p>
         </w:tc>
@@ -3098,7 +3098,7 @@
           </w:tcPr>
           <w:p>
             <w:r>
-              <w:t>Yb</w:t>
+              <w:t>Ho</w:t>
             </w:r>
           </w:p>
         </w:tc>
@@ -3118,57 +3118,57 @@
           </w:tcPr>
           <w:p>
             <w:r>
-              <w:t>(18/160.0°C/no base/Yb(NTf2)2/oxygen/10.1002/ejoc.202000229/2020/microwave)</w:t>
-            </w:r>
-          </w:p>
-        </w:tc>
-        <w:tc>
-          <w:tcPr>
-            <w:tcW w:type="dxa" w:w="1080"/>
-          </w:tcPr>
-          <w:p>
-            <w:r>
-              <w:t>(18/160.0°C/no base/Yb(NTf2)2/oxygen/10.1002/ejoc.202000229/2020/microwave)</w:t>
-            </w:r>
-          </w:p>
-        </w:tc>
-        <w:tc>
-          <w:tcPr>
-            <w:tcW w:type="dxa" w:w="1080"/>
-          </w:tcPr>
-          <w:p>
-            <w:r>
-              <w:t>(18/160.0°C/no base/Yb(NTf2)2/oxygen/10.1002/ejoc.202000229/2020/microwave)</w:t>
-            </w:r>
-          </w:p>
-        </w:tc>
-        <w:tc>
-          <w:tcPr>
-            <w:tcW w:type="dxa" w:w="1080"/>
-          </w:tcPr>
-          <w:p>
-            <w:r>
-              <w:t>(18/160.0°C/no base/Yb(NTf2)2/oxygen/10.1002/ejoc.202000229/2020/microwave)</w:t>
-            </w:r>
-          </w:p>
-        </w:tc>
-        <w:tc>
-          <w:tcPr>
-            <w:tcW w:type="dxa" w:w="1080"/>
-          </w:tcPr>
-          <w:p>
-            <w:r>
-              <w:t>(18/160.0°C/no base/Yb(NTf2)2/oxygen/10.1002/ejoc.202000229/2020/microwave)</w:t>
-            </w:r>
-          </w:p>
-        </w:tc>
-        <w:tc>
-          <w:tcPr>
-            <w:tcW w:type="dxa" w:w="1080"/>
-          </w:tcPr>
-          <w:p>
-            <w:r>
-              <w:t>['no base']</w:t>
+              <w:t>(12/160.0°C/no base/Ho(NTf2)3/oxygen/10.1002/ejoc.202000229/2020/microwave)</w:t>
+            </w:r>
+          </w:p>
+        </w:tc>
+        <w:tc>
+          <w:tcPr>
+            <w:tcW w:type="dxa" w:w="1080"/>
+          </w:tcPr>
+          <w:p>
+            <w:r>
+              <w:t>no data</w:t>
+            </w:r>
+          </w:p>
+        </w:tc>
+        <w:tc>
+          <w:tcPr>
+            <w:tcW w:type="dxa" w:w="1080"/>
+          </w:tcPr>
+          <w:p>
+            <w:r>
+              <w:t>no data</w:t>
+            </w:r>
+          </w:p>
+        </w:tc>
+        <w:tc>
+          <w:tcPr>
+            <w:tcW w:type="dxa" w:w="1080"/>
+          </w:tcPr>
+          <w:p>
+            <w:r>
+              <w:t>(12/160.0°C/no base/Ho(NTf2)3/oxygen/10.1002/ejoc.202000229/2020/microwave)</w:t>
+            </w:r>
+          </w:p>
+        </w:tc>
+        <w:tc>
+          <w:tcPr>
+            <w:tcW w:type="dxa" w:w="1080"/>
+          </w:tcPr>
+          <w:p>
+            <w:r>
+              <w:t>no data</w:t>
+            </w:r>
+          </w:p>
+        </w:tc>
+        <w:tc>
+          <w:tcPr>
+            <w:tcW w:type="dxa" w:w="1080"/>
+          </w:tcPr>
+          <w:p>
+            <w:r>
+              <w:t>[]</w:t>
             </w:r>
           </w:p>
         </w:tc>
@@ -3180,7 +3180,7 @@
           </w:tcPr>
           <w:p>
             <w:r>
-              <w:t>Hf</w:t>
+              <w:t>V</w:t>
             </w:r>
           </w:p>
         </w:tc>
@@ -3200,57 +3200,57 @@
           </w:tcPr>
           <w:p>
             <w:r>
-              <w:t>(7/120.0°C/no base/Hf-MOF-808_H2O/oxygen/10.1021/acssuschemeng.1c04903/2021/0)</w:t>
-            </w:r>
-          </w:p>
-        </w:tc>
-        <w:tc>
-          <w:tcPr>
-            <w:tcW w:type="dxa" w:w="1080"/>
-          </w:tcPr>
-          <w:p>
-            <w:r>
-              <w:t>(7/120.0°C/no base/Hf-MOF-808_H2O/oxygen/10.1021/acssuschemeng.1c04903/2021/0)</w:t>
-            </w:r>
-          </w:p>
-        </w:tc>
-        <w:tc>
-          <w:tcPr>
-            <w:tcW w:type="dxa" w:w="1080"/>
-          </w:tcPr>
-          <w:p>
-            <w:r>
-              <w:t>(7/120.0°C/no base/Hf-MOF-808_H2O/oxygen/10.1021/acssuschemeng.1c04903/2021/0)</w:t>
-            </w:r>
-          </w:p>
-        </w:tc>
-        <w:tc>
-          <w:tcPr>
-            <w:tcW w:type="dxa" w:w="1080"/>
-          </w:tcPr>
-          <w:p>
-            <w:r>
-              <w:t>(7/120.0°C/no base/Hf-MOF-808_H2O/oxygen/10.1021/acssuschemeng.1c04903/2021/0)</w:t>
-            </w:r>
-          </w:p>
-        </w:tc>
-        <w:tc>
-          <w:tcPr>
-            <w:tcW w:type="dxa" w:w="1080"/>
-          </w:tcPr>
-          <w:p>
-            <w:r>
-              <w:t>(7/120.0°C/no base/Hf-MOF-808_H2O/oxygen/10.1021/acssuschemeng.1c04903/2021/0)</w:t>
-            </w:r>
-          </w:p>
-        </w:tc>
-        <w:tc>
-          <w:tcPr>
-            <w:tcW w:type="dxa" w:w="1080"/>
-          </w:tcPr>
-          <w:p>
-            <w:r>
-              <w:t>['no base']</w:t>
+              <w:t>(0/130.0°C/tBuOK/VCl2/inert/10.1016/j.tet.2011.02.075/2011/0)</w:t>
+            </w:r>
+          </w:p>
+        </w:tc>
+        <w:tc>
+          <w:tcPr>
+            <w:tcW w:type="dxa" w:w="1080"/>
+          </w:tcPr>
+          <w:p>
+            <w:r>
+              <w:t>no data</w:t>
+            </w:r>
+          </w:p>
+        </w:tc>
+        <w:tc>
+          <w:tcPr>
+            <w:tcW w:type="dxa" w:w="1080"/>
+          </w:tcPr>
+          <w:p>
+            <w:r>
+              <w:t>no data</w:t>
+            </w:r>
+          </w:p>
+        </w:tc>
+        <w:tc>
+          <w:tcPr>
+            <w:tcW w:type="dxa" w:w="1080"/>
+          </w:tcPr>
+          <w:p>
+            <w:r>
+              <w:t>no data</w:t>
+            </w:r>
+          </w:p>
+        </w:tc>
+        <w:tc>
+          <w:tcPr>
+            <w:tcW w:type="dxa" w:w="1080"/>
+          </w:tcPr>
+          <w:p>
+            <w:r>
+              <w:t>no data</w:t>
+            </w:r>
+          </w:p>
+        </w:tc>
+        <w:tc>
+          <w:tcPr>
+            <w:tcW w:type="dxa" w:w="1080"/>
+          </w:tcPr>
+          <w:p>
+            <w:r>
+              <w:t>[]</w:t>
             </w:r>
           </w:p>
         </w:tc>
@@ -3262,7 +3262,7 @@
           </w:tcPr>
           <w:p>
             <w:r>
-              <w:t>Gd</w:t>
+              <w:t>Au,Pd</w:t>
             </w:r>
           </w:p>
         </w:tc>
@@ -3282,57 +3282,57 @@
           </w:tcPr>
           <w:p>
             <w:r>
-              <w:t>(13/160.0°C/no base/Gd(NTf2)3/oxygen/10.1002/ejoc.202000229/2020/microwave)</w:t>
-            </w:r>
-          </w:p>
-        </w:tc>
-        <w:tc>
-          <w:tcPr>
-            <w:tcW w:type="dxa" w:w="1080"/>
-          </w:tcPr>
-          <w:p>
-            <w:r>
-              <w:t>(13/160.0°C/no base/Gd(NTf2)3/oxygen/10.1002/ejoc.202000229/2020/microwave)</w:t>
-            </w:r>
-          </w:p>
-        </w:tc>
-        <w:tc>
-          <w:tcPr>
-            <w:tcW w:type="dxa" w:w="1080"/>
-          </w:tcPr>
-          <w:p>
-            <w:r>
-              <w:t>(13/160.0°C/no base/Gd(NTf2)3/oxygen/10.1002/ejoc.202000229/2020/microwave)</w:t>
-            </w:r>
-          </w:p>
-        </w:tc>
-        <w:tc>
-          <w:tcPr>
-            <w:tcW w:type="dxa" w:w="1080"/>
-          </w:tcPr>
-          <w:p>
-            <w:r>
-              <w:t>(13/160.0°C/no base/Gd(NTf2)3/oxygen/10.1002/ejoc.202000229/2020/microwave)</w:t>
-            </w:r>
-          </w:p>
-        </w:tc>
-        <w:tc>
-          <w:tcPr>
-            <w:tcW w:type="dxa" w:w="1080"/>
-          </w:tcPr>
-          <w:p>
-            <w:r>
-              <w:t>(13/160.0°C/no base/Gd(NTf2)3/oxygen/10.1002/ejoc.202000229/2020/microwave)</w:t>
-            </w:r>
-          </w:p>
-        </w:tc>
-        <w:tc>
-          <w:tcPr>
-            <w:tcW w:type="dxa" w:w="1080"/>
-          </w:tcPr>
-          <w:p>
-            <w:r>
-              <w:t>['no base']</w:t>
+              <w:t>(74/180.0°C/no base/AuPd/MgO/inert/10.1002/chem.200901501/2009/0)</w:t>
+            </w:r>
+          </w:p>
+        </w:tc>
+        <w:tc>
+          <w:tcPr>
+            <w:tcW w:type="dxa" w:w="1080"/>
+          </w:tcPr>
+          <w:p>
+            <w:r>
+              <w:t>no data</w:t>
+            </w:r>
+          </w:p>
+        </w:tc>
+        <w:tc>
+          <w:tcPr>
+            <w:tcW w:type="dxa" w:w="1080"/>
+          </w:tcPr>
+          <w:p>
+            <w:r>
+              <w:t>no data</w:t>
+            </w:r>
+          </w:p>
+        </w:tc>
+        <w:tc>
+          <w:tcPr>
+            <w:tcW w:type="dxa" w:w="1080"/>
+          </w:tcPr>
+          <w:p>
+            <w:r>
+              <w:t>(74/180.0°C/no base/AuPd/MgO/inert/10.1002/chem.200901501/2009/0)</w:t>
+            </w:r>
+          </w:p>
+        </w:tc>
+        <w:tc>
+          <w:tcPr>
+            <w:tcW w:type="dxa" w:w="1080"/>
+          </w:tcPr>
+          <w:p>
+            <w:r>
+              <w:t>no data</w:t>
+            </w:r>
+          </w:p>
+        </w:tc>
+        <w:tc>
+          <w:tcPr>
+            <w:tcW w:type="dxa" w:w="1080"/>
+          </w:tcPr>
+          <w:p>
+            <w:r>
+              <w:t>[]</w:t>
             </w:r>
           </w:p>
         </w:tc>
@@ -3426,7 +3426,7 @@
           </w:tcPr>
           <w:p>
             <w:r>
-              <w:t>Ga</w:t>
+              <w:t>Cs</w:t>
             </w:r>
           </w:p>
         </w:tc>
@@ -3446,7 +3446,7 @@
           </w:tcPr>
           <w:p>
             <w:r>
-              <w:t>(10/160.0°C/no base/Ga(NTf2)3/oxygen/10.1002/ejoc.202000229/2020/microwave)</w:t>
+              <w:t>(0/160.0°C/no base/Cs(OTf)2/oxygen/10.1002/ejoc.202000229/2020/microwave)</w:t>
             </w:r>
           </w:p>
         </w:tc>
@@ -3476,7 +3476,7 @@
           </w:tcPr>
           <w:p>
             <w:r>
-              <w:t>(10/160.0°C/no base/Ga(NTf2)3/oxygen/10.1002/ejoc.202000229/2020/microwave)</w:t>
+              <w:t>(0/160.0°C/no base/Cs(OTf)2/oxygen/10.1002/ejoc.202000229/2020/microwave)</w:t>
             </w:r>
           </w:p>
         </w:tc>
@@ -3590,7 +3590,7 @@
           </w:tcPr>
           <w:p>
             <w:r>
-              <w:t>Ho</w:t>
+              <w:t>Zr</w:t>
             </w:r>
           </w:p>
         </w:tc>
@@ -3610,57 +3610,57 @@
           </w:tcPr>
           <w:p>
             <w:r>
-              <w:t>(12/160.0°C/no base/Ho(NTf2)3/oxygen/10.1002/ejoc.202000229/2020/microwave)</w:t>
-            </w:r>
-          </w:p>
-        </w:tc>
-        <w:tc>
-          <w:tcPr>
-            <w:tcW w:type="dxa" w:w="1080"/>
-          </w:tcPr>
-          <w:p>
-            <w:r>
-              <w:t>no data</w:t>
-            </w:r>
-          </w:p>
-        </w:tc>
-        <w:tc>
-          <w:tcPr>
-            <w:tcW w:type="dxa" w:w="1080"/>
-          </w:tcPr>
-          <w:p>
-            <w:r>
-              <w:t>no data</w:t>
-            </w:r>
-          </w:p>
-        </w:tc>
-        <w:tc>
-          <w:tcPr>
-            <w:tcW w:type="dxa" w:w="1080"/>
-          </w:tcPr>
-          <w:p>
-            <w:r>
-              <w:t>(12/160.0°C/no base/Ho(NTf2)3/oxygen/10.1002/ejoc.202000229/2020/microwave)</w:t>
-            </w:r>
-          </w:p>
-        </w:tc>
-        <w:tc>
-          <w:tcPr>
-            <w:tcW w:type="dxa" w:w="1080"/>
-          </w:tcPr>
-          <w:p>
-            <w:r>
-              <w:t>no data</w:t>
-            </w:r>
-          </w:p>
-        </w:tc>
-        <w:tc>
-          <w:tcPr>
-            <w:tcW w:type="dxa" w:w="1080"/>
-          </w:tcPr>
-          <w:p>
-            <w:r>
-              <w:t>[]</w:t>
+              <w:t>(7/120.0°C/no base/Zr-MOF-808_H2O/oxygen/10.1021/acssuschemeng.1c04903/2021/0)</w:t>
+            </w:r>
+          </w:p>
+        </w:tc>
+        <w:tc>
+          <w:tcPr>
+            <w:tcW w:type="dxa" w:w="1080"/>
+          </w:tcPr>
+          <w:p>
+            <w:r>
+              <w:t>(7/120.0°C/no base/Zr-MOF-808_H2O/oxygen/10.1021/acssuschemeng.1c04903/2021/0)</w:t>
+            </w:r>
+          </w:p>
+        </w:tc>
+        <w:tc>
+          <w:tcPr>
+            <w:tcW w:type="dxa" w:w="1080"/>
+          </w:tcPr>
+          <w:p>
+            <w:r>
+              <w:t>(7/120.0°C/no base/Zr-MOF-808_H2O/oxygen/10.1021/acssuschemeng.1c04903/2021/0)</w:t>
+            </w:r>
+          </w:p>
+        </w:tc>
+        <w:tc>
+          <w:tcPr>
+            <w:tcW w:type="dxa" w:w="1080"/>
+          </w:tcPr>
+          <w:p>
+            <w:r>
+              <w:t>(7/120.0°C/no base/Zr-MOF-808_H2O/oxygen/10.1021/acssuschemeng.1c04903/2021/0)</w:t>
+            </w:r>
+          </w:p>
+        </w:tc>
+        <w:tc>
+          <w:tcPr>
+            <w:tcW w:type="dxa" w:w="1080"/>
+          </w:tcPr>
+          <w:p>
+            <w:r>
+              <w:t>(7/120.0°C/no base/Zr-MOF-808_H2O/oxygen/10.1021/acssuschemeng.1c04903/2021/0)</w:t>
+            </w:r>
+          </w:p>
+        </w:tc>
+        <w:tc>
+          <w:tcPr>
+            <w:tcW w:type="dxa" w:w="1080"/>
+          </w:tcPr>
+          <w:p>
+            <w:r>
+              <w:t>['no base']</w:t>
             </w:r>
           </w:p>
         </w:tc>
@@ -3672,7 +3672,7 @@
           </w:tcPr>
           <w:p>
             <w:r>
-              <w:t>Ba</w:t>
+              <w:t>Li</w:t>
             </w:r>
           </w:p>
         </w:tc>
@@ -3692,7 +3692,7 @@
           </w:tcPr>
           <w:p>
             <w:r>
-              <w:t>(0/160.0°C/no base/Ba(NTf2)2/oxygen/10.1002/ejoc.202000229/2020/microwave)</w:t>
+              <w:t>(0/160.0°C/no base/Li(NTf2)/oxygen/10.1002/ejoc.202000229/2020/microwave)</w:t>
             </w:r>
           </w:p>
         </w:tc>
@@ -3722,7 +3722,7 @@
           </w:tcPr>
           <w:p>
             <w:r>
-              <w:t>(0/160.0°C/no base/Ba(NTf2)2/oxygen/10.1002/ejoc.202000229/2020/microwave)</w:t>
+              <w:t>(0/160.0°C/no base/Li(NTf2)/oxygen/10.1002/ejoc.202000229/2020/microwave)</w:t>
             </w:r>
           </w:p>
         </w:tc>
@@ -3754,7 +3754,7 @@
           </w:tcPr>
           <w:p>
             <w:r>
-              <w:t>La</w:t>
+              <w:t>In</w:t>
             </w:r>
           </w:p>
         </w:tc>
@@ -3774,7 +3774,7 @@
           </w:tcPr>
           <w:p>
             <w:r>
-              <w:t>(9/160.0°C/no base/La(NTf2)3/oxygen/10.1002/ejoc.202000229/2020/microwave)</w:t>
+              <w:t>(7/160.0°C/no base/In(NTf2)3/oxygen/10.1002/ejoc.202000229/2020/microwave)</w:t>
             </w:r>
           </w:p>
         </w:tc>
@@ -3804,7 +3804,7 @@
           </w:tcPr>
           <w:p>
             <w:r>
-              <w:t>(9/160.0°C/no base/La(NTf2)3/oxygen/10.1002/ejoc.202000229/2020/microwave)</w:t>
+              <w:t>(7/160.0°C/no base/In(NTf2)3/oxygen/10.1002/ejoc.202000229/2020/microwave)</w:t>
             </w:r>
           </w:p>
         </w:tc>
@@ -3836,7 +3836,7 @@
           </w:tcPr>
           <w:p>
             <w:r>
-              <w:t>Zr</w:t>
+              <w:t>Ga</w:t>
             </w:r>
           </w:p>
         </w:tc>
@@ -3856,57 +3856,57 @@
           </w:tcPr>
           <w:p>
             <w:r>
-              <w:t>(7/120.0°C/no base/Zr-MOF-808_H2O/oxygen/10.1021/acssuschemeng.1c04903/2021/0)</w:t>
-            </w:r>
-          </w:p>
-        </w:tc>
-        <w:tc>
-          <w:tcPr>
-            <w:tcW w:type="dxa" w:w="1080"/>
-          </w:tcPr>
-          <w:p>
-            <w:r>
-              <w:t>(7/120.0°C/no base/Zr-MOF-808_H2O/oxygen/10.1021/acssuschemeng.1c04903/2021/0)</w:t>
-            </w:r>
-          </w:p>
-        </w:tc>
-        <w:tc>
-          <w:tcPr>
-            <w:tcW w:type="dxa" w:w="1080"/>
-          </w:tcPr>
-          <w:p>
-            <w:r>
-              <w:t>(7/120.0°C/no base/Zr-MOF-808_H2O/oxygen/10.1021/acssuschemeng.1c04903/2021/0)</w:t>
-            </w:r>
-          </w:p>
-        </w:tc>
-        <w:tc>
-          <w:tcPr>
-            <w:tcW w:type="dxa" w:w="1080"/>
-          </w:tcPr>
-          <w:p>
-            <w:r>
-              <w:t>(7/120.0°C/no base/Zr-MOF-808_H2O/oxygen/10.1021/acssuschemeng.1c04903/2021/0)</w:t>
-            </w:r>
-          </w:p>
-        </w:tc>
-        <w:tc>
-          <w:tcPr>
-            <w:tcW w:type="dxa" w:w="1080"/>
-          </w:tcPr>
-          <w:p>
-            <w:r>
-              <w:t>(7/120.0°C/no base/Zr-MOF-808_H2O/oxygen/10.1021/acssuschemeng.1c04903/2021/0)</w:t>
-            </w:r>
-          </w:p>
-        </w:tc>
-        <w:tc>
-          <w:tcPr>
-            <w:tcW w:type="dxa" w:w="1080"/>
-          </w:tcPr>
-          <w:p>
-            <w:r>
-              <w:t>['no base']</w:t>
+              <w:t>(10/160.0°C/no base/Ga(NTf2)3/oxygen/10.1002/ejoc.202000229/2020/microwave)</w:t>
+            </w:r>
+          </w:p>
+        </w:tc>
+        <w:tc>
+          <w:tcPr>
+            <w:tcW w:type="dxa" w:w="1080"/>
+          </w:tcPr>
+          <w:p>
+            <w:r>
+              <w:t>no data</w:t>
+            </w:r>
+          </w:p>
+        </w:tc>
+        <w:tc>
+          <w:tcPr>
+            <w:tcW w:type="dxa" w:w="1080"/>
+          </w:tcPr>
+          <w:p>
+            <w:r>
+              <w:t>no data</w:t>
+            </w:r>
+          </w:p>
+        </w:tc>
+        <w:tc>
+          <w:tcPr>
+            <w:tcW w:type="dxa" w:w="1080"/>
+          </w:tcPr>
+          <w:p>
+            <w:r>
+              <w:t>(10/160.0°C/no base/Ga(NTf2)3/oxygen/10.1002/ejoc.202000229/2020/microwave)</w:t>
+            </w:r>
+          </w:p>
+        </w:tc>
+        <w:tc>
+          <w:tcPr>
+            <w:tcW w:type="dxa" w:w="1080"/>
+          </w:tcPr>
+          <w:p>
+            <w:r>
+              <w:t>no data</w:t>
+            </w:r>
+          </w:p>
+        </w:tc>
+        <w:tc>
+          <w:tcPr>
+            <w:tcW w:type="dxa" w:w="1080"/>
+          </w:tcPr>
+          <w:p>
+            <w:r>
+              <w:t>[]</w:t>
             </w:r>
           </w:p>
         </w:tc>
@@ -3918,7 +3918,7 @@
           </w:tcPr>
           <w:p>
             <w:r>
-              <w:t>Au,Pt</w:t>
+              <w:t>Pd,Pt</w:t>
             </w:r>
           </w:p>
         </w:tc>
@@ -3938,57 +3938,57 @@
           </w:tcPr>
           <w:p>
             <w:r>
-              <w:t>(45/180.0°C/no base/AuPt/MgO/inert/10.1002/chem.200901501/2009/0)</w:t>
-            </w:r>
-          </w:p>
-        </w:tc>
-        <w:tc>
-          <w:tcPr>
-            <w:tcW w:type="dxa" w:w="1080"/>
-          </w:tcPr>
-          <w:p>
-            <w:r>
-              <w:t>no data</w:t>
-            </w:r>
-          </w:p>
-        </w:tc>
-        <w:tc>
-          <w:tcPr>
-            <w:tcW w:type="dxa" w:w="1080"/>
-          </w:tcPr>
-          <w:p>
-            <w:r>
-              <w:t>no data</w:t>
-            </w:r>
-          </w:p>
-        </w:tc>
-        <w:tc>
-          <w:tcPr>
-            <w:tcW w:type="dxa" w:w="1080"/>
-          </w:tcPr>
-          <w:p>
-            <w:r>
-              <w:t>(45/180.0°C/no base/AuPt/MgO/inert/10.1002/chem.200901501/2009/0)</w:t>
-            </w:r>
-          </w:p>
-        </w:tc>
-        <w:tc>
-          <w:tcPr>
-            <w:tcW w:type="dxa" w:w="1080"/>
-          </w:tcPr>
-          <w:p>
-            <w:r>
-              <w:t>no data</w:t>
-            </w:r>
-          </w:p>
-        </w:tc>
-        <w:tc>
-          <w:tcPr>
-            <w:tcW w:type="dxa" w:w="1080"/>
-          </w:tcPr>
-          <w:p>
-            <w:r>
-              <w:t>[]</w:t>
+              <w:t>(100/180.0°C/no base/PdPt/MgO/inert/10.1002/chem.200901501/2009/0)</w:t>
+            </w:r>
+          </w:p>
+        </w:tc>
+        <w:tc>
+          <w:tcPr>
+            <w:tcW w:type="dxa" w:w="1080"/>
+          </w:tcPr>
+          <w:p>
+            <w:r>
+              <w:t>(100/180.0°C/no base/PdPt/MgO/inert/10.1002/chem.200901501/2009/0)</w:t>
+            </w:r>
+          </w:p>
+        </w:tc>
+        <w:tc>
+          <w:tcPr>
+            <w:tcW w:type="dxa" w:w="1080"/>
+          </w:tcPr>
+          <w:p>
+            <w:r>
+              <w:t>(100/180.0°C/no base/PdPt/MgO/inert/10.1002/chem.200901501/2009/0)</w:t>
+            </w:r>
+          </w:p>
+        </w:tc>
+        <w:tc>
+          <w:tcPr>
+            <w:tcW w:type="dxa" w:w="1080"/>
+          </w:tcPr>
+          <w:p>
+            <w:r>
+              <w:t>(100/180.0°C/no base/PdPt/MgO/inert/10.1002/chem.200901501/2009/0)</w:t>
+            </w:r>
+          </w:p>
+        </w:tc>
+        <w:tc>
+          <w:tcPr>
+            <w:tcW w:type="dxa" w:w="1080"/>
+          </w:tcPr>
+          <w:p>
+            <w:r>
+              <w:t>(100/180.0°C/no base/PdPt/MgO/inert/10.1002/chem.200901501/2009/0)</w:t>
+            </w:r>
+          </w:p>
+        </w:tc>
+        <w:tc>
+          <w:tcPr>
+            <w:tcW w:type="dxa" w:w="1080"/>
+          </w:tcPr>
+          <w:p>
+            <w:r>
+              <w:t>['no base']</w:t>
             </w:r>
           </w:p>
         </w:tc>
@@ -4000,7 +4000,7 @@
           </w:tcPr>
           <w:p>
             <w:r>
-              <w:t>Pr</w:t>
+              <w:t>Sc</w:t>
             </w:r>
           </w:p>
         </w:tc>
@@ -4020,57 +4020,57 @@
           </w:tcPr>
           <w:p>
             <w:r>
-              <w:t>(16/160.0°C/no base/Pr(NTf2)3/oxygen/10.1002/ejoc.202000229/2020/microwave)</w:t>
-            </w:r>
-          </w:p>
-        </w:tc>
-        <w:tc>
-          <w:tcPr>
-            <w:tcW w:type="dxa" w:w="1080"/>
-          </w:tcPr>
-          <w:p>
-            <w:r>
-              <w:t>(16/160.0°C/no base/Pr(NTf2)3/oxygen/10.1002/ejoc.202000229/2020/microwave)</w:t>
-            </w:r>
-          </w:p>
-        </w:tc>
-        <w:tc>
-          <w:tcPr>
-            <w:tcW w:type="dxa" w:w="1080"/>
-          </w:tcPr>
-          <w:p>
-            <w:r>
-              <w:t>(16/160.0°C/no base/Pr(NTf2)3/oxygen/10.1002/ejoc.202000229/2020/microwave)</w:t>
-            </w:r>
-          </w:p>
-        </w:tc>
-        <w:tc>
-          <w:tcPr>
-            <w:tcW w:type="dxa" w:w="1080"/>
-          </w:tcPr>
-          <w:p>
-            <w:r>
-              <w:t>(16/160.0°C/no base/Pr(NTf2)3/oxygen/10.1002/ejoc.202000229/2020/microwave)</w:t>
-            </w:r>
-          </w:p>
-        </w:tc>
-        <w:tc>
-          <w:tcPr>
-            <w:tcW w:type="dxa" w:w="1080"/>
-          </w:tcPr>
-          <w:p>
-            <w:r>
-              <w:t>(16/160.0°C/no base/Pr(NTf2)3/oxygen/10.1002/ejoc.202000229/2020/microwave)</w:t>
-            </w:r>
-          </w:p>
-        </w:tc>
-        <w:tc>
-          <w:tcPr>
-            <w:tcW w:type="dxa" w:w="1080"/>
-          </w:tcPr>
-          <w:p>
-            <w:r>
-              <w:t>['no base']</w:t>
+              <w:t>(10/160.0°C/no base/Sc(NTf2)3/oxygen/10.1002/ejoc.202000229/2020/microwave)</w:t>
+            </w:r>
+          </w:p>
+        </w:tc>
+        <w:tc>
+          <w:tcPr>
+            <w:tcW w:type="dxa" w:w="1080"/>
+          </w:tcPr>
+          <w:p>
+            <w:r>
+              <w:t>no data</w:t>
+            </w:r>
+          </w:p>
+        </w:tc>
+        <w:tc>
+          <w:tcPr>
+            <w:tcW w:type="dxa" w:w="1080"/>
+          </w:tcPr>
+          <w:p>
+            <w:r>
+              <w:t>no data</w:t>
+            </w:r>
+          </w:p>
+        </w:tc>
+        <w:tc>
+          <w:tcPr>
+            <w:tcW w:type="dxa" w:w="1080"/>
+          </w:tcPr>
+          <w:p>
+            <w:r>
+              <w:t>(10/160.0°C/no base/Sc(NTf2)3/oxygen/10.1002/ejoc.202000229/2020/microwave)</w:t>
+            </w:r>
+          </w:p>
+        </w:tc>
+        <w:tc>
+          <w:tcPr>
+            <w:tcW w:type="dxa" w:w="1080"/>
+          </w:tcPr>
+          <w:p>
+            <w:r>
+              <w:t>no data</w:t>
+            </w:r>
+          </w:p>
+        </w:tc>
+        <w:tc>
+          <w:tcPr>
+            <w:tcW w:type="dxa" w:w="1080"/>
+          </w:tcPr>
+          <w:p>
+            <w:r>
+              <w:t>[]</w:t>
             </w:r>
           </w:p>
         </w:tc>
@@ -4082,7 +4082,7 @@
           </w:tcPr>
           <w:p>
             <w:r>
-              <w:t>In</w:t>
+              <w:t>Nd</w:t>
             </w:r>
           </w:p>
         </w:tc>
@@ -4102,57 +4102,57 @@
           </w:tcPr>
           <w:p>
             <w:r>
-              <w:t>(7/160.0°C/no base/In(NTf2)3/oxygen/10.1002/ejoc.202000229/2020/microwave)</w:t>
-            </w:r>
-          </w:p>
-        </w:tc>
-        <w:tc>
-          <w:tcPr>
-            <w:tcW w:type="dxa" w:w="1080"/>
-          </w:tcPr>
-          <w:p>
-            <w:r>
-              <w:t>no data</w:t>
-            </w:r>
-          </w:p>
-        </w:tc>
-        <w:tc>
-          <w:tcPr>
-            <w:tcW w:type="dxa" w:w="1080"/>
-          </w:tcPr>
-          <w:p>
-            <w:r>
-              <w:t>no data</w:t>
-            </w:r>
-          </w:p>
-        </w:tc>
-        <w:tc>
-          <w:tcPr>
-            <w:tcW w:type="dxa" w:w="1080"/>
-          </w:tcPr>
-          <w:p>
-            <w:r>
-              <w:t>(7/160.0°C/no base/In(NTf2)3/oxygen/10.1002/ejoc.202000229/2020/microwave)</w:t>
-            </w:r>
-          </w:p>
-        </w:tc>
-        <w:tc>
-          <w:tcPr>
-            <w:tcW w:type="dxa" w:w="1080"/>
-          </w:tcPr>
-          <w:p>
-            <w:r>
-              <w:t>no data</w:t>
-            </w:r>
-          </w:p>
-        </w:tc>
-        <w:tc>
-          <w:tcPr>
-            <w:tcW w:type="dxa" w:w="1080"/>
-          </w:tcPr>
-          <w:p>
-            <w:r>
-              <w:t>[]</w:t>
+              <w:t>(15/160.0°C/no base/Nd(NTf2)3/oxygen/10.1002/ejoc.202000229/2020/microwave)</w:t>
+            </w:r>
+          </w:p>
+        </w:tc>
+        <w:tc>
+          <w:tcPr>
+            <w:tcW w:type="dxa" w:w="1080"/>
+          </w:tcPr>
+          <w:p>
+            <w:r>
+              <w:t>(15/160.0°C/no base/Nd(NTf2)3/oxygen/10.1002/ejoc.202000229/2020/microwave)</w:t>
+            </w:r>
+          </w:p>
+        </w:tc>
+        <w:tc>
+          <w:tcPr>
+            <w:tcW w:type="dxa" w:w="1080"/>
+          </w:tcPr>
+          <w:p>
+            <w:r>
+              <w:t>(15/160.0°C/no base/Nd(NTf2)3/oxygen/10.1002/ejoc.202000229/2020/microwave)</w:t>
+            </w:r>
+          </w:p>
+        </w:tc>
+        <w:tc>
+          <w:tcPr>
+            <w:tcW w:type="dxa" w:w="1080"/>
+          </w:tcPr>
+          <w:p>
+            <w:r>
+              <w:t>(15/160.0°C/no base/Nd(NTf2)3/oxygen/10.1002/ejoc.202000229/2020/microwave)</w:t>
+            </w:r>
+          </w:p>
+        </w:tc>
+        <w:tc>
+          <w:tcPr>
+            <w:tcW w:type="dxa" w:w="1080"/>
+          </w:tcPr>
+          <w:p>
+            <w:r>
+              <w:t>(15/160.0°C/no base/Nd(NTf2)3/oxygen/10.1002/ejoc.202000229/2020/microwave)</w:t>
+            </w:r>
+          </w:p>
+        </w:tc>
+        <w:tc>
+          <w:tcPr>
+            <w:tcW w:type="dxa" w:w="1080"/>
+          </w:tcPr>
+          <w:p>
+            <w:r>
+              <w:t>['no base']</w:t>
             </w:r>
           </w:p>
         </w:tc>

--- a/doc_tables/best_cats_PhNH2_BnOH.docx
+++ b/doc_tables/best_cats_PhNH2_BnOH.docx
@@ -1294,7 +1294,7 @@
           </w:tcPr>
           <w:p>
             <w:r>
-              <w:t>Al</w:t>
+              <w:t>Cr</w:t>
             </w:r>
           </w:p>
         </w:tc>
@@ -1314,7 +1314,37 @@
           </w:tcPr>
           <w:p>
             <w:r>
-              <w:t>(10/160.0°C/no base/AI(NTf2)5/oxygen/10.1002/ejoc.202000229/2020/microwave)</w:t>
+              <w:t>(49/150.0°C/tBuOK/CrNNN/inert/10.1002/anie.202001704/2020/0)</w:t>
+            </w:r>
+          </w:p>
+        </w:tc>
+        <w:tc>
+          <w:tcPr>
+            <w:tcW w:type="dxa" w:w="1080"/>
+          </w:tcPr>
+          <w:p>
+            <w:r>
+              <w:t>(38/150.0°C/tBuOK/CrNNN/inert/10.1002/anie.202001704/2020/0)</w:t>
+            </w:r>
+          </w:p>
+        </w:tc>
+        <w:tc>
+          <w:tcPr>
+            <w:tcW w:type="dxa" w:w="1080"/>
+          </w:tcPr>
+          <w:p>
+            <w:r>
+              <w:t>(14/150.0°C/tBuOK/CrNNN/inert/10.1002/anie.202001704/2020/0)</w:t>
+            </w:r>
+          </w:p>
+        </w:tc>
+        <w:tc>
+          <w:tcPr>
+            <w:tcW w:type="dxa" w:w="1080"/>
+          </w:tcPr>
+          <w:p>
+            <w:r>
+              <w:t>(10/160.0°C/no base/Cr(NTf2)3/oxygen/10.1002/ejoc.202000229/2020/microwave)</w:t>
             </w:r>
           </w:p>
         </w:tc>
@@ -1334,37 +1364,7 @@
           </w:tcPr>
           <w:p>
             <w:r>
-              <w:t>no data</w:t>
-            </w:r>
-          </w:p>
-        </w:tc>
-        <w:tc>
-          <w:tcPr>
-            <w:tcW w:type="dxa" w:w="1080"/>
-          </w:tcPr>
-          <w:p>
-            <w:r>
-              <w:t>(10/160.0°C/no base/AI(NTf2)5/oxygen/10.1002/ejoc.202000229/2020/microwave)</w:t>
-            </w:r>
-          </w:p>
-        </w:tc>
-        <w:tc>
-          <w:tcPr>
-            <w:tcW w:type="dxa" w:w="1080"/>
-          </w:tcPr>
-          <w:p>
-            <w:r>
-              <w:t>no data</w:t>
-            </w:r>
-          </w:p>
-        </w:tc>
-        <w:tc>
-          <w:tcPr>
-            <w:tcW w:type="dxa" w:w="1080"/>
-          </w:tcPr>
-          <w:p>
-            <w:r>
-              <w:t>[]</w:t>
+              <w:t>['tBuOK']</w:t>
             </w:r>
           </w:p>
         </w:tc>
@@ -1458,7 +1458,7 @@
           </w:tcPr>
           <w:p>
             <w:r>
-              <w:t>Cr</w:t>
+              <w:t>Al</w:t>
             </w:r>
           </w:p>
         </w:tc>
@@ -1478,37 +1478,7 @@
           </w:tcPr>
           <w:p>
             <w:r>
-              <w:t>(49/150.0°C/tBuOK/CrNNN/inert/10.1002/anie.202001704/2020/0)</w:t>
-            </w:r>
-          </w:p>
-        </w:tc>
-        <w:tc>
-          <w:tcPr>
-            <w:tcW w:type="dxa" w:w="1080"/>
-          </w:tcPr>
-          <w:p>
-            <w:r>
-              <w:t>(38/150.0°C/tBuOK/CrNNN/inert/10.1002/anie.202001704/2020/0)</w:t>
-            </w:r>
-          </w:p>
-        </w:tc>
-        <w:tc>
-          <w:tcPr>
-            <w:tcW w:type="dxa" w:w="1080"/>
-          </w:tcPr>
-          <w:p>
-            <w:r>
-              <w:t>(14/150.0°C/tBuOK/CrNNN/inert/10.1002/anie.202001704/2020/0)</w:t>
-            </w:r>
-          </w:p>
-        </w:tc>
-        <w:tc>
-          <w:tcPr>
-            <w:tcW w:type="dxa" w:w="1080"/>
-          </w:tcPr>
-          <w:p>
-            <w:r>
-              <w:t>(10/160.0°C/no base/Cr(NTf2)3/oxygen/10.1002/ejoc.202000229/2020/microwave)</w:t>
+              <w:t>(10/160.0°C/no base/AI(NTf2)5/oxygen/10.1002/ejoc.202000229/2020/microwave)</w:t>
             </w:r>
           </w:p>
         </w:tc>
@@ -1528,7 +1498,37 @@
           </w:tcPr>
           <w:p>
             <w:r>
-              <w:t>['tBuOK']</w:t>
+              <w:t>no data</w:t>
+            </w:r>
+          </w:p>
+        </w:tc>
+        <w:tc>
+          <w:tcPr>
+            <w:tcW w:type="dxa" w:w="1080"/>
+          </w:tcPr>
+          <w:p>
+            <w:r>
+              <w:t>(10/160.0°C/no base/AI(NTf2)5/oxygen/10.1002/ejoc.202000229/2020/microwave)</w:t>
+            </w:r>
+          </w:p>
+        </w:tc>
+        <w:tc>
+          <w:tcPr>
+            <w:tcW w:type="dxa" w:w="1080"/>
+          </w:tcPr>
+          <w:p>
+            <w:r>
+              <w:t>no data</w:t>
+            </w:r>
+          </w:p>
+        </w:tc>
+        <w:tc>
+          <w:tcPr>
+            <w:tcW w:type="dxa" w:w="1080"/>
+          </w:tcPr>
+          <w:p>
+            <w:r>
+              <w:t>[]</w:t>
             </w:r>
           </w:p>
         </w:tc>
@@ -1540,7 +1540,7 @@
           </w:tcPr>
           <w:p>
             <w:r>
-              <w:t>Re</w:t>
+              <w:t>W</w:t>
             </w:r>
           </w:p>
         </w:tc>
@@ -1560,57 +1560,57 @@
           </w:tcPr>
           <w:p>
             <w:r>
-              <w:t>(66/100.0°C/tBuOK/Re(NHC1)2(CO)3Br/inert/10.1021/acs.organomet.3c00046/2023/0)</w:t>
-            </w:r>
-          </w:p>
-        </w:tc>
-        <w:tc>
-          <w:tcPr>
-            <w:tcW w:type="dxa" w:w="1080"/>
-          </w:tcPr>
-          <w:p>
-            <w:r>
-              <w:t>(66/100.0°C/tBuOK/Re(NHC1)2(CO)3Br/inert/10.1021/acs.organomet.3c00046/2023/0)</w:t>
-            </w:r>
-          </w:p>
-        </w:tc>
-        <w:tc>
-          <w:tcPr>
-            <w:tcW w:type="dxa" w:w="1080"/>
-          </w:tcPr>
-          <w:p>
-            <w:r>
-              <w:t>(54/100.0°C/tBuOK/Re(NHC1)2(CO)3Cl/inert/10.1021/acs.organomet.3c00046/2023/0)</w:t>
-            </w:r>
-          </w:p>
-        </w:tc>
-        <w:tc>
-          <w:tcPr>
-            <w:tcW w:type="dxa" w:w="1080"/>
-          </w:tcPr>
-          <w:p>
-            <w:r>
-              <w:t>(8/150.0°C/no base/ReH7(Pcy3)2/inert/10.1016/j.tetlet.2014.05.068/2014/0)</w:t>
-            </w:r>
-          </w:p>
-        </w:tc>
-        <w:tc>
-          <w:tcPr>
-            <w:tcW w:type="dxa" w:w="1080"/>
-          </w:tcPr>
-          <w:p>
-            <w:r>
-              <w:t>(8/150.0°C/no base/ReH7(Pcy3)2/inert/10.1016/j.tetlet.2014.05.068/2014/0)</w:t>
-            </w:r>
-          </w:p>
-        </w:tc>
-        <w:tc>
-          <w:tcPr>
-            <w:tcW w:type="dxa" w:w="1080"/>
-          </w:tcPr>
-          <w:p>
-            <w:r>
-              <w:t>['tBuOK', 'no base']</w:t>
+              <w:t>(142/130.0°C/tBuOK/W(CO)6/inert/10.1002/cssc.202002830/2020/0)</w:t>
+            </w:r>
+          </w:p>
+        </w:tc>
+        <w:tc>
+          <w:tcPr>
+            <w:tcW w:type="dxa" w:w="1080"/>
+          </w:tcPr>
+          <w:p>
+            <w:r>
+              <w:t>(142/130.0°C/tBuOK/W(CO)6/inert/10.1002/cssc.202002830/2020/0)</w:t>
+            </w:r>
+          </w:p>
+        </w:tc>
+        <w:tc>
+          <w:tcPr>
+            <w:tcW w:type="dxa" w:w="1080"/>
+          </w:tcPr>
+          <w:p>
+            <w:r>
+              <w:t>(74/130.0°C/tBuOK/W(CO)6/inert/10.1002/cssc.202002830/2020/0)</w:t>
+            </w:r>
+          </w:p>
+        </w:tc>
+        <w:tc>
+          <w:tcPr>
+            <w:tcW w:type="dxa" w:w="1080"/>
+          </w:tcPr>
+          <w:p>
+            <w:r>
+              <w:t>(14/140.0°C/no base/10WO3/ZrO2/oxygen/10.1039/d2ra00198e/2022/0)</w:t>
+            </w:r>
+          </w:p>
+        </w:tc>
+        <w:tc>
+          <w:tcPr>
+            <w:tcW w:type="dxa" w:w="1080"/>
+          </w:tcPr>
+          <w:p>
+            <w:r>
+              <w:t>no data</w:t>
+            </w:r>
+          </w:p>
+        </w:tc>
+        <w:tc>
+          <w:tcPr>
+            <w:tcW w:type="dxa" w:w="1080"/>
+          </w:tcPr>
+          <w:p>
+            <w:r>
+              <w:t>['tBuOK']</w:t>
             </w:r>
           </w:p>
         </w:tc>
@@ -1622,7 +1622,7 @@
           </w:tcPr>
           <w:p>
             <w:r>
-              <w:t>Bi</w:t>
+              <w:t>Cd</w:t>
             </w:r>
           </w:p>
         </w:tc>
@@ -1642,37 +1642,7 @@
           </w:tcPr>
           <w:p>
             <w:r>
-              <w:t>(1162/25.0°C/tBuOK/Bi-S3/s-Vs/inert/10.1039/d2ta06142b/2022/100W blue LED)</w:t>
-            </w:r>
-          </w:p>
-        </w:tc>
-        <w:tc>
-          <w:tcPr>
-            <w:tcW w:type="dxa" w:w="1080"/>
-          </w:tcPr>
-          <w:p>
-            <w:r>
-              <w:t>(1162/25.0°C/tBuOK/Bi-S3/s-Vs/inert/10.1039/d2ta06142b/2022/100W blue LED)</w:t>
-            </w:r>
-          </w:p>
-        </w:tc>
-        <w:tc>
-          <w:tcPr>
-            <w:tcW w:type="dxa" w:w="1080"/>
-          </w:tcPr>
-          <w:p>
-            <w:r>
-              <w:t>(1162/25.0°C/tBuOK/Bi-S3/s-Vs/inert/10.1039/d2ta06142b/2022/100W blue LED)</w:t>
-            </w:r>
-          </w:p>
-        </w:tc>
-        <w:tc>
-          <w:tcPr>
-            <w:tcW w:type="dxa" w:w="1080"/>
-          </w:tcPr>
-          <w:p>
-            <w:r>
-              <w:t>(10/160.0°C/no base/Bi(NTf2)3/oxygen/10.1002/ejoc.202000229/2020/microwave)</w:t>
+              <w:t>(0/160.0°C/no base/Cd(NTf2)2/oxygen/10.1002/ejoc.202000229/2020/microwave)</w:t>
             </w:r>
           </w:p>
         </w:tc>
@@ -1692,7 +1662,37 @@
           </w:tcPr>
           <w:p>
             <w:r>
-              <w:t>['tBuOK']</w:t>
+              <w:t>no data</w:t>
+            </w:r>
+          </w:p>
+        </w:tc>
+        <w:tc>
+          <w:tcPr>
+            <w:tcW w:type="dxa" w:w="1080"/>
+          </w:tcPr>
+          <w:p>
+            <w:r>
+              <w:t>(0/160.0°C/no base/Cd(NTf2)2/oxygen/10.1002/ejoc.202000229/2020/microwave)</w:t>
+            </w:r>
+          </w:p>
+        </w:tc>
+        <w:tc>
+          <w:tcPr>
+            <w:tcW w:type="dxa" w:w="1080"/>
+          </w:tcPr>
+          <w:p>
+            <w:r>
+              <w:t>no data</w:t>
+            </w:r>
+          </w:p>
+        </w:tc>
+        <w:tc>
+          <w:tcPr>
+            <w:tcW w:type="dxa" w:w="1080"/>
+          </w:tcPr>
+          <w:p>
+            <w:r>
+              <w:t>[]</w:t>
             </w:r>
           </w:p>
         </w:tc>
@@ -1704,7 +1704,7 @@
           </w:tcPr>
           <w:p>
             <w:r>
-              <w:t>W</w:t>
+              <w:t>Bi</w:t>
             </w:r>
           </w:p>
         </w:tc>
@@ -1724,37 +1724,37 @@
           </w:tcPr>
           <w:p>
             <w:r>
-              <w:t>(142/130.0°C/tBuOK/W(CO)6/inert/10.1002/cssc.202002830/2020/0)</w:t>
-            </w:r>
-          </w:p>
-        </w:tc>
-        <w:tc>
-          <w:tcPr>
-            <w:tcW w:type="dxa" w:w="1080"/>
-          </w:tcPr>
-          <w:p>
-            <w:r>
-              <w:t>(142/130.0°C/tBuOK/W(CO)6/inert/10.1002/cssc.202002830/2020/0)</w:t>
-            </w:r>
-          </w:p>
-        </w:tc>
-        <w:tc>
-          <w:tcPr>
-            <w:tcW w:type="dxa" w:w="1080"/>
-          </w:tcPr>
-          <w:p>
-            <w:r>
-              <w:t>(74/130.0°C/tBuOK/W(CO)6/inert/10.1002/cssc.202002830/2020/0)</w:t>
-            </w:r>
-          </w:p>
-        </w:tc>
-        <w:tc>
-          <w:tcPr>
-            <w:tcW w:type="dxa" w:w="1080"/>
-          </w:tcPr>
-          <w:p>
-            <w:r>
-              <w:t>(14/140.0°C/no base/10WO3/ZrO2/oxygen/10.1039/d2ra00198e/2022/0)</w:t>
+              <w:t>(1162/25.0°C/tBuOK/Bi-S3/s-Vs/inert/10.1039/d2ta06142b/2022/100W blue LED)</w:t>
+            </w:r>
+          </w:p>
+        </w:tc>
+        <w:tc>
+          <w:tcPr>
+            <w:tcW w:type="dxa" w:w="1080"/>
+          </w:tcPr>
+          <w:p>
+            <w:r>
+              <w:t>(1162/25.0°C/tBuOK/Bi-S3/s-Vs/inert/10.1039/d2ta06142b/2022/100W blue LED)</w:t>
+            </w:r>
+          </w:p>
+        </w:tc>
+        <w:tc>
+          <w:tcPr>
+            <w:tcW w:type="dxa" w:w="1080"/>
+          </w:tcPr>
+          <w:p>
+            <w:r>
+              <w:t>(1162/25.0°C/tBuOK/Bi-S3/s-Vs/inert/10.1039/d2ta06142b/2022/100W blue LED)</w:t>
+            </w:r>
+          </w:p>
+        </w:tc>
+        <w:tc>
+          <w:tcPr>
+            <w:tcW w:type="dxa" w:w="1080"/>
+          </w:tcPr>
+          <w:p>
+            <w:r>
+              <w:t>(10/160.0°C/no base/Bi(NTf2)3/oxygen/10.1002/ejoc.202000229/2020/microwave)</w:t>
             </w:r>
           </w:p>
         </w:tc>
@@ -1786,7 +1786,7 @@
           </w:tcPr>
           <w:p>
             <w:r>
-              <w:t>Cd</w:t>
+              <w:t>Sm</w:t>
             </w:r>
           </w:p>
         </w:tc>
@@ -1806,7 +1806,37 @@
           </w:tcPr>
           <w:p>
             <w:r>
-              <w:t>(0/160.0°C/no base/Cd(NTf2)2/oxygen/10.1002/ejoc.202000229/2020/microwave)</w:t>
+              <w:t>(30/140.0°C/tBuOK/SmI2/inert/10.1021/acs.joc.9b00717/2019/MW)</w:t>
+            </w:r>
+          </w:p>
+        </w:tc>
+        <w:tc>
+          <w:tcPr>
+            <w:tcW w:type="dxa" w:w="1080"/>
+          </w:tcPr>
+          <w:p>
+            <w:r>
+              <w:t>(30/140.0°C/tBuOK/SmI2/inert/10.1021/acs.joc.9b00717/2019/MW)</w:t>
+            </w:r>
+          </w:p>
+        </w:tc>
+        <w:tc>
+          <w:tcPr>
+            <w:tcW w:type="dxa" w:w="1080"/>
+          </w:tcPr>
+          <w:p>
+            <w:r>
+              <w:t>(30/140.0°C/tBuOK/SmI2/inert/10.1021/acs.joc.9b00717/2019/MW)</w:t>
+            </w:r>
+          </w:p>
+        </w:tc>
+        <w:tc>
+          <w:tcPr>
+            <w:tcW w:type="dxa" w:w="1080"/>
+          </w:tcPr>
+          <w:p>
+            <w:r>
+              <w:t>(12/160.0°C/no base/Sm(NTf2)3/oxygen/10.1002/ejoc.202000229/2020/microwave)</w:t>
             </w:r>
           </w:p>
         </w:tc>
@@ -1826,37 +1856,7 @@
           </w:tcPr>
           <w:p>
             <w:r>
-              <w:t>no data</w:t>
-            </w:r>
-          </w:p>
-        </w:tc>
-        <w:tc>
-          <w:tcPr>
-            <w:tcW w:type="dxa" w:w="1080"/>
-          </w:tcPr>
-          <w:p>
-            <w:r>
-              <w:t>(0/160.0°C/no base/Cd(NTf2)2/oxygen/10.1002/ejoc.202000229/2020/microwave)</w:t>
-            </w:r>
-          </w:p>
-        </w:tc>
-        <w:tc>
-          <w:tcPr>
-            <w:tcW w:type="dxa" w:w="1080"/>
-          </w:tcPr>
-          <w:p>
-            <w:r>
-              <w:t>no data</w:t>
-            </w:r>
-          </w:p>
-        </w:tc>
-        <w:tc>
-          <w:tcPr>
-            <w:tcW w:type="dxa" w:w="1080"/>
-          </w:tcPr>
-          <w:p>
-            <w:r>
-              <w:t>[]</w:t>
+              <w:t>['tBuOK']</w:t>
             </w:r>
           </w:p>
         </w:tc>
@@ -1868,7 +1868,7 @@
           </w:tcPr>
           <w:p>
             <w:r>
-              <w:t>Sm</w:t>
+              <w:t>Re</w:t>
             </w:r>
           </w:p>
         </w:tc>
@@ -1888,57 +1888,57 @@
           </w:tcPr>
           <w:p>
             <w:r>
-              <w:t>(30/140.0°C/tBuOK/SmI2/inert/10.1021/acs.joc.9b00717/2019/MW)</w:t>
-            </w:r>
-          </w:p>
-        </w:tc>
-        <w:tc>
-          <w:tcPr>
-            <w:tcW w:type="dxa" w:w="1080"/>
-          </w:tcPr>
-          <w:p>
-            <w:r>
-              <w:t>(30/140.0°C/tBuOK/SmI2/inert/10.1021/acs.joc.9b00717/2019/MW)</w:t>
-            </w:r>
-          </w:p>
-        </w:tc>
-        <w:tc>
-          <w:tcPr>
-            <w:tcW w:type="dxa" w:w="1080"/>
-          </w:tcPr>
-          <w:p>
-            <w:r>
-              <w:t>(30/140.0°C/tBuOK/SmI2/inert/10.1021/acs.joc.9b00717/2019/MW)</w:t>
-            </w:r>
-          </w:p>
-        </w:tc>
-        <w:tc>
-          <w:tcPr>
-            <w:tcW w:type="dxa" w:w="1080"/>
-          </w:tcPr>
-          <w:p>
-            <w:r>
-              <w:t>(12/160.0°C/no base/Sm(NTf2)3/oxygen/10.1002/ejoc.202000229/2020/microwave)</w:t>
-            </w:r>
-          </w:p>
-        </w:tc>
-        <w:tc>
-          <w:tcPr>
-            <w:tcW w:type="dxa" w:w="1080"/>
-          </w:tcPr>
-          <w:p>
-            <w:r>
-              <w:t>no data</w:t>
-            </w:r>
-          </w:p>
-        </w:tc>
-        <w:tc>
-          <w:tcPr>
-            <w:tcW w:type="dxa" w:w="1080"/>
-          </w:tcPr>
-          <w:p>
-            <w:r>
-              <w:t>['tBuOK']</w:t>
+              <w:t>(66/100.0°C/tBuOK/Re(NHC1)2(CO)3Br/inert/10.1021/acs.organomet.3c00046/2023/0)</w:t>
+            </w:r>
+          </w:p>
+        </w:tc>
+        <w:tc>
+          <w:tcPr>
+            <w:tcW w:type="dxa" w:w="1080"/>
+          </w:tcPr>
+          <w:p>
+            <w:r>
+              <w:t>(66/100.0°C/tBuOK/Re(NHC1)2(CO)3Br/inert/10.1021/acs.organomet.3c00046/2023/0)</w:t>
+            </w:r>
+          </w:p>
+        </w:tc>
+        <w:tc>
+          <w:tcPr>
+            <w:tcW w:type="dxa" w:w="1080"/>
+          </w:tcPr>
+          <w:p>
+            <w:r>
+              <w:t>(54/100.0°C/tBuOK/Re(NHC1)2(CO)3Cl/inert/10.1021/acs.organomet.3c00046/2023/0)</w:t>
+            </w:r>
+          </w:p>
+        </w:tc>
+        <w:tc>
+          <w:tcPr>
+            <w:tcW w:type="dxa" w:w="1080"/>
+          </w:tcPr>
+          <w:p>
+            <w:r>
+              <w:t>(8/150.0°C/no base/ReH7(Pcy3)2/inert/10.1016/j.tetlet.2014.05.068/2014/0)</w:t>
+            </w:r>
+          </w:p>
+        </w:tc>
+        <w:tc>
+          <w:tcPr>
+            <w:tcW w:type="dxa" w:w="1080"/>
+          </w:tcPr>
+          <w:p>
+            <w:r>
+              <w:t>(8/150.0°C/no base/ReH7(Pcy3)2/inert/10.1016/j.tetlet.2014.05.068/2014/0)</w:t>
+            </w:r>
+          </w:p>
+        </w:tc>
+        <w:tc>
+          <w:tcPr>
+            <w:tcW w:type="dxa" w:w="1080"/>
+          </w:tcPr>
+          <w:p>
+            <w:r>
+              <w:t>['tBuOK', 'no base']</w:t>
             </w:r>
           </w:p>
         </w:tc>
@@ -1950,7 +1950,7 @@
           </w:tcPr>
           <w:p>
             <w:r>
-              <w:t>Ca</w:t>
+              <w:t>Hf</w:t>
             </w:r>
           </w:p>
         </w:tc>
@@ -1970,57 +1970,57 @@
           </w:tcPr>
           <w:p>
             <w:r>
-              <w:t>(0/160.0°C/no base/Ca(OTf)2/oxygen/10.1002/ejoc.202000229/2020/microwave)</w:t>
-            </w:r>
-          </w:p>
-        </w:tc>
-        <w:tc>
-          <w:tcPr>
-            <w:tcW w:type="dxa" w:w="1080"/>
-          </w:tcPr>
-          <w:p>
-            <w:r>
-              <w:t>no data</w:t>
-            </w:r>
-          </w:p>
-        </w:tc>
-        <w:tc>
-          <w:tcPr>
-            <w:tcW w:type="dxa" w:w="1080"/>
-          </w:tcPr>
-          <w:p>
-            <w:r>
-              <w:t>no data</w:t>
-            </w:r>
-          </w:p>
-        </w:tc>
-        <w:tc>
-          <w:tcPr>
-            <w:tcW w:type="dxa" w:w="1080"/>
-          </w:tcPr>
-          <w:p>
-            <w:r>
-              <w:t>(0/160.0°C/no base/Ca(OTf)2/oxygen/10.1002/ejoc.202000229/2020/microwave)</w:t>
-            </w:r>
-          </w:p>
-        </w:tc>
-        <w:tc>
-          <w:tcPr>
-            <w:tcW w:type="dxa" w:w="1080"/>
-          </w:tcPr>
-          <w:p>
-            <w:r>
-              <w:t>no data</w:t>
-            </w:r>
-          </w:p>
-        </w:tc>
-        <w:tc>
-          <w:tcPr>
-            <w:tcW w:type="dxa" w:w="1080"/>
-          </w:tcPr>
-          <w:p>
-            <w:r>
-              <w:t>[]</w:t>
+              <w:t>(7/120.0°C/no base/Hf-MOF-808_H2O/oxygen/10.1021/acssuschemeng.1c04903/2021/0)</w:t>
+            </w:r>
+          </w:p>
+        </w:tc>
+        <w:tc>
+          <w:tcPr>
+            <w:tcW w:type="dxa" w:w="1080"/>
+          </w:tcPr>
+          <w:p>
+            <w:r>
+              <w:t>(7/120.0°C/no base/Hf-MOF-808_H2O/oxygen/10.1021/acssuschemeng.1c04903/2021/0)</w:t>
+            </w:r>
+          </w:p>
+        </w:tc>
+        <w:tc>
+          <w:tcPr>
+            <w:tcW w:type="dxa" w:w="1080"/>
+          </w:tcPr>
+          <w:p>
+            <w:r>
+              <w:t>(7/120.0°C/no base/Hf-MOF-808_H2O/oxygen/10.1021/acssuschemeng.1c04903/2021/0)</w:t>
+            </w:r>
+          </w:p>
+        </w:tc>
+        <w:tc>
+          <w:tcPr>
+            <w:tcW w:type="dxa" w:w="1080"/>
+          </w:tcPr>
+          <w:p>
+            <w:r>
+              <w:t>(7/120.0°C/no base/Hf-MOF-808_H2O/oxygen/10.1021/acssuschemeng.1c04903/2021/0)</w:t>
+            </w:r>
+          </w:p>
+        </w:tc>
+        <w:tc>
+          <w:tcPr>
+            <w:tcW w:type="dxa" w:w="1080"/>
+          </w:tcPr>
+          <w:p>
+            <w:r>
+              <w:t>(7/120.0°C/no base/Hf-MOF-808_H2O/oxygen/10.1021/acssuschemeng.1c04903/2021/0)</w:t>
+            </w:r>
+          </w:p>
+        </w:tc>
+        <w:tc>
+          <w:tcPr>
+            <w:tcW w:type="dxa" w:w="1080"/>
+          </w:tcPr>
+          <w:p>
+            <w:r>
+              <w:t>['no base']</w:t>
             </w:r>
           </w:p>
         </w:tc>
@@ -2032,7 +2032,7 @@
           </w:tcPr>
           <w:p>
             <w:r>
-              <w:t>K</w:t>
+              <w:t>Yb</w:t>
             </w:r>
           </w:p>
         </w:tc>
@@ -2052,57 +2052,57 @@
           </w:tcPr>
           <w:p>
             <w:r>
-              <w:t>(0/160.0°C/no base/K(NTf2)/oxygen/10.1002/ejoc.202000229/2020/microwave)</w:t>
-            </w:r>
-          </w:p>
-        </w:tc>
-        <w:tc>
-          <w:tcPr>
-            <w:tcW w:type="dxa" w:w="1080"/>
-          </w:tcPr>
-          <w:p>
-            <w:r>
-              <w:t>no data</w:t>
-            </w:r>
-          </w:p>
-        </w:tc>
-        <w:tc>
-          <w:tcPr>
-            <w:tcW w:type="dxa" w:w="1080"/>
-          </w:tcPr>
-          <w:p>
-            <w:r>
-              <w:t>no data</w:t>
-            </w:r>
-          </w:p>
-        </w:tc>
-        <w:tc>
-          <w:tcPr>
-            <w:tcW w:type="dxa" w:w="1080"/>
-          </w:tcPr>
-          <w:p>
-            <w:r>
-              <w:t>(0/160.0°C/no base/K(NTf2)/oxygen/10.1002/ejoc.202000229/2020/microwave)</w:t>
-            </w:r>
-          </w:p>
-        </w:tc>
-        <w:tc>
-          <w:tcPr>
-            <w:tcW w:type="dxa" w:w="1080"/>
-          </w:tcPr>
-          <w:p>
-            <w:r>
-              <w:t>no data</w:t>
-            </w:r>
-          </w:p>
-        </w:tc>
-        <w:tc>
-          <w:tcPr>
-            <w:tcW w:type="dxa" w:w="1080"/>
-          </w:tcPr>
-          <w:p>
-            <w:r>
-              <w:t>[]</w:t>
+              <w:t>(18/160.0°C/no base/Yb(NTf2)2/oxygen/10.1002/ejoc.202000229/2020/microwave)</w:t>
+            </w:r>
+          </w:p>
+        </w:tc>
+        <w:tc>
+          <w:tcPr>
+            <w:tcW w:type="dxa" w:w="1080"/>
+          </w:tcPr>
+          <w:p>
+            <w:r>
+              <w:t>(18/160.0°C/no base/Yb(NTf2)2/oxygen/10.1002/ejoc.202000229/2020/microwave)</w:t>
+            </w:r>
+          </w:p>
+        </w:tc>
+        <w:tc>
+          <w:tcPr>
+            <w:tcW w:type="dxa" w:w="1080"/>
+          </w:tcPr>
+          <w:p>
+            <w:r>
+              <w:t>(18/160.0°C/no base/Yb(NTf2)2/oxygen/10.1002/ejoc.202000229/2020/microwave)</w:t>
+            </w:r>
+          </w:p>
+        </w:tc>
+        <w:tc>
+          <w:tcPr>
+            <w:tcW w:type="dxa" w:w="1080"/>
+          </w:tcPr>
+          <w:p>
+            <w:r>
+              <w:t>(18/160.0°C/no base/Yb(NTf2)2/oxygen/10.1002/ejoc.202000229/2020/microwave)</w:t>
+            </w:r>
+          </w:p>
+        </w:tc>
+        <w:tc>
+          <w:tcPr>
+            <w:tcW w:type="dxa" w:w="1080"/>
+          </w:tcPr>
+          <w:p>
+            <w:r>
+              <w:t>(18/160.0°C/no base/Yb(NTf2)2/oxygen/10.1002/ejoc.202000229/2020/microwave)</w:t>
+            </w:r>
+          </w:p>
+        </w:tc>
+        <w:tc>
+          <w:tcPr>
+            <w:tcW w:type="dxa" w:w="1080"/>
+          </w:tcPr>
+          <w:p>
+            <w:r>
+              <w:t>['no base']</w:t>
             </w:r>
           </w:p>
         </w:tc>
@@ -2114,7 +2114,7 @@
           </w:tcPr>
           <w:p>
             <w:r>
-              <w:t>Pr</w:t>
+              <w:t>Ba</w:t>
             </w:r>
           </w:p>
         </w:tc>
@@ -2134,57 +2134,57 @@
           </w:tcPr>
           <w:p>
             <w:r>
-              <w:t>(16/160.0°C/no base/Pr(NTf2)3/oxygen/10.1002/ejoc.202000229/2020/microwave)</w:t>
-            </w:r>
-          </w:p>
-        </w:tc>
-        <w:tc>
-          <w:tcPr>
-            <w:tcW w:type="dxa" w:w="1080"/>
-          </w:tcPr>
-          <w:p>
-            <w:r>
-              <w:t>(16/160.0°C/no base/Pr(NTf2)3/oxygen/10.1002/ejoc.202000229/2020/microwave)</w:t>
-            </w:r>
-          </w:p>
-        </w:tc>
-        <w:tc>
-          <w:tcPr>
-            <w:tcW w:type="dxa" w:w="1080"/>
-          </w:tcPr>
-          <w:p>
-            <w:r>
-              <w:t>(16/160.0°C/no base/Pr(NTf2)3/oxygen/10.1002/ejoc.202000229/2020/microwave)</w:t>
-            </w:r>
-          </w:p>
-        </w:tc>
-        <w:tc>
-          <w:tcPr>
-            <w:tcW w:type="dxa" w:w="1080"/>
-          </w:tcPr>
-          <w:p>
-            <w:r>
-              <w:t>(16/160.0°C/no base/Pr(NTf2)3/oxygen/10.1002/ejoc.202000229/2020/microwave)</w:t>
-            </w:r>
-          </w:p>
-        </w:tc>
-        <w:tc>
-          <w:tcPr>
-            <w:tcW w:type="dxa" w:w="1080"/>
-          </w:tcPr>
-          <w:p>
-            <w:r>
-              <w:t>(16/160.0°C/no base/Pr(NTf2)3/oxygen/10.1002/ejoc.202000229/2020/microwave)</w:t>
-            </w:r>
-          </w:p>
-        </w:tc>
-        <w:tc>
-          <w:tcPr>
-            <w:tcW w:type="dxa" w:w="1080"/>
-          </w:tcPr>
-          <w:p>
-            <w:r>
-              <w:t>['no base']</w:t>
+              <w:t>(0/160.0°C/no base/Ba(NTf2)2/oxygen/10.1002/ejoc.202000229/2020/microwave)</w:t>
+            </w:r>
+          </w:p>
+        </w:tc>
+        <w:tc>
+          <w:tcPr>
+            <w:tcW w:type="dxa" w:w="1080"/>
+          </w:tcPr>
+          <w:p>
+            <w:r>
+              <w:t>no data</w:t>
+            </w:r>
+          </w:p>
+        </w:tc>
+        <w:tc>
+          <w:tcPr>
+            <w:tcW w:type="dxa" w:w="1080"/>
+          </w:tcPr>
+          <w:p>
+            <w:r>
+              <w:t>no data</w:t>
+            </w:r>
+          </w:p>
+        </w:tc>
+        <w:tc>
+          <w:tcPr>
+            <w:tcW w:type="dxa" w:w="1080"/>
+          </w:tcPr>
+          <w:p>
+            <w:r>
+              <w:t>(0/160.0°C/no base/Ba(NTf2)2/oxygen/10.1002/ejoc.202000229/2020/microwave)</w:t>
+            </w:r>
+          </w:p>
+        </w:tc>
+        <w:tc>
+          <w:tcPr>
+            <w:tcW w:type="dxa" w:w="1080"/>
+          </w:tcPr>
+          <w:p>
+            <w:r>
+              <w:t>no data</w:t>
+            </w:r>
+          </w:p>
+        </w:tc>
+        <w:tc>
+          <w:tcPr>
+            <w:tcW w:type="dxa" w:w="1080"/>
+          </w:tcPr>
+          <w:p>
+            <w:r>
+              <w:t>[]</w:t>
             </w:r>
           </w:p>
         </w:tc>
@@ -2196,7 +2196,7 @@
           </w:tcPr>
           <w:p>
             <w:r>
-              <w:t>Gd</w:t>
+              <w:t>Ga</w:t>
             </w:r>
           </w:p>
         </w:tc>
@@ -2216,57 +2216,57 @@
           </w:tcPr>
           <w:p>
             <w:r>
-              <w:t>(13/160.0°C/no base/Gd(NTf2)3/oxygen/10.1002/ejoc.202000229/2020/microwave)</w:t>
-            </w:r>
-          </w:p>
-        </w:tc>
-        <w:tc>
-          <w:tcPr>
-            <w:tcW w:type="dxa" w:w="1080"/>
-          </w:tcPr>
-          <w:p>
-            <w:r>
-              <w:t>(13/160.0°C/no base/Gd(NTf2)3/oxygen/10.1002/ejoc.202000229/2020/microwave)</w:t>
-            </w:r>
-          </w:p>
-        </w:tc>
-        <w:tc>
-          <w:tcPr>
-            <w:tcW w:type="dxa" w:w="1080"/>
-          </w:tcPr>
-          <w:p>
-            <w:r>
-              <w:t>(13/160.0°C/no base/Gd(NTf2)3/oxygen/10.1002/ejoc.202000229/2020/microwave)</w:t>
-            </w:r>
-          </w:p>
-        </w:tc>
-        <w:tc>
-          <w:tcPr>
-            <w:tcW w:type="dxa" w:w="1080"/>
-          </w:tcPr>
-          <w:p>
-            <w:r>
-              <w:t>(13/160.0°C/no base/Gd(NTf2)3/oxygen/10.1002/ejoc.202000229/2020/microwave)</w:t>
-            </w:r>
-          </w:p>
-        </w:tc>
-        <w:tc>
-          <w:tcPr>
-            <w:tcW w:type="dxa" w:w="1080"/>
-          </w:tcPr>
-          <w:p>
-            <w:r>
-              <w:t>(13/160.0°C/no base/Gd(NTf2)3/oxygen/10.1002/ejoc.202000229/2020/microwave)</w:t>
-            </w:r>
-          </w:p>
-        </w:tc>
-        <w:tc>
-          <w:tcPr>
-            <w:tcW w:type="dxa" w:w="1080"/>
-          </w:tcPr>
-          <w:p>
-            <w:r>
-              <w:t>['no base']</w:t>
+              <w:t>(10/160.0°C/no base/Ga(NTf2)3/oxygen/10.1002/ejoc.202000229/2020/microwave)</w:t>
+            </w:r>
+          </w:p>
+        </w:tc>
+        <w:tc>
+          <w:tcPr>
+            <w:tcW w:type="dxa" w:w="1080"/>
+          </w:tcPr>
+          <w:p>
+            <w:r>
+              <w:t>no data</w:t>
+            </w:r>
+          </w:p>
+        </w:tc>
+        <w:tc>
+          <w:tcPr>
+            <w:tcW w:type="dxa" w:w="1080"/>
+          </w:tcPr>
+          <w:p>
+            <w:r>
+              <w:t>no data</w:t>
+            </w:r>
+          </w:p>
+        </w:tc>
+        <w:tc>
+          <w:tcPr>
+            <w:tcW w:type="dxa" w:w="1080"/>
+          </w:tcPr>
+          <w:p>
+            <w:r>
+              <w:t>(10/160.0°C/no base/Ga(NTf2)3/oxygen/10.1002/ejoc.202000229/2020/microwave)</w:t>
+            </w:r>
+          </w:p>
+        </w:tc>
+        <w:tc>
+          <w:tcPr>
+            <w:tcW w:type="dxa" w:w="1080"/>
+          </w:tcPr>
+          <w:p>
+            <w:r>
+              <w:t>no data</w:t>
+            </w:r>
+          </w:p>
+        </w:tc>
+        <w:tc>
+          <w:tcPr>
+            <w:tcW w:type="dxa" w:w="1080"/>
+          </w:tcPr>
+          <w:p>
+            <w:r>
+              <w:t>[]</w:t>
             </w:r>
           </w:p>
         </w:tc>
@@ -2278,7 +2278,7 @@
           </w:tcPr>
           <w:p>
             <w:r>
-              <w:t>Cu,Ag</w:t>
+              <w:t>Au,Pd</w:t>
             </w:r>
           </w:p>
         </w:tc>
@@ -2298,57 +2298,57 @@
           </w:tcPr>
           <w:p>
             <w:r>
-              <w:t>(560/155.0°C/no base/Cu0.95Ag0.05/Al2O3/inert/10.1039/c1ra00560j/2011/0.1 mol% Cu+ Ag)</w:t>
-            </w:r>
-          </w:p>
-        </w:tc>
-        <w:tc>
-          <w:tcPr>
-            <w:tcW w:type="dxa" w:w="1080"/>
-          </w:tcPr>
-          <w:p>
-            <w:r>
-              <w:t>(94/155.0°C/no base/Cu0.95Ag0.05/Al2O3/inert/10.1039/c1ra00560j/2011/1 mol% Cu+ Ag)</w:t>
-            </w:r>
-          </w:p>
-        </w:tc>
-        <w:tc>
-          <w:tcPr>
-            <w:tcW w:type="dxa" w:w="1080"/>
-          </w:tcPr>
-          <w:p>
-            <w:r>
-              <w:t>(94/155.0°C/no base/Cu0.95Ag0.05/Al2O3/inert/10.1039/c1ra00560j/2011/1 mol% Cu+ Ag)</w:t>
-            </w:r>
-          </w:p>
-        </w:tc>
-        <w:tc>
-          <w:tcPr>
-            <w:tcW w:type="dxa" w:w="1080"/>
-          </w:tcPr>
-          <w:p>
-            <w:r>
-              <w:t>(560/155.0°C/no base/Cu0.95Ag0.05/Al2O3/inert/10.1039/c1ra00560j/2011/0.1 mol% Cu+ Ag)</w:t>
-            </w:r>
-          </w:p>
-        </w:tc>
-        <w:tc>
-          <w:tcPr>
-            <w:tcW w:type="dxa" w:w="1080"/>
-          </w:tcPr>
-          <w:p>
-            <w:r>
-              <w:t>(94/155.0°C/no base/Cu0.95Ag0.05/Al2O3/inert/10.1039/c1ra00560j/2011/1 mol% Cu+ Ag)</w:t>
-            </w:r>
-          </w:p>
-        </w:tc>
-        <w:tc>
-          <w:tcPr>
-            <w:tcW w:type="dxa" w:w="1080"/>
-          </w:tcPr>
-          <w:p>
-            <w:r>
-              <w:t>['no base']</w:t>
+              <w:t>(74/180.0°C/no base/AuPd/MgO/inert/10.1002/chem.200901501/2009/0)</w:t>
+            </w:r>
+          </w:p>
+        </w:tc>
+        <w:tc>
+          <w:tcPr>
+            <w:tcW w:type="dxa" w:w="1080"/>
+          </w:tcPr>
+          <w:p>
+            <w:r>
+              <w:t>no data</w:t>
+            </w:r>
+          </w:p>
+        </w:tc>
+        <w:tc>
+          <w:tcPr>
+            <w:tcW w:type="dxa" w:w="1080"/>
+          </w:tcPr>
+          <w:p>
+            <w:r>
+              <w:t>no data</w:t>
+            </w:r>
+          </w:p>
+        </w:tc>
+        <w:tc>
+          <w:tcPr>
+            <w:tcW w:type="dxa" w:w="1080"/>
+          </w:tcPr>
+          <w:p>
+            <w:r>
+              <w:t>(74/180.0°C/no base/AuPd/MgO/inert/10.1002/chem.200901501/2009/0)</w:t>
+            </w:r>
+          </w:p>
+        </w:tc>
+        <w:tc>
+          <w:tcPr>
+            <w:tcW w:type="dxa" w:w="1080"/>
+          </w:tcPr>
+          <w:p>
+            <w:r>
+              <w:t>no data</w:t>
+            </w:r>
+          </w:p>
+        </w:tc>
+        <w:tc>
+          <w:tcPr>
+            <w:tcW w:type="dxa" w:w="1080"/>
+          </w:tcPr>
+          <w:p>
+            <w:r>
+              <w:t>[]</w:t>
             </w:r>
           </w:p>
         </w:tc>
@@ -2360,7 +2360,7 @@
           </w:tcPr>
           <w:p>
             <w:r>
-              <w:t>Se</w:t>
+              <w:t>Li</w:t>
             </w:r>
           </w:p>
         </w:tc>
@@ -2380,7 +2380,7 @@
           </w:tcPr>
           <w:p>
             <w:r>
-              <w:t>(0/160.0°C/no base/Sr(NTf2)2/oxygen/10.1002/ejoc.202000229/2020/microwave)</w:t>
+              <w:t>(0/160.0°C/no base/Li(NTf2)/oxygen/10.1002/ejoc.202000229/2020/microwave)</w:t>
             </w:r>
           </w:p>
         </w:tc>
@@ -2410,7 +2410,7 @@
           </w:tcPr>
           <w:p>
             <w:r>
-              <w:t>(0/160.0°C/no base/Sr(NTf2)2/oxygen/10.1002/ejoc.202000229/2020/microwave)</w:t>
+              <w:t>(0/160.0°C/no base/Li(NTf2)/oxygen/10.1002/ejoc.202000229/2020/microwave)</w:t>
             </w:r>
           </w:p>
         </w:tc>
@@ -2442,7 +2442,7 @@
           </w:tcPr>
           <w:p>
             <w:r>
-              <w:t>Sb</w:t>
+              <w:t>Eu</w:t>
             </w:r>
           </w:p>
         </w:tc>
@@ -2462,47 +2462,47 @@
           </w:tcPr>
           <w:p>
             <w:r>
-              <w:t>(14/160.0°C/no base/Sb(NTf2)3/oxygen/10.1002/ejoc.202000229/2020/microwave)</w:t>
-            </w:r>
-          </w:p>
-        </w:tc>
-        <w:tc>
-          <w:tcPr>
-            <w:tcW w:type="dxa" w:w="1080"/>
-          </w:tcPr>
-          <w:p>
-            <w:r>
-              <w:t>(14/160.0°C/no base/Sb(NTf2)3/oxygen/10.1002/ejoc.202000229/2020/microwave)</w:t>
-            </w:r>
-          </w:p>
-        </w:tc>
-        <w:tc>
-          <w:tcPr>
-            <w:tcW w:type="dxa" w:w="1080"/>
-          </w:tcPr>
-          <w:p>
-            <w:r>
-              <w:t>(14/160.0°C/no base/Sb(NTf2)3/oxygen/10.1002/ejoc.202000229/2020/microwave)</w:t>
-            </w:r>
-          </w:p>
-        </w:tc>
-        <w:tc>
-          <w:tcPr>
-            <w:tcW w:type="dxa" w:w="1080"/>
-          </w:tcPr>
-          <w:p>
-            <w:r>
-              <w:t>(14/160.0°C/no base/Sb(NTf2)3/oxygen/10.1002/ejoc.202000229/2020/microwave)</w:t>
-            </w:r>
-          </w:p>
-        </w:tc>
-        <w:tc>
-          <w:tcPr>
-            <w:tcW w:type="dxa" w:w="1080"/>
-          </w:tcPr>
-          <w:p>
-            <w:r>
-              <w:t>(14/160.0°C/no base/Sb(NTf2)3/oxygen/10.1002/ejoc.202000229/2020/microwave)</w:t>
+              <w:t>(17/160.0°C/no base/Eu(NTf2)2/oxygen/10.1002/ejoc.202000229/2020/microwave)</w:t>
+            </w:r>
+          </w:p>
+        </w:tc>
+        <w:tc>
+          <w:tcPr>
+            <w:tcW w:type="dxa" w:w="1080"/>
+          </w:tcPr>
+          <w:p>
+            <w:r>
+              <w:t>(17/160.0°C/no base/Eu(NTf2)2/oxygen/10.1002/ejoc.202000229/2020/microwave)</w:t>
+            </w:r>
+          </w:p>
+        </w:tc>
+        <w:tc>
+          <w:tcPr>
+            <w:tcW w:type="dxa" w:w="1080"/>
+          </w:tcPr>
+          <w:p>
+            <w:r>
+              <w:t>(17/160.0°C/no base/Eu(NTf2)2/oxygen/10.1002/ejoc.202000229/2020/microwave)</w:t>
+            </w:r>
+          </w:p>
+        </w:tc>
+        <w:tc>
+          <w:tcPr>
+            <w:tcW w:type="dxa" w:w="1080"/>
+          </w:tcPr>
+          <w:p>
+            <w:r>
+              <w:t>(17/160.0°C/no base/Eu(NTf2)2/oxygen/10.1002/ejoc.202000229/2020/microwave)</w:t>
+            </w:r>
+          </w:p>
+        </w:tc>
+        <w:tc>
+          <w:tcPr>
+            <w:tcW w:type="dxa" w:w="1080"/>
+          </w:tcPr>
+          <w:p>
+            <w:r>
+              <w:t>(17/160.0°C/no base/Eu(NTf2)2/oxygen/10.1002/ejoc.202000229/2020/microwave)</w:t>
             </w:r>
           </w:p>
         </w:tc>
@@ -2524,7 +2524,7 @@
           </w:tcPr>
           <w:p>
             <w:r>
-              <w:t>Yb</w:t>
+              <w:t>Y</w:t>
             </w:r>
           </w:p>
         </w:tc>
@@ -2544,57 +2544,57 @@
           </w:tcPr>
           <w:p>
             <w:r>
-              <w:t>(18/160.0°C/no base/Yb(NTf2)2/oxygen/10.1002/ejoc.202000229/2020/microwave)</w:t>
-            </w:r>
-          </w:p>
-        </w:tc>
-        <w:tc>
-          <w:tcPr>
-            <w:tcW w:type="dxa" w:w="1080"/>
-          </w:tcPr>
-          <w:p>
-            <w:r>
-              <w:t>(18/160.0°C/no base/Yb(NTf2)2/oxygen/10.1002/ejoc.202000229/2020/microwave)</w:t>
-            </w:r>
-          </w:p>
-        </w:tc>
-        <w:tc>
-          <w:tcPr>
-            <w:tcW w:type="dxa" w:w="1080"/>
-          </w:tcPr>
-          <w:p>
-            <w:r>
-              <w:t>(18/160.0°C/no base/Yb(NTf2)2/oxygen/10.1002/ejoc.202000229/2020/microwave)</w:t>
-            </w:r>
-          </w:p>
-        </w:tc>
-        <w:tc>
-          <w:tcPr>
-            <w:tcW w:type="dxa" w:w="1080"/>
-          </w:tcPr>
-          <w:p>
-            <w:r>
-              <w:t>(18/160.0°C/no base/Yb(NTf2)2/oxygen/10.1002/ejoc.202000229/2020/microwave)</w:t>
-            </w:r>
-          </w:p>
-        </w:tc>
-        <w:tc>
-          <w:tcPr>
-            <w:tcW w:type="dxa" w:w="1080"/>
-          </w:tcPr>
-          <w:p>
-            <w:r>
-              <w:t>(18/160.0°C/no base/Yb(NTf2)2/oxygen/10.1002/ejoc.202000229/2020/microwave)</w:t>
-            </w:r>
-          </w:p>
-        </w:tc>
-        <w:tc>
-          <w:tcPr>
-            <w:tcW w:type="dxa" w:w="1080"/>
-          </w:tcPr>
-          <w:p>
-            <w:r>
-              <w:t>['no base']</w:t>
+              <w:t>(7/160.0°C/no base/Y(NTf2)3/oxygen/10.1002/ejoc.202000229/2020/microwave)</w:t>
+            </w:r>
+          </w:p>
+        </w:tc>
+        <w:tc>
+          <w:tcPr>
+            <w:tcW w:type="dxa" w:w="1080"/>
+          </w:tcPr>
+          <w:p>
+            <w:r>
+              <w:t>no data</w:t>
+            </w:r>
+          </w:p>
+        </w:tc>
+        <w:tc>
+          <w:tcPr>
+            <w:tcW w:type="dxa" w:w="1080"/>
+          </w:tcPr>
+          <w:p>
+            <w:r>
+              <w:t>no data</w:t>
+            </w:r>
+          </w:p>
+        </w:tc>
+        <w:tc>
+          <w:tcPr>
+            <w:tcW w:type="dxa" w:w="1080"/>
+          </w:tcPr>
+          <w:p>
+            <w:r>
+              <w:t>(7/160.0°C/no base/Y(NTf2)3/oxygen/10.1002/ejoc.202000229/2020/microwave)</w:t>
+            </w:r>
+          </w:p>
+        </w:tc>
+        <w:tc>
+          <w:tcPr>
+            <w:tcW w:type="dxa" w:w="1080"/>
+          </w:tcPr>
+          <w:p>
+            <w:r>
+              <w:t>no data</w:t>
+            </w:r>
+          </w:p>
+        </w:tc>
+        <w:tc>
+          <w:tcPr>
+            <w:tcW w:type="dxa" w:w="1080"/>
+          </w:tcPr>
+          <w:p>
+            <w:r>
+              <w:t>[]</w:t>
             </w:r>
           </w:p>
         </w:tc>
@@ -2606,7 +2606,7 @@
           </w:tcPr>
           <w:p>
             <w:r>
-              <w:t>Ba</w:t>
+              <w:t>Sb</w:t>
             </w:r>
           </w:p>
         </w:tc>
@@ -2626,57 +2626,57 @@
           </w:tcPr>
           <w:p>
             <w:r>
-              <w:t>(0/160.0°C/no base/Ba(NTf2)2/oxygen/10.1002/ejoc.202000229/2020/microwave)</w:t>
-            </w:r>
-          </w:p>
-        </w:tc>
-        <w:tc>
-          <w:tcPr>
-            <w:tcW w:type="dxa" w:w="1080"/>
-          </w:tcPr>
-          <w:p>
-            <w:r>
-              <w:t>no data</w:t>
-            </w:r>
-          </w:p>
-        </w:tc>
-        <w:tc>
-          <w:tcPr>
-            <w:tcW w:type="dxa" w:w="1080"/>
-          </w:tcPr>
-          <w:p>
-            <w:r>
-              <w:t>no data</w:t>
-            </w:r>
-          </w:p>
-        </w:tc>
-        <w:tc>
-          <w:tcPr>
-            <w:tcW w:type="dxa" w:w="1080"/>
-          </w:tcPr>
-          <w:p>
-            <w:r>
-              <w:t>(0/160.0°C/no base/Ba(NTf2)2/oxygen/10.1002/ejoc.202000229/2020/microwave)</w:t>
-            </w:r>
-          </w:p>
-        </w:tc>
-        <w:tc>
-          <w:tcPr>
-            <w:tcW w:type="dxa" w:w="1080"/>
-          </w:tcPr>
-          <w:p>
-            <w:r>
-              <w:t>no data</w:t>
-            </w:r>
-          </w:p>
-        </w:tc>
-        <w:tc>
-          <w:tcPr>
-            <w:tcW w:type="dxa" w:w="1080"/>
-          </w:tcPr>
-          <w:p>
-            <w:r>
-              <w:t>[]</w:t>
+              <w:t>(14/160.0°C/no base/Sb(NTf2)3/oxygen/10.1002/ejoc.202000229/2020/microwave)</w:t>
+            </w:r>
+          </w:p>
+        </w:tc>
+        <w:tc>
+          <w:tcPr>
+            <w:tcW w:type="dxa" w:w="1080"/>
+          </w:tcPr>
+          <w:p>
+            <w:r>
+              <w:t>(14/160.0°C/no base/Sb(NTf2)3/oxygen/10.1002/ejoc.202000229/2020/microwave)</w:t>
+            </w:r>
+          </w:p>
+        </w:tc>
+        <w:tc>
+          <w:tcPr>
+            <w:tcW w:type="dxa" w:w="1080"/>
+          </w:tcPr>
+          <w:p>
+            <w:r>
+              <w:t>(14/160.0°C/no base/Sb(NTf2)3/oxygen/10.1002/ejoc.202000229/2020/microwave)</w:t>
+            </w:r>
+          </w:p>
+        </w:tc>
+        <w:tc>
+          <w:tcPr>
+            <w:tcW w:type="dxa" w:w="1080"/>
+          </w:tcPr>
+          <w:p>
+            <w:r>
+              <w:t>(14/160.0°C/no base/Sb(NTf2)3/oxygen/10.1002/ejoc.202000229/2020/microwave)</w:t>
+            </w:r>
+          </w:p>
+        </w:tc>
+        <w:tc>
+          <w:tcPr>
+            <w:tcW w:type="dxa" w:w="1080"/>
+          </w:tcPr>
+          <w:p>
+            <w:r>
+              <w:t>(14/160.0°C/no base/Sb(NTf2)3/oxygen/10.1002/ejoc.202000229/2020/microwave)</w:t>
+            </w:r>
+          </w:p>
+        </w:tc>
+        <w:tc>
+          <w:tcPr>
+            <w:tcW w:type="dxa" w:w="1080"/>
+          </w:tcPr>
+          <w:p>
+            <w:r>
+              <w:t>['no base']</w:t>
             </w:r>
           </w:p>
         </w:tc>
@@ -2688,7 +2688,7 @@
           </w:tcPr>
           <w:p>
             <w:r>
-              <w:t>Y</w:t>
+              <w:t>Pd,Pt</w:t>
             </w:r>
           </w:p>
         </w:tc>
@@ -2708,57 +2708,57 @@
           </w:tcPr>
           <w:p>
             <w:r>
-              <w:t>(7/160.0°C/no base/Y(NTf2)3/oxygen/10.1002/ejoc.202000229/2020/microwave)</w:t>
-            </w:r>
-          </w:p>
-        </w:tc>
-        <w:tc>
-          <w:tcPr>
-            <w:tcW w:type="dxa" w:w="1080"/>
-          </w:tcPr>
-          <w:p>
-            <w:r>
-              <w:t>no data</w:t>
-            </w:r>
-          </w:p>
-        </w:tc>
-        <w:tc>
-          <w:tcPr>
-            <w:tcW w:type="dxa" w:w="1080"/>
-          </w:tcPr>
-          <w:p>
-            <w:r>
-              <w:t>no data</w:t>
-            </w:r>
-          </w:p>
-        </w:tc>
-        <w:tc>
-          <w:tcPr>
-            <w:tcW w:type="dxa" w:w="1080"/>
-          </w:tcPr>
-          <w:p>
-            <w:r>
-              <w:t>(7/160.0°C/no base/Y(NTf2)3/oxygen/10.1002/ejoc.202000229/2020/microwave)</w:t>
-            </w:r>
-          </w:p>
-        </w:tc>
-        <w:tc>
-          <w:tcPr>
-            <w:tcW w:type="dxa" w:w="1080"/>
-          </w:tcPr>
-          <w:p>
-            <w:r>
-              <w:t>no data</w:t>
-            </w:r>
-          </w:p>
-        </w:tc>
-        <w:tc>
-          <w:tcPr>
-            <w:tcW w:type="dxa" w:w="1080"/>
-          </w:tcPr>
-          <w:p>
-            <w:r>
-              <w:t>[]</w:t>
+              <w:t>(100/180.0°C/no base/PdPt/MgO/inert/10.1002/chem.200901501/2009/0)</w:t>
+            </w:r>
+          </w:p>
+        </w:tc>
+        <w:tc>
+          <w:tcPr>
+            <w:tcW w:type="dxa" w:w="1080"/>
+          </w:tcPr>
+          <w:p>
+            <w:r>
+              <w:t>(100/180.0°C/no base/PdPt/MgO/inert/10.1002/chem.200901501/2009/0)</w:t>
+            </w:r>
+          </w:p>
+        </w:tc>
+        <w:tc>
+          <w:tcPr>
+            <w:tcW w:type="dxa" w:w="1080"/>
+          </w:tcPr>
+          <w:p>
+            <w:r>
+              <w:t>(100/180.0°C/no base/PdPt/MgO/inert/10.1002/chem.200901501/2009/0)</w:t>
+            </w:r>
+          </w:p>
+        </w:tc>
+        <w:tc>
+          <w:tcPr>
+            <w:tcW w:type="dxa" w:w="1080"/>
+          </w:tcPr>
+          <w:p>
+            <w:r>
+              <w:t>(100/180.0°C/no base/PdPt/MgO/inert/10.1002/chem.200901501/2009/0)</w:t>
+            </w:r>
+          </w:p>
+        </w:tc>
+        <w:tc>
+          <w:tcPr>
+            <w:tcW w:type="dxa" w:w="1080"/>
+          </w:tcPr>
+          <w:p>
+            <w:r>
+              <w:t>(100/180.0°C/no base/PdPt/MgO/inert/10.1002/chem.200901501/2009/0)</w:t>
+            </w:r>
+          </w:p>
+        </w:tc>
+        <w:tc>
+          <w:tcPr>
+            <w:tcW w:type="dxa" w:w="1080"/>
+          </w:tcPr>
+          <w:p>
+            <w:r>
+              <w:t>['no base']</w:t>
             </w:r>
           </w:p>
         </w:tc>
@@ -2770,7 +2770,7 @@
           </w:tcPr>
           <w:p>
             <w:r>
-              <w:t>Hf</w:t>
+              <w:t>Nd</w:t>
             </w:r>
           </w:p>
         </w:tc>
@@ -2790,47 +2790,47 @@
           </w:tcPr>
           <w:p>
             <w:r>
-              <w:t>(7/120.0°C/no base/Hf-MOF-808_H2O/oxygen/10.1021/acssuschemeng.1c04903/2021/0)</w:t>
-            </w:r>
-          </w:p>
-        </w:tc>
-        <w:tc>
-          <w:tcPr>
-            <w:tcW w:type="dxa" w:w="1080"/>
-          </w:tcPr>
-          <w:p>
-            <w:r>
-              <w:t>(7/120.0°C/no base/Hf-MOF-808_H2O/oxygen/10.1021/acssuschemeng.1c04903/2021/0)</w:t>
-            </w:r>
-          </w:p>
-        </w:tc>
-        <w:tc>
-          <w:tcPr>
-            <w:tcW w:type="dxa" w:w="1080"/>
-          </w:tcPr>
-          <w:p>
-            <w:r>
-              <w:t>(7/120.0°C/no base/Hf-MOF-808_H2O/oxygen/10.1021/acssuschemeng.1c04903/2021/0)</w:t>
-            </w:r>
-          </w:p>
-        </w:tc>
-        <w:tc>
-          <w:tcPr>
-            <w:tcW w:type="dxa" w:w="1080"/>
-          </w:tcPr>
-          <w:p>
-            <w:r>
-              <w:t>(7/120.0°C/no base/Hf-MOF-808_H2O/oxygen/10.1021/acssuschemeng.1c04903/2021/0)</w:t>
-            </w:r>
-          </w:p>
-        </w:tc>
-        <w:tc>
-          <w:tcPr>
-            <w:tcW w:type="dxa" w:w="1080"/>
-          </w:tcPr>
-          <w:p>
-            <w:r>
-              <w:t>(7/120.0°C/no base/Hf-MOF-808_H2O/oxygen/10.1021/acssuschemeng.1c04903/2021/0)</w:t>
+              <w:t>(15/160.0°C/no base/Nd(NTf2)3/oxygen/10.1002/ejoc.202000229/2020/microwave)</w:t>
+            </w:r>
+          </w:p>
+        </w:tc>
+        <w:tc>
+          <w:tcPr>
+            <w:tcW w:type="dxa" w:w="1080"/>
+          </w:tcPr>
+          <w:p>
+            <w:r>
+              <w:t>(15/160.0°C/no base/Nd(NTf2)3/oxygen/10.1002/ejoc.202000229/2020/microwave)</w:t>
+            </w:r>
+          </w:p>
+        </w:tc>
+        <w:tc>
+          <w:tcPr>
+            <w:tcW w:type="dxa" w:w="1080"/>
+          </w:tcPr>
+          <w:p>
+            <w:r>
+              <w:t>(15/160.0°C/no base/Nd(NTf2)3/oxygen/10.1002/ejoc.202000229/2020/microwave)</w:t>
+            </w:r>
+          </w:p>
+        </w:tc>
+        <w:tc>
+          <w:tcPr>
+            <w:tcW w:type="dxa" w:w="1080"/>
+          </w:tcPr>
+          <w:p>
+            <w:r>
+              <w:t>(15/160.0°C/no base/Nd(NTf2)3/oxygen/10.1002/ejoc.202000229/2020/microwave)</w:t>
+            </w:r>
+          </w:p>
+        </w:tc>
+        <w:tc>
+          <w:tcPr>
+            <w:tcW w:type="dxa" w:w="1080"/>
+          </w:tcPr>
+          <w:p>
+            <w:r>
+              <w:t>(15/160.0°C/no base/Nd(NTf2)3/oxygen/10.1002/ejoc.202000229/2020/microwave)</w:t>
             </w:r>
           </w:p>
         </w:tc>
@@ -2934,7 +2934,7 @@
           </w:tcPr>
           <w:p>
             <w:r>
-              <w:t>Ce</w:t>
+              <w:t>Au,Pt</w:t>
             </w:r>
           </w:p>
         </w:tc>
@@ -2954,7 +2954,7 @@
           </w:tcPr>
           <w:p>
             <w:r>
-              <w:t>(6/160.0°C/no base/Ce(NTf2)s/oxygen/10.1002/ejoc.202000229/2020/microwave)</w:t>
+              <w:t>(45/180.0°C/no base/AuPt/MgO/inert/10.1002/chem.200901501/2009/0)</w:t>
             </w:r>
           </w:p>
         </w:tc>
@@ -2984,7 +2984,7 @@
           </w:tcPr>
           <w:p>
             <w:r>
-              <w:t>(6/160.0°C/no base/Ce(NTf2)s/oxygen/10.1002/ejoc.202000229/2020/microwave)</w:t>
+              <w:t>(45/180.0°C/no base/AuPt/MgO/inert/10.1002/chem.200901501/2009/0)</w:t>
             </w:r>
           </w:p>
         </w:tc>
@@ -3016,7 +3016,7 @@
           </w:tcPr>
           <w:p>
             <w:r>
-              <w:t>Au,Pt</w:t>
+              <w:t>In</w:t>
             </w:r>
           </w:p>
         </w:tc>
@@ -3036,7 +3036,7 @@
           </w:tcPr>
           <w:p>
             <w:r>
-              <w:t>(45/180.0°C/no base/AuPt/MgO/inert/10.1002/chem.200901501/2009/0)</w:t>
+              <w:t>(7/160.0°C/no base/In(NTf2)3/oxygen/10.1002/ejoc.202000229/2020/microwave)</w:t>
             </w:r>
           </w:p>
         </w:tc>
@@ -3066,7 +3066,7 @@
           </w:tcPr>
           <w:p>
             <w:r>
-              <w:t>(45/180.0°C/no base/AuPt/MgO/inert/10.1002/chem.200901501/2009/0)</w:t>
+              <w:t>(7/160.0°C/no base/In(NTf2)3/oxygen/10.1002/ejoc.202000229/2020/microwave)</w:t>
             </w:r>
           </w:p>
         </w:tc>
@@ -3098,7 +3098,7 @@
           </w:tcPr>
           <w:p>
             <w:r>
-              <w:t>Ho</w:t>
+              <w:t>Sc</w:t>
             </w:r>
           </w:p>
         </w:tc>
@@ -3118,7 +3118,7 @@
           </w:tcPr>
           <w:p>
             <w:r>
-              <w:t>(12/160.0°C/no base/Ho(NTf2)3/oxygen/10.1002/ejoc.202000229/2020/microwave)</w:t>
+              <w:t>(10/160.0°C/no base/Sc(NTf2)3/oxygen/10.1002/ejoc.202000229/2020/microwave)</w:t>
             </w:r>
           </w:p>
         </w:tc>
@@ -3148,7 +3148,7 @@
           </w:tcPr>
           <w:p>
             <w:r>
-              <w:t>(12/160.0°C/no base/Ho(NTf2)3/oxygen/10.1002/ejoc.202000229/2020/microwave)</w:t>
+              <w:t>(10/160.0°C/no base/Sc(NTf2)3/oxygen/10.1002/ejoc.202000229/2020/microwave)</w:t>
             </w:r>
           </w:p>
         </w:tc>
@@ -3180,7 +3180,7 @@
           </w:tcPr>
           <w:p>
             <w:r>
-              <w:t>V</w:t>
+              <w:t>Ce</w:t>
             </w:r>
           </w:p>
         </w:tc>
@@ -3200,7 +3200,7 @@
           </w:tcPr>
           <w:p>
             <w:r>
-              <w:t>(0/130.0°C/tBuOK/VCl2/inert/10.1016/j.tet.2011.02.075/2011/0)</w:t>
+              <w:t>(6/160.0°C/no base/Ce(NTf2)s/oxygen/10.1002/ejoc.202000229/2020/microwave)</w:t>
             </w:r>
           </w:p>
         </w:tc>
@@ -3230,7 +3230,7 @@
           </w:tcPr>
           <w:p>
             <w:r>
-              <w:t>no data</w:t>
+              <w:t>(6/160.0°C/no base/Ce(NTf2)s/oxygen/10.1002/ejoc.202000229/2020/microwave)</w:t>
             </w:r>
           </w:p>
         </w:tc>
@@ -3262,7 +3262,7 @@
           </w:tcPr>
           <w:p>
             <w:r>
-              <w:t>Au,Pd</w:t>
+              <w:t>Zr</w:t>
             </w:r>
           </w:p>
         </w:tc>
@@ -3282,57 +3282,57 @@
           </w:tcPr>
           <w:p>
             <w:r>
-              <w:t>(74/180.0°C/no base/AuPd/MgO/inert/10.1002/chem.200901501/2009/0)</w:t>
-            </w:r>
-          </w:p>
-        </w:tc>
-        <w:tc>
-          <w:tcPr>
-            <w:tcW w:type="dxa" w:w="1080"/>
-          </w:tcPr>
-          <w:p>
-            <w:r>
-              <w:t>no data</w:t>
-            </w:r>
-          </w:p>
-        </w:tc>
-        <w:tc>
-          <w:tcPr>
-            <w:tcW w:type="dxa" w:w="1080"/>
-          </w:tcPr>
-          <w:p>
-            <w:r>
-              <w:t>no data</w:t>
-            </w:r>
-          </w:p>
-        </w:tc>
-        <w:tc>
-          <w:tcPr>
-            <w:tcW w:type="dxa" w:w="1080"/>
-          </w:tcPr>
-          <w:p>
-            <w:r>
-              <w:t>(74/180.0°C/no base/AuPd/MgO/inert/10.1002/chem.200901501/2009/0)</w:t>
-            </w:r>
-          </w:p>
-        </w:tc>
-        <w:tc>
-          <w:tcPr>
-            <w:tcW w:type="dxa" w:w="1080"/>
-          </w:tcPr>
-          <w:p>
-            <w:r>
-              <w:t>no data</w:t>
-            </w:r>
-          </w:p>
-        </w:tc>
-        <w:tc>
-          <w:tcPr>
-            <w:tcW w:type="dxa" w:w="1080"/>
-          </w:tcPr>
-          <w:p>
-            <w:r>
-              <w:t>[]</w:t>
+              <w:t>(7/120.0°C/no base/Zr-MOF-808_H2O/oxygen/10.1021/acssuschemeng.1c04903/2021/0)</w:t>
+            </w:r>
+          </w:p>
+        </w:tc>
+        <w:tc>
+          <w:tcPr>
+            <w:tcW w:type="dxa" w:w="1080"/>
+          </w:tcPr>
+          <w:p>
+            <w:r>
+              <w:t>(7/120.0°C/no base/Zr-MOF-808_H2O/oxygen/10.1021/acssuschemeng.1c04903/2021/0)</w:t>
+            </w:r>
+          </w:p>
+        </w:tc>
+        <w:tc>
+          <w:tcPr>
+            <w:tcW w:type="dxa" w:w="1080"/>
+          </w:tcPr>
+          <w:p>
+            <w:r>
+              <w:t>(7/120.0°C/no base/Zr-MOF-808_H2O/oxygen/10.1021/acssuschemeng.1c04903/2021/0)</w:t>
+            </w:r>
+          </w:p>
+        </w:tc>
+        <w:tc>
+          <w:tcPr>
+            <w:tcW w:type="dxa" w:w="1080"/>
+          </w:tcPr>
+          <w:p>
+            <w:r>
+              <w:t>(7/120.0°C/no base/Zr-MOF-808_H2O/oxygen/10.1021/acssuschemeng.1c04903/2021/0)</w:t>
+            </w:r>
+          </w:p>
+        </w:tc>
+        <w:tc>
+          <w:tcPr>
+            <w:tcW w:type="dxa" w:w="1080"/>
+          </w:tcPr>
+          <w:p>
+            <w:r>
+              <w:t>(7/120.0°C/no base/Zr-MOF-808_H2O/oxygen/10.1021/acssuschemeng.1c04903/2021/0)</w:t>
+            </w:r>
+          </w:p>
+        </w:tc>
+        <w:tc>
+          <w:tcPr>
+            <w:tcW w:type="dxa" w:w="1080"/>
+          </w:tcPr>
+          <w:p>
+            <w:r>
+              <w:t>['no base']</w:t>
             </w:r>
           </w:p>
         </w:tc>
@@ -3344,7 +3344,7 @@
           </w:tcPr>
           <w:p>
             <w:r>
-              <w:t>Eu</w:t>
+              <w:t>Cs</w:t>
             </w:r>
           </w:p>
         </w:tc>
@@ -3364,57 +3364,57 @@
           </w:tcPr>
           <w:p>
             <w:r>
-              <w:t>(17/160.0°C/no base/Eu(NTf2)2/oxygen/10.1002/ejoc.202000229/2020/microwave)</w:t>
-            </w:r>
-          </w:p>
-        </w:tc>
-        <w:tc>
-          <w:tcPr>
-            <w:tcW w:type="dxa" w:w="1080"/>
-          </w:tcPr>
-          <w:p>
-            <w:r>
-              <w:t>(17/160.0°C/no base/Eu(NTf2)2/oxygen/10.1002/ejoc.202000229/2020/microwave)</w:t>
-            </w:r>
-          </w:p>
-        </w:tc>
-        <w:tc>
-          <w:tcPr>
-            <w:tcW w:type="dxa" w:w="1080"/>
-          </w:tcPr>
-          <w:p>
-            <w:r>
-              <w:t>(17/160.0°C/no base/Eu(NTf2)2/oxygen/10.1002/ejoc.202000229/2020/microwave)</w:t>
-            </w:r>
-          </w:p>
-        </w:tc>
-        <w:tc>
-          <w:tcPr>
-            <w:tcW w:type="dxa" w:w="1080"/>
-          </w:tcPr>
-          <w:p>
-            <w:r>
-              <w:t>(17/160.0°C/no base/Eu(NTf2)2/oxygen/10.1002/ejoc.202000229/2020/microwave)</w:t>
-            </w:r>
-          </w:p>
-        </w:tc>
-        <w:tc>
-          <w:tcPr>
-            <w:tcW w:type="dxa" w:w="1080"/>
-          </w:tcPr>
-          <w:p>
-            <w:r>
-              <w:t>(17/160.0°C/no base/Eu(NTf2)2/oxygen/10.1002/ejoc.202000229/2020/microwave)</w:t>
-            </w:r>
-          </w:p>
-        </w:tc>
-        <w:tc>
-          <w:tcPr>
-            <w:tcW w:type="dxa" w:w="1080"/>
-          </w:tcPr>
-          <w:p>
-            <w:r>
-              <w:t>['no base']</w:t>
+              <w:t>(0/160.0°C/no base/Cs(OTf)2/oxygen/10.1002/ejoc.202000229/2020/microwave)</w:t>
+            </w:r>
+          </w:p>
+        </w:tc>
+        <w:tc>
+          <w:tcPr>
+            <w:tcW w:type="dxa" w:w="1080"/>
+          </w:tcPr>
+          <w:p>
+            <w:r>
+              <w:t>no data</w:t>
+            </w:r>
+          </w:p>
+        </w:tc>
+        <w:tc>
+          <w:tcPr>
+            <w:tcW w:type="dxa" w:w="1080"/>
+          </w:tcPr>
+          <w:p>
+            <w:r>
+              <w:t>no data</w:t>
+            </w:r>
+          </w:p>
+        </w:tc>
+        <w:tc>
+          <w:tcPr>
+            <w:tcW w:type="dxa" w:w="1080"/>
+          </w:tcPr>
+          <w:p>
+            <w:r>
+              <w:t>(0/160.0°C/no base/Cs(OTf)2/oxygen/10.1002/ejoc.202000229/2020/microwave)</w:t>
+            </w:r>
+          </w:p>
+        </w:tc>
+        <w:tc>
+          <w:tcPr>
+            <w:tcW w:type="dxa" w:w="1080"/>
+          </w:tcPr>
+          <w:p>
+            <w:r>
+              <w:t>no data</w:t>
+            </w:r>
+          </w:p>
+        </w:tc>
+        <w:tc>
+          <w:tcPr>
+            <w:tcW w:type="dxa" w:w="1080"/>
+          </w:tcPr>
+          <w:p>
+            <w:r>
+              <w:t>[]</w:t>
             </w:r>
           </w:p>
         </w:tc>
@@ -3426,7 +3426,7 @@
           </w:tcPr>
           <w:p>
             <w:r>
-              <w:t>Cs</w:t>
+              <w:t>K</w:t>
             </w:r>
           </w:p>
         </w:tc>
@@ -3446,7 +3446,7 @@
           </w:tcPr>
           <w:p>
             <w:r>
-              <w:t>(0/160.0°C/no base/Cs(OTf)2/oxygen/10.1002/ejoc.202000229/2020/microwave)</w:t>
+              <w:t>(0/160.0°C/no base/K(NTf2)/oxygen/10.1002/ejoc.202000229/2020/microwave)</w:t>
             </w:r>
           </w:p>
         </w:tc>
@@ -3476,7 +3476,7 @@
           </w:tcPr>
           <w:p>
             <w:r>
-              <w:t>(0/160.0°C/no base/Cs(OTf)2/oxygen/10.1002/ejoc.202000229/2020/microwave)</w:t>
+              <w:t>(0/160.0°C/no base/K(NTf2)/oxygen/10.1002/ejoc.202000229/2020/microwave)</w:t>
             </w:r>
           </w:p>
         </w:tc>
@@ -3590,7 +3590,7 @@
           </w:tcPr>
           <w:p>
             <w:r>
-              <w:t>Zr</w:t>
+              <w:t>V</w:t>
             </w:r>
           </w:p>
         </w:tc>
@@ -3610,57 +3610,57 @@
           </w:tcPr>
           <w:p>
             <w:r>
-              <w:t>(7/120.0°C/no base/Zr-MOF-808_H2O/oxygen/10.1021/acssuschemeng.1c04903/2021/0)</w:t>
-            </w:r>
-          </w:p>
-        </w:tc>
-        <w:tc>
-          <w:tcPr>
-            <w:tcW w:type="dxa" w:w="1080"/>
-          </w:tcPr>
-          <w:p>
-            <w:r>
-              <w:t>(7/120.0°C/no base/Zr-MOF-808_H2O/oxygen/10.1021/acssuschemeng.1c04903/2021/0)</w:t>
-            </w:r>
-          </w:p>
-        </w:tc>
-        <w:tc>
-          <w:tcPr>
-            <w:tcW w:type="dxa" w:w="1080"/>
-          </w:tcPr>
-          <w:p>
-            <w:r>
-              <w:t>(7/120.0°C/no base/Zr-MOF-808_H2O/oxygen/10.1021/acssuschemeng.1c04903/2021/0)</w:t>
-            </w:r>
-          </w:p>
-        </w:tc>
-        <w:tc>
-          <w:tcPr>
-            <w:tcW w:type="dxa" w:w="1080"/>
-          </w:tcPr>
-          <w:p>
-            <w:r>
-              <w:t>(7/120.0°C/no base/Zr-MOF-808_H2O/oxygen/10.1021/acssuschemeng.1c04903/2021/0)</w:t>
-            </w:r>
-          </w:p>
-        </w:tc>
-        <w:tc>
-          <w:tcPr>
-            <w:tcW w:type="dxa" w:w="1080"/>
-          </w:tcPr>
-          <w:p>
-            <w:r>
-              <w:t>(7/120.0°C/no base/Zr-MOF-808_H2O/oxygen/10.1021/acssuschemeng.1c04903/2021/0)</w:t>
-            </w:r>
-          </w:p>
-        </w:tc>
-        <w:tc>
-          <w:tcPr>
-            <w:tcW w:type="dxa" w:w="1080"/>
-          </w:tcPr>
-          <w:p>
-            <w:r>
-              <w:t>['no base']</w:t>
+              <w:t>(0/130.0°C/tBuOK/VCl2/inert/10.1016/j.tet.2011.02.075/2011/0)</w:t>
+            </w:r>
+          </w:p>
+        </w:tc>
+        <w:tc>
+          <w:tcPr>
+            <w:tcW w:type="dxa" w:w="1080"/>
+          </w:tcPr>
+          <w:p>
+            <w:r>
+              <w:t>no data</w:t>
+            </w:r>
+          </w:p>
+        </w:tc>
+        <w:tc>
+          <w:tcPr>
+            <w:tcW w:type="dxa" w:w="1080"/>
+          </w:tcPr>
+          <w:p>
+            <w:r>
+              <w:t>no data</w:t>
+            </w:r>
+          </w:p>
+        </w:tc>
+        <w:tc>
+          <w:tcPr>
+            <w:tcW w:type="dxa" w:w="1080"/>
+          </w:tcPr>
+          <w:p>
+            <w:r>
+              <w:t>no data</w:t>
+            </w:r>
+          </w:p>
+        </w:tc>
+        <w:tc>
+          <w:tcPr>
+            <w:tcW w:type="dxa" w:w="1080"/>
+          </w:tcPr>
+          <w:p>
+            <w:r>
+              <w:t>no data</w:t>
+            </w:r>
+          </w:p>
+        </w:tc>
+        <w:tc>
+          <w:tcPr>
+            <w:tcW w:type="dxa" w:w="1080"/>
+          </w:tcPr>
+          <w:p>
+            <w:r>
+              <w:t>[]</w:t>
             </w:r>
           </w:p>
         </w:tc>
@@ -3672,7 +3672,7 @@
           </w:tcPr>
           <w:p>
             <w:r>
-              <w:t>Li</w:t>
+              <w:t>Ho</w:t>
             </w:r>
           </w:p>
         </w:tc>
@@ -3692,7 +3692,7 @@
           </w:tcPr>
           <w:p>
             <w:r>
-              <w:t>(0/160.0°C/no base/Li(NTf2)/oxygen/10.1002/ejoc.202000229/2020/microwave)</w:t>
+              <w:t>(12/160.0°C/no base/Ho(NTf2)3/oxygen/10.1002/ejoc.202000229/2020/microwave)</w:t>
             </w:r>
           </w:p>
         </w:tc>
@@ -3722,7 +3722,7 @@
           </w:tcPr>
           <w:p>
             <w:r>
-              <w:t>(0/160.0°C/no base/Li(NTf2)/oxygen/10.1002/ejoc.202000229/2020/microwave)</w:t>
+              <w:t>(12/160.0°C/no base/Ho(NTf2)3/oxygen/10.1002/ejoc.202000229/2020/microwave)</w:t>
             </w:r>
           </w:p>
         </w:tc>
@@ -3754,7 +3754,7 @@
           </w:tcPr>
           <w:p>
             <w:r>
-              <w:t>In</w:t>
+              <w:t>Gd</w:t>
             </w:r>
           </w:p>
         </w:tc>
@@ -3774,57 +3774,57 @@
           </w:tcPr>
           <w:p>
             <w:r>
-              <w:t>(7/160.0°C/no base/In(NTf2)3/oxygen/10.1002/ejoc.202000229/2020/microwave)</w:t>
-            </w:r>
-          </w:p>
-        </w:tc>
-        <w:tc>
-          <w:tcPr>
-            <w:tcW w:type="dxa" w:w="1080"/>
-          </w:tcPr>
-          <w:p>
-            <w:r>
-              <w:t>no data</w:t>
-            </w:r>
-          </w:p>
-        </w:tc>
-        <w:tc>
-          <w:tcPr>
-            <w:tcW w:type="dxa" w:w="1080"/>
-          </w:tcPr>
-          <w:p>
-            <w:r>
-              <w:t>no data</w:t>
-            </w:r>
-          </w:p>
-        </w:tc>
-        <w:tc>
-          <w:tcPr>
-            <w:tcW w:type="dxa" w:w="1080"/>
-          </w:tcPr>
-          <w:p>
-            <w:r>
-              <w:t>(7/160.0°C/no base/In(NTf2)3/oxygen/10.1002/ejoc.202000229/2020/microwave)</w:t>
-            </w:r>
-          </w:p>
-        </w:tc>
-        <w:tc>
-          <w:tcPr>
-            <w:tcW w:type="dxa" w:w="1080"/>
-          </w:tcPr>
-          <w:p>
-            <w:r>
-              <w:t>no data</w:t>
-            </w:r>
-          </w:p>
-        </w:tc>
-        <w:tc>
-          <w:tcPr>
-            <w:tcW w:type="dxa" w:w="1080"/>
-          </w:tcPr>
-          <w:p>
-            <w:r>
-              <w:t>[]</w:t>
+              <w:t>(13/160.0°C/no base/Gd(NTf2)3/oxygen/10.1002/ejoc.202000229/2020/microwave)</w:t>
+            </w:r>
+          </w:p>
+        </w:tc>
+        <w:tc>
+          <w:tcPr>
+            <w:tcW w:type="dxa" w:w="1080"/>
+          </w:tcPr>
+          <w:p>
+            <w:r>
+              <w:t>(13/160.0°C/no base/Gd(NTf2)3/oxygen/10.1002/ejoc.202000229/2020/microwave)</w:t>
+            </w:r>
+          </w:p>
+        </w:tc>
+        <w:tc>
+          <w:tcPr>
+            <w:tcW w:type="dxa" w:w="1080"/>
+          </w:tcPr>
+          <w:p>
+            <w:r>
+              <w:t>(13/160.0°C/no base/Gd(NTf2)3/oxygen/10.1002/ejoc.202000229/2020/microwave)</w:t>
+            </w:r>
+          </w:p>
+        </w:tc>
+        <w:tc>
+          <w:tcPr>
+            <w:tcW w:type="dxa" w:w="1080"/>
+          </w:tcPr>
+          <w:p>
+            <w:r>
+              <w:t>(13/160.0°C/no base/Gd(NTf2)3/oxygen/10.1002/ejoc.202000229/2020/microwave)</w:t>
+            </w:r>
+          </w:p>
+        </w:tc>
+        <w:tc>
+          <w:tcPr>
+            <w:tcW w:type="dxa" w:w="1080"/>
+          </w:tcPr>
+          <w:p>
+            <w:r>
+              <w:t>(13/160.0°C/no base/Gd(NTf2)3/oxygen/10.1002/ejoc.202000229/2020/microwave)</w:t>
+            </w:r>
+          </w:p>
+        </w:tc>
+        <w:tc>
+          <w:tcPr>
+            <w:tcW w:type="dxa" w:w="1080"/>
+          </w:tcPr>
+          <w:p>
+            <w:r>
+              <w:t>['no base']</w:t>
             </w:r>
           </w:p>
         </w:tc>
@@ -3836,7 +3836,7 @@
           </w:tcPr>
           <w:p>
             <w:r>
-              <w:t>Ga</w:t>
+              <w:t>Se</w:t>
             </w:r>
           </w:p>
         </w:tc>
@@ -3856,7 +3856,7 @@
           </w:tcPr>
           <w:p>
             <w:r>
-              <w:t>(10/160.0°C/no base/Ga(NTf2)3/oxygen/10.1002/ejoc.202000229/2020/microwave)</w:t>
+              <w:t>(0/160.0°C/no base/Sr(NTf2)2/oxygen/10.1002/ejoc.202000229/2020/microwave)</w:t>
             </w:r>
           </w:p>
         </w:tc>
@@ -3886,7 +3886,7 @@
           </w:tcPr>
           <w:p>
             <w:r>
-              <w:t>(10/160.0°C/no base/Ga(NTf2)3/oxygen/10.1002/ejoc.202000229/2020/microwave)</w:t>
+              <w:t>(0/160.0°C/no base/Sr(NTf2)2/oxygen/10.1002/ejoc.202000229/2020/microwave)</w:t>
             </w:r>
           </w:p>
         </w:tc>
@@ -3918,7 +3918,7 @@
           </w:tcPr>
           <w:p>
             <w:r>
-              <w:t>Pd,Pt</w:t>
+              <w:t>Pr</w:t>
             </w:r>
           </w:p>
         </w:tc>
@@ -3938,47 +3938,47 @@
           </w:tcPr>
           <w:p>
             <w:r>
-              <w:t>(100/180.0°C/no base/PdPt/MgO/inert/10.1002/chem.200901501/2009/0)</w:t>
-            </w:r>
-          </w:p>
-        </w:tc>
-        <w:tc>
-          <w:tcPr>
-            <w:tcW w:type="dxa" w:w="1080"/>
-          </w:tcPr>
-          <w:p>
-            <w:r>
-              <w:t>(100/180.0°C/no base/PdPt/MgO/inert/10.1002/chem.200901501/2009/0)</w:t>
-            </w:r>
-          </w:p>
-        </w:tc>
-        <w:tc>
-          <w:tcPr>
-            <w:tcW w:type="dxa" w:w="1080"/>
-          </w:tcPr>
-          <w:p>
-            <w:r>
-              <w:t>(100/180.0°C/no base/PdPt/MgO/inert/10.1002/chem.200901501/2009/0)</w:t>
-            </w:r>
-          </w:p>
-        </w:tc>
-        <w:tc>
-          <w:tcPr>
-            <w:tcW w:type="dxa" w:w="1080"/>
-          </w:tcPr>
-          <w:p>
-            <w:r>
-              <w:t>(100/180.0°C/no base/PdPt/MgO/inert/10.1002/chem.200901501/2009/0)</w:t>
-            </w:r>
-          </w:p>
-        </w:tc>
-        <w:tc>
-          <w:tcPr>
-            <w:tcW w:type="dxa" w:w="1080"/>
-          </w:tcPr>
-          <w:p>
-            <w:r>
-              <w:t>(100/180.0°C/no base/PdPt/MgO/inert/10.1002/chem.200901501/2009/0)</w:t>
+              <w:t>(16/160.0°C/no base/Pr(NTf2)3/oxygen/10.1002/ejoc.202000229/2020/microwave)</w:t>
+            </w:r>
+          </w:p>
+        </w:tc>
+        <w:tc>
+          <w:tcPr>
+            <w:tcW w:type="dxa" w:w="1080"/>
+          </w:tcPr>
+          <w:p>
+            <w:r>
+              <w:t>(16/160.0°C/no base/Pr(NTf2)3/oxygen/10.1002/ejoc.202000229/2020/microwave)</w:t>
+            </w:r>
+          </w:p>
+        </w:tc>
+        <w:tc>
+          <w:tcPr>
+            <w:tcW w:type="dxa" w:w="1080"/>
+          </w:tcPr>
+          <w:p>
+            <w:r>
+              <w:t>(16/160.0°C/no base/Pr(NTf2)3/oxygen/10.1002/ejoc.202000229/2020/microwave)</w:t>
+            </w:r>
+          </w:p>
+        </w:tc>
+        <w:tc>
+          <w:tcPr>
+            <w:tcW w:type="dxa" w:w="1080"/>
+          </w:tcPr>
+          <w:p>
+            <w:r>
+              <w:t>(16/160.0°C/no base/Pr(NTf2)3/oxygen/10.1002/ejoc.202000229/2020/microwave)</w:t>
+            </w:r>
+          </w:p>
+        </w:tc>
+        <w:tc>
+          <w:tcPr>
+            <w:tcW w:type="dxa" w:w="1080"/>
+          </w:tcPr>
+          <w:p>
+            <w:r>
+              <w:t>(16/160.0°C/no base/Pr(NTf2)3/oxygen/10.1002/ejoc.202000229/2020/microwave)</w:t>
             </w:r>
           </w:p>
         </w:tc>
@@ -4000,7 +4000,7 @@
           </w:tcPr>
           <w:p>
             <w:r>
-              <w:t>Sc</w:t>
+              <w:t>Ca</w:t>
             </w:r>
           </w:p>
         </w:tc>
@@ -4020,7 +4020,7 @@
           </w:tcPr>
           <w:p>
             <w:r>
-              <w:t>(10/160.0°C/no base/Sc(NTf2)3/oxygen/10.1002/ejoc.202000229/2020/microwave)</w:t>
+              <w:t>(0/160.0°C/no base/Ca(OTf)2/oxygen/10.1002/ejoc.202000229/2020/microwave)</w:t>
             </w:r>
           </w:p>
         </w:tc>
@@ -4050,7 +4050,7 @@
           </w:tcPr>
           <w:p>
             <w:r>
-              <w:t>(10/160.0°C/no base/Sc(NTf2)3/oxygen/10.1002/ejoc.202000229/2020/microwave)</w:t>
+              <w:t>(0/160.0°C/no base/Ca(OTf)2/oxygen/10.1002/ejoc.202000229/2020/microwave)</w:t>
             </w:r>
           </w:p>
         </w:tc>
@@ -4082,7 +4082,7 @@
           </w:tcPr>
           <w:p>
             <w:r>
-              <w:t>Nd</w:t>
+              <w:t>Cu,Ag</w:t>
             </w:r>
           </w:p>
         </w:tc>
@@ -4102,47 +4102,47 @@
           </w:tcPr>
           <w:p>
             <w:r>
-              <w:t>(15/160.0°C/no base/Nd(NTf2)3/oxygen/10.1002/ejoc.202000229/2020/microwave)</w:t>
-            </w:r>
-          </w:p>
-        </w:tc>
-        <w:tc>
-          <w:tcPr>
-            <w:tcW w:type="dxa" w:w="1080"/>
-          </w:tcPr>
-          <w:p>
-            <w:r>
-              <w:t>(15/160.0°C/no base/Nd(NTf2)3/oxygen/10.1002/ejoc.202000229/2020/microwave)</w:t>
-            </w:r>
-          </w:p>
-        </w:tc>
-        <w:tc>
-          <w:tcPr>
-            <w:tcW w:type="dxa" w:w="1080"/>
-          </w:tcPr>
-          <w:p>
-            <w:r>
-              <w:t>(15/160.0°C/no base/Nd(NTf2)3/oxygen/10.1002/ejoc.202000229/2020/microwave)</w:t>
-            </w:r>
-          </w:p>
-        </w:tc>
-        <w:tc>
-          <w:tcPr>
-            <w:tcW w:type="dxa" w:w="1080"/>
-          </w:tcPr>
-          <w:p>
-            <w:r>
-              <w:t>(15/160.0°C/no base/Nd(NTf2)3/oxygen/10.1002/ejoc.202000229/2020/microwave)</w:t>
-            </w:r>
-          </w:p>
-        </w:tc>
-        <w:tc>
-          <w:tcPr>
-            <w:tcW w:type="dxa" w:w="1080"/>
-          </w:tcPr>
-          <w:p>
-            <w:r>
-              <w:t>(15/160.0°C/no base/Nd(NTf2)3/oxygen/10.1002/ejoc.202000229/2020/microwave)</w:t>
+              <w:t>(560/155.0°C/no base/Cu0.95Ag0.05/Al2O3/inert/10.1039/c1ra00560j/2011/0.1 mol% Cu+ Ag)</w:t>
+            </w:r>
+          </w:p>
+        </w:tc>
+        <w:tc>
+          <w:tcPr>
+            <w:tcW w:type="dxa" w:w="1080"/>
+          </w:tcPr>
+          <w:p>
+            <w:r>
+              <w:t>(94/155.0°C/no base/Cu0.95Ag0.05/Al2O3/inert/10.1039/c1ra00560j/2011/1 mol% Cu+ Ag)</w:t>
+            </w:r>
+          </w:p>
+        </w:tc>
+        <w:tc>
+          <w:tcPr>
+            <w:tcW w:type="dxa" w:w="1080"/>
+          </w:tcPr>
+          <w:p>
+            <w:r>
+              <w:t>(94/155.0°C/no base/Cu0.95Ag0.05/Al2O3/inert/10.1039/c1ra00560j/2011/1 mol% Cu+ Ag)</w:t>
+            </w:r>
+          </w:p>
+        </w:tc>
+        <w:tc>
+          <w:tcPr>
+            <w:tcW w:type="dxa" w:w="1080"/>
+          </w:tcPr>
+          <w:p>
+            <w:r>
+              <w:t>(560/155.0°C/no base/Cu0.95Ag0.05/Al2O3/inert/10.1039/c1ra00560j/2011/0.1 mol% Cu+ Ag)</w:t>
+            </w:r>
+          </w:p>
+        </w:tc>
+        <w:tc>
+          <w:tcPr>
+            <w:tcW w:type="dxa" w:w="1080"/>
+          </w:tcPr>
+          <w:p>
+            <w:r>
+              <w:t>(94/155.0°C/no base/Cu0.95Ag0.05/Al2O3/inert/10.1039/c1ra00560j/2011/1 mol% Cu+ Ag)</w:t>
             </w:r>
           </w:p>
         </w:tc>

--- a/doc_tables/best_cats_PhNH2_BnOH.docx
+++ b/doc_tables/best_cats_PhNH2_BnOH.docx
@@ -474,7 +474,7 @@
           </w:tcPr>
           <w:p>
             <w:r>
-              <w:t>Cu</w:t>
+              <w:t>Fe</w:t>
             </w:r>
           </w:p>
         </w:tc>
@@ -494,57 +494,57 @@
           </w:tcPr>
           <w:p>
             <w:r>
-              <w:t>(367/100.0°C/KOH/Cu/Magnetitt/oxygen/10.1039/c3gc40818c/2013/0)</w:t>
-            </w:r>
-          </w:p>
-        </w:tc>
-        <w:tc>
-          <w:tcPr>
-            <w:tcW w:type="dxa" w:w="1080"/>
-          </w:tcPr>
-          <w:p>
-            <w:r>
-              <w:t>(367/100.0°C/KOH/Cu/Magnetitt/oxygen/10.1039/c3gc40818c/2013/0)</w:t>
-            </w:r>
-          </w:p>
-        </w:tc>
-        <w:tc>
-          <w:tcPr>
-            <w:tcW w:type="dxa" w:w="1080"/>
-          </w:tcPr>
-          <w:p>
-            <w:r>
-              <w:t>(70/25.0°C/no base/[CuNNO(OAc)]2/oxygen/10.1039/d2dt01771g/2022/12 W White LEDs)</w:t>
-            </w:r>
-          </w:p>
-        </w:tc>
-        <w:tc>
-          <w:tcPr>
-            <w:tcW w:type="dxa" w:w="1080"/>
-          </w:tcPr>
-          <w:p>
-            <w:r>
-              <w:t>(176/160.0°C/no base/Cu/CeO2-P/inert/10.1016/j.jcat.2023.01.020/2023/0)</w:t>
-            </w:r>
-          </w:p>
-        </w:tc>
-        <w:tc>
-          <w:tcPr>
-            <w:tcW w:type="dxa" w:w="1080"/>
-          </w:tcPr>
-          <w:p>
-            <w:r>
-              <w:t>(70/25.0°C/no base/[CuNNO(OAc)]2/oxygen/10.1039/d2dt01771g/2022/12 W White LEDs)</w:t>
-            </w:r>
-          </w:p>
-        </w:tc>
-        <w:tc>
-          <w:tcPr>
-            <w:tcW w:type="dxa" w:w="1080"/>
-          </w:tcPr>
-          <w:p>
-            <w:r>
-              <w:t>['KOH', 'no base']</w:t>
+              <w:t>(313/135.0°C/KOH/Fe20-SA@NSC/inert/10.1039/d1ta07673f/2021/0)</w:t>
+            </w:r>
+          </w:p>
+        </w:tc>
+        <w:tc>
+          <w:tcPr>
+            <w:tcW w:type="dxa" w:w="1080"/>
+          </w:tcPr>
+          <w:p>
+            <w:r>
+              <w:t>(313/135.0°C/KOH/Fe20-SA@NSC/inert/10.1039/d1ta07673f/2021/0)</w:t>
+            </w:r>
+          </w:p>
+        </w:tc>
+        <w:tc>
+          <w:tcPr>
+            <w:tcW w:type="dxa" w:w="1080"/>
+          </w:tcPr>
+          <w:p>
+            <w:r>
+              <w:t>(50/25.0°C/no base/Fe/TiO2/inert/10.1016/j.apcatb.2022.121264/2022/14W blue LED)</w:t>
+            </w:r>
+          </w:p>
+        </w:tc>
+        <w:tc>
+          <w:tcPr>
+            <w:tcW w:type="dxa" w:w="1080"/>
+          </w:tcPr>
+          <w:p>
+            <w:r>
+              <w:t>(50/25.0°C/no base/Fe/TiO2/inert/10.1016/j.apcatb.2022.121264/2022/14W blue LED)</w:t>
+            </w:r>
+          </w:p>
+        </w:tc>
+        <w:tc>
+          <w:tcPr>
+            <w:tcW w:type="dxa" w:w="1080"/>
+          </w:tcPr>
+          <w:p>
+            <w:r>
+              <w:t>(50/25.0°C/no base/Fe/TiO2/inert/10.1016/j.apcatb.2022.121264/2022/14W blue LED)</w:t>
+            </w:r>
+          </w:p>
+        </w:tc>
+        <w:tc>
+          <w:tcPr>
+            <w:tcW w:type="dxa" w:w="1080"/>
+          </w:tcPr>
+          <w:p>
+            <w:r>
+              <w:t>['tBuOK', 'no base']</w:t>
             </w:r>
           </w:p>
         </w:tc>
@@ -556,7 +556,7 @@
           </w:tcPr>
           <w:p>
             <w:r>
-              <w:t>Fe</w:t>
+              <w:t>Cu</w:t>
             </w:r>
           </w:p>
         </w:tc>
@@ -576,57 +576,57 @@
           </w:tcPr>
           <w:p>
             <w:r>
-              <w:t>(313/135.0°C/KOH/Fe20-SA@NSC/inert/10.1039/d1ta07673f/2021/0)</w:t>
-            </w:r>
-          </w:p>
-        </w:tc>
-        <w:tc>
-          <w:tcPr>
-            <w:tcW w:type="dxa" w:w="1080"/>
-          </w:tcPr>
-          <w:p>
-            <w:r>
-              <w:t>(313/135.0°C/KOH/Fe20-SA@NSC/inert/10.1039/d1ta07673f/2021/0)</w:t>
-            </w:r>
-          </w:p>
-        </w:tc>
-        <w:tc>
-          <w:tcPr>
-            <w:tcW w:type="dxa" w:w="1080"/>
-          </w:tcPr>
-          <w:p>
-            <w:r>
-              <w:t>(50/25.0°C/no base/Fe/TiO2/inert/10.1016/j.apcatb.2022.121264/2022/14W blue LED)</w:t>
-            </w:r>
-          </w:p>
-        </w:tc>
-        <w:tc>
-          <w:tcPr>
-            <w:tcW w:type="dxa" w:w="1080"/>
-          </w:tcPr>
-          <w:p>
-            <w:r>
-              <w:t>(50/25.0°C/no base/Fe/TiO2/inert/10.1016/j.apcatb.2022.121264/2022/14W blue LED)</w:t>
-            </w:r>
-          </w:p>
-        </w:tc>
-        <w:tc>
-          <w:tcPr>
-            <w:tcW w:type="dxa" w:w="1080"/>
-          </w:tcPr>
-          <w:p>
-            <w:r>
-              <w:t>(50/25.0°C/no base/Fe/TiO2/inert/10.1016/j.apcatb.2022.121264/2022/14W blue LED)</w:t>
-            </w:r>
-          </w:p>
-        </w:tc>
-        <w:tc>
-          <w:tcPr>
-            <w:tcW w:type="dxa" w:w="1080"/>
-          </w:tcPr>
-          <w:p>
-            <w:r>
-              <w:t>['tBuOK', 'no base']</w:t>
+              <w:t>(367/100.0°C/KOH/Cu/Magnetitt/oxygen/10.1039/c3gc40818c/2013/0)</w:t>
+            </w:r>
+          </w:p>
+        </w:tc>
+        <w:tc>
+          <w:tcPr>
+            <w:tcW w:type="dxa" w:w="1080"/>
+          </w:tcPr>
+          <w:p>
+            <w:r>
+              <w:t>(367/100.0°C/KOH/Cu/Magnetitt/oxygen/10.1039/c3gc40818c/2013/0)</w:t>
+            </w:r>
+          </w:p>
+        </w:tc>
+        <w:tc>
+          <w:tcPr>
+            <w:tcW w:type="dxa" w:w="1080"/>
+          </w:tcPr>
+          <w:p>
+            <w:r>
+              <w:t>(70/25.0°C/no base/[CuNNO(OAc)]2/oxygen/10.1039/d2dt01771g/2022/12 W White LEDs)</w:t>
+            </w:r>
+          </w:p>
+        </w:tc>
+        <w:tc>
+          <w:tcPr>
+            <w:tcW w:type="dxa" w:w="1080"/>
+          </w:tcPr>
+          <w:p>
+            <w:r>
+              <w:t>(176/160.0°C/no base/Cu/CeO2-P/inert/10.1016/j.jcat.2023.01.020/2023/0)</w:t>
+            </w:r>
+          </w:p>
+        </w:tc>
+        <w:tc>
+          <w:tcPr>
+            <w:tcW w:type="dxa" w:w="1080"/>
+          </w:tcPr>
+          <w:p>
+            <w:r>
+              <w:t>(70/25.0°C/no base/[CuNNO(OAc)]2/oxygen/10.1039/d2dt01771g/2022/12 W White LEDs)</w:t>
+            </w:r>
+          </w:p>
+        </w:tc>
+        <w:tc>
+          <w:tcPr>
+            <w:tcW w:type="dxa" w:w="1080"/>
+          </w:tcPr>
+          <w:p>
+            <w:r>
+              <w:t>['KOH', 'no base']</w:t>
             </w:r>
           </w:p>
         </w:tc>
@@ -1294,7 +1294,7 @@
           </w:tcPr>
           <w:p>
             <w:r>
-              <w:t>Cr</w:t>
+              <w:t>Al</w:t>
             </w:r>
           </w:p>
         </w:tc>
@@ -1314,37 +1314,7 @@
           </w:tcPr>
           <w:p>
             <w:r>
-              <w:t>(49/150.0°C/tBuOK/CrNNN/inert/10.1002/anie.202001704/2020/0)</w:t>
-            </w:r>
-          </w:p>
-        </w:tc>
-        <w:tc>
-          <w:tcPr>
-            <w:tcW w:type="dxa" w:w="1080"/>
-          </w:tcPr>
-          <w:p>
-            <w:r>
-              <w:t>(38/150.0°C/tBuOK/CrNNN/inert/10.1002/anie.202001704/2020/0)</w:t>
-            </w:r>
-          </w:p>
-        </w:tc>
-        <w:tc>
-          <w:tcPr>
-            <w:tcW w:type="dxa" w:w="1080"/>
-          </w:tcPr>
-          <w:p>
-            <w:r>
-              <w:t>(14/150.0°C/tBuOK/CrNNN/inert/10.1002/anie.202001704/2020/0)</w:t>
-            </w:r>
-          </w:p>
-        </w:tc>
-        <w:tc>
-          <w:tcPr>
-            <w:tcW w:type="dxa" w:w="1080"/>
-          </w:tcPr>
-          <w:p>
-            <w:r>
-              <w:t>(10/160.0°C/no base/Cr(NTf2)3/oxygen/10.1002/ejoc.202000229/2020/microwave)</w:t>
+              <w:t>(10/160.0°C/no base/AI(NTf2)5/oxygen/10.1002/ejoc.202000229/2020/microwave)</w:t>
             </w:r>
           </w:p>
         </w:tc>
@@ -1364,7 +1334,37 @@
           </w:tcPr>
           <w:p>
             <w:r>
-              <w:t>['tBuOK']</w:t>
+              <w:t>no data</w:t>
+            </w:r>
+          </w:p>
+        </w:tc>
+        <w:tc>
+          <w:tcPr>
+            <w:tcW w:type="dxa" w:w="1080"/>
+          </w:tcPr>
+          <w:p>
+            <w:r>
+              <w:t>(10/160.0°C/no base/AI(NTf2)5/oxygen/10.1002/ejoc.202000229/2020/microwave)</w:t>
+            </w:r>
+          </w:p>
+        </w:tc>
+        <w:tc>
+          <w:tcPr>
+            <w:tcW w:type="dxa" w:w="1080"/>
+          </w:tcPr>
+          <w:p>
+            <w:r>
+              <w:t>no data</w:t>
+            </w:r>
+          </w:p>
+        </w:tc>
+        <w:tc>
+          <w:tcPr>
+            <w:tcW w:type="dxa" w:w="1080"/>
+          </w:tcPr>
+          <w:p>
+            <w:r>
+              <w:t>[]</w:t>
             </w:r>
           </w:p>
         </w:tc>
@@ -1376,7 +1376,7 @@
           </w:tcPr>
           <w:p>
             <w:r>
-              <w:t>Mo</w:t>
+              <w:t>Cr</w:t>
             </w:r>
           </w:p>
         </w:tc>
@@ -1396,37 +1396,37 @@
           </w:tcPr>
           <w:p>
             <w:r>
-              <w:t>(76/130.0°C/tBuOK/Mo-NHC/inert/10.1021/acscatal.1c02956/2021/0)</w:t>
-            </w:r>
-          </w:p>
-        </w:tc>
-        <w:tc>
-          <w:tcPr>
-            <w:tcW w:type="dxa" w:w="1080"/>
-          </w:tcPr>
-          <w:p>
-            <w:r>
-              <w:t>(76/130.0°C/tBuOK/Mo-NHC/inert/10.1021/acscatal.1c02956/2021/0)</w:t>
-            </w:r>
-          </w:p>
-        </w:tc>
-        <w:tc>
-          <w:tcPr>
-            <w:tcW w:type="dxa" w:w="1080"/>
-          </w:tcPr>
-          <w:p>
-            <w:r>
-              <w:t>(34/120.0°C/tBuOK/Mo(CO)6/oxygen/10.1016/j.mcat.2021.111415/2021/0)</w:t>
-            </w:r>
-          </w:p>
-        </w:tc>
-        <w:tc>
-          <w:tcPr>
-            <w:tcW w:type="dxa" w:w="1080"/>
-          </w:tcPr>
-          <w:p>
-            <w:r>
-              <w:t>(0/130.0°C/no base/Mo-NHC/inert/10.1021/acscatal.1c02956/2021/0)</w:t>
+              <w:t>(49/150.0°C/tBuOK/CrNNN/inert/10.1002/anie.202001704/2020/0)</w:t>
+            </w:r>
+          </w:p>
+        </w:tc>
+        <w:tc>
+          <w:tcPr>
+            <w:tcW w:type="dxa" w:w="1080"/>
+          </w:tcPr>
+          <w:p>
+            <w:r>
+              <w:t>(38/150.0°C/tBuOK/CrNNN/inert/10.1002/anie.202001704/2020/0)</w:t>
+            </w:r>
+          </w:p>
+        </w:tc>
+        <w:tc>
+          <w:tcPr>
+            <w:tcW w:type="dxa" w:w="1080"/>
+          </w:tcPr>
+          <w:p>
+            <w:r>
+              <w:t>(14/150.0°C/tBuOK/CrNNN/inert/10.1002/anie.202001704/2020/0)</w:t>
+            </w:r>
+          </w:p>
+        </w:tc>
+        <w:tc>
+          <w:tcPr>
+            <w:tcW w:type="dxa" w:w="1080"/>
+          </w:tcPr>
+          <w:p>
+            <w:r>
+              <w:t>(10/160.0°C/no base/Cr(NTf2)3/oxygen/10.1002/ejoc.202000229/2020/microwave)</w:t>
             </w:r>
           </w:p>
         </w:tc>
@@ -1446,7 +1446,7 @@
           </w:tcPr>
           <w:p>
             <w:r>
-              <w:t>['tBuOK', 'tBuONa']</w:t>
+              <w:t>['tBuOK']</w:t>
             </w:r>
           </w:p>
         </w:tc>
@@ -1458,7 +1458,7 @@
           </w:tcPr>
           <w:p>
             <w:r>
-              <w:t>Al</w:t>
+              <w:t>Mo</w:t>
             </w:r>
           </w:p>
         </w:tc>
@@ -1478,7 +1478,37 @@
           </w:tcPr>
           <w:p>
             <w:r>
-              <w:t>(10/160.0°C/no base/AI(NTf2)5/oxygen/10.1002/ejoc.202000229/2020/microwave)</w:t>
+              <w:t>(76/130.0°C/tBuOK/Mo-NHC/inert/10.1021/acscatal.1c02956/2021/0)</w:t>
+            </w:r>
+          </w:p>
+        </w:tc>
+        <w:tc>
+          <w:tcPr>
+            <w:tcW w:type="dxa" w:w="1080"/>
+          </w:tcPr>
+          <w:p>
+            <w:r>
+              <w:t>(76/130.0°C/tBuOK/Mo-NHC/inert/10.1021/acscatal.1c02956/2021/0)</w:t>
+            </w:r>
+          </w:p>
+        </w:tc>
+        <w:tc>
+          <w:tcPr>
+            <w:tcW w:type="dxa" w:w="1080"/>
+          </w:tcPr>
+          <w:p>
+            <w:r>
+              <w:t>(34/120.0°C/tBuOK/Mo(CO)6/oxygen/10.1016/j.mcat.2021.111415/2021/0)</w:t>
+            </w:r>
+          </w:p>
+        </w:tc>
+        <w:tc>
+          <w:tcPr>
+            <w:tcW w:type="dxa" w:w="1080"/>
+          </w:tcPr>
+          <w:p>
+            <w:r>
+              <w:t>(0/130.0°C/no base/Mo-NHC/inert/10.1021/acscatal.1c02956/2021/0)</w:t>
             </w:r>
           </w:p>
         </w:tc>
@@ -1498,37 +1528,7 @@
           </w:tcPr>
           <w:p>
             <w:r>
-              <w:t>no data</w:t>
-            </w:r>
-          </w:p>
-        </w:tc>
-        <w:tc>
-          <w:tcPr>
-            <w:tcW w:type="dxa" w:w="1080"/>
-          </w:tcPr>
-          <w:p>
-            <w:r>
-              <w:t>(10/160.0°C/no base/AI(NTf2)5/oxygen/10.1002/ejoc.202000229/2020/microwave)</w:t>
-            </w:r>
-          </w:p>
-        </w:tc>
-        <w:tc>
-          <w:tcPr>
-            <w:tcW w:type="dxa" w:w="1080"/>
-          </w:tcPr>
-          <w:p>
-            <w:r>
-              <w:t>no data</w:t>
-            </w:r>
-          </w:p>
-        </w:tc>
-        <w:tc>
-          <w:tcPr>
-            <w:tcW w:type="dxa" w:w="1080"/>
-          </w:tcPr>
-          <w:p>
-            <w:r>
-              <w:t>[]</w:t>
+              <w:t>['tBuOK', 'tBuONa']</w:t>
             </w:r>
           </w:p>
         </w:tc>
@@ -1540,7 +1540,7 @@
           </w:tcPr>
           <w:p>
             <w:r>
-              <w:t>W</w:t>
+              <w:t>Re</w:t>
             </w:r>
           </w:p>
         </w:tc>
@@ -1560,57 +1560,57 @@
           </w:tcPr>
           <w:p>
             <w:r>
-              <w:t>(142/130.0°C/tBuOK/W(CO)6/inert/10.1002/cssc.202002830/2020/0)</w:t>
-            </w:r>
-          </w:p>
-        </w:tc>
-        <w:tc>
-          <w:tcPr>
-            <w:tcW w:type="dxa" w:w="1080"/>
-          </w:tcPr>
-          <w:p>
-            <w:r>
-              <w:t>(142/130.0°C/tBuOK/W(CO)6/inert/10.1002/cssc.202002830/2020/0)</w:t>
-            </w:r>
-          </w:p>
-        </w:tc>
-        <w:tc>
-          <w:tcPr>
-            <w:tcW w:type="dxa" w:w="1080"/>
-          </w:tcPr>
-          <w:p>
-            <w:r>
-              <w:t>(74/130.0°C/tBuOK/W(CO)6/inert/10.1002/cssc.202002830/2020/0)</w:t>
-            </w:r>
-          </w:p>
-        </w:tc>
-        <w:tc>
-          <w:tcPr>
-            <w:tcW w:type="dxa" w:w="1080"/>
-          </w:tcPr>
-          <w:p>
-            <w:r>
-              <w:t>(14/140.0°C/no base/10WO3/ZrO2/oxygen/10.1039/d2ra00198e/2022/0)</w:t>
-            </w:r>
-          </w:p>
-        </w:tc>
-        <w:tc>
-          <w:tcPr>
-            <w:tcW w:type="dxa" w:w="1080"/>
-          </w:tcPr>
-          <w:p>
-            <w:r>
-              <w:t>no data</w:t>
-            </w:r>
-          </w:p>
-        </w:tc>
-        <w:tc>
-          <w:tcPr>
-            <w:tcW w:type="dxa" w:w="1080"/>
-          </w:tcPr>
-          <w:p>
-            <w:r>
-              <w:t>['tBuOK']</w:t>
+              <w:t>(66/100.0°C/tBuOK/Re(NHC1)2(CO)3Br/inert/10.1021/acs.organomet.3c00046/2023/0)</w:t>
+            </w:r>
+          </w:p>
+        </w:tc>
+        <w:tc>
+          <w:tcPr>
+            <w:tcW w:type="dxa" w:w="1080"/>
+          </w:tcPr>
+          <w:p>
+            <w:r>
+              <w:t>(66/100.0°C/tBuOK/Re(NHC1)2(CO)3Br/inert/10.1021/acs.organomet.3c00046/2023/0)</w:t>
+            </w:r>
+          </w:p>
+        </w:tc>
+        <w:tc>
+          <w:tcPr>
+            <w:tcW w:type="dxa" w:w="1080"/>
+          </w:tcPr>
+          <w:p>
+            <w:r>
+              <w:t>(54/100.0°C/tBuOK/Re(NHC1)2(CO)3Cl/inert/10.1021/acs.organomet.3c00046/2023/0)</w:t>
+            </w:r>
+          </w:p>
+        </w:tc>
+        <w:tc>
+          <w:tcPr>
+            <w:tcW w:type="dxa" w:w="1080"/>
+          </w:tcPr>
+          <w:p>
+            <w:r>
+              <w:t>(8/150.0°C/no base/ReH7(Pcy3)2/inert/10.1016/j.tetlet.2014.05.068/2014/0)</w:t>
+            </w:r>
+          </w:p>
+        </w:tc>
+        <w:tc>
+          <w:tcPr>
+            <w:tcW w:type="dxa" w:w="1080"/>
+          </w:tcPr>
+          <w:p>
+            <w:r>
+              <w:t>(8/150.0°C/no base/ReH7(Pcy3)2/inert/10.1016/j.tetlet.2014.05.068/2014/0)</w:t>
+            </w:r>
+          </w:p>
+        </w:tc>
+        <w:tc>
+          <w:tcPr>
+            <w:tcW w:type="dxa" w:w="1080"/>
+          </w:tcPr>
+          <w:p>
+            <w:r>
+              <w:t>['tBuOK', 'no base']</w:t>
             </w:r>
           </w:p>
         </w:tc>
@@ -1622,7 +1622,7 @@
           </w:tcPr>
           <w:p>
             <w:r>
-              <w:t>Cd</w:t>
+              <w:t>Bi</w:t>
             </w:r>
           </w:p>
         </w:tc>
@@ -1642,7 +1642,37 @@
           </w:tcPr>
           <w:p>
             <w:r>
-              <w:t>(0/160.0°C/no base/Cd(NTf2)2/oxygen/10.1002/ejoc.202000229/2020/microwave)</w:t>
+              <w:t>(1162/25.0°C/tBuOK/Bi-S3/s-Vs/inert/10.1039/d2ta06142b/2022/100W blue LED)</w:t>
+            </w:r>
+          </w:p>
+        </w:tc>
+        <w:tc>
+          <w:tcPr>
+            <w:tcW w:type="dxa" w:w="1080"/>
+          </w:tcPr>
+          <w:p>
+            <w:r>
+              <w:t>(1162/25.0°C/tBuOK/Bi-S3/s-Vs/inert/10.1039/d2ta06142b/2022/100W blue LED)</w:t>
+            </w:r>
+          </w:p>
+        </w:tc>
+        <w:tc>
+          <w:tcPr>
+            <w:tcW w:type="dxa" w:w="1080"/>
+          </w:tcPr>
+          <w:p>
+            <w:r>
+              <w:t>(1162/25.0°C/tBuOK/Bi-S3/s-Vs/inert/10.1039/d2ta06142b/2022/100W blue LED)</w:t>
+            </w:r>
+          </w:p>
+        </w:tc>
+        <w:tc>
+          <w:tcPr>
+            <w:tcW w:type="dxa" w:w="1080"/>
+          </w:tcPr>
+          <w:p>
+            <w:r>
+              <w:t>(10/160.0°C/no base/Bi(NTf2)3/oxygen/10.1002/ejoc.202000229/2020/microwave)</w:t>
             </w:r>
           </w:p>
         </w:tc>
@@ -1662,37 +1692,7 @@
           </w:tcPr>
           <w:p>
             <w:r>
-              <w:t>no data</w:t>
-            </w:r>
-          </w:p>
-        </w:tc>
-        <w:tc>
-          <w:tcPr>
-            <w:tcW w:type="dxa" w:w="1080"/>
-          </w:tcPr>
-          <w:p>
-            <w:r>
-              <w:t>(0/160.0°C/no base/Cd(NTf2)2/oxygen/10.1002/ejoc.202000229/2020/microwave)</w:t>
-            </w:r>
-          </w:p>
-        </w:tc>
-        <w:tc>
-          <w:tcPr>
-            <w:tcW w:type="dxa" w:w="1080"/>
-          </w:tcPr>
-          <w:p>
-            <w:r>
-              <w:t>no data</w:t>
-            </w:r>
-          </w:p>
-        </w:tc>
-        <w:tc>
-          <w:tcPr>
-            <w:tcW w:type="dxa" w:w="1080"/>
-          </w:tcPr>
-          <w:p>
-            <w:r>
-              <w:t>[]</w:t>
+              <w:t>['tBuOK']</w:t>
             </w:r>
           </w:p>
         </w:tc>
@@ -1704,7 +1704,7 @@
           </w:tcPr>
           <w:p>
             <w:r>
-              <w:t>Bi</w:t>
+              <w:t>W</w:t>
             </w:r>
           </w:p>
         </w:tc>
@@ -1724,37 +1724,37 @@
           </w:tcPr>
           <w:p>
             <w:r>
-              <w:t>(1162/25.0°C/tBuOK/Bi-S3/s-Vs/inert/10.1039/d2ta06142b/2022/100W blue LED)</w:t>
-            </w:r>
-          </w:p>
-        </w:tc>
-        <w:tc>
-          <w:tcPr>
-            <w:tcW w:type="dxa" w:w="1080"/>
-          </w:tcPr>
-          <w:p>
-            <w:r>
-              <w:t>(1162/25.0°C/tBuOK/Bi-S3/s-Vs/inert/10.1039/d2ta06142b/2022/100W blue LED)</w:t>
-            </w:r>
-          </w:p>
-        </w:tc>
-        <w:tc>
-          <w:tcPr>
-            <w:tcW w:type="dxa" w:w="1080"/>
-          </w:tcPr>
-          <w:p>
-            <w:r>
-              <w:t>(1162/25.0°C/tBuOK/Bi-S3/s-Vs/inert/10.1039/d2ta06142b/2022/100W blue LED)</w:t>
-            </w:r>
-          </w:p>
-        </w:tc>
-        <w:tc>
-          <w:tcPr>
-            <w:tcW w:type="dxa" w:w="1080"/>
-          </w:tcPr>
-          <w:p>
-            <w:r>
-              <w:t>(10/160.0°C/no base/Bi(NTf2)3/oxygen/10.1002/ejoc.202000229/2020/microwave)</w:t>
+              <w:t>(142/130.0°C/tBuOK/W(CO)6/inert/10.1002/cssc.202002830/2020/0)</w:t>
+            </w:r>
+          </w:p>
+        </w:tc>
+        <w:tc>
+          <w:tcPr>
+            <w:tcW w:type="dxa" w:w="1080"/>
+          </w:tcPr>
+          <w:p>
+            <w:r>
+              <w:t>(142/130.0°C/tBuOK/W(CO)6/inert/10.1002/cssc.202002830/2020/0)</w:t>
+            </w:r>
+          </w:p>
+        </w:tc>
+        <w:tc>
+          <w:tcPr>
+            <w:tcW w:type="dxa" w:w="1080"/>
+          </w:tcPr>
+          <w:p>
+            <w:r>
+              <w:t>(74/130.0°C/tBuOK/W(CO)6/inert/10.1002/cssc.202002830/2020/0)</w:t>
+            </w:r>
+          </w:p>
+        </w:tc>
+        <w:tc>
+          <w:tcPr>
+            <w:tcW w:type="dxa" w:w="1080"/>
+          </w:tcPr>
+          <w:p>
+            <w:r>
+              <w:t>(14/140.0°C/no base/10WO3/ZrO2/oxygen/10.1039/d2ra00198e/2022/0)</w:t>
             </w:r>
           </w:p>
         </w:tc>
@@ -1868,7 +1868,7 @@
           </w:tcPr>
           <w:p>
             <w:r>
-              <w:t>Re</w:t>
+              <w:t>Cd</w:t>
             </w:r>
           </w:p>
         </w:tc>
@@ -1888,57 +1888,57 @@
           </w:tcPr>
           <w:p>
             <w:r>
-              <w:t>(66/100.0°C/tBuOK/Re(NHC1)2(CO)3Br/inert/10.1021/acs.organomet.3c00046/2023/0)</w:t>
-            </w:r>
-          </w:p>
-        </w:tc>
-        <w:tc>
-          <w:tcPr>
-            <w:tcW w:type="dxa" w:w="1080"/>
-          </w:tcPr>
-          <w:p>
-            <w:r>
-              <w:t>(66/100.0°C/tBuOK/Re(NHC1)2(CO)3Br/inert/10.1021/acs.organomet.3c00046/2023/0)</w:t>
-            </w:r>
-          </w:p>
-        </w:tc>
-        <w:tc>
-          <w:tcPr>
-            <w:tcW w:type="dxa" w:w="1080"/>
-          </w:tcPr>
-          <w:p>
-            <w:r>
-              <w:t>(54/100.0°C/tBuOK/Re(NHC1)2(CO)3Cl/inert/10.1021/acs.organomet.3c00046/2023/0)</w:t>
-            </w:r>
-          </w:p>
-        </w:tc>
-        <w:tc>
-          <w:tcPr>
-            <w:tcW w:type="dxa" w:w="1080"/>
-          </w:tcPr>
-          <w:p>
-            <w:r>
-              <w:t>(8/150.0°C/no base/ReH7(Pcy3)2/inert/10.1016/j.tetlet.2014.05.068/2014/0)</w:t>
-            </w:r>
-          </w:p>
-        </w:tc>
-        <w:tc>
-          <w:tcPr>
-            <w:tcW w:type="dxa" w:w="1080"/>
-          </w:tcPr>
-          <w:p>
-            <w:r>
-              <w:t>(8/150.0°C/no base/ReH7(Pcy3)2/inert/10.1016/j.tetlet.2014.05.068/2014/0)</w:t>
-            </w:r>
-          </w:p>
-        </w:tc>
-        <w:tc>
-          <w:tcPr>
-            <w:tcW w:type="dxa" w:w="1080"/>
-          </w:tcPr>
-          <w:p>
-            <w:r>
-              <w:t>['tBuOK', 'no base']</w:t>
+              <w:t>(0/160.0°C/no base/Cd(NTf2)2/oxygen/10.1002/ejoc.202000229/2020/microwave)</w:t>
+            </w:r>
+          </w:p>
+        </w:tc>
+        <w:tc>
+          <w:tcPr>
+            <w:tcW w:type="dxa" w:w="1080"/>
+          </w:tcPr>
+          <w:p>
+            <w:r>
+              <w:t>no data</w:t>
+            </w:r>
+          </w:p>
+        </w:tc>
+        <w:tc>
+          <w:tcPr>
+            <w:tcW w:type="dxa" w:w="1080"/>
+          </w:tcPr>
+          <w:p>
+            <w:r>
+              <w:t>no data</w:t>
+            </w:r>
+          </w:p>
+        </w:tc>
+        <w:tc>
+          <w:tcPr>
+            <w:tcW w:type="dxa" w:w="1080"/>
+          </w:tcPr>
+          <w:p>
+            <w:r>
+              <w:t>(0/160.0°C/no base/Cd(NTf2)2/oxygen/10.1002/ejoc.202000229/2020/microwave)</w:t>
+            </w:r>
+          </w:p>
+        </w:tc>
+        <w:tc>
+          <w:tcPr>
+            <w:tcW w:type="dxa" w:w="1080"/>
+          </w:tcPr>
+          <w:p>
+            <w:r>
+              <w:t>no data</w:t>
+            </w:r>
+          </w:p>
+        </w:tc>
+        <w:tc>
+          <w:tcPr>
+            <w:tcW w:type="dxa" w:w="1080"/>
+          </w:tcPr>
+          <w:p>
+            <w:r>
+              <w:t>[]</w:t>
             </w:r>
           </w:p>
         </w:tc>
@@ -1950,7 +1950,7 @@
           </w:tcPr>
           <w:p>
             <w:r>
-              <w:t>Hf</w:t>
+              <w:t>K</w:t>
             </w:r>
           </w:p>
         </w:tc>
@@ -1970,57 +1970,57 @@
           </w:tcPr>
           <w:p>
             <w:r>
-              <w:t>(7/120.0°C/no base/Hf-MOF-808_H2O/oxygen/10.1021/acssuschemeng.1c04903/2021/0)</w:t>
-            </w:r>
-          </w:p>
-        </w:tc>
-        <w:tc>
-          <w:tcPr>
-            <w:tcW w:type="dxa" w:w="1080"/>
-          </w:tcPr>
-          <w:p>
-            <w:r>
-              <w:t>(7/120.0°C/no base/Hf-MOF-808_H2O/oxygen/10.1021/acssuschemeng.1c04903/2021/0)</w:t>
-            </w:r>
-          </w:p>
-        </w:tc>
-        <w:tc>
-          <w:tcPr>
-            <w:tcW w:type="dxa" w:w="1080"/>
-          </w:tcPr>
-          <w:p>
-            <w:r>
-              <w:t>(7/120.0°C/no base/Hf-MOF-808_H2O/oxygen/10.1021/acssuschemeng.1c04903/2021/0)</w:t>
-            </w:r>
-          </w:p>
-        </w:tc>
-        <w:tc>
-          <w:tcPr>
-            <w:tcW w:type="dxa" w:w="1080"/>
-          </w:tcPr>
-          <w:p>
-            <w:r>
-              <w:t>(7/120.0°C/no base/Hf-MOF-808_H2O/oxygen/10.1021/acssuschemeng.1c04903/2021/0)</w:t>
-            </w:r>
-          </w:p>
-        </w:tc>
-        <w:tc>
-          <w:tcPr>
-            <w:tcW w:type="dxa" w:w="1080"/>
-          </w:tcPr>
-          <w:p>
-            <w:r>
-              <w:t>(7/120.0°C/no base/Hf-MOF-808_H2O/oxygen/10.1021/acssuschemeng.1c04903/2021/0)</w:t>
-            </w:r>
-          </w:p>
-        </w:tc>
-        <w:tc>
-          <w:tcPr>
-            <w:tcW w:type="dxa" w:w="1080"/>
-          </w:tcPr>
-          <w:p>
-            <w:r>
-              <w:t>['no base']</w:t>
+              <w:t>(0/160.0°C/no base/K(NTf2)/oxygen/10.1002/ejoc.202000229/2020/microwave)</w:t>
+            </w:r>
+          </w:p>
+        </w:tc>
+        <w:tc>
+          <w:tcPr>
+            <w:tcW w:type="dxa" w:w="1080"/>
+          </w:tcPr>
+          <w:p>
+            <w:r>
+              <w:t>no data</w:t>
+            </w:r>
+          </w:p>
+        </w:tc>
+        <w:tc>
+          <w:tcPr>
+            <w:tcW w:type="dxa" w:w="1080"/>
+          </w:tcPr>
+          <w:p>
+            <w:r>
+              <w:t>no data</w:t>
+            </w:r>
+          </w:p>
+        </w:tc>
+        <w:tc>
+          <w:tcPr>
+            <w:tcW w:type="dxa" w:w="1080"/>
+          </w:tcPr>
+          <w:p>
+            <w:r>
+              <w:t>(0/160.0°C/no base/K(NTf2)/oxygen/10.1002/ejoc.202000229/2020/microwave)</w:t>
+            </w:r>
+          </w:p>
+        </w:tc>
+        <w:tc>
+          <w:tcPr>
+            <w:tcW w:type="dxa" w:w="1080"/>
+          </w:tcPr>
+          <w:p>
+            <w:r>
+              <w:t>no data</w:t>
+            </w:r>
+          </w:p>
+        </w:tc>
+        <w:tc>
+          <w:tcPr>
+            <w:tcW w:type="dxa" w:w="1080"/>
+          </w:tcPr>
+          <w:p>
+            <w:r>
+              <w:t>[]</w:t>
             </w:r>
           </w:p>
         </w:tc>
@@ -2032,7 +2032,7 @@
           </w:tcPr>
           <w:p>
             <w:r>
-              <w:t>Yb</w:t>
+              <w:t>Au,Pt</w:t>
             </w:r>
           </w:p>
         </w:tc>
@@ -2052,57 +2052,57 @@
           </w:tcPr>
           <w:p>
             <w:r>
-              <w:t>(18/160.0°C/no base/Yb(NTf2)2/oxygen/10.1002/ejoc.202000229/2020/microwave)</w:t>
-            </w:r>
-          </w:p>
-        </w:tc>
-        <w:tc>
-          <w:tcPr>
-            <w:tcW w:type="dxa" w:w="1080"/>
-          </w:tcPr>
-          <w:p>
-            <w:r>
-              <w:t>(18/160.0°C/no base/Yb(NTf2)2/oxygen/10.1002/ejoc.202000229/2020/microwave)</w:t>
-            </w:r>
-          </w:p>
-        </w:tc>
-        <w:tc>
-          <w:tcPr>
-            <w:tcW w:type="dxa" w:w="1080"/>
-          </w:tcPr>
-          <w:p>
-            <w:r>
-              <w:t>(18/160.0°C/no base/Yb(NTf2)2/oxygen/10.1002/ejoc.202000229/2020/microwave)</w:t>
-            </w:r>
-          </w:p>
-        </w:tc>
-        <w:tc>
-          <w:tcPr>
-            <w:tcW w:type="dxa" w:w="1080"/>
-          </w:tcPr>
-          <w:p>
-            <w:r>
-              <w:t>(18/160.0°C/no base/Yb(NTf2)2/oxygen/10.1002/ejoc.202000229/2020/microwave)</w:t>
-            </w:r>
-          </w:p>
-        </w:tc>
-        <w:tc>
-          <w:tcPr>
-            <w:tcW w:type="dxa" w:w="1080"/>
-          </w:tcPr>
-          <w:p>
-            <w:r>
-              <w:t>(18/160.0°C/no base/Yb(NTf2)2/oxygen/10.1002/ejoc.202000229/2020/microwave)</w:t>
-            </w:r>
-          </w:p>
-        </w:tc>
-        <w:tc>
-          <w:tcPr>
-            <w:tcW w:type="dxa" w:w="1080"/>
-          </w:tcPr>
-          <w:p>
-            <w:r>
-              <w:t>['no base']</w:t>
+              <w:t>(45/180.0°C/no base/AuPt/MgO/inert/10.1002/chem.200901501/2009/0)</w:t>
+            </w:r>
+          </w:p>
+        </w:tc>
+        <w:tc>
+          <w:tcPr>
+            <w:tcW w:type="dxa" w:w="1080"/>
+          </w:tcPr>
+          <w:p>
+            <w:r>
+              <w:t>no data</w:t>
+            </w:r>
+          </w:p>
+        </w:tc>
+        <w:tc>
+          <w:tcPr>
+            <w:tcW w:type="dxa" w:w="1080"/>
+          </w:tcPr>
+          <w:p>
+            <w:r>
+              <w:t>no data</w:t>
+            </w:r>
+          </w:p>
+        </w:tc>
+        <w:tc>
+          <w:tcPr>
+            <w:tcW w:type="dxa" w:w="1080"/>
+          </w:tcPr>
+          <w:p>
+            <w:r>
+              <w:t>(45/180.0°C/no base/AuPt/MgO/inert/10.1002/chem.200901501/2009/0)</w:t>
+            </w:r>
+          </w:p>
+        </w:tc>
+        <w:tc>
+          <w:tcPr>
+            <w:tcW w:type="dxa" w:w="1080"/>
+          </w:tcPr>
+          <w:p>
+            <w:r>
+              <w:t>no data</w:t>
+            </w:r>
+          </w:p>
+        </w:tc>
+        <w:tc>
+          <w:tcPr>
+            <w:tcW w:type="dxa" w:w="1080"/>
+          </w:tcPr>
+          <w:p>
+            <w:r>
+              <w:t>[]</w:t>
             </w:r>
           </w:p>
         </w:tc>
@@ -2114,7 +2114,7 @@
           </w:tcPr>
           <w:p>
             <w:r>
-              <w:t>Ba</w:t>
+              <w:t>Pd,Pt</w:t>
             </w:r>
           </w:p>
         </w:tc>
@@ -2134,57 +2134,57 @@
           </w:tcPr>
           <w:p>
             <w:r>
-              <w:t>(0/160.0°C/no base/Ba(NTf2)2/oxygen/10.1002/ejoc.202000229/2020/microwave)</w:t>
-            </w:r>
-          </w:p>
-        </w:tc>
-        <w:tc>
-          <w:tcPr>
-            <w:tcW w:type="dxa" w:w="1080"/>
-          </w:tcPr>
-          <w:p>
-            <w:r>
-              <w:t>no data</w:t>
-            </w:r>
-          </w:p>
-        </w:tc>
-        <w:tc>
-          <w:tcPr>
-            <w:tcW w:type="dxa" w:w="1080"/>
-          </w:tcPr>
-          <w:p>
-            <w:r>
-              <w:t>no data</w:t>
-            </w:r>
-          </w:p>
-        </w:tc>
-        <w:tc>
-          <w:tcPr>
-            <w:tcW w:type="dxa" w:w="1080"/>
-          </w:tcPr>
-          <w:p>
-            <w:r>
-              <w:t>(0/160.0°C/no base/Ba(NTf2)2/oxygen/10.1002/ejoc.202000229/2020/microwave)</w:t>
-            </w:r>
-          </w:p>
-        </w:tc>
-        <w:tc>
-          <w:tcPr>
-            <w:tcW w:type="dxa" w:w="1080"/>
-          </w:tcPr>
-          <w:p>
-            <w:r>
-              <w:t>no data</w:t>
-            </w:r>
-          </w:p>
-        </w:tc>
-        <w:tc>
-          <w:tcPr>
-            <w:tcW w:type="dxa" w:w="1080"/>
-          </w:tcPr>
-          <w:p>
-            <w:r>
-              <w:t>[]</w:t>
+              <w:t>(100/180.0°C/no base/PdPt/MgO/inert/10.1002/chem.200901501/2009/0)</w:t>
+            </w:r>
+          </w:p>
+        </w:tc>
+        <w:tc>
+          <w:tcPr>
+            <w:tcW w:type="dxa" w:w="1080"/>
+          </w:tcPr>
+          <w:p>
+            <w:r>
+              <w:t>(100/180.0°C/no base/PdPt/MgO/inert/10.1002/chem.200901501/2009/0)</w:t>
+            </w:r>
+          </w:p>
+        </w:tc>
+        <w:tc>
+          <w:tcPr>
+            <w:tcW w:type="dxa" w:w="1080"/>
+          </w:tcPr>
+          <w:p>
+            <w:r>
+              <w:t>(100/180.0°C/no base/PdPt/MgO/inert/10.1002/chem.200901501/2009/0)</w:t>
+            </w:r>
+          </w:p>
+        </w:tc>
+        <w:tc>
+          <w:tcPr>
+            <w:tcW w:type="dxa" w:w="1080"/>
+          </w:tcPr>
+          <w:p>
+            <w:r>
+              <w:t>(100/180.0°C/no base/PdPt/MgO/inert/10.1002/chem.200901501/2009/0)</w:t>
+            </w:r>
+          </w:p>
+        </w:tc>
+        <w:tc>
+          <w:tcPr>
+            <w:tcW w:type="dxa" w:w="1080"/>
+          </w:tcPr>
+          <w:p>
+            <w:r>
+              <w:t>(100/180.0°C/no base/PdPt/MgO/inert/10.1002/chem.200901501/2009/0)</w:t>
+            </w:r>
+          </w:p>
+        </w:tc>
+        <w:tc>
+          <w:tcPr>
+            <w:tcW w:type="dxa" w:w="1080"/>
+          </w:tcPr>
+          <w:p>
+            <w:r>
+              <w:t>['no base']</w:t>
             </w:r>
           </w:p>
         </w:tc>
@@ -2196,7 +2196,7 @@
           </w:tcPr>
           <w:p>
             <w:r>
-              <w:t>Ga</w:t>
+              <w:t>Zr</w:t>
             </w:r>
           </w:p>
         </w:tc>
@@ -2216,57 +2216,57 @@
           </w:tcPr>
           <w:p>
             <w:r>
-              <w:t>(10/160.0°C/no base/Ga(NTf2)3/oxygen/10.1002/ejoc.202000229/2020/microwave)</w:t>
-            </w:r>
-          </w:p>
-        </w:tc>
-        <w:tc>
-          <w:tcPr>
-            <w:tcW w:type="dxa" w:w="1080"/>
-          </w:tcPr>
-          <w:p>
-            <w:r>
-              <w:t>no data</w:t>
-            </w:r>
-          </w:p>
-        </w:tc>
-        <w:tc>
-          <w:tcPr>
-            <w:tcW w:type="dxa" w:w="1080"/>
-          </w:tcPr>
-          <w:p>
-            <w:r>
-              <w:t>no data</w:t>
-            </w:r>
-          </w:p>
-        </w:tc>
-        <w:tc>
-          <w:tcPr>
-            <w:tcW w:type="dxa" w:w="1080"/>
-          </w:tcPr>
-          <w:p>
-            <w:r>
-              <w:t>(10/160.0°C/no base/Ga(NTf2)3/oxygen/10.1002/ejoc.202000229/2020/microwave)</w:t>
-            </w:r>
-          </w:p>
-        </w:tc>
-        <w:tc>
-          <w:tcPr>
-            <w:tcW w:type="dxa" w:w="1080"/>
-          </w:tcPr>
-          <w:p>
-            <w:r>
-              <w:t>no data</w:t>
-            </w:r>
-          </w:p>
-        </w:tc>
-        <w:tc>
-          <w:tcPr>
-            <w:tcW w:type="dxa" w:w="1080"/>
-          </w:tcPr>
-          <w:p>
-            <w:r>
-              <w:t>[]</w:t>
+              <w:t>(7/120.0°C/no base/Zr-MOF-808_H2O/oxygen/10.1021/acssuschemeng.1c04903/2021/0)</w:t>
+            </w:r>
+          </w:p>
+        </w:tc>
+        <w:tc>
+          <w:tcPr>
+            <w:tcW w:type="dxa" w:w="1080"/>
+          </w:tcPr>
+          <w:p>
+            <w:r>
+              <w:t>(7/120.0°C/no base/Zr-MOF-808_H2O/oxygen/10.1021/acssuschemeng.1c04903/2021/0)</w:t>
+            </w:r>
+          </w:p>
+        </w:tc>
+        <w:tc>
+          <w:tcPr>
+            <w:tcW w:type="dxa" w:w="1080"/>
+          </w:tcPr>
+          <w:p>
+            <w:r>
+              <w:t>(7/120.0°C/no base/Zr-MOF-808_H2O/oxygen/10.1021/acssuschemeng.1c04903/2021/0)</w:t>
+            </w:r>
+          </w:p>
+        </w:tc>
+        <w:tc>
+          <w:tcPr>
+            <w:tcW w:type="dxa" w:w="1080"/>
+          </w:tcPr>
+          <w:p>
+            <w:r>
+              <w:t>(7/120.0°C/no base/Zr-MOF-808_H2O/oxygen/10.1021/acssuschemeng.1c04903/2021/0)</w:t>
+            </w:r>
+          </w:p>
+        </w:tc>
+        <w:tc>
+          <w:tcPr>
+            <w:tcW w:type="dxa" w:w="1080"/>
+          </w:tcPr>
+          <w:p>
+            <w:r>
+              <w:t>(7/120.0°C/no base/Zr-MOF-808_H2O/oxygen/10.1021/acssuschemeng.1c04903/2021/0)</w:t>
+            </w:r>
+          </w:p>
+        </w:tc>
+        <w:tc>
+          <w:tcPr>
+            <w:tcW w:type="dxa" w:w="1080"/>
+          </w:tcPr>
+          <w:p>
+            <w:r>
+              <w:t>['no base']</w:t>
             </w:r>
           </w:p>
         </w:tc>
@@ -2278,7 +2278,7 @@
           </w:tcPr>
           <w:p>
             <w:r>
-              <w:t>Au,Pd</w:t>
+              <w:t>Ce</w:t>
             </w:r>
           </w:p>
         </w:tc>
@@ -2298,7 +2298,7 @@
           </w:tcPr>
           <w:p>
             <w:r>
-              <w:t>(74/180.0°C/no base/AuPd/MgO/inert/10.1002/chem.200901501/2009/0)</w:t>
+              <w:t>(6/160.0°C/no base/Ce(NTf2)s/oxygen/10.1002/ejoc.202000229/2020/microwave)</w:t>
             </w:r>
           </w:p>
         </w:tc>
@@ -2328,7 +2328,7 @@
           </w:tcPr>
           <w:p>
             <w:r>
-              <w:t>(74/180.0°C/no base/AuPd/MgO/inert/10.1002/chem.200901501/2009/0)</w:t>
+              <w:t>(6/160.0°C/no base/Ce(NTf2)s/oxygen/10.1002/ejoc.202000229/2020/microwave)</w:t>
             </w:r>
           </w:p>
         </w:tc>
@@ -2360,7 +2360,7 @@
           </w:tcPr>
           <w:p>
             <w:r>
-              <w:t>Li</w:t>
+              <w:t>In</w:t>
             </w:r>
           </w:p>
         </w:tc>
@@ -2380,7 +2380,7 @@
           </w:tcPr>
           <w:p>
             <w:r>
-              <w:t>(0/160.0°C/no base/Li(NTf2)/oxygen/10.1002/ejoc.202000229/2020/microwave)</w:t>
+              <w:t>(7/160.0°C/no base/In(NTf2)3/oxygen/10.1002/ejoc.202000229/2020/microwave)</w:t>
             </w:r>
           </w:p>
         </w:tc>
@@ -2410,7 +2410,7 @@
           </w:tcPr>
           <w:p>
             <w:r>
-              <w:t>(0/160.0°C/no base/Li(NTf2)/oxygen/10.1002/ejoc.202000229/2020/microwave)</w:t>
+              <w:t>(7/160.0°C/no base/In(NTf2)3/oxygen/10.1002/ejoc.202000229/2020/microwave)</w:t>
             </w:r>
           </w:p>
         </w:tc>
@@ -2442,7 +2442,7 @@
           </w:tcPr>
           <w:p>
             <w:r>
-              <w:t>Eu</w:t>
+              <w:t>Au,Pd</w:t>
             </w:r>
           </w:p>
         </w:tc>
@@ -2462,57 +2462,57 @@
           </w:tcPr>
           <w:p>
             <w:r>
-              <w:t>(17/160.0°C/no base/Eu(NTf2)2/oxygen/10.1002/ejoc.202000229/2020/microwave)</w:t>
-            </w:r>
-          </w:p>
-        </w:tc>
-        <w:tc>
-          <w:tcPr>
-            <w:tcW w:type="dxa" w:w="1080"/>
-          </w:tcPr>
-          <w:p>
-            <w:r>
-              <w:t>(17/160.0°C/no base/Eu(NTf2)2/oxygen/10.1002/ejoc.202000229/2020/microwave)</w:t>
-            </w:r>
-          </w:p>
-        </w:tc>
-        <w:tc>
-          <w:tcPr>
-            <w:tcW w:type="dxa" w:w="1080"/>
-          </w:tcPr>
-          <w:p>
-            <w:r>
-              <w:t>(17/160.0°C/no base/Eu(NTf2)2/oxygen/10.1002/ejoc.202000229/2020/microwave)</w:t>
-            </w:r>
-          </w:p>
-        </w:tc>
-        <w:tc>
-          <w:tcPr>
-            <w:tcW w:type="dxa" w:w="1080"/>
-          </w:tcPr>
-          <w:p>
-            <w:r>
-              <w:t>(17/160.0°C/no base/Eu(NTf2)2/oxygen/10.1002/ejoc.202000229/2020/microwave)</w:t>
-            </w:r>
-          </w:p>
-        </w:tc>
-        <w:tc>
-          <w:tcPr>
-            <w:tcW w:type="dxa" w:w="1080"/>
-          </w:tcPr>
-          <w:p>
-            <w:r>
-              <w:t>(17/160.0°C/no base/Eu(NTf2)2/oxygen/10.1002/ejoc.202000229/2020/microwave)</w:t>
-            </w:r>
-          </w:p>
-        </w:tc>
-        <w:tc>
-          <w:tcPr>
-            <w:tcW w:type="dxa" w:w="1080"/>
-          </w:tcPr>
-          <w:p>
-            <w:r>
-              <w:t>['no base']</w:t>
+              <w:t>(74/180.0°C/no base/AuPd/MgO/inert/10.1002/chem.200901501/2009/0)</w:t>
+            </w:r>
+          </w:p>
+        </w:tc>
+        <w:tc>
+          <w:tcPr>
+            <w:tcW w:type="dxa" w:w="1080"/>
+          </w:tcPr>
+          <w:p>
+            <w:r>
+              <w:t>no data</w:t>
+            </w:r>
+          </w:p>
+        </w:tc>
+        <w:tc>
+          <w:tcPr>
+            <w:tcW w:type="dxa" w:w="1080"/>
+          </w:tcPr>
+          <w:p>
+            <w:r>
+              <w:t>no data</w:t>
+            </w:r>
+          </w:p>
+        </w:tc>
+        <w:tc>
+          <w:tcPr>
+            <w:tcW w:type="dxa" w:w="1080"/>
+          </w:tcPr>
+          <w:p>
+            <w:r>
+              <w:t>(74/180.0°C/no base/AuPd/MgO/inert/10.1002/chem.200901501/2009/0)</w:t>
+            </w:r>
+          </w:p>
+        </w:tc>
+        <w:tc>
+          <w:tcPr>
+            <w:tcW w:type="dxa" w:w="1080"/>
+          </w:tcPr>
+          <w:p>
+            <w:r>
+              <w:t>no data</w:t>
+            </w:r>
+          </w:p>
+        </w:tc>
+        <w:tc>
+          <w:tcPr>
+            <w:tcW w:type="dxa" w:w="1080"/>
+          </w:tcPr>
+          <w:p>
+            <w:r>
+              <w:t>[]</w:t>
             </w:r>
           </w:p>
         </w:tc>
@@ -2524,7 +2524,7 @@
           </w:tcPr>
           <w:p>
             <w:r>
-              <w:t>Y</w:t>
+              <w:t>Ba</w:t>
             </w:r>
           </w:p>
         </w:tc>
@@ -2544,7 +2544,7 @@
           </w:tcPr>
           <w:p>
             <w:r>
-              <w:t>(7/160.0°C/no base/Y(NTf2)3/oxygen/10.1002/ejoc.202000229/2020/microwave)</w:t>
+              <w:t>(0/160.0°C/no base/Ba(NTf2)2/oxygen/10.1002/ejoc.202000229/2020/microwave)</w:t>
             </w:r>
           </w:p>
         </w:tc>
@@ -2574,7 +2574,7 @@
           </w:tcPr>
           <w:p>
             <w:r>
-              <w:t>(7/160.0°C/no base/Y(NTf2)3/oxygen/10.1002/ejoc.202000229/2020/microwave)</w:t>
+              <w:t>(0/160.0°C/no base/Ba(NTf2)2/oxygen/10.1002/ejoc.202000229/2020/microwave)</w:t>
             </w:r>
           </w:p>
         </w:tc>
@@ -2606,7 +2606,7 @@
           </w:tcPr>
           <w:p>
             <w:r>
-              <w:t>Sb</w:t>
+              <w:t>Gd</w:t>
             </w:r>
           </w:p>
         </w:tc>
@@ -2626,47 +2626,47 @@
           </w:tcPr>
           <w:p>
             <w:r>
-              <w:t>(14/160.0°C/no base/Sb(NTf2)3/oxygen/10.1002/ejoc.202000229/2020/microwave)</w:t>
-            </w:r>
-          </w:p>
-        </w:tc>
-        <w:tc>
-          <w:tcPr>
-            <w:tcW w:type="dxa" w:w="1080"/>
-          </w:tcPr>
-          <w:p>
-            <w:r>
-              <w:t>(14/160.0°C/no base/Sb(NTf2)3/oxygen/10.1002/ejoc.202000229/2020/microwave)</w:t>
-            </w:r>
-          </w:p>
-        </w:tc>
-        <w:tc>
-          <w:tcPr>
-            <w:tcW w:type="dxa" w:w="1080"/>
-          </w:tcPr>
-          <w:p>
-            <w:r>
-              <w:t>(14/160.0°C/no base/Sb(NTf2)3/oxygen/10.1002/ejoc.202000229/2020/microwave)</w:t>
-            </w:r>
-          </w:p>
-        </w:tc>
-        <w:tc>
-          <w:tcPr>
-            <w:tcW w:type="dxa" w:w="1080"/>
-          </w:tcPr>
-          <w:p>
-            <w:r>
-              <w:t>(14/160.0°C/no base/Sb(NTf2)3/oxygen/10.1002/ejoc.202000229/2020/microwave)</w:t>
-            </w:r>
-          </w:p>
-        </w:tc>
-        <w:tc>
-          <w:tcPr>
-            <w:tcW w:type="dxa" w:w="1080"/>
-          </w:tcPr>
-          <w:p>
-            <w:r>
-              <w:t>(14/160.0°C/no base/Sb(NTf2)3/oxygen/10.1002/ejoc.202000229/2020/microwave)</w:t>
+              <w:t>(13/160.0°C/no base/Gd(NTf2)3/oxygen/10.1002/ejoc.202000229/2020/microwave)</w:t>
+            </w:r>
+          </w:p>
+        </w:tc>
+        <w:tc>
+          <w:tcPr>
+            <w:tcW w:type="dxa" w:w="1080"/>
+          </w:tcPr>
+          <w:p>
+            <w:r>
+              <w:t>(13/160.0°C/no base/Gd(NTf2)3/oxygen/10.1002/ejoc.202000229/2020/microwave)</w:t>
+            </w:r>
+          </w:p>
+        </w:tc>
+        <w:tc>
+          <w:tcPr>
+            <w:tcW w:type="dxa" w:w="1080"/>
+          </w:tcPr>
+          <w:p>
+            <w:r>
+              <w:t>(13/160.0°C/no base/Gd(NTf2)3/oxygen/10.1002/ejoc.202000229/2020/microwave)</w:t>
+            </w:r>
+          </w:p>
+        </w:tc>
+        <w:tc>
+          <w:tcPr>
+            <w:tcW w:type="dxa" w:w="1080"/>
+          </w:tcPr>
+          <w:p>
+            <w:r>
+              <w:t>(13/160.0°C/no base/Gd(NTf2)3/oxygen/10.1002/ejoc.202000229/2020/microwave)</w:t>
+            </w:r>
+          </w:p>
+        </w:tc>
+        <w:tc>
+          <w:tcPr>
+            <w:tcW w:type="dxa" w:w="1080"/>
+          </w:tcPr>
+          <w:p>
+            <w:r>
+              <w:t>(13/160.0°C/no base/Gd(NTf2)3/oxygen/10.1002/ejoc.202000229/2020/microwave)</w:t>
             </w:r>
           </w:p>
         </w:tc>
@@ -2688,7 +2688,7 @@
           </w:tcPr>
           <w:p>
             <w:r>
-              <w:t>Pd,Pt</w:t>
+              <w:t>Hf</w:t>
             </w:r>
           </w:p>
         </w:tc>
@@ -2708,47 +2708,47 @@
           </w:tcPr>
           <w:p>
             <w:r>
-              <w:t>(100/180.0°C/no base/PdPt/MgO/inert/10.1002/chem.200901501/2009/0)</w:t>
-            </w:r>
-          </w:p>
-        </w:tc>
-        <w:tc>
-          <w:tcPr>
-            <w:tcW w:type="dxa" w:w="1080"/>
-          </w:tcPr>
-          <w:p>
-            <w:r>
-              <w:t>(100/180.0°C/no base/PdPt/MgO/inert/10.1002/chem.200901501/2009/0)</w:t>
-            </w:r>
-          </w:p>
-        </w:tc>
-        <w:tc>
-          <w:tcPr>
-            <w:tcW w:type="dxa" w:w="1080"/>
-          </w:tcPr>
-          <w:p>
-            <w:r>
-              <w:t>(100/180.0°C/no base/PdPt/MgO/inert/10.1002/chem.200901501/2009/0)</w:t>
-            </w:r>
-          </w:p>
-        </w:tc>
-        <w:tc>
-          <w:tcPr>
-            <w:tcW w:type="dxa" w:w="1080"/>
-          </w:tcPr>
-          <w:p>
-            <w:r>
-              <w:t>(100/180.0°C/no base/PdPt/MgO/inert/10.1002/chem.200901501/2009/0)</w:t>
-            </w:r>
-          </w:p>
-        </w:tc>
-        <w:tc>
-          <w:tcPr>
-            <w:tcW w:type="dxa" w:w="1080"/>
-          </w:tcPr>
-          <w:p>
-            <w:r>
-              <w:t>(100/180.0°C/no base/PdPt/MgO/inert/10.1002/chem.200901501/2009/0)</w:t>
+              <w:t>(7/120.0°C/no base/Hf-MOF-808_H2O/oxygen/10.1021/acssuschemeng.1c04903/2021/0)</w:t>
+            </w:r>
+          </w:p>
+        </w:tc>
+        <w:tc>
+          <w:tcPr>
+            <w:tcW w:type="dxa" w:w="1080"/>
+          </w:tcPr>
+          <w:p>
+            <w:r>
+              <w:t>(7/120.0°C/no base/Hf-MOF-808_H2O/oxygen/10.1021/acssuschemeng.1c04903/2021/0)</w:t>
+            </w:r>
+          </w:p>
+        </w:tc>
+        <w:tc>
+          <w:tcPr>
+            <w:tcW w:type="dxa" w:w="1080"/>
+          </w:tcPr>
+          <w:p>
+            <w:r>
+              <w:t>(7/120.0°C/no base/Hf-MOF-808_H2O/oxygen/10.1021/acssuschemeng.1c04903/2021/0)</w:t>
+            </w:r>
+          </w:p>
+        </w:tc>
+        <w:tc>
+          <w:tcPr>
+            <w:tcW w:type="dxa" w:w="1080"/>
+          </w:tcPr>
+          <w:p>
+            <w:r>
+              <w:t>(7/120.0°C/no base/Hf-MOF-808_H2O/oxygen/10.1021/acssuschemeng.1c04903/2021/0)</w:t>
+            </w:r>
+          </w:p>
+        </w:tc>
+        <w:tc>
+          <w:tcPr>
+            <w:tcW w:type="dxa" w:w="1080"/>
+          </w:tcPr>
+          <w:p>
+            <w:r>
+              <w:t>(7/120.0°C/no base/Hf-MOF-808_H2O/oxygen/10.1021/acssuschemeng.1c04903/2021/0)</w:t>
             </w:r>
           </w:p>
         </w:tc>
@@ -2770,7 +2770,7 @@
           </w:tcPr>
           <w:p>
             <w:r>
-              <w:t>Nd</w:t>
+              <w:t>V</w:t>
             </w:r>
           </w:p>
         </w:tc>
@@ -2790,57 +2790,57 @@
           </w:tcPr>
           <w:p>
             <w:r>
-              <w:t>(15/160.0°C/no base/Nd(NTf2)3/oxygen/10.1002/ejoc.202000229/2020/microwave)</w:t>
-            </w:r>
-          </w:p>
-        </w:tc>
-        <w:tc>
-          <w:tcPr>
-            <w:tcW w:type="dxa" w:w="1080"/>
-          </w:tcPr>
-          <w:p>
-            <w:r>
-              <w:t>(15/160.0°C/no base/Nd(NTf2)3/oxygen/10.1002/ejoc.202000229/2020/microwave)</w:t>
-            </w:r>
-          </w:p>
-        </w:tc>
-        <w:tc>
-          <w:tcPr>
-            <w:tcW w:type="dxa" w:w="1080"/>
-          </w:tcPr>
-          <w:p>
-            <w:r>
-              <w:t>(15/160.0°C/no base/Nd(NTf2)3/oxygen/10.1002/ejoc.202000229/2020/microwave)</w:t>
-            </w:r>
-          </w:p>
-        </w:tc>
-        <w:tc>
-          <w:tcPr>
-            <w:tcW w:type="dxa" w:w="1080"/>
-          </w:tcPr>
-          <w:p>
-            <w:r>
-              <w:t>(15/160.0°C/no base/Nd(NTf2)3/oxygen/10.1002/ejoc.202000229/2020/microwave)</w:t>
-            </w:r>
-          </w:p>
-        </w:tc>
-        <w:tc>
-          <w:tcPr>
-            <w:tcW w:type="dxa" w:w="1080"/>
-          </w:tcPr>
-          <w:p>
-            <w:r>
-              <w:t>(15/160.0°C/no base/Nd(NTf2)3/oxygen/10.1002/ejoc.202000229/2020/microwave)</w:t>
-            </w:r>
-          </w:p>
-        </w:tc>
-        <w:tc>
-          <w:tcPr>
-            <w:tcW w:type="dxa" w:w="1080"/>
-          </w:tcPr>
-          <w:p>
-            <w:r>
-              <w:t>['no base']</w:t>
+              <w:t>(0/130.0°C/tBuOK/VCl2/inert/10.1016/j.tet.2011.02.075/2011/0)</w:t>
+            </w:r>
+          </w:p>
+        </w:tc>
+        <w:tc>
+          <w:tcPr>
+            <w:tcW w:type="dxa" w:w="1080"/>
+          </w:tcPr>
+          <w:p>
+            <w:r>
+              <w:t>no data</w:t>
+            </w:r>
+          </w:p>
+        </w:tc>
+        <w:tc>
+          <w:tcPr>
+            <w:tcW w:type="dxa" w:w="1080"/>
+          </w:tcPr>
+          <w:p>
+            <w:r>
+              <w:t>no data</w:t>
+            </w:r>
+          </w:p>
+        </w:tc>
+        <w:tc>
+          <w:tcPr>
+            <w:tcW w:type="dxa" w:w="1080"/>
+          </w:tcPr>
+          <w:p>
+            <w:r>
+              <w:t>no data</w:t>
+            </w:r>
+          </w:p>
+        </w:tc>
+        <w:tc>
+          <w:tcPr>
+            <w:tcW w:type="dxa" w:w="1080"/>
+          </w:tcPr>
+          <w:p>
+            <w:r>
+              <w:t>no data</w:t>
+            </w:r>
+          </w:p>
+        </w:tc>
+        <w:tc>
+          <w:tcPr>
+            <w:tcW w:type="dxa" w:w="1080"/>
+          </w:tcPr>
+          <w:p>
+            <w:r>
+              <w:t>[]</w:t>
             </w:r>
           </w:p>
         </w:tc>
@@ -2852,7 +2852,7 @@
           </w:tcPr>
           <w:p>
             <w:r>
-              <w:t>La</w:t>
+              <w:t>Se</w:t>
             </w:r>
           </w:p>
         </w:tc>
@@ -2872,7 +2872,7 @@
           </w:tcPr>
           <w:p>
             <w:r>
-              <w:t>(9/160.0°C/no base/La(NTf2)3/oxygen/10.1002/ejoc.202000229/2020/microwave)</w:t>
+              <w:t>(0/160.0°C/no base/Sr(NTf2)2/oxygen/10.1002/ejoc.202000229/2020/microwave)</w:t>
             </w:r>
           </w:p>
         </w:tc>
@@ -2902,7 +2902,7 @@
           </w:tcPr>
           <w:p>
             <w:r>
-              <w:t>(9/160.0°C/no base/La(NTf2)3/oxygen/10.1002/ejoc.202000229/2020/microwave)</w:t>
+              <w:t>(0/160.0°C/no base/Sr(NTf2)2/oxygen/10.1002/ejoc.202000229/2020/microwave)</w:t>
             </w:r>
           </w:p>
         </w:tc>
@@ -2934,7 +2934,7 @@
           </w:tcPr>
           <w:p>
             <w:r>
-              <w:t>Au,Pt</w:t>
+              <w:t>Ho</w:t>
             </w:r>
           </w:p>
         </w:tc>
@@ -2954,7 +2954,7 @@
           </w:tcPr>
           <w:p>
             <w:r>
-              <w:t>(45/180.0°C/no base/AuPt/MgO/inert/10.1002/chem.200901501/2009/0)</w:t>
+              <w:t>(12/160.0°C/no base/Ho(NTf2)3/oxygen/10.1002/ejoc.202000229/2020/microwave)</w:t>
             </w:r>
           </w:p>
         </w:tc>
@@ -2984,7 +2984,7 @@
           </w:tcPr>
           <w:p>
             <w:r>
-              <w:t>(45/180.0°C/no base/AuPt/MgO/inert/10.1002/chem.200901501/2009/0)</w:t>
+              <w:t>(12/160.0°C/no base/Ho(NTf2)3/oxygen/10.1002/ejoc.202000229/2020/microwave)</w:t>
             </w:r>
           </w:p>
         </w:tc>
@@ -3016,7 +3016,7 @@
           </w:tcPr>
           <w:p>
             <w:r>
-              <w:t>In</w:t>
+              <w:t>Y</w:t>
             </w:r>
           </w:p>
         </w:tc>
@@ -3036,7 +3036,7 @@
           </w:tcPr>
           <w:p>
             <w:r>
-              <w:t>(7/160.0°C/no base/In(NTf2)3/oxygen/10.1002/ejoc.202000229/2020/microwave)</w:t>
+              <w:t>(7/160.0°C/no base/Y(NTf2)3/oxygen/10.1002/ejoc.202000229/2020/microwave)</w:t>
             </w:r>
           </w:p>
         </w:tc>
@@ -3066,7 +3066,7 @@
           </w:tcPr>
           <w:p>
             <w:r>
-              <w:t>(7/160.0°C/no base/In(NTf2)3/oxygen/10.1002/ejoc.202000229/2020/microwave)</w:t>
+              <w:t>(7/160.0°C/no base/Y(NTf2)3/oxygen/10.1002/ejoc.202000229/2020/microwave)</w:t>
             </w:r>
           </w:p>
         </w:tc>
@@ -3098,7 +3098,7 @@
           </w:tcPr>
           <w:p>
             <w:r>
-              <w:t>Sc</w:t>
+              <w:t>Sb</w:t>
             </w:r>
           </w:p>
         </w:tc>
@@ -3118,57 +3118,57 @@
           </w:tcPr>
           <w:p>
             <w:r>
-              <w:t>(10/160.0°C/no base/Sc(NTf2)3/oxygen/10.1002/ejoc.202000229/2020/microwave)</w:t>
-            </w:r>
-          </w:p>
-        </w:tc>
-        <w:tc>
-          <w:tcPr>
-            <w:tcW w:type="dxa" w:w="1080"/>
-          </w:tcPr>
-          <w:p>
-            <w:r>
-              <w:t>no data</w:t>
-            </w:r>
-          </w:p>
-        </w:tc>
-        <w:tc>
-          <w:tcPr>
-            <w:tcW w:type="dxa" w:w="1080"/>
-          </w:tcPr>
-          <w:p>
-            <w:r>
-              <w:t>no data</w:t>
-            </w:r>
-          </w:p>
-        </w:tc>
-        <w:tc>
-          <w:tcPr>
-            <w:tcW w:type="dxa" w:w="1080"/>
-          </w:tcPr>
-          <w:p>
-            <w:r>
-              <w:t>(10/160.0°C/no base/Sc(NTf2)3/oxygen/10.1002/ejoc.202000229/2020/microwave)</w:t>
-            </w:r>
-          </w:p>
-        </w:tc>
-        <w:tc>
-          <w:tcPr>
-            <w:tcW w:type="dxa" w:w="1080"/>
-          </w:tcPr>
-          <w:p>
-            <w:r>
-              <w:t>no data</w:t>
-            </w:r>
-          </w:p>
-        </w:tc>
-        <w:tc>
-          <w:tcPr>
-            <w:tcW w:type="dxa" w:w="1080"/>
-          </w:tcPr>
-          <w:p>
-            <w:r>
-              <w:t>[]</w:t>
+              <w:t>(14/160.0°C/no base/Sb(NTf2)3/oxygen/10.1002/ejoc.202000229/2020/microwave)</w:t>
+            </w:r>
+          </w:p>
+        </w:tc>
+        <w:tc>
+          <w:tcPr>
+            <w:tcW w:type="dxa" w:w="1080"/>
+          </w:tcPr>
+          <w:p>
+            <w:r>
+              <w:t>(14/160.0°C/no base/Sb(NTf2)3/oxygen/10.1002/ejoc.202000229/2020/microwave)</w:t>
+            </w:r>
+          </w:p>
+        </w:tc>
+        <w:tc>
+          <w:tcPr>
+            <w:tcW w:type="dxa" w:w="1080"/>
+          </w:tcPr>
+          <w:p>
+            <w:r>
+              <w:t>(14/160.0°C/no base/Sb(NTf2)3/oxygen/10.1002/ejoc.202000229/2020/microwave)</w:t>
+            </w:r>
+          </w:p>
+        </w:tc>
+        <w:tc>
+          <w:tcPr>
+            <w:tcW w:type="dxa" w:w="1080"/>
+          </w:tcPr>
+          <w:p>
+            <w:r>
+              <w:t>(14/160.0°C/no base/Sb(NTf2)3/oxygen/10.1002/ejoc.202000229/2020/microwave)</w:t>
+            </w:r>
+          </w:p>
+        </w:tc>
+        <w:tc>
+          <w:tcPr>
+            <w:tcW w:type="dxa" w:w="1080"/>
+          </w:tcPr>
+          <w:p>
+            <w:r>
+              <w:t>(14/160.0°C/no base/Sb(NTf2)3/oxygen/10.1002/ejoc.202000229/2020/microwave)</w:t>
+            </w:r>
+          </w:p>
+        </w:tc>
+        <w:tc>
+          <w:tcPr>
+            <w:tcW w:type="dxa" w:w="1080"/>
+          </w:tcPr>
+          <w:p>
+            <w:r>
+              <w:t>['no base']</w:t>
             </w:r>
           </w:p>
         </w:tc>
@@ -3180,7 +3180,7 @@
           </w:tcPr>
           <w:p>
             <w:r>
-              <w:t>Ce</w:t>
+              <w:t>Cu,Ag</w:t>
             </w:r>
           </w:p>
         </w:tc>
@@ -3200,57 +3200,57 @@
           </w:tcPr>
           <w:p>
             <w:r>
-              <w:t>(6/160.0°C/no base/Ce(NTf2)s/oxygen/10.1002/ejoc.202000229/2020/microwave)</w:t>
-            </w:r>
-          </w:p>
-        </w:tc>
-        <w:tc>
-          <w:tcPr>
-            <w:tcW w:type="dxa" w:w="1080"/>
-          </w:tcPr>
-          <w:p>
-            <w:r>
-              <w:t>no data</w:t>
-            </w:r>
-          </w:p>
-        </w:tc>
-        <w:tc>
-          <w:tcPr>
-            <w:tcW w:type="dxa" w:w="1080"/>
-          </w:tcPr>
-          <w:p>
-            <w:r>
-              <w:t>no data</w:t>
-            </w:r>
-          </w:p>
-        </w:tc>
-        <w:tc>
-          <w:tcPr>
-            <w:tcW w:type="dxa" w:w="1080"/>
-          </w:tcPr>
-          <w:p>
-            <w:r>
-              <w:t>(6/160.0°C/no base/Ce(NTf2)s/oxygen/10.1002/ejoc.202000229/2020/microwave)</w:t>
-            </w:r>
-          </w:p>
-        </w:tc>
-        <w:tc>
-          <w:tcPr>
-            <w:tcW w:type="dxa" w:w="1080"/>
-          </w:tcPr>
-          <w:p>
-            <w:r>
-              <w:t>no data</w:t>
-            </w:r>
-          </w:p>
-        </w:tc>
-        <w:tc>
-          <w:tcPr>
-            <w:tcW w:type="dxa" w:w="1080"/>
-          </w:tcPr>
-          <w:p>
-            <w:r>
-              <w:t>[]</w:t>
+              <w:t>(560/155.0°C/no base/Cu0.95Ag0.05/Al2O3/inert/10.1039/c1ra00560j/2011/0.1 mol% Cu+ Ag)</w:t>
+            </w:r>
+          </w:p>
+        </w:tc>
+        <w:tc>
+          <w:tcPr>
+            <w:tcW w:type="dxa" w:w="1080"/>
+          </w:tcPr>
+          <w:p>
+            <w:r>
+              <w:t>(94/155.0°C/no base/Cu0.95Ag0.05/Al2O3/inert/10.1039/c1ra00560j/2011/1 mol% Cu+ Ag)</w:t>
+            </w:r>
+          </w:p>
+        </w:tc>
+        <w:tc>
+          <w:tcPr>
+            <w:tcW w:type="dxa" w:w="1080"/>
+          </w:tcPr>
+          <w:p>
+            <w:r>
+              <w:t>(94/155.0°C/no base/Cu0.95Ag0.05/Al2O3/inert/10.1039/c1ra00560j/2011/1 mol% Cu+ Ag)</w:t>
+            </w:r>
+          </w:p>
+        </w:tc>
+        <w:tc>
+          <w:tcPr>
+            <w:tcW w:type="dxa" w:w="1080"/>
+          </w:tcPr>
+          <w:p>
+            <w:r>
+              <w:t>(560/155.0°C/no base/Cu0.95Ag0.05/Al2O3/inert/10.1039/c1ra00560j/2011/0.1 mol% Cu+ Ag)</w:t>
+            </w:r>
+          </w:p>
+        </w:tc>
+        <w:tc>
+          <w:tcPr>
+            <w:tcW w:type="dxa" w:w="1080"/>
+          </w:tcPr>
+          <w:p>
+            <w:r>
+              <w:t>(94/155.0°C/no base/Cu0.95Ag0.05/Al2O3/inert/10.1039/c1ra00560j/2011/1 mol% Cu+ Ag)</w:t>
+            </w:r>
+          </w:p>
+        </w:tc>
+        <w:tc>
+          <w:tcPr>
+            <w:tcW w:type="dxa" w:w="1080"/>
+          </w:tcPr>
+          <w:p>
+            <w:r>
+              <w:t>['no base']</w:t>
             </w:r>
           </w:p>
         </w:tc>
@@ -3262,7 +3262,7 @@
           </w:tcPr>
           <w:p>
             <w:r>
-              <w:t>Zr</w:t>
+              <w:t>La</w:t>
             </w:r>
           </w:p>
         </w:tc>
@@ -3282,57 +3282,57 @@
           </w:tcPr>
           <w:p>
             <w:r>
-              <w:t>(7/120.0°C/no base/Zr-MOF-808_H2O/oxygen/10.1021/acssuschemeng.1c04903/2021/0)</w:t>
-            </w:r>
-          </w:p>
-        </w:tc>
-        <w:tc>
-          <w:tcPr>
-            <w:tcW w:type="dxa" w:w="1080"/>
-          </w:tcPr>
-          <w:p>
-            <w:r>
-              <w:t>(7/120.0°C/no base/Zr-MOF-808_H2O/oxygen/10.1021/acssuschemeng.1c04903/2021/0)</w:t>
-            </w:r>
-          </w:p>
-        </w:tc>
-        <w:tc>
-          <w:tcPr>
-            <w:tcW w:type="dxa" w:w="1080"/>
-          </w:tcPr>
-          <w:p>
-            <w:r>
-              <w:t>(7/120.0°C/no base/Zr-MOF-808_H2O/oxygen/10.1021/acssuschemeng.1c04903/2021/0)</w:t>
-            </w:r>
-          </w:p>
-        </w:tc>
-        <w:tc>
-          <w:tcPr>
-            <w:tcW w:type="dxa" w:w="1080"/>
-          </w:tcPr>
-          <w:p>
-            <w:r>
-              <w:t>(7/120.0°C/no base/Zr-MOF-808_H2O/oxygen/10.1021/acssuschemeng.1c04903/2021/0)</w:t>
-            </w:r>
-          </w:p>
-        </w:tc>
-        <w:tc>
-          <w:tcPr>
-            <w:tcW w:type="dxa" w:w="1080"/>
-          </w:tcPr>
-          <w:p>
-            <w:r>
-              <w:t>(7/120.0°C/no base/Zr-MOF-808_H2O/oxygen/10.1021/acssuschemeng.1c04903/2021/0)</w:t>
-            </w:r>
-          </w:p>
-        </w:tc>
-        <w:tc>
-          <w:tcPr>
-            <w:tcW w:type="dxa" w:w="1080"/>
-          </w:tcPr>
-          <w:p>
-            <w:r>
-              <w:t>['no base']</w:t>
+              <w:t>(9/160.0°C/no base/La(NTf2)3/oxygen/10.1002/ejoc.202000229/2020/microwave)</w:t>
+            </w:r>
+          </w:p>
+        </w:tc>
+        <w:tc>
+          <w:tcPr>
+            <w:tcW w:type="dxa" w:w="1080"/>
+          </w:tcPr>
+          <w:p>
+            <w:r>
+              <w:t>no data</w:t>
+            </w:r>
+          </w:p>
+        </w:tc>
+        <w:tc>
+          <w:tcPr>
+            <w:tcW w:type="dxa" w:w="1080"/>
+          </w:tcPr>
+          <w:p>
+            <w:r>
+              <w:t>no data</w:t>
+            </w:r>
+          </w:p>
+        </w:tc>
+        <w:tc>
+          <w:tcPr>
+            <w:tcW w:type="dxa" w:w="1080"/>
+          </w:tcPr>
+          <w:p>
+            <w:r>
+              <w:t>(9/160.0°C/no base/La(NTf2)3/oxygen/10.1002/ejoc.202000229/2020/microwave)</w:t>
+            </w:r>
+          </w:p>
+        </w:tc>
+        <w:tc>
+          <w:tcPr>
+            <w:tcW w:type="dxa" w:w="1080"/>
+          </w:tcPr>
+          <w:p>
+            <w:r>
+              <w:t>no data</w:t>
+            </w:r>
+          </w:p>
+        </w:tc>
+        <w:tc>
+          <w:tcPr>
+            <w:tcW w:type="dxa" w:w="1080"/>
+          </w:tcPr>
+          <w:p>
+            <w:r>
+              <w:t>[]</w:t>
             </w:r>
           </w:p>
         </w:tc>
@@ -3344,7 +3344,7 @@
           </w:tcPr>
           <w:p>
             <w:r>
-              <w:t>Cs</w:t>
+              <w:t>Nd</w:t>
             </w:r>
           </w:p>
         </w:tc>
@@ -3364,57 +3364,57 @@
           </w:tcPr>
           <w:p>
             <w:r>
-              <w:t>(0/160.0°C/no base/Cs(OTf)2/oxygen/10.1002/ejoc.202000229/2020/microwave)</w:t>
-            </w:r>
-          </w:p>
-        </w:tc>
-        <w:tc>
-          <w:tcPr>
-            <w:tcW w:type="dxa" w:w="1080"/>
-          </w:tcPr>
-          <w:p>
-            <w:r>
-              <w:t>no data</w:t>
-            </w:r>
-          </w:p>
-        </w:tc>
-        <w:tc>
-          <w:tcPr>
-            <w:tcW w:type="dxa" w:w="1080"/>
-          </w:tcPr>
-          <w:p>
-            <w:r>
-              <w:t>no data</w:t>
-            </w:r>
-          </w:p>
-        </w:tc>
-        <w:tc>
-          <w:tcPr>
-            <w:tcW w:type="dxa" w:w="1080"/>
-          </w:tcPr>
-          <w:p>
-            <w:r>
-              <w:t>(0/160.0°C/no base/Cs(OTf)2/oxygen/10.1002/ejoc.202000229/2020/microwave)</w:t>
-            </w:r>
-          </w:p>
-        </w:tc>
-        <w:tc>
-          <w:tcPr>
-            <w:tcW w:type="dxa" w:w="1080"/>
-          </w:tcPr>
-          <w:p>
-            <w:r>
-              <w:t>no data</w:t>
-            </w:r>
-          </w:p>
-        </w:tc>
-        <w:tc>
-          <w:tcPr>
-            <w:tcW w:type="dxa" w:w="1080"/>
-          </w:tcPr>
-          <w:p>
-            <w:r>
-              <w:t>[]</w:t>
+              <w:t>(15/160.0°C/no base/Nd(NTf2)3/oxygen/10.1002/ejoc.202000229/2020/microwave)</w:t>
+            </w:r>
+          </w:p>
+        </w:tc>
+        <w:tc>
+          <w:tcPr>
+            <w:tcW w:type="dxa" w:w="1080"/>
+          </w:tcPr>
+          <w:p>
+            <w:r>
+              <w:t>(15/160.0°C/no base/Nd(NTf2)3/oxygen/10.1002/ejoc.202000229/2020/microwave)</w:t>
+            </w:r>
+          </w:p>
+        </w:tc>
+        <w:tc>
+          <w:tcPr>
+            <w:tcW w:type="dxa" w:w="1080"/>
+          </w:tcPr>
+          <w:p>
+            <w:r>
+              <w:t>(15/160.0°C/no base/Nd(NTf2)3/oxygen/10.1002/ejoc.202000229/2020/microwave)</w:t>
+            </w:r>
+          </w:p>
+        </w:tc>
+        <w:tc>
+          <w:tcPr>
+            <w:tcW w:type="dxa" w:w="1080"/>
+          </w:tcPr>
+          <w:p>
+            <w:r>
+              <w:t>(15/160.0°C/no base/Nd(NTf2)3/oxygen/10.1002/ejoc.202000229/2020/microwave)</w:t>
+            </w:r>
+          </w:p>
+        </w:tc>
+        <w:tc>
+          <w:tcPr>
+            <w:tcW w:type="dxa" w:w="1080"/>
+          </w:tcPr>
+          <w:p>
+            <w:r>
+              <w:t>(15/160.0°C/no base/Nd(NTf2)3/oxygen/10.1002/ejoc.202000229/2020/microwave)</w:t>
+            </w:r>
+          </w:p>
+        </w:tc>
+        <w:tc>
+          <w:tcPr>
+            <w:tcW w:type="dxa" w:w="1080"/>
+          </w:tcPr>
+          <w:p>
+            <w:r>
+              <w:t>['no base']</w:t>
             </w:r>
           </w:p>
         </w:tc>
@@ -3426,7 +3426,7 @@
           </w:tcPr>
           <w:p>
             <w:r>
-              <w:t>K</w:t>
+              <w:t>Yb</w:t>
             </w:r>
           </w:p>
         </w:tc>
@@ -3446,57 +3446,57 @@
           </w:tcPr>
           <w:p>
             <w:r>
-              <w:t>(0/160.0°C/no base/K(NTf2)/oxygen/10.1002/ejoc.202000229/2020/microwave)</w:t>
-            </w:r>
-          </w:p>
-        </w:tc>
-        <w:tc>
-          <w:tcPr>
-            <w:tcW w:type="dxa" w:w="1080"/>
-          </w:tcPr>
-          <w:p>
-            <w:r>
-              <w:t>no data</w:t>
-            </w:r>
-          </w:p>
-        </w:tc>
-        <w:tc>
-          <w:tcPr>
-            <w:tcW w:type="dxa" w:w="1080"/>
-          </w:tcPr>
-          <w:p>
-            <w:r>
-              <w:t>no data</w:t>
-            </w:r>
-          </w:p>
-        </w:tc>
-        <w:tc>
-          <w:tcPr>
-            <w:tcW w:type="dxa" w:w="1080"/>
-          </w:tcPr>
-          <w:p>
-            <w:r>
-              <w:t>(0/160.0°C/no base/K(NTf2)/oxygen/10.1002/ejoc.202000229/2020/microwave)</w:t>
-            </w:r>
-          </w:p>
-        </w:tc>
-        <w:tc>
-          <w:tcPr>
-            <w:tcW w:type="dxa" w:w="1080"/>
-          </w:tcPr>
-          <w:p>
-            <w:r>
-              <w:t>no data</w:t>
-            </w:r>
-          </w:p>
-        </w:tc>
-        <w:tc>
-          <w:tcPr>
-            <w:tcW w:type="dxa" w:w="1080"/>
-          </w:tcPr>
-          <w:p>
-            <w:r>
-              <w:t>[]</w:t>
+              <w:t>(18/160.0°C/no base/Yb(NTf2)2/oxygen/10.1002/ejoc.202000229/2020/microwave)</w:t>
+            </w:r>
+          </w:p>
+        </w:tc>
+        <w:tc>
+          <w:tcPr>
+            <w:tcW w:type="dxa" w:w="1080"/>
+          </w:tcPr>
+          <w:p>
+            <w:r>
+              <w:t>(18/160.0°C/no base/Yb(NTf2)2/oxygen/10.1002/ejoc.202000229/2020/microwave)</w:t>
+            </w:r>
+          </w:p>
+        </w:tc>
+        <w:tc>
+          <w:tcPr>
+            <w:tcW w:type="dxa" w:w="1080"/>
+          </w:tcPr>
+          <w:p>
+            <w:r>
+              <w:t>(18/160.0°C/no base/Yb(NTf2)2/oxygen/10.1002/ejoc.202000229/2020/microwave)</w:t>
+            </w:r>
+          </w:p>
+        </w:tc>
+        <w:tc>
+          <w:tcPr>
+            <w:tcW w:type="dxa" w:w="1080"/>
+          </w:tcPr>
+          <w:p>
+            <w:r>
+              <w:t>(18/160.0°C/no base/Yb(NTf2)2/oxygen/10.1002/ejoc.202000229/2020/microwave)</w:t>
+            </w:r>
+          </w:p>
+        </w:tc>
+        <w:tc>
+          <w:tcPr>
+            <w:tcW w:type="dxa" w:w="1080"/>
+          </w:tcPr>
+          <w:p>
+            <w:r>
+              <w:t>(18/160.0°C/no base/Yb(NTf2)2/oxygen/10.1002/ejoc.202000229/2020/microwave)</w:t>
+            </w:r>
+          </w:p>
+        </w:tc>
+        <w:tc>
+          <w:tcPr>
+            <w:tcW w:type="dxa" w:w="1080"/>
+          </w:tcPr>
+          <w:p>
+            <w:r>
+              <w:t>['no base']</w:t>
             </w:r>
           </w:p>
         </w:tc>
@@ -3508,7 +3508,7 @@
           </w:tcPr>
           <w:p>
             <w:r>
-              <w:t>Mg</w:t>
+              <w:t>Eu</w:t>
             </w:r>
           </w:p>
         </w:tc>
@@ -3528,57 +3528,57 @@
           </w:tcPr>
           <w:p>
             <w:r>
-              <w:t>(1/160.0°C/no base/Mg(NTf2)2/oxygen/10.1002/ejoc.202000229/2020/microwave)</w:t>
-            </w:r>
-          </w:p>
-        </w:tc>
-        <w:tc>
-          <w:tcPr>
-            <w:tcW w:type="dxa" w:w="1080"/>
-          </w:tcPr>
-          <w:p>
-            <w:r>
-              <w:t>no data</w:t>
-            </w:r>
-          </w:p>
-        </w:tc>
-        <w:tc>
-          <w:tcPr>
-            <w:tcW w:type="dxa" w:w="1080"/>
-          </w:tcPr>
-          <w:p>
-            <w:r>
-              <w:t>no data</w:t>
-            </w:r>
-          </w:p>
-        </w:tc>
-        <w:tc>
-          <w:tcPr>
-            <w:tcW w:type="dxa" w:w="1080"/>
-          </w:tcPr>
-          <w:p>
-            <w:r>
-              <w:t>(1/160.0°C/no base/Mg(NTf2)2/oxygen/10.1002/ejoc.202000229/2020/microwave)</w:t>
-            </w:r>
-          </w:p>
-        </w:tc>
-        <w:tc>
-          <w:tcPr>
-            <w:tcW w:type="dxa" w:w="1080"/>
-          </w:tcPr>
-          <w:p>
-            <w:r>
-              <w:t>no data</w:t>
-            </w:r>
-          </w:p>
-        </w:tc>
-        <w:tc>
-          <w:tcPr>
-            <w:tcW w:type="dxa" w:w="1080"/>
-          </w:tcPr>
-          <w:p>
-            <w:r>
-              <w:t>[]</w:t>
+              <w:t>(17/160.0°C/no base/Eu(NTf2)2/oxygen/10.1002/ejoc.202000229/2020/microwave)</w:t>
+            </w:r>
+          </w:p>
+        </w:tc>
+        <w:tc>
+          <w:tcPr>
+            <w:tcW w:type="dxa" w:w="1080"/>
+          </w:tcPr>
+          <w:p>
+            <w:r>
+              <w:t>(17/160.0°C/no base/Eu(NTf2)2/oxygen/10.1002/ejoc.202000229/2020/microwave)</w:t>
+            </w:r>
+          </w:p>
+        </w:tc>
+        <w:tc>
+          <w:tcPr>
+            <w:tcW w:type="dxa" w:w="1080"/>
+          </w:tcPr>
+          <w:p>
+            <w:r>
+              <w:t>(17/160.0°C/no base/Eu(NTf2)2/oxygen/10.1002/ejoc.202000229/2020/microwave)</w:t>
+            </w:r>
+          </w:p>
+        </w:tc>
+        <w:tc>
+          <w:tcPr>
+            <w:tcW w:type="dxa" w:w="1080"/>
+          </w:tcPr>
+          <w:p>
+            <w:r>
+              <w:t>(17/160.0°C/no base/Eu(NTf2)2/oxygen/10.1002/ejoc.202000229/2020/microwave)</w:t>
+            </w:r>
+          </w:p>
+        </w:tc>
+        <w:tc>
+          <w:tcPr>
+            <w:tcW w:type="dxa" w:w="1080"/>
+          </w:tcPr>
+          <w:p>
+            <w:r>
+              <w:t>(17/160.0°C/no base/Eu(NTf2)2/oxygen/10.1002/ejoc.202000229/2020/microwave)</w:t>
+            </w:r>
+          </w:p>
+        </w:tc>
+        <w:tc>
+          <w:tcPr>
+            <w:tcW w:type="dxa" w:w="1080"/>
+          </w:tcPr>
+          <w:p>
+            <w:r>
+              <w:t>['no base']</w:t>
             </w:r>
           </w:p>
         </w:tc>
@@ -3590,7 +3590,7 @@
           </w:tcPr>
           <w:p>
             <w:r>
-              <w:t>V</w:t>
+              <w:t>Ga</w:t>
             </w:r>
           </w:p>
         </w:tc>
@@ -3610,7 +3610,7 @@
           </w:tcPr>
           <w:p>
             <w:r>
-              <w:t>(0/130.0°C/tBuOK/VCl2/inert/10.1016/j.tet.2011.02.075/2011/0)</w:t>
+              <w:t>(10/160.0°C/no base/Ga(NTf2)3/oxygen/10.1002/ejoc.202000229/2020/microwave)</w:t>
             </w:r>
           </w:p>
         </w:tc>
@@ -3640,7 +3640,7 @@
           </w:tcPr>
           <w:p>
             <w:r>
-              <w:t>no data</w:t>
+              <w:t>(10/160.0°C/no base/Ga(NTf2)3/oxygen/10.1002/ejoc.202000229/2020/microwave)</w:t>
             </w:r>
           </w:p>
         </w:tc>
@@ -3672,7 +3672,7 @@
           </w:tcPr>
           <w:p>
             <w:r>
-              <w:t>Ho</w:t>
+              <w:t>Cs</w:t>
             </w:r>
           </w:p>
         </w:tc>
@@ -3692,7 +3692,7 @@
           </w:tcPr>
           <w:p>
             <w:r>
-              <w:t>(12/160.0°C/no base/Ho(NTf2)3/oxygen/10.1002/ejoc.202000229/2020/microwave)</w:t>
+              <w:t>(0/160.0°C/no base/Cs(OTf)2/oxygen/10.1002/ejoc.202000229/2020/microwave)</w:t>
             </w:r>
           </w:p>
         </w:tc>
@@ -3722,7 +3722,7 @@
           </w:tcPr>
           <w:p>
             <w:r>
-              <w:t>(12/160.0°C/no base/Ho(NTf2)3/oxygen/10.1002/ejoc.202000229/2020/microwave)</w:t>
+              <w:t>(0/160.0°C/no base/Cs(OTf)2/oxygen/10.1002/ejoc.202000229/2020/microwave)</w:t>
             </w:r>
           </w:p>
         </w:tc>
@@ -3754,7 +3754,7 @@
           </w:tcPr>
           <w:p>
             <w:r>
-              <w:t>Gd</w:t>
+              <w:t>Ca</w:t>
             </w:r>
           </w:p>
         </w:tc>
@@ -3774,57 +3774,57 @@
           </w:tcPr>
           <w:p>
             <w:r>
-              <w:t>(13/160.0°C/no base/Gd(NTf2)3/oxygen/10.1002/ejoc.202000229/2020/microwave)</w:t>
-            </w:r>
-          </w:p>
-        </w:tc>
-        <w:tc>
-          <w:tcPr>
-            <w:tcW w:type="dxa" w:w="1080"/>
-          </w:tcPr>
-          <w:p>
-            <w:r>
-              <w:t>(13/160.0°C/no base/Gd(NTf2)3/oxygen/10.1002/ejoc.202000229/2020/microwave)</w:t>
-            </w:r>
-          </w:p>
-        </w:tc>
-        <w:tc>
-          <w:tcPr>
-            <w:tcW w:type="dxa" w:w="1080"/>
-          </w:tcPr>
-          <w:p>
-            <w:r>
-              <w:t>(13/160.0°C/no base/Gd(NTf2)3/oxygen/10.1002/ejoc.202000229/2020/microwave)</w:t>
-            </w:r>
-          </w:p>
-        </w:tc>
-        <w:tc>
-          <w:tcPr>
-            <w:tcW w:type="dxa" w:w="1080"/>
-          </w:tcPr>
-          <w:p>
-            <w:r>
-              <w:t>(13/160.0°C/no base/Gd(NTf2)3/oxygen/10.1002/ejoc.202000229/2020/microwave)</w:t>
-            </w:r>
-          </w:p>
-        </w:tc>
-        <w:tc>
-          <w:tcPr>
-            <w:tcW w:type="dxa" w:w="1080"/>
-          </w:tcPr>
-          <w:p>
-            <w:r>
-              <w:t>(13/160.0°C/no base/Gd(NTf2)3/oxygen/10.1002/ejoc.202000229/2020/microwave)</w:t>
-            </w:r>
-          </w:p>
-        </w:tc>
-        <w:tc>
-          <w:tcPr>
-            <w:tcW w:type="dxa" w:w="1080"/>
-          </w:tcPr>
-          <w:p>
-            <w:r>
-              <w:t>['no base']</w:t>
+              <w:t>(0/160.0°C/no base/Ca(OTf)2/oxygen/10.1002/ejoc.202000229/2020/microwave)</w:t>
+            </w:r>
+          </w:p>
+        </w:tc>
+        <w:tc>
+          <w:tcPr>
+            <w:tcW w:type="dxa" w:w="1080"/>
+          </w:tcPr>
+          <w:p>
+            <w:r>
+              <w:t>no data</w:t>
+            </w:r>
+          </w:p>
+        </w:tc>
+        <w:tc>
+          <w:tcPr>
+            <w:tcW w:type="dxa" w:w="1080"/>
+          </w:tcPr>
+          <w:p>
+            <w:r>
+              <w:t>no data</w:t>
+            </w:r>
+          </w:p>
+        </w:tc>
+        <w:tc>
+          <w:tcPr>
+            <w:tcW w:type="dxa" w:w="1080"/>
+          </w:tcPr>
+          <w:p>
+            <w:r>
+              <w:t>(0/160.0°C/no base/Ca(OTf)2/oxygen/10.1002/ejoc.202000229/2020/microwave)</w:t>
+            </w:r>
+          </w:p>
+        </w:tc>
+        <w:tc>
+          <w:tcPr>
+            <w:tcW w:type="dxa" w:w="1080"/>
+          </w:tcPr>
+          <w:p>
+            <w:r>
+              <w:t>no data</w:t>
+            </w:r>
+          </w:p>
+        </w:tc>
+        <w:tc>
+          <w:tcPr>
+            <w:tcW w:type="dxa" w:w="1080"/>
+          </w:tcPr>
+          <w:p>
+            <w:r>
+              <w:t>[]</w:t>
             </w:r>
           </w:p>
         </w:tc>
@@ -3836,7 +3836,7 @@
           </w:tcPr>
           <w:p>
             <w:r>
-              <w:t>Se</w:t>
+              <w:t>Sc</w:t>
             </w:r>
           </w:p>
         </w:tc>
@@ -3856,7 +3856,7 @@
           </w:tcPr>
           <w:p>
             <w:r>
-              <w:t>(0/160.0°C/no base/Sr(NTf2)2/oxygen/10.1002/ejoc.202000229/2020/microwave)</w:t>
+              <w:t>(10/160.0°C/no base/Sc(NTf2)3/oxygen/10.1002/ejoc.202000229/2020/microwave)</w:t>
             </w:r>
           </w:p>
         </w:tc>
@@ -3886,7 +3886,7 @@
           </w:tcPr>
           <w:p>
             <w:r>
-              <w:t>(0/160.0°C/no base/Sr(NTf2)2/oxygen/10.1002/ejoc.202000229/2020/microwave)</w:t>
+              <w:t>(10/160.0°C/no base/Sc(NTf2)3/oxygen/10.1002/ejoc.202000229/2020/microwave)</w:t>
             </w:r>
           </w:p>
         </w:tc>
@@ -3918,7 +3918,7 @@
           </w:tcPr>
           <w:p>
             <w:r>
-              <w:t>Pr</w:t>
+              <w:t>Mg</w:t>
             </w:r>
           </w:p>
         </w:tc>
@@ -3938,57 +3938,57 @@
           </w:tcPr>
           <w:p>
             <w:r>
-              <w:t>(16/160.0°C/no base/Pr(NTf2)3/oxygen/10.1002/ejoc.202000229/2020/microwave)</w:t>
-            </w:r>
-          </w:p>
-        </w:tc>
-        <w:tc>
-          <w:tcPr>
-            <w:tcW w:type="dxa" w:w="1080"/>
-          </w:tcPr>
-          <w:p>
-            <w:r>
-              <w:t>(16/160.0°C/no base/Pr(NTf2)3/oxygen/10.1002/ejoc.202000229/2020/microwave)</w:t>
-            </w:r>
-          </w:p>
-        </w:tc>
-        <w:tc>
-          <w:tcPr>
-            <w:tcW w:type="dxa" w:w="1080"/>
-          </w:tcPr>
-          <w:p>
-            <w:r>
-              <w:t>(16/160.0°C/no base/Pr(NTf2)3/oxygen/10.1002/ejoc.202000229/2020/microwave)</w:t>
-            </w:r>
-          </w:p>
-        </w:tc>
-        <w:tc>
-          <w:tcPr>
-            <w:tcW w:type="dxa" w:w="1080"/>
-          </w:tcPr>
-          <w:p>
-            <w:r>
-              <w:t>(16/160.0°C/no base/Pr(NTf2)3/oxygen/10.1002/ejoc.202000229/2020/microwave)</w:t>
-            </w:r>
-          </w:p>
-        </w:tc>
-        <w:tc>
-          <w:tcPr>
-            <w:tcW w:type="dxa" w:w="1080"/>
-          </w:tcPr>
-          <w:p>
-            <w:r>
-              <w:t>(16/160.0°C/no base/Pr(NTf2)3/oxygen/10.1002/ejoc.202000229/2020/microwave)</w:t>
-            </w:r>
-          </w:p>
-        </w:tc>
-        <w:tc>
-          <w:tcPr>
-            <w:tcW w:type="dxa" w:w="1080"/>
-          </w:tcPr>
-          <w:p>
-            <w:r>
-              <w:t>['no base']</w:t>
+              <w:t>(1/160.0°C/no base/Mg(NTf2)2/oxygen/10.1002/ejoc.202000229/2020/microwave)</w:t>
+            </w:r>
+          </w:p>
+        </w:tc>
+        <w:tc>
+          <w:tcPr>
+            <w:tcW w:type="dxa" w:w="1080"/>
+          </w:tcPr>
+          <w:p>
+            <w:r>
+              <w:t>no data</w:t>
+            </w:r>
+          </w:p>
+        </w:tc>
+        <w:tc>
+          <w:tcPr>
+            <w:tcW w:type="dxa" w:w="1080"/>
+          </w:tcPr>
+          <w:p>
+            <w:r>
+              <w:t>no data</w:t>
+            </w:r>
+          </w:p>
+        </w:tc>
+        <w:tc>
+          <w:tcPr>
+            <w:tcW w:type="dxa" w:w="1080"/>
+          </w:tcPr>
+          <w:p>
+            <w:r>
+              <w:t>(1/160.0°C/no base/Mg(NTf2)2/oxygen/10.1002/ejoc.202000229/2020/microwave)</w:t>
+            </w:r>
+          </w:p>
+        </w:tc>
+        <w:tc>
+          <w:tcPr>
+            <w:tcW w:type="dxa" w:w="1080"/>
+          </w:tcPr>
+          <w:p>
+            <w:r>
+              <w:t>no data</w:t>
+            </w:r>
+          </w:p>
+        </w:tc>
+        <w:tc>
+          <w:tcPr>
+            <w:tcW w:type="dxa" w:w="1080"/>
+          </w:tcPr>
+          <w:p>
+            <w:r>
+              <w:t>[]</w:t>
             </w:r>
           </w:p>
         </w:tc>
@@ -4000,7 +4000,7 @@
           </w:tcPr>
           <w:p>
             <w:r>
-              <w:t>Ca</w:t>
+              <w:t>Li</w:t>
             </w:r>
           </w:p>
         </w:tc>
@@ -4020,7 +4020,7 @@
           </w:tcPr>
           <w:p>
             <w:r>
-              <w:t>(0/160.0°C/no base/Ca(OTf)2/oxygen/10.1002/ejoc.202000229/2020/microwave)</w:t>
+              <w:t>(0/160.0°C/no base/Li(NTf2)/oxygen/10.1002/ejoc.202000229/2020/microwave)</w:t>
             </w:r>
           </w:p>
         </w:tc>
@@ -4050,7 +4050,7 @@
           </w:tcPr>
           <w:p>
             <w:r>
-              <w:t>(0/160.0°C/no base/Ca(OTf)2/oxygen/10.1002/ejoc.202000229/2020/microwave)</w:t>
+              <w:t>(0/160.0°C/no base/Li(NTf2)/oxygen/10.1002/ejoc.202000229/2020/microwave)</w:t>
             </w:r>
           </w:p>
         </w:tc>
@@ -4082,7 +4082,7 @@
           </w:tcPr>
           <w:p>
             <w:r>
-              <w:t>Cu,Ag</w:t>
+              <w:t>Pr</w:t>
             </w:r>
           </w:p>
         </w:tc>
@@ -4102,47 +4102,47 @@
           </w:tcPr>
           <w:p>
             <w:r>
-              <w:t>(560/155.0°C/no base/Cu0.95Ag0.05/Al2O3/inert/10.1039/c1ra00560j/2011/0.1 mol% Cu+ Ag)</w:t>
-            </w:r>
-          </w:p>
-        </w:tc>
-        <w:tc>
-          <w:tcPr>
-            <w:tcW w:type="dxa" w:w="1080"/>
-          </w:tcPr>
-          <w:p>
-            <w:r>
-              <w:t>(94/155.0°C/no base/Cu0.95Ag0.05/Al2O3/inert/10.1039/c1ra00560j/2011/1 mol% Cu+ Ag)</w:t>
-            </w:r>
-          </w:p>
-        </w:tc>
-        <w:tc>
-          <w:tcPr>
-            <w:tcW w:type="dxa" w:w="1080"/>
-          </w:tcPr>
-          <w:p>
-            <w:r>
-              <w:t>(94/155.0°C/no base/Cu0.95Ag0.05/Al2O3/inert/10.1039/c1ra00560j/2011/1 mol% Cu+ Ag)</w:t>
-            </w:r>
-          </w:p>
-        </w:tc>
-        <w:tc>
-          <w:tcPr>
-            <w:tcW w:type="dxa" w:w="1080"/>
-          </w:tcPr>
-          <w:p>
-            <w:r>
-              <w:t>(560/155.0°C/no base/Cu0.95Ag0.05/Al2O3/inert/10.1039/c1ra00560j/2011/0.1 mol% Cu+ Ag)</w:t>
-            </w:r>
-          </w:p>
-        </w:tc>
-        <w:tc>
-          <w:tcPr>
-            <w:tcW w:type="dxa" w:w="1080"/>
-          </w:tcPr>
-          <w:p>
-            <w:r>
-              <w:t>(94/155.0°C/no base/Cu0.95Ag0.05/Al2O3/inert/10.1039/c1ra00560j/2011/1 mol% Cu+ Ag)</w:t>
+              <w:t>(16/160.0°C/no base/Pr(NTf2)3/oxygen/10.1002/ejoc.202000229/2020/microwave)</w:t>
+            </w:r>
+          </w:p>
+        </w:tc>
+        <w:tc>
+          <w:tcPr>
+            <w:tcW w:type="dxa" w:w="1080"/>
+          </w:tcPr>
+          <w:p>
+            <w:r>
+              <w:t>(16/160.0°C/no base/Pr(NTf2)3/oxygen/10.1002/ejoc.202000229/2020/microwave)</w:t>
+            </w:r>
+          </w:p>
+        </w:tc>
+        <w:tc>
+          <w:tcPr>
+            <w:tcW w:type="dxa" w:w="1080"/>
+          </w:tcPr>
+          <w:p>
+            <w:r>
+              <w:t>(16/160.0°C/no base/Pr(NTf2)3/oxygen/10.1002/ejoc.202000229/2020/microwave)</w:t>
+            </w:r>
+          </w:p>
+        </w:tc>
+        <w:tc>
+          <w:tcPr>
+            <w:tcW w:type="dxa" w:w="1080"/>
+          </w:tcPr>
+          <w:p>
+            <w:r>
+              <w:t>(16/160.0°C/no base/Pr(NTf2)3/oxygen/10.1002/ejoc.202000229/2020/microwave)</w:t>
+            </w:r>
+          </w:p>
+        </w:tc>
+        <w:tc>
+          <w:tcPr>
+            <w:tcW w:type="dxa" w:w="1080"/>
+          </w:tcPr>
+          <w:p>
+            <w:r>
+              <w:t>(16/160.0°C/no base/Pr(NTf2)3/oxygen/10.1002/ejoc.202000229/2020/microwave)</w:t>
             </w:r>
           </w:p>
         </w:tc>
